--- a/doc/Using OIOSAML for Java.docx
+++ b/doc/Using OIOSAML for Java.docx
@@ -1,6 +1,6 @@
 
 <file path=word/document.xml><?xml version="1.0" encoding="utf-8"?>
-<w:document xmlns:wpc="http://schemas.microsoft.com/office/word/2010/wordprocessingCanvas" xmlns:cx="http://schemas.microsoft.com/office/drawing/2014/chartex" xmlns:cx1="http://schemas.microsoft.com/office/drawing/2015/9/8/chartex" xmlns:cx2="http://schemas.microsoft.com/office/drawing/2015/10/21/chartex" xmlns:cx3="http://schemas.microsoft.com/office/drawing/2016/5/9/chartex" xmlns:cx4="http://schemas.microsoft.com/office/drawing/2016/5/10/chartex" xmlns:cx5="http://schemas.microsoft.com/office/drawing/2016/5/11/chartex" xmlns:cx6="http://schemas.microsoft.com/office/drawing/2016/5/12/chartex" xmlns:cx7="http://schemas.microsoft.com/office/drawing/2016/5/13/chartex" xmlns:cx8="http://schemas.microsoft.com/office/drawing/2016/5/14/chartex" xmlns:mc="http://schemas.openxmlformats.org/markup-compatibility/2006" xmlns:aink="http://schemas.microsoft.com/office/drawing/2016/ink" xmlns:am3d="http://schemas.microsoft.com/office/drawing/2017/model3d" xmlns:o="urn:schemas-microsoft-com:office:office" xmlns:r="http://schemas.openxmlformats.org/officeDocument/2006/relationships" xmlns:m="http://schemas.openxmlformats.org/officeDocument/2006/math" xmlns:v="urn:schemas-microsoft-com:vml" xmlns:wp14="http://schemas.microsoft.com/office/word/2010/wordprocessingDrawing" xmlns:wp="http://schemas.openxmlformats.org/drawingml/2006/wordprocessingDrawing" xmlns:w10="urn:schemas-microsoft-com:office:word" xmlns:w="http://schemas.openxmlformats.org/wordprocessingml/2006/main" xmlns:w14="http://schemas.microsoft.com/office/word/2010/wordml" xmlns:w15="http://schemas.microsoft.com/office/word/2012/wordml" xmlns:w16cex="http://schemas.microsoft.com/office/word/2018/wordml/cex" xmlns:w16cid="http://schemas.microsoft.com/office/word/2016/wordml/cid" xmlns:w16="http://schemas.microsoft.com/office/word/2018/wordml" xmlns:w16sdtdh="http://schemas.microsoft.com/office/word/2020/wordml/sdtdatahash" xmlns:w16se="http://schemas.microsoft.com/office/word/2015/wordml/symex" xmlns:wpg="http://schemas.microsoft.com/office/word/2010/wordprocessingGroup" xmlns:wpi="http://schemas.microsoft.com/office/word/2010/wordprocessingInk" xmlns:wne="http://schemas.microsoft.com/office/word/2006/wordml" xmlns:wps="http://schemas.microsoft.com/office/word/2010/wordprocessingShape" mc:Ignorable="w14 w15 w16se w16cid w16 w16cex w16sdtdh wp14">
+<w:document xmlns:wpc="http://schemas.microsoft.com/office/word/2010/wordprocessingCanvas" xmlns:cx="http://schemas.microsoft.com/office/drawing/2014/chartex" xmlns:cx1="http://schemas.microsoft.com/office/drawing/2015/9/8/chartex" xmlns:cx2="http://schemas.microsoft.com/office/drawing/2015/10/21/chartex" xmlns:cx3="http://schemas.microsoft.com/office/drawing/2016/5/9/chartex" xmlns:cx4="http://schemas.microsoft.com/office/drawing/2016/5/10/chartex" xmlns:cx5="http://schemas.microsoft.com/office/drawing/2016/5/11/chartex" xmlns:cx6="http://schemas.microsoft.com/office/drawing/2016/5/12/chartex" xmlns:cx7="http://schemas.microsoft.com/office/drawing/2016/5/13/chartex" xmlns:cx8="http://schemas.microsoft.com/office/drawing/2016/5/14/chartex" xmlns:mc="http://schemas.openxmlformats.org/markup-compatibility/2006" xmlns:aink="http://schemas.microsoft.com/office/drawing/2016/ink" xmlns:am3d="http://schemas.microsoft.com/office/drawing/2017/model3d" xmlns:o="urn:schemas-microsoft-com:office:office" xmlns:oel="http://schemas.microsoft.com/office/2019/extlst" xmlns:r="http://schemas.openxmlformats.org/officeDocument/2006/relationships" xmlns:m="http://schemas.openxmlformats.org/officeDocument/2006/math" xmlns:v="urn:schemas-microsoft-com:vml" xmlns:wp14="http://schemas.microsoft.com/office/word/2010/wordprocessingDrawing" xmlns:wp="http://schemas.openxmlformats.org/drawingml/2006/wordprocessingDrawing" xmlns:w10="urn:schemas-microsoft-com:office:word" xmlns:w="http://schemas.openxmlformats.org/wordprocessingml/2006/main" xmlns:w14="http://schemas.microsoft.com/office/word/2010/wordml" xmlns:w15="http://schemas.microsoft.com/office/word/2012/wordml" xmlns:w16cex="http://schemas.microsoft.com/office/word/2018/wordml/cex" xmlns:w16cid="http://schemas.microsoft.com/office/word/2016/wordml/cid" xmlns:w16="http://schemas.microsoft.com/office/word/2018/wordml" xmlns:w16du="http://schemas.microsoft.com/office/word/2023/wordml/word16du" xmlns:w16sdtdh="http://schemas.microsoft.com/office/word/2020/wordml/sdtdatahash" xmlns:w16sdtfl="http://schemas.microsoft.com/office/word/2024/wordml/sdtformatlock" xmlns:w16se="http://schemas.microsoft.com/office/word/2015/wordml/symex" xmlns:wpg="http://schemas.microsoft.com/office/word/2010/wordprocessingGroup" xmlns:wpi="http://schemas.microsoft.com/office/word/2010/wordprocessingInk" xmlns:wne="http://schemas.microsoft.com/office/word/2006/wordml" xmlns:wps="http://schemas.microsoft.com/office/word/2010/wordprocessingShape" mc:Ignorable="w14 w15 w16se w16cid w16 w16cex w16sdtdh w16sdtfl w16du wp14">
   <w:body>
     <w:p>
       <w:pPr>
@@ -169,7 +169,7 @@
         <w:rPr>
           <w:lang w:val="en-US"/>
         </w:rPr>
-        <w:t>1</w:t>
+        <w:t>2</w:t>
       </w:r>
     </w:p>
     <w:p>
@@ -194,7 +194,6 @@
           <w:docPartUnique/>
         </w:docPartObj>
       </w:sdtPr>
-      <w:sdtEndPr/>
       <w:sdtContent>
         <w:bookmarkStart w:id="0" w:name="_Toc93916122" w:displacedByCustomXml="prev"/>
         <w:p>
@@ -2779,21 +2778,7 @@
         <w:rPr>
           <w:lang w:val="en-US"/>
         </w:rPr>
-        <w:t xml:space="preserve">SAML 3.0 profile and can generate </w:t>
-      </w:r>
-      <w:proofErr w:type="spellStart"/>
-      <w:r>
-        <w:rPr>
-          <w:lang w:val="en-US"/>
-        </w:rPr>
-        <w:t>AuthnRequests</w:t>
-      </w:r>
-      <w:proofErr w:type="spellEnd"/>
-      <w:r>
-        <w:rPr>
-          <w:lang w:val="en-US"/>
-        </w:rPr>
-        <w:t xml:space="preserve"> and perform validation on SAML Assertions according to this profile.</w:t>
+        <w:t>SAML 3.0 profile and can generate AuthnRequests and perform validation on SAML Assertions according to this profile.</w:t>
       </w:r>
     </w:p>
     <w:p>
@@ -2836,14 +2821,12 @@
           <w:lang w:val="en-US"/>
         </w:rPr>
       </w:pPr>
-      <w:proofErr w:type="spellStart"/>
       <w:r>
         <w:rPr>
           <w:lang w:val="en-US"/>
         </w:rPr>
         <w:t>dk.gov.oio.saml.servlet.DispatcherServlet</w:t>
       </w:r>
-      <w:proofErr w:type="spellEnd"/>
     </w:p>
     <w:p>
       <w:pPr>
@@ -2856,40 +2839,24 @@
           <w:lang w:val="en-US"/>
         </w:rPr>
       </w:pPr>
-      <w:proofErr w:type="spellStart"/>
       <w:r>
         <w:rPr>
           <w:lang w:val="en-US"/>
         </w:rPr>
         <w:t>dk.gov.oio.saml.filter.AuthenticatedFilter</w:t>
       </w:r>
-      <w:proofErr w:type="spellEnd"/>
-    </w:p>
-    <w:p>
-      <w:pPr>
-        <w:rPr>
-          <w:lang w:val="en-US"/>
-        </w:rPr>
-      </w:pPr>
-      <w:r>
-        <w:rPr>
-          <w:lang w:val="en-US"/>
-        </w:rPr>
-        <w:t>The first is a Servlet implementation, that must be exposed on /</w:t>
-      </w:r>
-      <w:proofErr w:type="spellStart"/>
-      <w:r>
-        <w:rPr>
-          <w:lang w:val="en-US"/>
-        </w:rPr>
-        <w:t>saml</w:t>
-      </w:r>
-      <w:proofErr w:type="spellEnd"/>
-      <w:r>
-        <w:rPr>
-          <w:lang w:val="en-US"/>
-        </w:rPr>
-        <w:t>/*, so it can manage all SAML related requests.</w:t>
+    </w:p>
+    <w:p>
+      <w:pPr>
+        <w:rPr>
+          <w:lang w:val="en-US"/>
+        </w:rPr>
+      </w:pPr>
+      <w:r>
+        <w:rPr>
+          <w:lang w:val="en-US"/>
+        </w:rPr>
+        <w:t>The first is a Servlet implementation, that must be exposed on /saml/*, so it can manage all SAML related requests.</w:t>
       </w:r>
     </w:p>
     <w:p>
@@ -2915,14 +2882,7 @@
         <w:rPr>
           <w:lang w:val="en-US"/>
         </w:rPr>
-        <w:t xml:space="preserve">The </w:t>
-      </w:r>
-      <w:proofErr w:type="spellStart"/>
-      <w:r>
-        <w:rPr>
-          <w:lang w:val="en-US"/>
-        </w:rPr>
-        <w:t>OIOSAML</w:t>
+        <w:t>The OIOSAML</w:t>
       </w:r>
       <w:r>
         <w:rPr>
@@ -2930,12 +2890,23 @@
         </w:rPr>
         <w:t>.Java</w:t>
       </w:r>
-      <w:proofErr w:type="spellEnd"/>
-      <w:r>
-        <w:rPr>
-          <w:lang w:val="en-US"/>
-        </w:rPr>
-        <w:t xml:space="preserve"> framework works with Java 8+.</w:t>
+      <w:r>
+        <w:rPr>
+          <w:lang w:val="en-US"/>
+        </w:rPr>
+        <w:t xml:space="preserve"> framework works with Java </w:t>
+      </w:r>
+      <w:r>
+        <w:rPr>
+          <w:lang w:val="en-US"/>
+        </w:rPr>
+        <w:t>11</w:t>
+      </w:r>
+      <w:r>
+        <w:rPr>
+          <w:lang w:val="en-US"/>
+        </w:rPr>
+        <w:t>+.</w:t>
       </w:r>
     </w:p>
     <w:p>
@@ -2977,7 +2948,31 @@
         <w:rPr>
           <w:lang w:val="en-US"/>
         </w:rPr>
-        <w:t>It is recommended to upgrade to version 3.0.1 when such a version becomes available.</w:t>
+        <w:t>It is recommended to upgrade to version 3.</w:t>
+      </w:r>
+      <w:r>
+        <w:rPr>
+          <w:lang w:val="en-US"/>
+        </w:rPr>
+        <w:t>2</w:t>
+      </w:r>
+      <w:r>
+        <w:rPr>
+          <w:lang w:val="en-US"/>
+        </w:rPr>
+        <w:t>.</w:t>
+      </w:r>
+      <w:r>
+        <w:rPr>
+          <w:lang w:val="en-US"/>
+        </w:rPr>
+        <w:t>2</w:t>
+      </w:r>
+      <w:r>
+        <w:rPr>
+          <w:lang w:val="en-US"/>
+        </w:rPr>
+        <w:t xml:space="preserve"> when such a version becomes available.</w:t>
       </w:r>
     </w:p>
     <w:p>
@@ -3006,35 +3001,7 @@
         <w:rPr>
           <w:lang w:val="en-US"/>
         </w:rPr>
-        <w:t xml:space="preserve">Both the </w:t>
-      </w:r>
-      <w:proofErr w:type="spellStart"/>
-      <w:r>
-        <w:rPr>
-          <w:lang w:val="en-US"/>
-        </w:rPr>
-        <w:t>DispatcherServlet</w:t>
-      </w:r>
-      <w:proofErr w:type="spellEnd"/>
-      <w:r>
-        <w:rPr>
-          <w:lang w:val="en-US"/>
-        </w:rPr>
-        <w:t xml:space="preserve"> and the </w:t>
-      </w:r>
-      <w:proofErr w:type="spellStart"/>
-      <w:r>
-        <w:rPr>
-          <w:lang w:val="en-US"/>
-        </w:rPr>
-        <w:t>AuthenticatedFilter</w:t>
-      </w:r>
-      <w:proofErr w:type="spellEnd"/>
-      <w:r>
-        <w:rPr>
-          <w:lang w:val="en-US"/>
-        </w:rPr>
-        <w:t xml:space="preserve"> requires some minimum configuration before they can be used. The full configuration of both classes is described in further chapters in this document, but for quick setup, the following is the only required settings</w:t>
+        <w:t>Both the DispatcherServlet and the AuthenticatedFilter requires some minimum configuration before they can be used. The full configuration of both classes is described in further chapters in this document, but for quick setup, the following is the only required settings</w:t>
       </w:r>
     </w:p>
     <w:p>
@@ -3049,43 +3016,21 @@
         <w:rPr>
           <w:lang w:val="en-US"/>
         </w:rPr>
-        <w:t xml:space="preserve">2.1 </w:t>
-      </w:r>
-      <w:proofErr w:type="spellStart"/>
-      <w:r>
-        <w:rPr>
-          <w:lang w:val="en-US"/>
-        </w:rPr>
-        <w:t>DispatcherServlet</w:t>
+        <w:t>2.1 DispatcherServlet</w:t>
       </w:r>
       <w:bookmarkEnd w:id="5"/>
-      <w:proofErr w:type="spellEnd"/>
-    </w:p>
-    <w:p>
-      <w:pPr>
-        <w:rPr>
-          <w:lang w:val="en-US"/>
-        </w:rPr>
-      </w:pPr>
-      <w:r>
-        <w:rPr>
-          <w:lang w:val="en-US"/>
-        </w:rPr>
-        <w:t xml:space="preserve">The </w:t>
-      </w:r>
-      <w:proofErr w:type="spellStart"/>
-      <w:r>
-        <w:rPr>
-          <w:lang w:val="en-US"/>
-        </w:rPr>
-        <w:t>DispatcherServlet</w:t>
-      </w:r>
-      <w:proofErr w:type="spellEnd"/>
-      <w:r>
-        <w:rPr>
-          <w:lang w:val="en-US"/>
-        </w:rPr>
-        <w:t xml:space="preserve"> must be configured with the following information before it can be used</w:t>
+    </w:p>
+    <w:p>
+      <w:pPr>
+        <w:rPr>
+          <w:lang w:val="en-US"/>
+        </w:rPr>
+      </w:pPr>
+      <w:r>
+        <w:rPr>
+          <w:lang w:val="en-US"/>
+        </w:rPr>
+        <w:t>The DispatcherServlet must be configured with the following information before it can be used</w:t>
       </w:r>
     </w:p>
     <w:p>
@@ -3103,14 +3048,7 @@
         <w:rPr>
           <w:lang w:val="en-US"/>
         </w:rPr>
-        <w:t xml:space="preserve">KeyStore configuration, used for signing </w:t>
-      </w:r>
-      <w:proofErr w:type="spellStart"/>
-      <w:r>
-        <w:rPr>
-          <w:lang w:val="en-US"/>
-        </w:rPr>
-        <w:t>Auth</w:t>
+        <w:t>KeyStore configuration, used for signing Auth</w:t>
       </w:r>
       <w:r>
         <w:rPr>
@@ -3122,14 +3060,7 @@
         <w:rPr>
           <w:lang w:val="en-US"/>
         </w:rPr>
-        <w:t>Requests</w:t>
-      </w:r>
-      <w:proofErr w:type="spellEnd"/>
-      <w:r>
-        <w:rPr>
-          <w:lang w:val="en-US"/>
-        </w:rPr>
-        <w:t xml:space="preserve"> and decrypting SAML responses</w:t>
+        <w:t>Requests and decrypting SAML responses</w:t>
       </w:r>
     </w:p>
     <w:p>
@@ -3147,21 +3078,7 @@
         <w:rPr>
           <w:lang w:val="en-US"/>
         </w:rPr>
-        <w:t xml:space="preserve">SAML </w:t>
-      </w:r>
-      <w:proofErr w:type="spellStart"/>
-      <w:r>
-        <w:rPr>
-          <w:lang w:val="en-US"/>
-        </w:rPr>
-        <w:t>EntityID</w:t>
-      </w:r>
-      <w:proofErr w:type="spellEnd"/>
-      <w:r>
-        <w:rPr>
-          <w:lang w:val="en-US"/>
-        </w:rPr>
-        <w:t xml:space="preserve"> for the application</w:t>
+        <w:t>SAML EntityID for the application</w:t>
       </w:r>
     </w:p>
     <w:p>
@@ -3175,19 +3092,11 @@
           <w:lang w:val="en-US"/>
         </w:rPr>
       </w:pPr>
-      <w:proofErr w:type="spellStart"/>
-      <w:r>
-        <w:rPr>
-          <w:lang w:val="en-US"/>
-        </w:rPr>
-        <w:t>BaseURL</w:t>
-      </w:r>
-      <w:proofErr w:type="spellEnd"/>
-      <w:r>
-        <w:rPr>
-          <w:lang w:val="en-US"/>
-        </w:rPr>
-        <w:t xml:space="preserve"> to be used for SAML metadata generation</w:t>
+      <w:r>
+        <w:rPr>
+          <w:lang w:val="en-US"/>
+        </w:rPr>
+        <w:t>BaseURL to be used for SAML metadata generation</w:t>
       </w:r>
     </w:p>
     <w:p>
@@ -3218,21 +3127,7 @@
         <w:rPr>
           <w:lang w:val="en-US"/>
         </w:rPr>
-        <w:t xml:space="preserve">With these settings in place, the </w:t>
-      </w:r>
-      <w:proofErr w:type="spellStart"/>
-      <w:r>
-        <w:rPr>
-          <w:lang w:val="en-US"/>
-        </w:rPr>
-        <w:t>DispatcherServlet</w:t>
-      </w:r>
-      <w:proofErr w:type="spellEnd"/>
-      <w:r>
-        <w:rPr>
-          <w:lang w:val="en-US"/>
-        </w:rPr>
-        <w:t xml:space="preserve"> will function. More configuration is possible, as documented in the following chapters.</w:t>
+        <w:t>With these settings in place, the DispatcherServlet will function. More configuration is possible, as documented in the following chapters.</w:t>
       </w:r>
     </w:p>
     <w:p>
@@ -3247,43 +3142,21 @@
         <w:rPr>
           <w:lang w:val="en-US"/>
         </w:rPr>
-        <w:t xml:space="preserve">2.2 </w:t>
-      </w:r>
-      <w:proofErr w:type="spellStart"/>
-      <w:r>
-        <w:rPr>
-          <w:lang w:val="en-US"/>
-        </w:rPr>
-        <w:t>AuthenticatedFilter</w:t>
+        <w:t>2.2 AuthenticatedFilter</w:t>
       </w:r>
       <w:bookmarkEnd w:id="6"/>
-      <w:proofErr w:type="spellEnd"/>
-    </w:p>
-    <w:p>
-      <w:pPr>
-        <w:rPr>
-          <w:lang w:val="en-US"/>
-        </w:rPr>
-      </w:pPr>
-      <w:r>
-        <w:rPr>
-          <w:lang w:val="en-US"/>
-        </w:rPr>
-        <w:t xml:space="preserve">The </w:t>
-      </w:r>
-      <w:proofErr w:type="spellStart"/>
-      <w:r>
-        <w:rPr>
-          <w:lang w:val="en-US"/>
-        </w:rPr>
-        <w:t>AuthenticatedFilter</w:t>
-      </w:r>
-      <w:proofErr w:type="spellEnd"/>
-      <w:r>
-        <w:rPr>
-          <w:lang w:val="en-US"/>
-        </w:rPr>
-        <w:t xml:space="preserve"> have no mandatory configuration settings. If not configured, it will use the default settings as documented in the following chapters.</w:t>
+    </w:p>
+    <w:p>
+      <w:pPr>
+        <w:rPr>
+          <w:lang w:val="en-US"/>
+        </w:rPr>
+      </w:pPr>
+      <w:r>
+        <w:rPr>
+          <w:lang w:val="en-US"/>
+        </w:rPr>
+        <w:t>The AuthenticatedFilter have no mandatory configuration settings. If not configured, it will use the default settings as documented in the following chapters.</w:t>
       </w:r>
     </w:p>
     <w:p>
@@ -3313,55 +3186,20 @@
         <w:rPr>
           <w:lang w:val="en-US"/>
         </w:rPr>
-        <w:t xml:space="preserve">All configuration is done through the Servlet and Filter classes, and the configuration is supplied through the </w:t>
-      </w:r>
-      <w:proofErr w:type="spellStart"/>
-      <w:r>
-        <w:rPr>
-          <w:lang w:val="en-US"/>
-        </w:rPr>
-        <w:t>FilterConfig</w:t>
-      </w:r>
-      <w:proofErr w:type="spellEnd"/>
-      <w:r>
-        <w:rPr>
-          <w:lang w:val="en-US"/>
-        </w:rPr>
-        <w:t xml:space="preserve"> and </w:t>
-      </w:r>
-      <w:proofErr w:type="spellStart"/>
-      <w:r>
-        <w:rPr>
-          <w:lang w:val="en-US"/>
-        </w:rPr>
-        <w:t>ServletConfig</w:t>
-      </w:r>
-      <w:proofErr w:type="spellEnd"/>
-      <w:r>
-        <w:rPr>
-          <w:lang w:val="en-US"/>
-        </w:rPr>
-        <w:t xml:space="preserve"> classes, supplied when creating a Servlet or Filter in Java.</w:t>
-      </w:r>
-    </w:p>
-    <w:p>
-      <w:pPr>
-        <w:rPr>
-          <w:lang w:val="en-US"/>
-        </w:rPr>
-      </w:pPr>
-      <w:r>
-        <w:rPr>
-          <w:lang w:val="en-US"/>
-        </w:rPr>
-        <w:t xml:space="preserve">How this is done, depends on the specific application framework used together with </w:t>
-      </w:r>
-      <w:proofErr w:type="spellStart"/>
-      <w:r>
-        <w:rPr>
-          <w:lang w:val="en-US"/>
-        </w:rPr>
-        <w:t>OIOSAML.</w:t>
+        <w:t>All configuration is done through the Servlet and Filter classes, and the configuration is supplied through the FilterConfig and ServletConfig classes, supplied when creating a Servlet or Filter in Java.</w:t>
+      </w:r>
+    </w:p>
+    <w:p>
+      <w:pPr>
+        <w:rPr>
+          <w:lang w:val="en-US"/>
+        </w:rPr>
+      </w:pPr>
+      <w:r>
+        <w:rPr>
+          <w:lang w:val="en-US"/>
+        </w:rPr>
+        <w:t>How this is done, depends on the specific application framework used together with OIOSAML.</w:t>
       </w:r>
       <w:r>
         <w:rPr>
@@ -3373,14 +3211,7 @@
         <w:rPr>
           <w:lang w:val="en-US"/>
         </w:rPr>
-        <w:t>ava</w:t>
-      </w:r>
-      <w:proofErr w:type="spellEnd"/>
-      <w:r>
-        <w:rPr>
-          <w:lang w:val="en-US"/>
-        </w:rPr>
-        <w:t>, but the most common way is to configure Servlets and Filters through a web.xml deployment file, as shown below</w:t>
+        <w:t>ava, but the most common way is to configure Servlets and Filters through a web.xml deployment file, as shown below</w:t>
       </w:r>
     </w:p>
     <w:p>
@@ -3422,35 +3253,7 @@
         <w:rPr>
           <w:lang w:val="en-US"/>
         </w:rPr>
-        <w:t xml:space="preserve">The </w:t>
-      </w:r>
-      <w:proofErr w:type="spellStart"/>
-      <w:r>
-        <w:rPr>
-          <w:lang w:val="en-US"/>
-        </w:rPr>
-        <w:t>DispatcherServlet</w:t>
-      </w:r>
-      <w:proofErr w:type="spellEnd"/>
-      <w:r>
-        <w:rPr>
-          <w:lang w:val="en-US"/>
-        </w:rPr>
-        <w:t xml:space="preserve"> can be configured in the following way (see the chapter with configuration parameters below for which keys and values can be used in the </w:t>
-      </w:r>
-      <w:proofErr w:type="spellStart"/>
-      <w:r>
-        <w:rPr>
-          <w:lang w:val="en-US"/>
-        </w:rPr>
-        <w:t>init</w:t>
-      </w:r>
-      <w:proofErr w:type="spellEnd"/>
-      <w:r>
-        <w:rPr>
-          <w:lang w:val="en-US"/>
-        </w:rPr>
-        <w:t>-param sections)</w:t>
+        <w:t>The DispatcherServlet can be configured in the following way (see the chapter with configuration parameters below for which keys and values can be used in the init-param sections)</w:t>
       </w:r>
     </w:p>
     <w:p>
@@ -3482,23 +3285,7 @@
           <w:rFonts w:ascii="Courier New" w:hAnsi="Courier New" w:cs="Courier New"/>
           <w:lang w:val="en-US"/>
         </w:rPr>
-        <w:t xml:space="preserve">        &lt;servlet-name&gt;</w:t>
-      </w:r>
-      <w:proofErr w:type="spellStart"/>
-      <w:r>
-        <w:rPr>
-          <w:rFonts w:ascii="Courier New" w:hAnsi="Courier New" w:cs="Courier New"/>
-          <w:lang w:val="en-US"/>
-        </w:rPr>
-        <w:t>DispatcherServlet</w:t>
-      </w:r>
-      <w:proofErr w:type="spellEnd"/>
-      <w:r>
-        <w:rPr>
-          <w:rFonts w:ascii="Courier New" w:hAnsi="Courier New" w:cs="Courier New"/>
-          <w:lang w:val="en-US"/>
-        </w:rPr>
-        <w:t>&lt;/servlet-name&gt;</w:t>
+        <w:t xml:space="preserve">        &lt;servlet-name&gt;DispatcherServlet&lt;/servlet-name&gt;</w:t>
       </w:r>
     </w:p>
     <w:p>
@@ -3530,17 +3317,8 @@
           <w:rFonts w:ascii="Courier New" w:hAnsi="Courier New" w:cs="Courier New"/>
           <w:lang w:val="en-US"/>
         </w:rPr>
-        <w:t xml:space="preserve">            </w:t>
-      </w:r>
-      <w:proofErr w:type="spellStart"/>
-      <w:r>
-        <w:rPr>
-          <w:rFonts w:ascii="Courier New" w:hAnsi="Courier New" w:cs="Courier New"/>
-          <w:lang w:val="en-US"/>
-        </w:rPr>
-        <w:t>dk.gov.oio.saml.servlet.DispatcherServlet</w:t>
-      </w:r>
-      <w:proofErr w:type="spellEnd"/>
+        <w:t xml:space="preserve">            dk.gov.oio.saml.servlet.DispatcherServlet</w:t>
+      </w:r>
     </w:p>
     <w:p>
       <w:pPr>
@@ -3580,23 +3358,7 @@
           <w:rFonts w:ascii="Courier New" w:hAnsi="Courier New" w:cs="Courier New"/>
           <w:lang w:val="en-US"/>
         </w:rPr>
-        <w:t xml:space="preserve">        &lt;</w:t>
-      </w:r>
-      <w:proofErr w:type="spellStart"/>
-      <w:r>
-        <w:rPr>
-          <w:rFonts w:ascii="Courier New" w:hAnsi="Courier New" w:cs="Courier New"/>
-          <w:lang w:val="en-US"/>
-        </w:rPr>
-        <w:t>init</w:t>
-      </w:r>
-      <w:proofErr w:type="spellEnd"/>
-      <w:r>
-        <w:rPr>
-          <w:rFonts w:ascii="Courier New" w:hAnsi="Courier New" w:cs="Courier New"/>
-          <w:lang w:val="en-US"/>
-        </w:rPr>
-        <w:t>-param&gt;</w:t>
+        <w:t xml:space="preserve">        &lt;init-param&gt;</w:t>
       </w:r>
     </w:p>
     <w:p>
@@ -3644,23 +3406,7 @@
           <w:rFonts w:ascii="Courier New" w:hAnsi="Courier New" w:cs="Courier New"/>
           <w:lang w:val="en-US"/>
         </w:rPr>
-        <w:t xml:space="preserve">        &lt;/</w:t>
-      </w:r>
-      <w:proofErr w:type="spellStart"/>
-      <w:r>
-        <w:rPr>
-          <w:rFonts w:ascii="Courier New" w:hAnsi="Courier New" w:cs="Courier New"/>
-          <w:lang w:val="en-US"/>
-        </w:rPr>
-        <w:t>init</w:t>
-      </w:r>
-      <w:proofErr w:type="spellEnd"/>
-      <w:r>
-        <w:rPr>
-          <w:rFonts w:ascii="Courier New" w:hAnsi="Courier New" w:cs="Courier New"/>
-          <w:lang w:val="en-US"/>
-        </w:rPr>
-        <w:t>-param&gt;</w:t>
+        <w:t xml:space="preserve">        &lt;/init-param&gt;</w:t>
       </w:r>
     </w:p>
     <w:p>
@@ -3685,23 +3431,7 @@
           <w:rFonts w:ascii="Courier New" w:hAnsi="Courier New" w:cs="Courier New"/>
           <w:lang w:val="en-US"/>
         </w:rPr>
-        <w:t xml:space="preserve">        &lt;</w:t>
-      </w:r>
-      <w:proofErr w:type="spellStart"/>
-      <w:r>
-        <w:rPr>
-          <w:rFonts w:ascii="Courier New" w:hAnsi="Courier New" w:cs="Courier New"/>
-          <w:lang w:val="en-US"/>
-        </w:rPr>
-        <w:t>init</w:t>
-      </w:r>
-      <w:proofErr w:type="spellEnd"/>
-      <w:r>
-        <w:rPr>
-          <w:rFonts w:ascii="Courier New" w:hAnsi="Courier New" w:cs="Courier New"/>
-          <w:lang w:val="en-US"/>
-        </w:rPr>
-        <w:t>-param&gt;</w:t>
+        <w:t xml:space="preserve">        &lt;init-param&gt;</w:t>
       </w:r>
     </w:p>
     <w:p>
@@ -3756,23 +3486,32 @@
           <w:rFonts w:ascii="Courier New" w:hAnsi="Courier New" w:cs="Courier New"/>
           <w:lang w:val="da-DK"/>
         </w:rPr>
-        <w:t>&lt;/</w:t>
-      </w:r>
-      <w:proofErr w:type="spellStart"/>
-      <w:r>
+        <w:t>&lt;/init-param&gt;</w:t>
+      </w:r>
+    </w:p>
+    <w:p>
+      <w:pPr>
+        <w:spacing w:after="40"/>
         <w:rPr>
           <w:rFonts w:ascii="Courier New" w:hAnsi="Courier New" w:cs="Courier New"/>
           <w:lang w:val="da-DK"/>
         </w:rPr>
-        <w:t>init-param</w:t>
-      </w:r>
-      <w:proofErr w:type="spellEnd"/>
-      <w:r>
+      </w:pPr>
+    </w:p>
+    <w:p>
+      <w:pPr>
+        <w:spacing w:after="40"/>
         <w:rPr>
           <w:rFonts w:ascii="Courier New" w:hAnsi="Courier New" w:cs="Courier New"/>
           <w:lang w:val="da-DK"/>
         </w:rPr>
-        <w:t>&gt;</w:t>
+      </w:pPr>
+      <w:r>
+        <w:rPr>
+          <w:rFonts w:ascii="Courier New" w:hAnsi="Courier New" w:cs="Courier New"/>
+          <w:lang w:val="da-DK"/>
+        </w:rPr>
+        <w:t xml:space="preserve">        &lt;init-param&gt;</w:t>
       </w:r>
     </w:p>
     <w:p>
@@ -3783,37 +3522,35 @@
           <w:lang w:val="da-DK"/>
         </w:rPr>
       </w:pPr>
+      <w:r>
+        <w:rPr>
+          <w:rFonts w:ascii="Courier New" w:hAnsi="Courier New" w:cs="Courier New"/>
+          <w:lang w:val="da-DK"/>
+        </w:rPr>
+        <w:t xml:space="preserve">            … etc …</w:t>
+      </w:r>
     </w:p>
     <w:p>
       <w:pPr>
         <w:spacing w:after="40"/>
         <w:rPr>
           <w:rFonts w:ascii="Courier New" w:hAnsi="Courier New" w:cs="Courier New"/>
+          <w:lang w:val="en-US"/>
+        </w:rPr>
+      </w:pPr>
+      <w:r>
+        <w:rPr>
+          <w:rFonts w:ascii="Courier New" w:hAnsi="Courier New" w:cs="Courier New"/>
           <w:lang w:val="da-DK"/>
         </w:rPr>
-      </w:pPr>
-      <w:r>
-        <w:rPr>
-          <w:rFonts w:ascii="Courier New" w:hAnsi="Courier New" w:cs="Courier New"/>
-          <w:lang w:val="da-DK"/>
-        </w:rPr>
-        <w:t xml:space="preserve">        &lt;</w:t>
-      </w:r>
-      <w:proofErr w:type="spellStart"/>
-      <w:r>
-        <w:rPr>
-          <w:rFonts w:ascii="Courier New" w:hAnsi="Courier New" w:cs="Courier New"/>
-          <w:lang w:val="da-DK"/>
-        </w:rPr>
-        <w:t>init-param</w:t>
-      </w:r>
-      <w:proofErr w:type="spellEnd"/>
-      <w:r>
-        <w:rPr>
-          <w:rFonts w:ascii="Courier New" w:hAnsi="Courier New" w:cs="Courier New"/>
-          <w:lang w:val="da-DK"/>
-        </w:rPr>
-        <w:t>&gt;</w:t>
+        <w:t xml:space="preserve">        </w:t>
+      </w:r>
+      <w:r>
+        <w:rPr>
+          <w:rFonts w:ascii="Courier New" w:hAnsi="Courier New" w:cs="Courier New"/>
+          <w:lang w:val="en-US"/>
+        </w:rPr>
+        <w:t>&lt;/init-param&gt;</w:t>
       </w:r>
     </w:p>
     <w:p>
@@ -3821,32 +3558,9 @@
         <w:spacing w:after="40"/>
         <w:rPr>
           <w:rFonts w:ascii="Courier New" w:hAnsi="Courier New" w:cs="Courier New"/>
-          <w:lang w:val="da-DK"/>
-        </w:rPr>
-      </w:pPr>
-      <w:r>
-        <w:rPr>
-          <w:rFonts w:ascii="Courier New" w:hAnsi="Courier New" w:cs="Courier New"/>
-          <w:lang w:val="da-DK"/>
-        </w:rPr>
-        <w:t xml:space="preserve">            … </w:t>
-      </w:r>
-      <w:proofErr w:type="spellStart"/>
-      <w:r>
-        <w:rPr>
-          <w:rFonts w:ascii="Courier New" w:hAnsi="Courier New" w:cs="Courier New"/>
-          <w:lang w:val="da-DK"/>
-        </w:rPr>
-        <w:t>etc</w:t>
-      </w:r>
-      <w:proofErr w:type="spellEnd"/>
-      <w:r>
-        <w:rPr>
-          <w:rFonts w:ascii="Courier New" w:hAnsi="Courier New" w:cs="Courier New"/>
-          <w:lang w:val="da-DK"/>
-        </w:rPr>
-        <w:t xml:space="preserve"> …</w:t>
-      </w:r>
+          <w:lang w:val="en-US"/>
+        </w:rPr>
+      </w:pPr>
     </w:p>
     <w:p>
       <w:pPr>
@@ -3859,32 +3573,37 @@
       <w:r>
         <w:rPr>
           <w:rFonts w:ascii="Courier New" w:hAnsi="Courier New" w:cs="Courier New"/>
-          <w:lang w:val="da-DK"/>
-        </w:rPr>
-        <w:t xml:space="preserve">        </w:t>
-      </w:r>
-      <w:r>
-        <w:rPr>
-          <w:rFonts w:ascii="Courier New" w:hAnsi="Courier New" w:cs="Courier New"/>
-          <w:lang w:val="en-US"/>
-        </w:rPr>
-        <w:t>&lt;/</w:t>
-      </w:r>
-      <w:proofErr w:type="spellStart"/>
-      <w:r>
-        <w:rPr>
-          <w:rFonts w:ascii="Courier New" w:hAnsi="Courier New" w:cs="Courier New"/>
-          <w:lang w:val="en-US"/>
-        </w:rPr>
-        <w:t>init</w:t>
-      </w:r>
-      <w:proofErr w:type="spellEnd"/>
-      <w:r>
-        <w:rPr>
-          <w:rFonts w:ascii="Courier New" w:hAnsi="Courier New" w:cs="Courier New"/>
-          <w:lang w:val="en-US"/>
-        </w:rPr>
-        <w:t>-param&gt;</w:t>
+          <w:lang w:val="en-US"/>
+        </w:rPr>
+        <w:t xml:space="preserve">        &lt;load-on-startup&gt;1&lt;/load-on-startup&gt;</w:t>
+      </w:r>
+    </w:p>
+    <w:p>
+      <w:pPr>
+        <w:rPr>
+          <w:rFonts w:ascii="Courier New" w:hAnsi="Courier New" w:cs="Courier New"/>
+          <w:lang w:val="en-US"/>
+        </w:rPr>
+      </w:pPr>
+      <w:r>
+        <w:rPr>
+          <w:rFonts w:ascii="Courier New" w:hAnsi="Courier New" w:cs="Courier New"/>
+          <w:lang w:val="en-US"/>
+        </w:rPr>
+        <w:t xml:space="preserve">    &lt;/servlet&gt;</w:t>
+      </w:r>
+    </w:p>
+    <w:p>
+      <w:pPr>
+        <w:rPr>
+          <w:lang w:val="en-US"/>
+        </w:rPr>
+      </w:pPr>
+      <w:r>
+        <w:rPr>
+          <w:lang w:val="en-US"/>
+        </w:rPr>
+        <w:t>And then deployed with the following section</w:t>
       </w:r>
     </w:p>
     <w:p>
@@ -3895,6 +3614,13 @@
           <w:lang w:val="en-US"/>
         </w:rPr>
       </w:pPr>
+      <w:r>
+        <w:rPr>
+          <w:rFonts w:ascii="Courier New" w:hAnsi="Courier New" w:cs="Courier New"/>
+          <w:lang w:val="en-US"/>
+        </w:rPr>
+        <w:t xml:space="preserve">    &lt;servlet-mapping&gt;</w:t>
+      </w:r>
     </w:p>
     <w:p>
       <w:pPr>
@@ -3909,35 +3635,7 @@
           <w:rFonts w:ascii="Courier New" w:hAnsi="Courier New" w:cs="Courier New"/>
           <w:lang w:val="en-US"/>
         </w:rPr>
-        <w:t xml:space="preserve">        &lt;load-on-startup&gt;1&lt;/load-on-startup&gt;</w:t>
-      </w:r>
-    </w:p>
-    <w:p>
-      <w:pPr>
-        <w:rPr>
-          <w:rFonts w:ascii="Courier New" w:hAnsi="Courier New" w:cs="Courier New"/>
-          <w:lang w:val="en-US"/>
-        </w:rPr>
-      </w:pPr>
-      <w:r>
-        <w:rPr>
-          <w:rFonts w:ascii="Courier New" w:hAnsi="Courier New" w:cs="Courier New"/>
-          <w:lang w:val="en-US"/>
-        </w:rPr>
-        <w:t xml:space="preserve">    &lt;/servlet&gt;</w:t>
-      </w:r>
-    </w:p>
-    <w:p>
-      <w:pPr>
-        <w:rPr>
-          <w:lang w:val="en-US"/>
-        </w:rPr>
-      </w:pPr>
-      <w:r>
-        <w:rPr>
-          <w:lang w:val="en-US"/>
-        </w:rPr>
-        <w:t>And then deployed with the following section</w:t>
+        <w:t xml:space="preserve">        &lt;servlet-name&gt;DispatcherServlet&lt;/servlet-name&gt;</w:t>
       </w:r>
     </w:p>
     <w:p>
@@ -3953,8 +3651,50 @@
           <w:rFonts w:ascii="Courier New" w:hAnsi="Courier New" w:cs="Courier New"/>
           <w:lang w:val="en-US"/>
         </w:rPr>
-        <w:t xml:space="preserve">    &lt;servlet-mapping&gt;</w:t>
-      </w:r>
+        <w:t xml:space="preserve">        &lt;url-pattern&gt;/saml/*&lt;/url-pattern&gt;</w:t>
+      </w:r>
+    </w:p>
+    <w:p>
+      <w:pPr>
+        <w:rPr>
+          <w:rFonts w:ascii="Courier New" w:hAnsi="Courier New" w:cs="Courier New"/>
+          <w:lang w:val="en-US"/>
+        </w:rPr>
+      </w:pPr>
+      <w:r>
+        <w:rPr>
+          <w:rFonts w:ascii="Courier New" w:hAnsi="Courier New" w:cs="Courier New"/>
+          <w:lang w:val="en-US"/>
+        </w:rPr>
+        <w:t xml:space="preserve">    &lt;/servlet-mapping&gt;</w:t>
+      </w:r>
+    </w:p>
+    <w:p>
+      <w:pPr>
+        <w:rPr>
+          <w:lang w:val="en-US"/>
+        </w:rPr>
+      </w:pPr>
+    </w:p>
+    <w:p>
+      <w:pPr>
+        <w:rPr>
+          <w:lang w:val="en-US"/>
+        </w:rPr>
+      </w:pPr>
+      <w:r>
+        <w:rPr>
+          <w:lang w:val="en-US"/>
+        </w:rPr>
+        <w:t>Similarly, the AuthenticatedFilter can be configured and deployed like this</w:t>
+      </w:r>
+    </w:p>
+    <w:p>
+      <w:pPr>
+        <w:rPr>
+          <w:lang w:val="en-US"/>
+        </w:rPr>
+      </w:pPr>
     </w:p>
     <w:p>
       <w:pPr>
@@ -3969,23 +3709,7 @@
           <w:rFonts w:ascii="Courier New" w:hAnsi="Courier New" w:cs="Courier New"/>
           <w:lang w:val="en-US"/>
         </w:rPr>
-        <w:t xml:space="preserve">        &lt;servlet-name&gt;</w:t>
-      </w:r>
-      <w:proofErr w:type="spellStart"/>
-      <w:r>
-        <w:rPr>
-          <w:rFonts w:ascii="Courier New" w:hAnsi="Courier New" w:cs="Courier New"/>
-          <w:lang w:val="en-US"/>
-        </w:rPr>
-        <w:t>DispatcherServlet</w:t>
-      </w:r>
-      <w:proofErr w:type="spellEnd"/>
-      <w:r>
-        <w:rPr>
-          <w:rFonts w:ascii="Courier New" w:hAnsi="Courier New" w:cs="Courier New"/>
-          <w:lang w:val="en-US"/>
-        </w:rPr>
-        <w:t>&lt;/servlet-name&gt;</w:t>
+        <w:t xml:space="preserve">    &lt;filter&gt;</w:t>
       </w:r>
     </w:p>
     <w:p>
@@ -4001,112 +3725,8 @@
           <w:rFonts w:ascii="Courier New" w:hAnsi="Courier New" w:cs="Courier New"/>
           <w:lang w:val="en-US"/>
         </w:rPr>
-        <w:t xml:space="preserve">        &lt;</w:t>
-      </w:r>
-      <w:proofErr w:type="spellStart"/>
-      <w:r>
-        <w:rPr>
-          <w:rFonts w:ascii="Courier New" w:hAnsi="Courier New" w:cs="Courier New"/>
-          <w:lang w:val="en-US"/>
-        </w:rPr>
-        <w:t>url</w:t>
-      </w:r>
-      <w:proofErr w:type="spellEnd"/>
-      <w:r>
-        <w:rPr>
-          <w:rFonts w:ascii="Courier New" w:hAnsi="Courier New" w:cs="Courier New"/>
-          <w:lang w:val="en-US"/>
-        </w:rPr>
-        <w:t>-pattern&gt;/</w:t>
-      </w:r>
-      <w:proofErr w:type="spellStart"/>
-      <w:r>
-        <w:rPr>
-          <w:rFonts w:ascii="Courier New" w:hAnsi="Courier New" w:cs="Courier New"/>
-          <w:lang w:val="en-US"/>
-        </w:rPr>
-        <w:t>saml</w:t>
-      </w:r>
-      <w:proofErr w:type="spellEnd"/>
-      <w:r>
-        <w:rPr>
-          <w:rFonts w:ascii="Courier New" w:hAnsi="Courier New" w:cs="Courier New"/>
-          <w:lang w:val="en-US"/>
-        </w:rPr>
-        <w:t>/*&lt;/</w:t>
-      </w:r>
-      <w:proofErr w:type="spellStart"/>
-      <w:r>
-        <w:rPr>
-          <w:rFonts w:ascii="Courier New" w:hAnsi="Courier New" w:cs="Courier New"/>
-          <w:lang w:val="en-US"/>
-        </w:rPr>
-        <w:t>url</w:t>
-      </w:r>
-      <w:proofErr w:type="spellEnd"/>
-      <w:r>
-        <w:rPr>
-          <w:rFonts w:ascii="Courier New" w:hAnsi="Courier New" w:cs="Courier New"/>
-          <w:lang w:val="en-US"/>
-        </w:rPr>
-        <w:t>-pattern&gt;</w:t>
-      </w:r>
-    </w:p>
-    <w:p>
-      <w:pPr>
-        <w:rPr>
-          <w:rFonts w:ascii="Courier New" w:hAnsi="Courier New" w:cs="Courier New"/>
-          <w:lang w:val="en-US"/>
-        </w:rPr>
-      </w:pPr>
-      <w:r>
-        <w:rPr>
-          <w:rFonts w:ascii="Courier New" w:hAnsi="Courier New" w:cs="Courier New"/>
-          <w:lang w:val="en-US"/>
-        </w:rPr>
-        <w:t xml:space="preserve">    &lt;/servlet-mapping&gt;</w:t>
-      </w:r>
-    </w:p>
-    <w:p>
-      <w:pPr>
-        <w:rPr>
-          <w:lang w:val="en-US"/>
-        </w:rPr>
-      </w:pPr>
-    </w:p>
-    <w:p>
-      <w:pPr>
-        <w:rPr>
-          <w:lang w:val="en-US"/>
-        </w:rPr>
-      </w:pPr>
-      <w:r>
-        <w:rPr>
-          <w:lang w:val="en-US"/>
-        </w:rPr>
-        <w:t xml:space="preserve">Similarly, the </w:t>
-      </w:r>
-      <w:proofErr w:type="spellStart"/>
-      <w:r>
-        <w:rPr>
-          <w:lang w:val="en-US"/>
-        </w:rPr>
-        <w:t>AuthenticatedFilter</w:t>
-      </w:r>
-      <w:proofErr w:type="spellEnd"/>
-      <w:r>
-        <w:rPr>
-          <w:lang w:val="en-US"/>
-        </w:rPr>
-        <w:t xml:space="preserve"> can be configured and deployed like this</w:t>
-      </w:r>
-    </w:p>
-    <w:p>
-      <w:pPr>
-        <w:rPr>
-          <w:lang w:val="en-US"/>
-        </w:rPr>
-      </w:pPr>
+        <w:t xml:space="preserve">        &lt;filter-name&gt; AuthenticatedFilter &lt;/filter-name&gt;</w:t>
+      </w:r>
     </w:p>
     <w:p>
       <w:pPr>
@@ -4121,7 +3741,7 @@
           <w:rFonts w:ascii="Courier New" w:hAnsi="Courier New" w:cs="Courier New"/>
           <w:lang w:val="en-US"/>
         </w:rPr>
-        <w:t xml:space="preserve">    &lt;filter&gt;</w:t>
+        <w:t xml:space="preserve">        &lt;filter-class&gt;</w:t>
       </w:r>
     </w:p>
     <w:p>
@@ -4137,23 +3757,7 @@
           <w:rFonts w:ascii="Courier New" w:hAnsi="Courier New" w:cs="Courier New"/>
           <w:lang w:val="en-US"/>
         </w:rPr>
-        <w:t xml:space="preserve">        &lt;filter-name&gt; </w:t>
-      </w:r>
-      <w:proofErr w:type="spellStart"/>
-      <w:r>
-        <w:rPr>
-          <w:rFonts w:ascii="Courier New" w:hAnsi="Courier New" w:cs="Courier New"/>
-          <w:lang w:val="en-US"/>
-        </w:rPr>
-        <w:t>AuthenticatedFilter</w:t>
-      </w:r>
-      <w:proofErr w:type="spellEnd"/>
-      <w:r>
-        <w:rPr>
-          <w:rFonts w:ascii="Courier New" w:hAnsi="Courier New" w:cs="Courier New"/>
-          <w:lang w:val="en-US"/>
-        </w:rPr>
-        <w:t xml:space="preserve"> &lt;/filter-name&gt;</w:t>
+        <w:t xml:space="preserve">            dk.gov.oio.saml.filter.AuthenticatedFilter</w:t>
       </w:r>
     </w:p>
     <w:p>
@@ -4169,7 +3773,7 @@
           <w:rFonts w:ascii="Courier New" w:hAnsi="Courier New" w:cs="Courier New"/>
           <w:lang w:val="en-US"/>
         </w:rPr>
-        <w:t xml:space="preserve">        &lt;filter-class&gt;</w:t>
+        <w:t xml:space="preserve">        &lt;/filter-class&gt;</w:t>
       </w:r>
     </w:p>
     <w:p>
@@ -4185,17 +3789,8 @@
           <w:rFonts w:ascii="Courier New" w:hAnsi="Courier New" w:cs="Courier New"/>
           <w:lang w:val="en-US"/>
         </w:rPr>
-        <w:t xml:space="preserve">            </w:t>
-      </w:r>
-      <w:proofErr w:type="spellStart"/>
-      <w:r>
-        <w:rPr>
-          <w:rFonts w:ascii="Courier New" w:hAnsi="Courier New" w:cs="Courier New"/>
-          <w:lang w:val="en-US"/>
-        </w:rPr>
-        <w:t>dk.gov.oio.saml.filter.AuthenticatedFilter</w:t>
-      </w:r>
-      <w:proofErr w:type="spellEnd"/>
+        <w:t xml:space="preserve">        &lt;init-param&gt;</w:t>
+      </w:r>
     </w:p>
     <w:p>
       <w:pPr>
@@ -4210,7 +3805,7 @@
           <w:rFonts w:ascii="Courier New" w:hAnsi="Courier New" w:cs="Courier New"/>
           <w:lang w:val="en-US"/>
         </w:rPr>
-        <w:t xml:space="preserve">        &lt;/filter-class&gt;</w:t>
+        <w:t xml:space="preserve">            &lt;param-name&gt;CONFIG _KEY_1&lt;/param-name&gt;</w:t>
       </w:r>
     </w:p>
     <w:p>
@@ -4226,23 +3821,7 @@
           <w:rFonts w:ascii="Courier New" w:hAnsi="Courier New" w:cs="Courier New"/>
           <w:lang w:val="en-US"/>
         </w:rPr>
-        <w:t xml:space="preserve">        &lt;</w:t>
-      </w:r>
-      <w:proofErr w:type="spellStart"/>
-      <w:r>
-        <w:rPr>
-          <w:rFonts w:ascii="Courier New" w:hAnsi="Courier New" w:cs="Courier New"/>
-          <w:lang w:val="en-US"/>
-        </w:rPr>
-        <w:t>init</w:t>
-      </w:r>
-      <w:proofErr w:type="spellEnd"/>
-      <w:r>
-        <w:rPr>
-          <w:rFonts w:ascii="Courier New" w:hAnsi="Courier New" w:cs="Courier New"/>
-          <w:lang w:val="en-US"/>
-        </w:rPr>
-        <w:t>-param&gt;</w:t>
+        <w:t xml:space="preserve">            &lt;param-value&gt;CONFIG_VALUE_1&lt;/param-value&gt;</w:t>
       </w:r>
     </w:p>
     <w:p>
@@ -4258,7 +3837,7 @@
           <w:rFonts w:ascii="Courier New" w:hAnsi="Courier New" w:cs="Courier New"/>
           <w:lang w:val="en-US"/>
         </w:rPr>
-        <w:t xml:space="preserve">            &lt;param-name&gt;CONFIG _KEY_1&lt;/param-name&gt;</w:t>
+        <w:t xml:space="preserve">        &lt;/init-param&gt;</w:t>
       </w:r>
     </w:p>
     <w:p>
@@ -4274,7 +3853,7 @@
           <w:rFonts w:ascii="Courier New" w:hAnsi="Courier New" w:cs="Courier New"/>
           <w:lang w:val="en-US"/>
         </w:rPr>
-        <w:t xml:space="preserve">            &lt;param-value&gt;CONFIG_VALUE_1&lt;/param-value&gt;</w:t>
+        <w:t xml:space="preserve">    &lt;/filter&gt;</w:t>
       </w:r>
     </w:p>
     <w:p>
@@ -4285,29 +3864,6 @@
           <w:lang w:val="en-US"/>
         </w:rPr>
       </w:pPr>
-      <w:r>
-        <w:rPr>
-          <w:rFonts w:ascii="Courier New" w:hAnsi="Courier New" w:cs="Courier New"/>
-          <w:lang w:val="en-US"/>
-        </w:rPr>
-        <w:t xml:space="preserve">        &lt;/</w:t>
-      </w:r>
-      <w:proofErr w:type="spellStart"/>
-      <w:r>
-        <w:rPr>
-          <w:rFonts w:ascii="Courier New" w:hAnsi="Courier New" w:cs="Courier New"/>
-          <w:lang w:val="en-US"/>
-        </w:rPr>
-        <w:t>init</w:t>
-      </w:r>
-      <w:proofErr w:type="spellEnd"/>
-      <w:r>
-        <w:rPr>
-          <w:rFonts w:ascii="Courier New" w:hAnsi="Courier New" w:cs="Courier New"/>
-          <w:lang w:val="en-US"/>
-        </w:rPr>
-        <w:t>-param&gt;</w:t>
-      </w:r>
     </w:p>
     <w:p>
       <w:pPr>
@@ -4322,7 +3878,7 @@
           <w:rFonts w:ascii="Courier New" w:hAnsi="Courier New" w:cs="Courier New"/>
           <w:lang w:val="en-US"/>
         </w:rPr>
-        <w:t xml:space="preserve">    &lt;/filter&gt;</w:t>
+        <w:t xml:space="preserve">    &lt;filter-mapping&gt;</w:t>
       </w:r>
     </w:p>
     <w:p>
@@ -4333,6 +3889,13 @@
           <w:lang w:val="en-US"/>
         </w:rPr>
       </w:pPr>
+      <w:r>
+        <w:rPr>
+          <w:rFonts w:ascii="Courier New" w:hAnsi="Courier New" w:cs="Courier New"/>
+          <w:lang w:val="en-US"/>
+        </w:rPr>
+        <w:t xml:space="preserve">        &lt;filter-name&gt;AuthenticatedFilter&lt;/filter-name&gt;</w:t>
+      </w:r>
     </w:p>
     <w:p>
       <w:pPr>
@@ -4347,87 +3910,7 @@
           <w:rFonts w:ascii="Courier New" w:hAnsi="Courier New" w:cs="Courier New"/>
           <w:lang w:val="en-US"/>
         </w:rPr>
-        <w:t xml:space="preserve">    &lt;filter-mapping&gt;</w:t>
-      </w:r>
-    </w:p>
-    <w:p>
-      <w:pPr>
-        <w:spacing w:after="40"/>
-        <w:rPr>
-          <w:rFonts w:ascii="Courier New" w:hAnsi="Courier New" w:cs="Courier New"/>
-          <w:lang w:val="en-US"/>
-        </w:rPr>
-      </w:pPr>
-      <w:r>
-        <w:rPr>
-          <w:rFonts w:ascii="Courier New" w:hAnsi="Courier New" w:cs="Courier New"/>
-          <w:lang w:val="en-US"/>
-        </w:rPr>
-        <w:t xml:space="preserve">        &lt;filter-name&gt;</w:t>
-      </w:r>
-      <w:proofErr w:type="spellStart"/>
-      <w:r>
-        <w:rPr>
-          <w:rFonts w:ascii="Courier New" w:hAnsi="Courier New" w:cs="Courier New"/>
-          <w:lang w:val="en-US"/>
-        </w:rPr>
-        <w:t>AuthenticatedFilter</w:t>
-      </w:r>
-      <w:proofErr w:type="spellEnd"/>
-      <w:r>
-        <w:rPr>
-          <w:rFonts w:ascii="Courier New" w:hAnsi="Courier New" w:cs="Courier New"/>
-          <w:lang w:val="en-US"/>
-        </w:rPr>
-        <w:t>&lt;/filter-name&gt;</w:t>
-      </w:r>
-    </w:p>
-    <w:p>
-      <w:pPr>
-        <w:spacing w:after="40"/>
-        <w:rPr>
-          <w:rFonts w:ascii="Courier New" w:hAnsi="Courier New" w:cs="Courier New"/>
-          <w:lang w:val="en-US"/>
-        </w:rPr>
-      </w:pPr>
-      <w:r>
-        <w:rPr>
-          <w:rFonts w:ascii="Courier New" w:hAnsi="Courier New" w:cs="Courier New"/>
-          <w:lang w:val="en-US"/>
-        </w:rPr>
-        <w:t xml:space="preserve">        &lt;</w:t>
-      </w:r>
-      <w:proofErr w:type="spellStart"/>
-      <w:r>
-        <w:rPr>
-          <w:rFonts w:ascii="Courier New" w:hAnsi="Courier New" w:cs="Courier New"/>
-          <w:lang w:val="en-US"/>
-        </w:rPr>
-        <w:t>url</w:t>
-      </w:r>
-      <w:proofErr w:type="spellEnd"/>
-      <w:r>
-        <w:rPr>
-          <w:rFonts w:ascii="Courier New" w:hAnsi="Courier New" w:cs="Courier New"/>
-          <w:lang w:val="en-US"/>
-        </w:rPr>
-        <w:t>-pattern&gt;/protected/*&lt;/</w:t>
-      </w:r>
-      <w:proofErr w:type="spellStart"/>
-      <w:r>
-        <w:rPr>
-          <w:rFonts w:ascii="Courier New" w:hAnsi="Courier New" w:cs="Courier New"/>
-          <w:lang w:val="en-US"/>
-        </w:rPr>
-        <w:t>url</w:t>
-      </w:r>
-      <w:proofErr w:type="spellEnd"/>
-      <w:r>
-        <w:rPr>
-          <w:rFonts w:ascii="Courier New" w:hAnsi="Courier New" w:cs="Courier New"/>
-          <w:lang w:val="en-US"/>
-        </w:rPr>
-        <w:t>-pattern&gt;</w:t>
+        <w:t xml:space="preserve">        &lt;url-pattern&gt;/protected/*&lt;/url-pattern&gt;</w:t>
       </w:r>
     </w:p>
     <w:p>
@@ -4457,14 +3940,12 @@
         </w:rPr>
         <w:t xml:space="preserve">Configuration of the </w:t>
       </w:r>
-      <w:proofErr w:type="spellStart"/>
       <w:r>
         <w:rPr>
           <w:lang w:val="en-US"/>
         </w:rPr>
         <w:t>SessionDestroyListener</w:t>
       </w:r>
-      <w:proofErr w:type="spellEnd"/>
       <w:r>
         <w:rPr>
           <w:lang w:val="en-US"/>
@@ -4534,7 +4015,6 @@
           <w:rFonts w:ascii="Courier New" w:hAnsi="Courier New" w:cs="Courier New"/>
           <w:sz w:val="20"/>
           <w:szCs w:val="20"/>
-          <w:lang w:val="da-DK"/>
         </w:rPr>
       </w:pPr>
       <w:r>
@@ -4545,17 +4025,14 @@
         </w:rPr>
         <w:t xml:space="preserve">    </w:t>
       </w:r>
-      <w:proofErr w:type="spellStart"/>
       <w:r>
         <w:rPr>
           <w:rFonts w:ascii="Courier New" w:hAnsi="Courier New" w:cs="Courier New"/>
           <w:sz w:val="20"/>
           <w:szCs w:val="20"/>
-          <w:lang w:val="da-DK"/>
         </w:rPr>
         <w:t>dk.gov.oio.saml.session.SessionDestroyListener</w:t>
       </w:r>
-      <w:proofErr w:type="spellEnd"/>
     </w:p>
     <w:p>
       <w:pPr>
@@ -4573,7 +4050,6 @@
           <w:rFonts w:ascii="Courier New" w:hAnsi="Courier New" w:cs="Courier New"/>
           <w:sz w:val="20"/>
           <w:szCs w:val="20"/>
-          <w:lang w:val="da-DK"/>
         </w:rPr>
         <w:t xml:space="preserve">  </w:t>
       </w:r>
@@ -4661,17 +4137,9 @@
         <w:rPr>
           <w:lang w:val="en-US"/>
         </w:rPr>
-        <w:t xml:space="preserve">4.1 </w:t>
-      </w:r>
-      <w:proofErr w:type="spellStart"/>
-      <w:r>
-        <w:rPr>
-          <w:lang w:val="en-US"/>
-        </w:rPr>
-        <w:t>DispatcherServlet</w:t>
+        <w:t>4.1 DispatcherServlet</w:t>
       </w:r>
       <w:bookmarkEnd w:id="10"/>
-      <w:proofErr w:type="spellEnd"/>
     </w:p>
     <w:p>
       <w:pPr>
@@ -4805,14 +4273,12 @@
                 <w:lang w:val="en-US"/>
               </w:rPr>
             </w:pPr>
-            <w:proofErr w:type="spellStart"/>
             <w:r>
               <w:rPr>
                 <w:lang w:val="en-US"/>
               </w:rPr>
               <w:t>oiosaml.servlet.entityid</w:t>
             </w:r>
-            <w:proofErr w:type="spellEnd"/>
           </w:p>
         </w:tc>
         <w:tc>
@@ -4862,21 +4328,7 @@
               <w:rPr>
                 <w:lang w:val="en-US"/>
               </w:rPr>
-              <w:t xml:space="preserve">Must be filled out with the </w:t>
-            </w:r>
-            <w:proofErr w:type="spellStart"/>
-            <w:r>
-              <w:rPr>
-                <w:lang w:val="en-US"/>
-              </w:rPr>
-              <w:t>EntityID</w:t>
-            </w:r>
-            <w:proofErr w:type="spellEnd"/>
-            <w:r>
-              <w:rPr>
-                <w:lang w:val="en-US"/>
-              </w:rPr>
-              <w:t xml:space="preserve"> which identifies the application as a Service Provider</w:t>
+              <w:t>Must be filled out with the EntityID which identifies the application as a Service Provider</w:t>
             </w:r>
           </w:p>
           <w:p>
@@ -4894,19 +4346,11 @@
                 <w:lang w:val="da-DK"/>
               </w:rPr>
             </w:pPr>
-            <w:proofErr w:type="spellStart"/>
             <w:r>
               <w:rPr>
                 <w:lang w:val="da-DK"/>
               </w:rPr>
-              <w:t>e.g</w:t>
-            </w:r>
-            <w:proofErr w:type="spellEnd"/>
-            <w:r>
-              <w:rPr>
-                <w:lang w:val="da-DK"/>
-              </w:rPr>
-              <w:t xml:space="preserve">. </w:t>
+              <w:t xml:space="preserve">e.g. </w:t>
             </w:r>
             <w:hyperlink r:id="rId14">
               <w:r>
@@ -4935,14 +4379,12 @@
                 <w:lang w:val="en-US"/>
               </w:rPr>
             </w:pPr>
-            <w:proofErr w:type="spellStart"/>
             <w:r>
               <w:rPr>
                 <w:lang w:val="en-US"/>
               </w:rPr>
               <w:t>oiosaml.servlet.baseurl</w:t>
             </w:r>
-            <w:proofErr w:type="spellEnd"/>
           </w:p>
         </w:tc>
         <w:tc>
@@ -5098,14 +4540,12 @@
                 <w:lang w:val="en-US"/>
               </w:rPr>
             </w:pPr>
-            <w:proofErr w:type="spellStart"/>
             <w:r>
               <w:rPr>
                 <w:lang w:val="en-US"/>
               </w:rPr>
               <w:t>oiosaml.servlet.keystore.location</w:t>
             </w:r>
-            <w:proofErr w:type="spellEnd"/>
           </w:p>
         </w:tc>
         <w:tc>
@@ -5167,21 +4607,7 @@
               <w:rPr>
                 <w:lang w:val="en-US"/>
               </w:rPr>
-              <w:t xml:space="preserve">PKCS#12 keystore file, located on </w:t>
-            </w:r>
-            <w:proofErr w:type="spellStart"/>
-            <w:r>
-              <w:rPr>
-                <w:lang w:val="en-US"/>
-              </w:rPr>
-              <w:t>classpath</w:t>
-            </w:r>
-            <w:proofErr w:type="spellEnd"/>
-            <w:r>
-              <w:rPr>
-                <w:lang w:val="en-US"/>
-              </w:rPr>
-              <w:t xml:space="preserve"> of the application</w:t>
+              <w:t>PKCS#12 keystore file, located on classpath of the application</w:t>
             </w:r>
           </w:p>
         </w:tc>
@@ -5201,14 +4627,12 @@
                 <w:lang w:val="en-US"/>
               </w:rPr>
             </w:pPr>
-            <w:proofErr w:type="spellStart"/>
             <w:r>
               <w:rPr>
                 <w:lang w:val="en-US"/>
               </w:rPr>
               <w:t>oiosaml.servlet.keystore.password</w:t>
             </w:r>
-            <w:proofErr w:type="spellEnd"/>
           </w:p>
         </w:tc>
         <w:tc>
@@ -5278,14 +4702,12 @@
                 <w:lang w:val="en-US"/>
               </w:rPr>
             </w:pPr>
-            <w:proofErr w:type="spellStart"/>
             <w:r>
               <w:rPr>
                 <w:lang w:val="en-US"/>
               </w:rPr>
               <w:t>oiosaml.servlet.keystore.alias</w:t>
             </w:r>
-            <w:proofErr w:type="spellEnd"/>
           </w:p>
         </w:tc>
         <w:tc>
@@ -5335,21 +4757,7 @@
               <w:rPr>
                 <w:lang w:val="en-US"/>
               </w:rPr>
-              <w:t xml:space="preserve">This must be filled out with the alias of the </w:t>
-            </w:r>
-            <w:proofErr w:type="spellStart"/>
-            <w:r>
-              <w:rPr>
-                <w:lang w:val="en-US"/>
-              </w:rPr>
-              <w:t>keyentry</w:t>
-            </w:r>
-            <w:proofErr w:type="spellEnd"/>
-            <w:r>
-              <w:rPr>
-                <w:lang w:val="en-US"/>
-              </w:rPr>
-              <w:t xml:space="preserve"> in the PKCS#12 keystore given above</w:t>
+              <w:t>This must be filled out with the alias of the keyentry in the PKCS#12 keystore given above</w:t>
             </w:r>
           </w:p>
         </w:tc>
@@ -5369,7 +4777,6 @@
                 <w:lang w:val="en-US"/>
               </w:rPr>
             </w:pPr>
-            <w:proofErr w:type="spellStart"/>
             <w:r>
               <w:rPr>
                 <w:lang w:val="en-US"/>
@@ -5377,7 +4784,6 @@
               <w:lastRenderedPageBreak/>
               <w:t>oiosaml.servlet.idp.entityid</w:t>
             </w:r>
-            <w:proofErr w:type="spellEnd"/>
           </w:p>
         </w:tc>
         <w:tc>
@@ -5427,21 +4833,7 @@
               <w:rPr>
                 <w:lang w:val="en-US"/>
               </w:rPr>
-              <w:t xml:space="preserve">This must be filled out with the </w:t>
-            </w:r>
-            <w:proofErr w:type="spellStart"/>
-            <w:r>
-              <w:rPr>
-                <w:lang w:val="en-US"/>
-              </w:rPr>
-              <w:t>EntityID</w:t>
-            </w:r>
-            <w:proofErr w:type="spellEnd"/>
-            <w:r>
-              <w:rPr>
-                <w:lang w:val="en-US"/>
-              </w:rPr>
-              <w:t xml:space="preserve"> of the SAML Identity Provider that is used for login</w:t>
+              <w:t>This must be filled out with the EntityID of the SAML Identity Provider that is used for login</w:t>
             </w:r>
           </w:p>
         </w:tc>
@@ -5458,11 +4850,9 @@
             <w:pPr>
               <w:spacing w:after="0" w:line="240" w:lineRule="auto"/>
             </w:pPr>
-            <w:proofErr w:type="spellStart"/>
             <w:r>
               <w:t>oiosaml.servlet.idp.metadata.file</w:t>
             </w:r>
-            <w:proofErr w:type="spellEnd"/>
           </w:p>
         </w:tc>
         <w:tc>
@@ -5534,21 +4924,7 @@
               <w:rPr>
                 <w:lang w:val="en-US"/>
               </w:rPr>
-              <w:t xml:space="preserve">The file must be located on the </w:t>
-            </w:r>
-            <w:proofErr w:type="spellStart"/>
-            <w:r>
-              <w:rPr>
-                <w:lang w:val="en-US"/>
-              </w:rPr>
-              <w:t>classpath</w:t>
-            </w:r>
-            <w:proofErr w:type="spellEnd"/>
-            <w:r>
-              <w:rPr>
-                <w:lang w:val="en-US"/>
-              </w:rPr>
-              <w:t xml:space="preserve"> of the application.</w:t>
+              <w:t>The file must be located on the classpath of the application.</w:t>
             </w:r>
           </w:p>
           <w:p>
@@ -5681,14 +5057,12 @@
                 <w:lang w:val="en-US"/>
               </w:rPr>
             </w:pPr>
-            <w:proofErr w:type="spellStart"/>
             <w:r>
               <w:rPr>
                 <w:lang w:val="en-US"/>
               </w:rPr>
               <w:t>oiosaml.servlet.configurationfile</w:t>
             </w:r>
-            <w:proofErr w:type="spellEnd"/>
           </w:p>
         </w:tc>
         <w:tc>
@@ -5760,35 +5134,7 @@
               <w:rPr>
                 <w:lang w:val="en-US"/>
               </w:rPr>
-              <w:t xml:space="preserve">If supplied, the </w:t>
-            </w:r>
-            <w:proofErr w:type="spellStart"/>
-            <w:r>
-              <w:rPr>
-                <w:lang w:val="en-US"/>
-              </w:rPr>
-              <w:t>DispatcherServlet</w:t>
-            </w:r>
-            <w:proofErr w:type="spellEnd"/>
-            <w:r>
-              <w:rPr>
-                <w:lang w:val="en-US"/>
-              </w:rPr>
-              <w:t xml:space="preserve"> will read its configuration from that file instead of the </w:t>
-            </w:r>
-            <w:proofErr w:type="spellStart"/>
-            <w:r>
-              <w:rPr>
-                <w:lang w:val="en-US"/>
-              </w:rPr>
-              <w:t>ServletConfiguration</w:t>
-            </w:r>
-            <w:proofErr w:type="spellEnd"/>
-            <w:r>
-              <w:rPr>
-                <w:lang w:val="en-US"/>
-              </w:rPr>
-              <w:t xml:space="preserve"> section.</w:t>
+              <w:t>If supplied, the DispatcherServlet will read its configuration from that file instead of the ServletConfiguration section.</w:t>
             </w:r>
           </w:p>
           <w:p>
@@ -5830,14 +5176,12 @@
                 <w:lang w:val="en-US"/>
               </w:rPr>
             </w:pPr>
-            <w:proofErr w:type="spellStart"/>
             <w:r>
               <w:rPr>
                 <w:lang w:val="en-US"/>
               </w:rPr>
               <w:t>oiosaml.servlet.profile.validation.enabled</w:t>
             </w:r>
-            <w:proofErr w:type="spellEnd"/>
           </w:p>
         </w:tc>
         <w:tc>
@@ -5893,14 +5237,7 @@
               <w:rPr>
                 <w:lang w:val="en-US"/>
               </w:rPr>
-              <w:t xml:space="preserve">By default, the </w:t>
-            </w:r>
-            <w:proofErr w:type="spellStart"/>
-            <w:r>
-              <w:rPr>
-                <w:lang w:val="en-US"/>
-              </w:rPr>
-              <w:t>OIOSAML</w:t>
+              <w:t>By default, the OIOSAML</w:t>
             </w:r>
             <w:r>
               <w:rPr>
@@ -5908,7 +5245,6 @@
               </w:rPr>
               <w:t>.Java</w:t>
             </w:r>
-            <w:proofErr w:type="spellEnd"/>
             <w:r>
               <w:rPr>
                 <w:lang w:val="en-US"/>
@@ -5967,7 +5303,6 @@
                 <w:lang w:val="en-US"/>
               </w:rPr>
             </w:pPr>
-            <w:proofErr w:type="spellStart"/>
             <w:r>
               <w:t>oiosaml.servlet.profile.validation.assu</w:t>
             </w:r>
@@ -5977,7 +5312,6 @@
               </w:rPr>
               <w:t>rancelevel.allowed</w:t>
             </w:r>
-            <w:proofErr w:type="spellEnd"/>
           </w:p>
         </w:tc>
         <w:tc>
@@ -6033,35 +5367,7 @@
               <w:rPr>
                 <w:lang w:val="en-US"/>
               </w:rPr>
-              <w:t xml:space="preserve">The </w:t>
-            </w:r>
-            <w:proofErr w:type="spellStart"/>
-            <w:r>
-              <w:rPr>
-                <w:lang w:val="en-US"/>
-              </w:rPr>
-              <w:t>NemLog</w:t>
-            </w:r>
-            <w:proofErr w:type="spellEnd"/>
-            <w:r>
-              <w:rPr>
-                <w:lang w:val="en-US"/>
-              </w:rPr>
-              <w:t xml:space="preserve">-in IdP cannot for all authentication provide a NSIS </w:t>
-            </w:r>
-            <w:proofErr w:type="spellStart"/>
-            <w:r>
-              <w:rPr>
-                <w:lang w:val="en-US"/>
-              </w:rPr>
-              <w:t>LoA</w:t>
-            </w:r>
-            <w:proofErr w:type="spellEnd"/>
-            <w:r>
-              <w:rPr>
-                <w:lang w:val="en-US"/>
-              </w:rPr>
-              <w:t xml:space="preserve">. Therefore, the service provider can decide </w:t>
+              <w:t xml:space="preserve">The NemLog-in IdP cannot for all authentication provide a NSIS LoA. Therefore, the service provider can decide </w:t>
             </w:r>
             <w:r>
               <w:rPr>
@@ -6073,35 +5379,7 @@
               <w:rPr>
                 <w:lang w:val="en-US"/>
               </w:rPr>
-              <w:t xml:space="preserve"> the </w:t>
-            </w:r>
-            <w:proofErr w:type="spellStart"/>
-            <w:r>
-              <w:rPr>
-                <w:lang w:val="en-US"/>
-              </w:rPr>
-              <w:t>AssuranceLevel</w:t>
-            </w:r>
-            <w:proofErr w:type="spellEnd"/>
-            <w:r>
-              <w:rPr>
-                <w:lang w:val="en-US"/>
-              </w:rPr>
-              <w:t xml:space="preserve"> which the </w:t>
-            </w:r>
-            <w:proofErr w:type="spellStart"/>
-            <w:r>
-              <w:rPr>
-                <w:lang w:val="en-US"/>
-              </w:rPr>
-              <w:t>NemLog</w:t>
-            </w:r>
-            <w:proofErr w:type="spellEnd"/>
-            <w:r>
-              <w:rPr>
-                <w:lang w:val="en-US"/>
-              </w:rPr>
-              <w:t>-in IdP will provide instead.</w:t>
+              <w:t xml:space="preserve"> the AssuranceLevel which the NemLog-in IdP will provide instead.</w:t>
             </w:r>
           </w:p>
           <w:p>
@@ -6155,7 +5433,6 @@
                 <w:lang w:val="en-US"/>
               </w:rPr>
             </w:pPr>
-            <w:proofErr w:type="spellStart"/>
             <w:r>
               <w:lastRenderedPageBreak/>
               <w:t>oiosaml.servlet.profile.validation.assu</w:t>
@@ -6166,7 +5443,6 @@
               </w:rPr>
               <w:t>rancelevel.minimum</w:t>
             </w:r>
-            <w:proofErr w:type="spellEnd"/>
           </w:p>
         </w:tc>
         <w:tc>
@@ -6222,57 +5498,29 @@
               <w:rPr>
                 <w:lang w:val="en-US"/>
               </w:rPr>
-              <w:t xml:space="preserve">If the </w:t>
-            </w:r>
-            <w:proofErr w:type="spellStart"/>
-            <w:r>
-              <w:rPr>
-                <w:lang w:val="en-US"/>
-              </w:rPr>
-              <w:t>AssuranceLevel</w:t>
-            </w:r>
-            <w:proofErr w:type="spellEnd"/>
-            <w:r>
-              <w:rPr>
-                <w:lang w:val="en-US"/>
-              </w:rPr>
-              <w:t xml:space="preserve"> is acceptable a minimum value can be specified using this setting.</w:t>
-            </w:r>
-          </w:p>
-          <w:p>
-            <w:pPr>
-              <w:spacing w:after="0" w:line="240" w:lineRule="auto"/>
-              <w:rPr>
-                <w:lang w:val="en-US"/>
-              </w:rPr>
-            </w:pPr>
-          </w:p>
-          <w:p>
-            <w:pPr>
-              <w:spacing w:after="0" w:line="240" w:lineRule="auto"/>
-              <w:rPr>
-                <w:lang w:val="en-US"/>
-              </w:rPr>
-            </w:pPr>
-            <w:r>
-              <w:rPr>
-                <w:lang w:val="en-US"/>
-              </w:rPr>
-              <w:t xml:space="preserve">Any integer is accepted for this setting, however the </w:t>
-            </w:r>
-            <w:proofErr w:type="spellStart"/>
-            <w:r>
-              <w:rPr>
-                <w:lang w:val="en-US"/>
-              </w:rPr>
-              <w:t>NemLog</w:t>
-            </w:r>
-            <w:proofErr w:type="spellEnd"/>
-            <w:r>
-              <w:rPr>
-                <w:lang w:val="en-US"/>
-              </w:rPr>
-              <w:t>-in IdP will never provide an integer larger th</w:t>
+              <w:t>If the AssuranceLevel is acceptable a minimum value can be specified using this setting.</w:t>
+            </w:r>
+          </w:p>
+          <w:p>
+            <w:pPr>
+              <w:spacing w:after="0" w:line="240" w:lineRule="auto"/>
+              <w:rPr>
+                <w:lang w:val="en-US"/>
+              </w:rPr>
+            </w:pPr>
+          </w:p>
+          <w:p>
+            <w:pPr>
+              <w:spacing w:after="0" w:line="240" w:lineRule="auto"/>
+              <w:rPr>
+                <w:lang w:val="en-US"/>
+              </w:rPr>
+            </w:pPr>
+            <w:r>
+              <w:rPr>
+                <w:lang w:val="en-US"/>
+              </w:rPr>
+              <w:t>Any integer is accepted for this setting, however the NemLog-in IdP will never provide an integer larger th</w:t>
             </w:r>
             <w:r>
               <w:rPr>
@@ -6301,11 +5549,9 @@
             <w:pPr>
               <w:spacing w:after="0" w:line="240" w:lineRule="auto"/>
             </w:pPr>
-            <w:proofErr w:type="spellStart"/>
             <w:r>
               <w:t>oiosaml.servlet.metadata.nameid.format</w:t>
             </w:r>
-            <w:proofErr w:type="spellEnd"/>
           </w:p>
         </w:tc>
         <w:tc>
@@ -6361,14 +5607,7 @@
               <w:rPr>
                 <w:lang w:val="en-US"/>
               </w:rPr>
-              <w:t xml:space="preserve">By default, the </w:t>
-            </w:r>
-            <w:proofErr w:type="spellStart"/>
-            <w:r>
-              <w:rPr>
-                <w:lang w:val="en-US"/>
-              </w:rPr>
-              <w:t>OIOSAML</w:t>
+              <w:t>By default, the OIOSAML</w:t>
             </w:r>
             <w:r>
               <w:rPr>
@@ -6376,7 +5615,6 @@
               </w:rPr>
               <w:t>.Java</w:t>
             </w:r>
-            <w:proofErr w:type="spellEnd"/>
             <w:r>
               <w:rPr>
                 <w:lang w:val="en-US"/>
@@ -6393,57 +5631,29 @@
               <w:rPr>
                 <w:lang w:val="en-US"/>
               </w:rPr>
-              <w:t xml:space="preserve"> SAML metadata that contains a requested </w:t>
-            </w:r>
-            <w:proofErr w:type="spellStart"/>
-            <w:r>
-              <w:rPr>
-                <w:lang w:val="en-US"/>
-              </w:rPr>
-              <w:t>NameID</w:t>
-            </w:r>
-            <w:proofErr w:type="spellEnd"/>
-            <w:r>
-              <w:rPr>
-                <w:lang w:val="en-US"/>
-              </w:rPr>
-              <w:t xml:space="preserve"> format with this value.</w:t>
-            </w:r>
-          </w:p>
-          <w:p>
-            <w:pPr>
-              <w:spacing w:after="0" w:line="240" w:lineRule="auto"/>
-              <w:rPr>
-                <w:lang w:val="en-US"/>
-              </w:rPr>
-            </w:pPr>
-          </w:p>
-          <w:p>
-            <w:pPr>
-              <w:spacing w:after="0" w:line="240" w:lineRule="auto"/>
-              <w:rPr>
-                <w:lang w:val="en-US"/>
-              </w:rPr>
-            </w:pPr>
-            <w:r>
-              <w:rPr>
-                <w:lang w:val="en-US"/>
-              </w:rPr>
-              <w:t xml:space="preserve">To change the value, enter another SAML </w:t>
-            </w:r>
-            <w:proofErr w:type="spellStart"/>
-            <w:r>
-              <w:rPr>
-                <w:lang w:val="en-US"/>
-              </w:rPr>
-              <w:t>NameID</w:t>
-            </w:r>
-            <w:proofErr w:type="spellEnd"/>
-            <w:r>
-              <w:rPr>
-                <w:lang w:val="en-US"/>
-              </w:rPr>
-              <w:t xml:space="preserve"> Format.</w:t>
+              <w:t xml:space="preserve"> SAML metadata that contains a requested NameID format with this value.</w:t>
+            </w:r>
+          </w:p>
+          <w:p>
+            <w:pPr>
+              <w:spacing w:after="0" w:line="240" w:lineRule="auto"/>
+              <w:rPr>
+                <w:lang w:val="en-US"/>
+              </w:rPr>
+            </w:pPr>
+          </w:p>
+          <w:p>
+            <w:pPr>
+              <w:spacing w:after="0" w:line="240" w:lineRule="auto"/>
+              <w:rPr>
+                <w:lang w:val="en-US"/>
+              </w:rPr>
+            </w:pPr>
+            <w:r>
+              <w:rPr>
+                <w:lang w:val="en-US"/>
+              </w:rPr>
+              <w:t>To change the value, enter another SAML NameID Format.</w:t>
             </w:r>
           </w:p>
         </w:tc>
@@ -6463,14 +5673,12 @@
                 <w:lang w:val="en-US"/>
               </w:rPr>
             </w:pPr>
-            <w:proofErr w:type="spellStart"/>
             <w:r>
               <w:rPr>
                 <w:lang w:val="en-US"/>
               </w:rPr>
               <w:t>oiosaml.servlet.metadata.contact.email</w:t>
             </w:r>
-            <w:proofErr w:type="spellEnd"/>
           </w:p>
         </w:tc>
         <w:tc>
@@ -6520,14 +5728,7 @@
               <w:rPr>
                 <w:lang w:val="en-US"/>
               </w:rPr>
-              <w:t xml:space="preserve">By default, the </w:t>
-            </w:r>
-            <w:proofErr w:type="spellStart"/>
-            <w:r>
-              <w:rPr>
-                <w:lang w:val="en-US"/>
-              </w:rPr>
-              <w:t>OIOSAML</w:t>
+              <w:t>By default, the OIOSAML</w:t>
             </w:r>
             <w:r>
               <w:rPr>
@@ -6535,7 +5736,6 @@
               </w:rPr>
               <w:t>.Java</w:t>
             </w:r>
-            <w:proofErr w:type="spellEnd"/>
             <w:r>
               <w:rPr>
                 <w:lang w:val="en-US"/>
@@ -6579,11 +5779,9 @@
             <w:pPr>
               <w:spacing w:after="0" w:line="240" w:lineRule="auto"/>
             </w:pPr>
-            <w:proofErr w:type="spellStart"/>
             <w:r>
               <w:t>oiosaml.servlet.idp.metadata.refresh.min</w:t>
             </w:r>
-            <w:proofErr w:type="spellEnd"/>
           </w:p>
         </w:tc>
         <w:tc>
@@ -6639,14 +5837,7 @@
               <w:rPr>
                 <w:lang w:val="en-US"/>
               </w:rPr>
-              <w:t xml:space="preserve">By default, the </w:t>
-            </w:r>
-            <w:proofErr w:type="spellStart"/>
-            <w:r>
-              <w:rPr>
-                <w:lang w:val="en-US"/>
-              </w:rPr>
-              <w:t>OIOSAML</w:t>
+              <w:t>By default, the OIOSAML</w:t>
             </w:r>
             <w:r>
               <w:rPr>
@@ -6654,7 +5845,6 @@
               </w:rPr>
               <w:t>.Java</w:t>
             </w:r>
-            <w:proofErr w:type="spellEnd"/>
             <w:r>
               <w:rPr>
                 <w:lang w:val="en-US"/>
@@ -6710,11 +5900,9 @@
             <w:pPr>
               <w:spacing w:after="0" w:line="240" w:lineRule="auto"/>
             </w:pPr>
-            <w:proofErr w:type="spellStart"/>
             <w:r>
               <w:t>oiosaml.servlet.idp.metadata.refresh.max</w:t>
             </w:r>
-            <w:proofErr w:type="spellEnd"/>
           </w:p>
         </w:tc>
         <w:tc>
@@ -6770,14 +5958,7 @@
               <w:rPr>
                 <w:lang w:val="en-US"/>
               </w:rPr>
-              <w:t xml:space="preserve">By default, the </w:t>
-            </w:r>
-            <w:proofErr w:type="spellStart"/>
-            <w:r>
-              <w:rPr>
-                <w:lang w:val="en-US"/>
-              </w:rPr>
-              <w:t>OIOSAML</w:t>
+              <w:t>By default, the OIOSAML</w:t>
             </w:r>
             <w:r>
               <w:rPr>
@@ -6785,7 +5966,6 @@
               </w:rPr>
               <w:t>.Java</w:t>
             </w:r>
-            <w:proofErr w:type="spellEnd"/>
             <w:r>
               <w:rPr>
                 <w:lang w:val="en-US"/>
@@ -6844,14 +6024,12 @@
                 <w:lang w:val="en-US"/>
               </w:rPr>
             </w:pPr>
-            <w:proofErr w:type="spellStart"/>
             <w:r>
               <w:rPr>
                 <w:lang w:val="en-US"/>
               </w:rPr>
               <w:t>oiosaml.servlet.secondary.keystore.location</w:t>
             </w:r>
-            <w:proofErr w:type="spellEnd"/>
           </w:p>
         </w:tc>
         <w:tc>
@@ -6947,12 +6125,10 @@
             <w:pPr>
               <w:spacing w:after="0" w:line="240" w:lineRule="auto"/>
             </w:pPr>
-            <w:proofErr w:type="spellStart"/>
             <w:r>
               <w:lastRenderedPageBreak/>
               <w:t>oiosaml.servlet.secondary.keystore.password</w:t>
             </w:r>
-            <w:proofErr w:type="spellEnd"/>
           </w:p>
         </w:tc>
         <w:tc>
@@ -7041,11 +6217,9 @@
             <w:pPr>
               <w:spacing w:after="0" w:line="240" w:lineRule="auto"/>
             </w:pPr>
-            <w:proofErr w:type="spellStart"/>
             <w:r>
               <w:t>oiosaml.servlet.secondary.keystore.alias</w:t>
             </w:r>
-            <w:proofErr w:type="spellEnd"/>
           </w:p>
         </w:tc>
         <w:tc>
@@ -7137,14 +6311,12 @@
                 <w:lang w:val="en-US"/>
               </w:rPr>
             </w:pPr>
-            <w:proofErr w:type="spellStart"/>
             <w:r>
               <w:rPr>
                 <w:lang w:val="en-US"/>
               </w:rPr>
               <w:t>oiosaml.servlet.signature.algorithm</w:t>
             </w:r>
-            <w:proofErr w:type="spellEnd"/>
           </w:p>
         </w:tc>
         <w:tc>
@@ -7220,14 +6392,12 @@
                 <w:lang w:val="en-US"/>
               </w:rPr>
             </w:pPr>
-            <w:proofErr w:type="spellStart"/>
             <w:r>
               <w:rPr>
                 <w:lang w:val="en-US"/>
               </w:rPr>
               <w:t>oiosaml.servlet.secondary.page.error</w:t>
             </w:r>
-            <w:proofErr w:type="spellEnd"/>
           </w:p>
         </w:tc>
         <w:tc>
@@ -7277,14 +6447,7 @@
               <w:rPr>
                 <w:lang w:val="en-US"/>
               </w:rPr>
-              <w:t xml:space="preserve">The </w:t>
-            </w:r>
-            <w:proofErr w:type="spellStart"/>
-            <w:r>
-              <w:rPr>
-                <w:lang w:val="en-US"/>
-              </w:rPr>
-              <w:t>OIOSAML</w:t>
+              <w:t>The OIOSAML</w:t>
             </w:r>
             <w:r>
               <w:rPr>
@@ -7292,7 +6455,6 @@
               </w:rPr>
               <w:t>.Java</w:t>
             </w:r>
-            <w:proofErr w:type="spellEnd"/>
             <w:r>
               <w:rPr>
                 <w:lang w:val="en-US"/>
@@ -7319,14 +6481,7 @@
               <w:rPr>
                 <w:lang w:val="en-US"/>
               </w:rPr>
-              <w:t xml:space="preserve">Set this value to have the </w:t>
-            </w:r>
-            <w:proofErr w:type="spellStart"/>
-            <w:r>
-              <w:rPr>
-                <w:lang w:val="en-US"/>
-              </w:rPr>
-              <w:t>OIOSAML</w:t>
+              <w:t>Set this value to have the OIOSAML</w:t>
             </w:r>
             <w:r>
               <w:rPr>
@@ -7334,7 +6489,6 @@
               </w:rPr>
               <w:t>.Java</w:t>
             </w:r>
-            <w:proofErr w:type="spellEnd"/>
             <w:r>
               <w:rPr>
                 <w:lang w:val="en-US"/>
@@ -7378,12 +6532,10 @@
             <w:pPr>
               <w:spacing w:after="0" w:line="240" w:lineRule="auto"/>
             </w:pPr>
-            <w:proofErr w:type="spellStart"/>
             <w:r>
               <w:lastRenderedPageBreak/>
               <w:t>oiosaml.servlet.secondary.page.logout</w:t>
             </w:r>
-            <w:proofErr w:type="spellEnd"/>
           </w:p>
         </w:tc>
         <w:tc>
@@ -7433,14 +6585,7 @@
               <w:rPr>
                 <w:lang w:val="en-US"/>
               </w:rPr>
-              <w:t xml:space="preserve">The </w:t>
-            </w:r>
-            <w:proofErr w:type="spellStart"/>
-            <w:r>
-              <w:rPr>
-                <w:lang w:val="en-US"/>
-              </w:rPr>
-              <w:t>OIOSAML</w:t>
+              <w:t>The OIOSAML</w:t>
             </w:r>
             <w:r>
               <w:rPr>
@@ -7448,7 +6593,6 @@
               </w:rPr>
               <w:t>.Java</w:t>
             </w:r>
-            <w:proofErr w:type="spellEnd"/>
             <w:r>
               <w:rPr>
                 <w:lang w:val="en-US"/>
@@ -7504,11 +6648,9 @@
             <w:pPr>
               <w:spacing w:after="0" w:line="240" w:lineRule="auto"/>
             </w:pPr>
-            <w:proofErr w:type="spellStart"/>
             <w:r>
               <w:t>oiosaml.servlet.secondary.page.login</w:t>
             </w:r>
-            <w:proofErr w:type="spellEnd"/>
           </w:p>
         </w:tc>
         <w:tc>
@@ -7558,14 +6700,7 @@
               <w:rPr>
                 <w:lang w:val="en-US"/>
               </w:rPr>
-              <w:t xml:space="preserve">When the login process completed, the </w:t>
-            </w:r>
-            <w:proofErr w:type="spellStart"/>
-            <w:r>
-              <w:rPr>
-                <w:lang w:val="en-US"/>
-              </w:rPr>
-              <w:t>OIOSAML</w:t>
+              <w:t>When the login process completed, the OIOSAML</w:t>
             </w:r>
             <w:r>
               <w:rPr>
@@ -7573,7 +6708,6 @@
               </w:rPr>
               <w:t>.Java</w:t>
             </w:r>
-            <w:proofErr w:type="spellEnd"/>
             <w:r>
               <w:rPr>
                 <w:lang w:val="en-US"/>
@@ -7600,21 +6734,7 @@
               <w:rPr>
                 <w:lang w:val="en-US"/>
               </w:rPr>
-              <w:t xml:space="preserve">If this fails, the </w:t>
-            </w:r>
-            <w:proofErr w:type="spellStart"/>
-            <w:r>
-              <w:rPr>
-                <w:lang w:val="en-US"/>
-              </w:rPr>
-              <w:t>OIOSAML.Java</w:t>
-            </w:r>
-            <w:proofErr w:type="spellEnd"/>
-            <w:r>
-              <w:rPr>
-                <w:lang w:val="en-US"/>
-              </w:rPr>
-              <w:t xml:space="preserve"> framework will try to redirect the user to the page specified by the value. If no value is specified the context root of the application is used.</w:t>
+              <w:t>If this fails, the OIOSAML.Java framework will try to redirect the user to the page specified by the value. If no value is specified the context root of the application is used.</w:t>
             </w:r>
           </w:p>
         </w:tc>
@@ -7631,11 +6751,9 @@
             <w:pPr>
               <w:spacing w:after="0" w:line="240" w:lineRule="auto"/>
             </w:pPr>
-            <w:proofErr w:type="spellStart"/>
             <w:r>
               <w:t>oiosaml.servlet.trust.selfsigned.certs</w:t>
             </w:r>
-            <w:proofErr w:type="spellEnd"/>
           </w:p>
         </w:tc>
         <w:tc>
@@ -7691,14 +6809,7 @@
               <w:rPr>
                 <w:lang w:val="en-US"/>
               </w:rPr>
-              <w:t xml:space="preserve">By default, the </w:t>
-            </w:r>
-            <w:proofErr w:type="spellStart"/>
-            <w:r>
-              <w:rPr>
-                <w:lang w:val="en-US"/>
-              </w:rPr>
-              <w:t>OIOSAML</w:t>
+              <w:t>By default, the OIOSAML</w:t>
             </w:r>
             <w:r>
               <w:rPr>
@@ -7706,7 +6817,6 @@
               </w:rPr>
               <w:t>.Java</w:t>
             </w:r>
-            <w:proofErr w:type="spellEnd"/>
             <w:r>
               <w:rPr>
                 <w:lang w:val="en-US"/>
@@ -7753,14 +6863,12 @@
                 <w:lang w:val="en-US"/>
               </w:rPr>
             </w:pPr>
-            <w:proofErr w:type="spellStart"/>
             <w:r>
               <w:rPr>
                 <w:lang w:val="en-US"/>
               </w:rPr>
               <w:t>oiosaml.servlet.revocation.crl.check.enabled</w:t>
             </w:r>
-            <w:proofErr w:type="spellEnd"/>
           </w:p>
         </w:tc>
         <w:tc>
@@ -7816,14 +6924,7 @@
               <w:rPr>
                 <w:lang w:val="en-US"/>
               </w:rPr>
-              <w:t xml:space="preserve">By default, the </w:t>
-            </w:r>
-            <w:proofErr w:type="spellStart"/>
-            <w:r>
-              <w:rPr>
-                <w:lang w:val="en-US"/>
-              </w:rPr>
-              <w:t>OIOSAML</w:t>
+              <w:t>By default, the OIOSAML</w:t>
             </w:r>
             <w:r>
               <w:rPr>
@@ -7831,7 +6932,6 @@
               </w:rPr>
               <w:t>.Java</w:t>
             </w:r>
-            <w:proofErr w:type="spellEnd"/>
             <w:r>
               <w:rPr>
                 <w:lang w:val="en-US"/>
@@ -7878,11 +6978,9 @@
                 <w:lang w:val="en-US"/>
               </w:rPr>
             </w:pPr>
-            <w:proofErr w:type="spellStart"/>
             <w:r>
               <w:t>oiosaml.servlet.revocation.ocsp.check.enabled</w:t>
             </w:r>
-            <w:proofErr w:type="spellEnd"/>
           </w:p>
         </w:tc>
         <w:tc>
@@ -7938,14 +7036,7 @@
               <w:rPr>
                 <w:lang w:val="en-US"/>
               </w:rPr>
-              <w:t xml:space="preserve">By default, the </w:t>
-            </w:r>
-            <w:proofErr w:type="spellStart"/>
-            <w:r>
-              <w:rPr>
-                <w:lang w:val="en-US"/>
-              </w:rPr>
-              <w:t>OIOSAML</w:t>
+              <w:t>By default, the OIOSAML</w:t>
             </w:r>
             <w:r>
               <w:rPr>
@@ -7953,7 +7044,6 @@
               </w:rPr>
               <w:t>.Java</w:t>
             </w:r>
-            <w:proofErr w:type="spellEnd"/>
             <w:r>
               <w:rPr>
                 <w:lang w:val="en-US"/>
@@ -7997,11 +7087,9 @@
             <w:pPr>
               <w:spacing w:after="0" w:line="240" w:lineRule="auto"/>
             </w:pPr>
-            <w:proofErr w:type="spellStart"/>
             <w:r>
               <w:t>oiosaml.servlet.routing.path.prefix</w:t>
             </w:r>
-            <w:proofErr w:type="spellEnd"/>
           </w:p>
         </w:tc>
         <w:tc>
@@ -8034,14 +7122,12 @@
                 <w:lang w:val="en-US"/>
               </w:rPr>
             </w:pPr>
-            <w:proofErr w:type="spellStart"/>
             <w:r>
               <w:rPr>
                 <w:lang w:val="en-US"/>
               </w:rPr>
               <w:t>saml</w:t>
             </w:r>
-            <w:proofErr w:type="spellEnd"/>
           </w:p>
         </w:tc>
         <w:tc>
@@ -8123,14 +7209,12 @@
               </w:rPr>
               <w:t>Change this to change where the IOISAML 3 endpoint is mounted in the application context (</w:t>
             </w:r>
-            <w:proofErr w:type="spellStart"/>
             <w:r>
               <w:rPr>
                 <w:lang w:val="en-US"/>
               </w:rPr>
               <w:t>oiosaml.servlet.baseurl</w:t>
             </w:r>
-            <w:proofErr w:type="spellEnd"/>
             <w:r>
               <w:rPr>
                 <w:rFonts w:ascii="Segoe UI" w:hAnsi="Segoe UI" w:cs="Segoe UI"/>
@@ -8201,9 +7285,8 @@
                 <w:szCs w:val="21"/>
                 <w:shd w:val="clear" w:color="auto" w:fill="FFFFFF"/>
               </w:rPr>
-              <w:t>“/</w:t>
-            </w:r>
-            <w:proofErr w:type="spellStart"/>
+              <w:t>“/saml/logout”, from “</w:t>
+            </w:r>
             <w:r>
               <w:rPr>
                 <w:rFonts w:ascii="Segoe UI" w:hAnsi="Segoe UI" w:cs="Segoe UI"/>
@@ -8212,9 +7295,11 @@
                 <w:szCs w:val="21"/>
                 <w:shd w:val="clear" w:color="auto" w:fill="FFFFFF"/>
               </w:rPr>
-              <w:t>saml</w:t>
-            </w:r>
-            <w:proofErr w:type="spellEnd"/>
+              <w:t>/{</w:t>
+            </w:r>
+            <w:r>
+              <w:t>oiosaml.servlet.routing.path.prefix</w:t>
+            </w:r>
             <w:r>
               <w:rPr>
                 <w:rFonts w:ascii="Segoe UI" w:hAnsi="Segoe UI" w:cs="Segoe UI"/>
@@ -8223,7 +7308,10 @@
                 <w:szCs w:val="21"/>
                 <w:shd w:val="clear" w:color="auto" w:fill="FFFFFF"/>
               </w:rPr>
-              <w:t>/logout”, from “</w:t>
+              <w:t>}/{</w:t>
+            </w:r>
+            <w:r>
+              <w:t>oiosaml.servlet.routing.path.suffix.logout</w:t>
             </w:r>
             <w:r>
               <w:rPr>
@@ -8233,10 +7321,7 @@
                 <w:szCs w:val="21"/>
                 <w:shd w:val="clear" w:color="auto" w:fill="FFFFFF"/>
               </w:rPr>
-              <w:t>/{</w:t>
-            </w:r>
-            <w:r>
-              <w:t>oiosaml.servlet.routing.path.prefix</w:t>
+              <w:t>}</w:t>
             </w:r>
             <w:r>
               <w:rPr>
@@ -8246,10 +7331,7 @@
                 <w:szCs w:val="21"/>
                 <w:shd w:val="clear" w:color="auto" w:fill="FFFFFF"/>
               </w:rPr>
-              <w:t>}/{</w:t>
-            </w:r>
-            <w:r>
-              <w:t>oiosaml.servlet.routing.path.suffix.logout</w:t>
+              <w:t>”</w:t>
             </w:r>
             <w:r>
               <w:rPr>
@@ -8259,8 +7341,78 @@
                 <w:szCs w:val="21"/>
                 <w:shd w:val="clear" w:color="auto" w:fill="FFFFFF"/>
               </w:rPr>
-              <w:t>}</w:t>
-            </w:r>
+              <w:t xml:space="preserve"> to hit the logout action </w:t>
+            </w:r>
+          </w:p>
+        </w:tc>
+      </w:tr>
+      <w:tr>
+        <w:trPr>
+          <w:trHeight w:val="247"/>
+        </w:trPr>
+        <w:tc>
+          <w:tcPr>
+            <w:tcW w:w="4248" w:type="dxa"/>
+          </w:tcPr>
+          <w:p>
+            <w:pPr>
+              <w:spacing w:after="0" w:line="240" w:lineRule="auto"/>
+            </w:pPr>
+            <w:r>
+              <w:lastRenderedPageBreak/>
+              <w:t>oiosaml.servlet.routing.path.suffix.error</w:t>
+            </w:r>
+          </w:p>
+        </w:tc>
+        <w:tc>
+          <w:tcPr>
+            <w:tcW w:w="1276" w:type="dxa"/>
+          </w:tcPr>
+          <w:p>
+            <w:pPr>
+              <w:spacing w:after="0" w:line="240" w:lineRule="auto"/>
+              <w:rPr>
+                <w:lang w:val="en-US"/>
+              </w:rPr>
+            </w:pPr>
+            <w:r>
+              <w:rPr>
+                <w:lang w:val="en-US"/>
+              </w:rPr>
+              <w:t>No</w:t>
+            </w:r>
+          </w:p>
+        </w:tc>
+        <w:tc>
+          <w:tcPr>
+            <w:tcW w:w="3543" w:type="dxa"/>
+          </w:tcPr>
+          <w:p>
+            <w:pPr>
+              <w:spacing w:after="0" w:line="240" w:lineRule="auto"/>
+              <w:rPr>
+                <w:lang w:val="en-US"/>
+              </w:rPr>
+            </w:pPr>
+            <w:r>
+              <w:rPr>
+                <w:lang w:val="en-US"/>
+              </w:rPr>
+              <w:t>error</w:t>
+            </w:r>
+          </w:p>
+        </w:tc>
+        <w:tc>
+          <w:tcPr>
+            <w:tcW w:w="4881" w:type="dxa"/>
+          </w:tcPr>
+          <w:p>
+            <w:pPr>
+              <w:spacing w:after="0" w:line="240" w:lineRule="auto"/>
+              <w:rPr>
+                <w:lang w:val="en-US"/>
+              </w:rPr>
+            </w:pPr>
             <w:r>
               <w:rPr>
                 <w:rFonts w:ascii="Segoe UI" w:hAnsi="Segoe UI" w:cs="Segoe UI"/>
@@ -8269,7 +7421,7 @@
                 <w:szCs w:val="21"/>
                 <w:shd w:val="clear" w:color="auto" w:fill="FFFFFF"/>
               </w:rPr>
-              <w:t>”</w:t>
+              <w:t xml:space="preserve">Routing configuration, </w:t>
             </w:r>
             <w:r>
               <w:rPr>
@@ -8279,7 +7431,7 @@
                 <w:szCs w:val="21"/>
                 <w:shd w:val="clear" w:color="auto" w:fill="FFFFFF"/>
               </w:rPr>
-              <w:t xml:space="preserve"> to hit the logout action </w:t>
+              <w:t>servlet error path</w:t>
             </w:r>
           </w:p>
         </w:tc>
@@ -8296,12 +7448,9 @@
             <w:pPr>
               <w:spacing w:after="0" w:line="240" w:lineRule="auto"/>
             </w:pPr>
-            <w:proofErr w:type="spellStart"/>
-            <w:r>
-              <w:lastRenderedPageBreak/>
-              <w:t>oiosaml.servlet.routing.path.suffix.error</w:t>
-            </w:r>
-            <w:proofErr w:type="spellEnd"/>
+            <w:r>
+              <w:t>oiosaml.servlet.routing.path.suffix.metadata</w:t>
+            </w:r>
           </w:p>
         </w:tc>
         <w:tc>
@@ -8338,7 +7487,7 @@
               <w:rPr>
                 <w:lang w:val="en-US"/>
               </w:rPr>
-              <w:t>error</w:t>
+              <w:t>metadata</w:t>
             </w:r>
           </w:p>
         </w:tc>
@@ -8361,7 +7510,13 @@
                 <w:szCs w:val="21"/>
                 <w:shd w:val="clear" w:color="auto" w:fill="FFFFFF"/>
               </w:rPr>
-              <w:t xml:space="preserve">Routing configuration, </w:t>
+              <w:t xml:space="preserve">Routing configuration, servlet </w:t>
+            </w:r>
+            <w:r>
+              <w:rPr>
+                <w:lang w:val="en-US"/>
+              </w:rPr>
+              <w:t>metadata</w:t>
             </w:r>
             <w:r>
               <w:rPr>
@@ -8371,7 +7526,7 @@
                 <w:szCs w:val="21"/>
                 <w:shd w:val="clear" w:color="auto" w:fill="FFFFFF"/>
               </w:rPr>
-              <w:t>servlet error path</w:t>
+              <w:t xml:space="preserve"> path</w:t>
             </w:r>
           </w:p>
         </w:tc>
@@ -8388,11 +7543,9 @@
             <w:pPr>
               <w:spacing w:after="0" w:line="240" w:lineRule="auto"/>
             </w:pPr>
-            <w:proofErr w:type="spellStart"/>
-            <w:r>
-              <w:t>oiosaml.servlet.routing.path.suffix.metadata</w:t>
-            </w:r>
-            <w:proofErr w:type="spellEnd"/>
+            <w:r>
+              <w:t>oiosaml.servlet.routing.path.suffix.logout</w:t>
+            </w:r>
           </w:p>
         </w:tc>
         <w:tc>
@@ -8429,7 +7582,7 @@
               <w:rPr>
                 <w:lang w:val="en-US"/>
               </w:rPr>
-              <w:t>metadata</w:t>
+              <w:t>logout</w:t>
             </w:r>
           </w:p>
         </w:tc>
@@ -8458,7 +7611,7 @@
               <w:rPr>
                 <w:lang w:val="en-US"/>
               </w:rPr>
-              <w:t>metadata</w:t>
+              <w:t>logout</w:t>
             </w:r>
             <w:r>
               <w:rPr>
@@ -8485,11 +7638,9 @@
             <w:pPr>
               <w:spacing w:after="0" w:line="240" w:lineRule="auto"/>
             </w:pPr>
-            <w:proofErr w:type="spellStart"/>
-            <w:r>
-              <w:t>oiosaml.servlet.routing.path.suffix.logout</w:t>
-            </w:r>
-            <w:proofErr w:type="spellEnd"/>
+            <w:r>
+              <w:t>oiosaml.servlet.routing.path.suffix.logoutResponse</w:t>
+            </w:r>
           </w:p>
         </w:tc>
         <w:tc>
@@ -8526,7 +7677,7 @@
               <w:rPr>
                 <w:lang w:val="en-US"/>
               </w:rPr>
-              <w:t>logout</w:t>
+              <w:t>logoutResponse</w:t>
             </w:r>
           </w:p>
         </w:tc>
@@ -8555,7 +7706,7 @@
               <w:rPr>
                 <w:lang w:val="en-US"/>
               </w:rPr>
-              <w:t>logout</w:t>
+              <w:t>logoutResponse</w:t>
             </w:r>
             <w:r>
               <w:rPr>
@@ -8582,11 +7733,9 @@
             <w:pPr>
               <w:spacing w:after="0" w:line="240" w:lineRule="auto"/>
             </w:pPr>
-            <w:proofErr w:type="spellStart"/>
-            <w:r>
-              <w:t>oiosaml.servlet.routing.path.suffix.logoutResponse</w:t>
-            </w:r>
-            <w:proofErr w:type="spellEnd"/>
+            <w:r>
+              <w:t>oiosaml.servlet.routing.path.suffix.assertion</w:t>
+            </w:r>
           </w:p>
         </w:tc>
         <w:tc>
@@ -8619,14 +7768,12 @@
                 <w:lang w:val="en-US"/>
               </w:rPr>
             </w:pPr>
-            <w:proofErr w:type="spellStart"/>
-            <w:r>
-              <w:rPr>
-                <w:lang w:val="en-US"/>
-              </w:rPr>
-              <w:t>logoutResponse</w:t>
-            </w:r>
-            <w:proofErr w:type="spellEnd"/>
+            <w:r>
+              <w:rPr>
+                <w:lang w:val="en-US"/>
+              </w:rPr>
+              <w:t>assertionConsumer</w:t>
+            </w:r>
           </w:p>
         </w:tc>
         <w:tc>
@@ -8650,14 +7797,12 @@
               </w:rPr>
               <w:t xml:space="preserve">Routing configuration, servlet </w:t>
             </w:r>
-            <w:proofErr w:type="spellStart"/>
-            <w:r>
-              <w:rPr>
-                <w:lang w:val="en-US"/>
-              </w:rPr>
-              <w:t>logoutResponse</w:t>
-            </w:r>
-            <w:proofErr w:type="spellEnd"/>
+            <w:r>
+              <w:rPr>
+                <w:lang w:val="en-US"/>
+              </w:rPr>
+              <w:t>assertionConsumer</w:t>
+            </w:r>
             <w:r>
               <w:rPr>
                 <w:rFonts w:ascii="Segoe UI" w:hAnsi="Segoe UI" w:cs="Segoe UI"/>
@@ -8683,11 +7828,9 @@
             <w:pPr>
               <w:spacing w:after="0" w:line="240" w:lineRule="auto"/>
             </w:pPr>
-            <w:proofErr w:type="spellStart"/>
-            <w:r>
-              <w:t>oiosaml.servlet.routing.path.suffix.assertion</w:t>
-            </w:r>
-            <w:proofErr w:type="spellEnd"/>
+            <w:r>
+              <w:t>oiosaml.servlet.audit.logger.classname</w:t>
+            </w:r>
           </w:p>
         </w:tc>
         <w:tc>
@@ -8716,18 +7859,10 @@
           <w:p>
             <w:pPr>
               <w:spacing w:after="0" w:line="240" w:lineRule="auto"/>
-              <w:rPr>
-                <w:lang w:val="en-US"/>
-              </w:rPr>
-            </w:pPr>
-            <w:proofErr w:type="spellStart"/>
-            <w:r>
-              <w:rPr>
-                <w:lang w:val="en-US"/>
-              </w:rPr>
-              <w:t>assertionConsumer</w:t>
-            </w:r>
-            <w:proofErr w:type="spellEnd"/>
+            </w:pPr>
+            <w:r>
+              <w:t>dk.gov.oio.saml.audit.Slf4JAuditLogger</w:t>
+            </w:r>
           </w:p>
         </w:tc>
         <w:tc>
@@ -8737,11 +7872,6 @@
           <w:p>
             <w:pPr>
               <w:spacing w:after="0" w:line="240" w:lineRule="auto"/>
-              <w:rPr>
-                <w:lang w:val="en-US"/>
-              </w:rPr>
-            </w:pPr>
-            <w:r>
               <w:rPr>
                 <w:rFonts w:ascii="Segoe UI" w:hAnsi="Segoe UI" w:cs="Segoe UI"/>
                 <w:color w:val="172B4D"/>
@@ -8749,16 +7879,7 @@
                 <w:szCs w:val="21"/>
                 <w:shd w:val="clear" w:color="auto" w:fill="FFFFFF"/>
               </w:rPr>
-              <w:t xml:space="preserve">Routing configuration, servlet </w:t>
-            </w:r>
-            <w:proofErr w:type="spellStart"/>
-            <w:r>
-              <w:rPr>
-                <w:lang w:val="en-US"/>
-              </w:rPr>
-              <w:t>assertionConsumer</w:t>
-            </w:r>
-            <w:proofErr w:type="spellEnd"/>
+            </w:pPr>
             <w:r>
               <w:rPr>
                 <w:rFonts w:ascii="Segoe UI" w:hAnsi="Segoe UI" w:cs="Segoe UI"/>
@@ -8767,7 +7888,17 @@
                 <w:szCs w:val="21"/>
                 <w:shd w:val="clear" w:color="auto" w:fill="FFFFFF"/>
               </w:rPr>
-              <w:t xml:space="preserve"> path</w:t>
+              <w:t xml:space="preserve">Class reference for the </w:t>
+            </w:r>
+            <w:r>
+              <w:rPr>
+                <w:rFonts w:ascii="Segoe UI" w:hAnsi="Segoe UI" w:cs="Segoe UI"/>
+                <w:color w:val="172B4D"/>
+                <w:sz w:val="21"/>
+                <w:szCs w:val="21"/>
+                <w:shd w:val="clear" w:color="auto" w:fill="FFFFFF"/>
+              </w:rPr>
+              <w:t>AuditLogger used in the project. See documentation under “Audit logging”</w:t>
             </w:r>
           </w:p>
         </w:tc>
@@ -8784,11 +7915,9 @@
             <w:pPr>
               <w:spacing w:after="0" w:line="240" w:lineRule="auto"/>
             </w:pPr>
-            <w:proofErr w:type="spellStart"/>
-            <w:r>
-              <w:t>oiosaml.servlet.audit.logger.classname</w:t>
-            </w:r>
-            <w:proofErr w:type="spellEnd"/>
+            <w:r>
+              <w:t>oiosaml.servlet.audit.logger.attribute.ip</w:t>
+            </w:r>
           </w:p>
         </w:tc>
         <w:tc>
@@ -8817,9 +7946,15 @@
           <w:p>
             <w:pPr>
               <w:spacing w:after="0" w:line="240" w:lineRule="auto"/>
-            </w:pPr>
-            <w:r>
-              <w:t>dk.gov.oio.saml.audit.Slf4JAuditLogger</w:t>
+              <w:rPr>
+                <w:lang w:val="en-US"/>
+              </w:rPr>
+            </w:pPr>
+            <w:r>
+              <w:rPr>
+                <w:lang w:val="en-US"/>
+              </w:rPr>
+              <w:t>request:remoteAddr</w:t>
             </w:r>
           </w:p>
         </w:tc>
@@ -8846,10 +7981,12 @@
                 <w:szCs w:val="21"/>
                 <w:shd w:val="clear" w:color="auto" w:fill="FFFFFF"/>
               </w:rPr>
-              <w:t xml:space="preserve">Class reference for the </w:t>
-            </w:r>
-            <w:proofErr w:type="spellStart"/>
-            <w:r>
+              <w:t>Used in Audit logging to lookup and log the users IP address.</w:t>
+            </w:r>
+          </w:p>
+          <w:p>
+            <w:pPr>
+              <w:spacing w:after="0" w:line="240" w:lineRule="auto"/>
               <w:rPr>
                 <w:rFonts w:ascii="Segoe UI" w:hAnsi="Segoe UI" w:cs="Segoe UI"/>
                 <w:color w:val="172B4D"/>
@@ -8857,9 +7994,7 @@
                 <w:szCs w:val="21"/>
                 <w:shd w:val="clear" w:color="auto" w:fill="FFFFFF"/>
               </w:rPr>
-              <w:t>AuditLogger</w:t>
-            </w:r>
-            <w:proofErr w:type="spellEnd"/>
+            </w:pPr>
             <w:r>
               <w:rPr>
                 <w:rFonts w:ascii="Segoe UI" w:hAnsi="Segoe UI" w:cs="Segoe UI"/>
@@ -8868,7 +8003,7 @@
                 <w:szCs w:val="21"/>
                 <w:shd w:val="clear" w:color="auto" w:fill="FFFFFF"/>
               </w:rPr>
-              <w:t xml:space="preserve"> used in the project. See documentation under “Audit logging”</w:t>
+              <w:t>See documentation under “Audit logging”</w:t>
             </w:r>
           </w:p>
         </w:tc>
@@ -8885,11 +8020,9 @@
             <w:pPr>
               <w:spacing w:after="0" w:line="240" w:lineRule="auto"/>
             </w:pPr>
-            <w:proofErr w:type="spellStart"/>
-            <w:r>
-              <w:t>oiosaml.servlet.audit.logger.attribute.ip</w:t>
-            </w:r>
-            <w:proofErr w:type="spellEnd"/>
+            <w:r>
+              <w:t>oiosaml.servlet.audit.logger.attribute.port</w:t>
+            </w:r>
           </w:p>
         </w:tc>
         <w:tc>
@@ -8922,14 +8055,12 @@
                 <w:lang w:val="en-US"/>
               </w:rPr>
             </w:pPr>
-            <w:proofErr w:type="spellStart"/>
-            <w:r>
-              <w:rPr>
-                <w:lang w:val="en-US"/>
-              </w:rPr>
-              <w:t>request:remoteAddr</w:t>
-            </w:r>
-            <w:proofErr w:type="spellEnd"/>
+            <w:r>
+              <w:rPr>
+                <w:lang w:val="en-US"/>
+              </w:rPr>
+              <w:t>request:remotePort</w:t>
+            </w:r>
           </w:p>
         </w:tc>
         <w:tc>
@@ -8955,10 +8086,12 @@
                 <w:szCs w:val="21"/>
                 <w:shd w:val="clear" w:color="auto" w:fill="FFFFFF"/>
               </w:rPr>
-              <w:t xml:space="preserve">Used in Audit logging to </w:t>
-            </w:r>
-            <w:proofErr w:type="spellStart"/>
-            <w:r>
+              <w:t>Used in Audit logging to lookup and log the users PORT.</w:t>
+            </w:r>
+          </w:p>
+          <w:p>
+            <w:pPr>
+              <w:spacing w:after="0" w:line="240" w:lineRule="auto"/>
               <w:rPr>
                 <w:rFonts w:ascii="Segoe UI" w:hAnsi="Segoe UI" w:cs="Segoe UI"/>
                 <w:color w:val="172B4D"/>
@@ -8966,9 +8099,7 @@
                 <w:szCs w:val="21"/>
                 <w:shd w:val="clear" w:color="auto" w:fill="FFFFFF"/>
               </w:rPr>
-              <w:t>lookup</w:t>
-            </w:r>
-            <w:proofErr w:type="spellEnd"/>
+            </w:pPr>
             <w:r>
               <w:rPr>
                 <w:rFonts w:ascii="Segoe UI" w:hAnsi="Segoe UI" w:cs="Segoe UI"/>
@@ -8977,9 +8108,70 @@
                 <w:szCs w:val="21"/>
                 <w:shd w:val="clear" w:color="auto" w:fill="FFFFFF"/>
               </w:rPr>
-              <w:t xml:space="preserve"> and log the users IP address.</w:t>
-            </w:r>
-          </w:p>
+              <w:t>See documentation under “Audit logging”</w:t>
+            </w:r>
+          </w:p>
+        </w:tc>
+      </w:tr>
+      <w:tr>
+        <w:trPr>
+          <w:trHeight w:val="247"/>
+        </w:trPr>
+        <w:tc>
+          <w:tcPr>
+            <w:tcW w:w="4248" w:type="dxa"/>
+          </w:tcPr>
+          <w:p>
+            <w:pPr>
+              <w:spacing w:after="0" w:line="240" w:lineRule="auto"/>
+            </w:pPr>
+            <w:r>
+              <w:t>oiosaml.servlet.audit.logger.attribute.userid</w:t>
+            </w:r>
+          </w:p>
+        </w:tc>
+        <w:tc>
+          <w:tcPr>
+            <w:tcW w:w="1276" w:type="dxa"/>
+          </w:tcPr>
+          <w:p>
+            <w:pPr>
+              <w:spacing w:after="0" w:line="240" w:lineRule="auto"/>
+              <w:rPr>
+                <w:lang w:val="en-US"/>
+              </w:rPr>
+            </w:pPr>
+            <w:r>
+              <w:rPr>
+                <w:lang w:val="en-US"/>
+              </w:rPr>
+              <w:t>No</w:t>
+            </w:r>
+          </w:p>
+        </w:tc>
+        <w:tc>
+          <w:tcPr>
+            <w:tcW w:w="3543" w:type="dxa"/>
+          </w:tcPr>
+          <w:p>
+            <w:pPr>
+              <w:spacing w:after="0" w:line="240" w:lineRule="auto"/>
+              <w:rPr>
+                <w:lang w:val="en-US"/>
+              </w:rPr>
+            </w:pPr>
+            <w:r>
+              <w:rPr>
+                <w:lang w:val="en-US"/>
+              </w:rPr>
+              <w:t>request:remoteUser</w:t>
+            </w:r>
+          </w:p>
+        </w:tc>
+        <w:tc>
+          <w:tcPr>
+            <w:tcW w:w="4881" w:type="dxa"/>
+          </w:tcPr>
           <w:p>
             <w:pPr>
               <w:spacing w:after="0" w:line="240" w:lineRule="auto"/>
@@ -8999,6 +8191,28 @@
                 <w:szCs w:val="21"/>
                 <w:shd w:val="clear" w:color="auto" w:fill="FFFFFF"/>
               </w:rPr>
+              <w:t>Used in Audit logging to lookup and log the users UserId in the SP application.</w:t>
+            </w:r>
+          </w:p>
+          <w:p>
+            <w:pPr>
+              <w:spacing w:after="0" w:line="240" w:lineRule="auto"/>
+              <w:rPr>
+                <w:rFonts w:ascii="Segoe UI" w:hAnsi="Segoe UI" w:cs="Segoe UI"/>
+                <w:color w:val="172B4D"/>
+                <w:sz w:val="21"/>
+                <w:szCs w:val="21"/>
+                <w:shd w:val="clear" w:color="auto" w:fill="FFFFFF"/>
+              </w:rPr>
+            </w:pPr>
+            <w:r>
+              <w:rPr>
+                <w:rFonts w:ascii="Segoe UI" w:hAnsi="Segoe UI" w:cs="Segoe UI"/>
+                <w:color w:val="172B4D"/>
+                <w:sz w:val="21"/>
+                <w:szCs w:val="21"/>
+                <w:shd w:val="clear" w:color="auto" w:fill="FFFFFF"/>
+              </w:rPr>
               <w:t>See documentation under “Audit logging”</w:t>
             </w:r>
           </w:p>
@@ -9016,11 +8230,9 @@
             <w:pPr>
               <w:spacing w:after="0" w:line="240" w:lineRule="auto"/>
             </w:pPr>
-            <w:proofErr w:type="spellStart"/>
-            <w:r>
-              <w:t>oiosaml.servlet.audit.logger.attribute.port</w:t>
-            </w:r>
-            <w:proofErr w:type="spellEnd"/>
+            <w:r>
+              <w:t>oiosaml.servlet.audit.logger.attribute.sessionId</w:t>
+            </w:r>
           </w:p>
         </w:tc>
         <w:tc>
@@ -9053,14 +8265,12 @@
                 <w:lang w:val="en-US"/>
               </w:rPr>
             </w:pPr>
-            <w:proofErr w:type="spellStart"/>
-            <w:r>
-              <w:rPr>
-                <w:lang w:val="en-US"/>
-              </w:rPr>
-              <w:t>request:remotePort</w:t>
-            </w:r>
-            <w:proofErr w:type="spellEnd"/>
+            <w:r>
+              <w:rPr>
+                <w:lang w:val="en-US"/>
+              </w:rPr>
+              <w:t>request:sessionId</w:t>
+            </w:r>
           </w:p>
         </w:tc>
         <w:tc>
@@ -9086,10 +8296,12 @@
                 <w:szCs w:val="21"/>
                 <w:shd w:val="clear" w:color="auto" w:fill="FFFFFF"/>
               </w:rPr>
-              <w:t xml:space="preserve">Used in Audit logging to </w:t>
-            </w:r>
-            <w:proofErr w:type="spellStart"/>
-            <w:r>
+              <w:t>Used in Audit logging to lookup and log the users SessionId in the SP application.</w:t>
+            </w:r>
+          </w:p>
+          <w:p>
+            <w:pPr>
+              <w:spacing w:after="0" w:line="240" w:lineRule="auto"/>
               <w:rPr>
                 <w:rFonts w:ascii="Segoe UI" w:hAnsi="Segoe UI" w:cs="Segoe UI"/>
                 <w:color w:val="172B4D"/>
@@ -9097,9 +8309,7 @@
                 <w:szCs w:val="21"/>
                 <w:shd w:val="clear" w:color="auto" w:fill="FFFFFF"/>
               </w:rPr>
-              <w:t>lookup</w:t>
-            </w:r>
-            <w:proofErr w:type="spellEnd"/>
+            </w:pPr>
             <w:r>
               <w:rPr>
                 <w:rFonts w:ascii="Segoe UI" w:hAnsi="Segoe UI" w:cs="Segoe UI"/>
@@ -9108,9 +8318,65 @@
                 <w:szCs w:val="21"/>
                 <w:shd w:val="clear" w:color="auto" w:fill="FFFFFF"/>
               </w:rPr>
-              <w:t xml:space="preserve"> and log the users PORT.</w:t>
-            </w:r>
-          </w:p>
+              <w:t>See documentation under “Audit logging”</w:t>
+            </w:r>
+          </w:p>
+        </w:tc>
+      </w:tr>
+      <w:tr>
+        <w:trPr>
+          <w:trHeight w:val="247"/>
+        </w:trPr>
+        <w:tc>
+          <w:tcPr>
+            <w:tcW w:w="4248" w:type="dxa"/>
+          </w:tcPr>
+          <w:p>
+            <w:pPr>
+              <w:spacing w:after="0" w:line="240" w:lineRule="auto"/>
+            </w:pPr>
+            <w:r>
+              <w:lastRenderedPageBreak/>
+              <w:t>oiosaml.servlet.session.handler.factory</w:t>
+            </w:r>
+          </w:p>
+        </w:tc>
+        <w:tc>
+          <w:tcPr>
+            <w:tcW w:w="1276" w:type="dxa"/>
+          </w:tcPr>
+          <w:p>
+            <w:pPr>
+              <w:spacing w:after="0" w:line="240" w:lineRule="auto"/>
+              <w:rPr>
+                <w:lang w:val="en-US"/>
+              </w:rPr>
+            </w:pPr>
+            <w:r>
+              <w:rPr>
+                <w:lang w:val="en-US"/>
+              </w:rPr>
+              <w:t>No</w:t>
+            </w:r>
+          </w:p>
+        </w:tc>
+        <w:tc>
+          <w:tcPr>
+            <w:tcW w:w="3543" w:type="dxa"/>
+          </w:tcPr>
+          <w:p>
+            <w:pPr>
+              <w:spacing w:after="0" w:line="240" w:lineRule="auto"/>
+            </w:pPr>
+            <w:r>
+              <w:t>dk.gov.oio.saml.session.inmemory.InMemorySessionHandlerFactory</w:t>
+            </w:r>
+          </w:p>
+        </w:tc>
+        <w:tc>
+          <w:tcPr>
+            <w:tcW w:w="4881" w:type="dxa"/>
+          </w:tcPr>
           <w:p>
             <w:pPr>
               <w:spacing w:after="0" w:line="240" w:lineRule="auto"/>
@@ -9130,7 +8396,143 @@
                 <w:szCs w:val="21"/>
                 <w:shd w:val="clear" w:color="auto" w:fill="FFFFFF"/>
               </w:rPr>
-              <w:t>See documentation under “Audit logging”</w:t>
+              <w:t>Class reference for the SessionHandlerFactory used when handling sessions in the OIOSAML project.</w:t>
+            </w:r>
+          </w:p>
+          <w:p>
+            <w:pPr>
+              <w:spacing w:after="0" w:line="240" w:lineRule="auto"/>
+              <w:rPr>
+                <w:rFonts w:ascii="Segoe UI" w:hAnsi="Segoe UI" w:cs="Segoe UI"/>
+                <w:color w:val="172B4D"/>
+                <w:sz w:val="21"/>
+                <w:szCs w:val="21"/>
+                <w:shd w:val="clear" w:color="auto" w:fill="FFFFFF"/>
+              </w:rPr>
+            </w:pPr>
+            <w:r>
+              <w:rPr>
+                <w:rFonts w:ascii="Segoe UI" w:hAnsi="Segoe UI" w:cs="Segoe UI"/>
+                <w:color w:val="172B4D"/>
+                <w:sz w:val="21"/>
+                <w:szCs w:val="21"/>
+                <w:shd w:val="clear" w:color="auto" w:fill="FFFFFF"/>
+              </w:rPr>
+              <w:t>Following session handler factories already exists in the OIOSAML project:</w:t>
+            </w:r>
+          </w:p>
+          <w:p>
+            <w:pPr>
+              <w:pStyle w:val="ListParagraph"/>
+              <w:numPr>
+                <w:ilvl w:val="0"/>
+                <w:numId w:val="5"/>
+              </w:numPr>
+              <w:spacing w:after="0" w:line="240" w:lineRule="auto"/>
+              <w:rPr>
+                <w:rFonts w:ascii="Segoe UI" w:hAnsi="Segoe UI" w:cs="Segoe UI"/>
+                <w:color w:val="172B4D"/>
+                <w:sz w:val="21"/>
+                <w:szCs w:val="21"/>
+                <w:shd w:val="clear" w:color="auto" w:fill="FFFFFF"/>
+              </w:rPr>
+            </w:pPr>
+            <w:r>
+              <w:rPr>
+                <w:rFonts w:ascii="Segoe UI" w:hAnsi="Segoe UI" w:cs="Segoe UI"/>
+                <w:color w:val="172B4D"/>
+                <w:sz w:val="21"/>
+                <w:szCs w:val="21"/>
+                <w:shd w:val="clear" w:color="auto" w:fill="FFFFFF"/>
+              </w:rPr>
+              <w:t>dk.gov.oio.saml.session.database</w:t>
+            </w:r>
+            <w:r>
+              <w:rPr>
+                <w:rFonts w:ascii="Segoe UI" w:hAnsi="Segoe UI" w:cs="Segoe UI"/>
+                <w:color w:val="172B4D"/>
+                <w:sz w:val="21"/>
+                <w:szCs w:val="21"/>
+                <w:shd w:val="clear" w:color="auto" w:fill="FFFFFF"/>
+              </w:rPr>
+              <w:t>.</w:t>
+            </w:r>
+            <w:r>
+              <w:rPr>
+                <w:rFonts w:ascii="Segoe UI" w:hAnsi="Segoe UI" w:cs="Segoe UI"/>
+                <w:color w:val="172B4D"/>
+                <w:sz w:val="21"/>
+                <w:szCs w:val="21"/>
+                <w:shd w:val="clear" w:color="auto" w:fill="FFFFFF"/>
+              </w:rPr>
+              <w:t>JdniSessionHandlerFactory</w:t>
+            </w:r>
+          </w:p>
+          <w:p>
+            <w:pPr>
+              <w:pStyle w:val="ListParagraph"/>
+              <w:numPr>
+                <w:ilvl w:val="0"/>
+                <w:numId w:val="5"/>
+              </w:numPr>
+              <w:spacing w:after="0" w:line="240" w:lineRule="auto"/>
+              <w:rPr>
+                <w:rFonts w:ascii="Segoe UI" w:hAnsi="Segoe UI" w:cs="Segoe UI"/>
+                <w:color w:val="172B4D"/>
+                <w:sz w:val="21"/>
+                <w:szCs w:val="21"/>
+                <w:shd w:val="clear" w:color="auto" w:fill="FFFFFF"/>
+              </w:rPr>
+            </w:pPr>
+            <w:r>
+              <w:rPr>
+                <w:rFonts w:ascii="Segoe UI" w:hAnsi="Segoe UI" w:cs="Segoe UI"/>
+                <w:color w:val="172B4D"/>
+                <w:sz w:val="21"/>
+                <w:szCs w:val="21"/>
+                <w:shd w:val="clear" w:color="auto" w:fill="FFFFFF"/>
+              </w:rPr>
+              <w:t>dk.gov.oio.saml.session.database</w:t>
+            </w:r>
+            <w:r>
+              <w:rPr>
+                <w:rFonts w:ascii="Segoe UI" w:hAnsi="Segoe UI" w:cs="Segoe UI"/>
+                <w:color w:val="172B4D"/>
+                <w:sz w:val="21"/>
+                <w:szCs w:val="21"/>
+                <w:shd w:val="clear" w:color="auto" w:fill="FFFFFF"/>
+              </w:rPr>
+              <w:t>.</w:t>
+            </w:r>
+            <w:r>
+              <w:rPr>
+                <w:rFonts w:ascii="Segoe UI" w:hAnsi="Segoe UI" w:cs="Segoe UI"/>
+                <w:color w:val="172B4D"/>
+                <w:sz w:val="21"/>
+                <w:szCs w:val="21"/>
+                <w:shd w:val="clear" w:color="auto" w:fill="FFFFFF"/>
+              </w:rPr>
+              <w:t>JdbcSessionHandlerFactory</w:t>
+            </w:r>
+          </w:p>
+          <w:p>
+            <w:pPr>
+              <w:pStyle w:val="ListParagraph"/>
+              <w:numPr>
+                <w:ilvl w:val="0"/>
+                <w:numId w:val="5"/>
+              </w:numPr>
+              <w:spacing w:after="0" w:line="240" w:lineRule="auto"/>
+              <w:rPr>
+                <w:rFonts w:ascii="Segoe UI" w:hAnsi="Segoe UI" w:cs="Segoe UI"/>
+                <w:color w:val="172B4D"/>
+                <w:sz w:val="21"/>
+                <w:szCs w:val="21"/>
+                <w:shd w:val="clear" w:color="auto" w:fill="FFFFFF"/>
+              </w:rPr>
+            </w:pPr>
+            <w:r>
+              <w:t>dk.gov.oio.saml.session.inmemory.InMemorySessionHandlerFactory</w:t>
             </w:r>
           </w:p>
         </w:tc>
@@ -9147,11 +8549,9 @@
             <w:pPr>
               <w:spacing w:after="0" w:line="240" w:lineRule="auto"/>
             </w:pPr>
-            <w:proofErr w:type="spellStart"/>
-            <w:r>
-              <w:t>oiosaml.servlet.audit.logger.attribute.userid</w:t>
-            </w:r>
-            <w:proofErr w:type="spellEnd"/>
+            <w:r>
+              <w:t>oiosaml.servlet.session.handler.jdni.name</w:t>
+            </w:r>
           </w:p>
         </w:tc>
         <w:tc>
@@ -9184,14 +8584,6 @@
                 <w:lang w:val="en-US"/>
               </w:rPr>
             </w:pPr>
-            <w:proofErr w:type="spellStart"/>
-            <w:r>
-              <w:rPr>
-                <w:lang w:val="en-US"/>
-              </w:rPr>
-              <w:t>request:remoteUser</w:t>
-            </w:r>
-            <w:proofErr w:type="spellEnd"/>
           </w:p>
         </w:tc>
         <w:tc>
@@ -9217,9 +8609,8 @@
                 <w:szCs w:val="21"/>
                 <w:shd w:val="clear" w:color="auto" w:fill="FFFFFF"/>
               </w:rPr>
-              <w:t xml:space="preserve">Used in Audit logging to </w:t>
-            </w:r>
-            <w:proofErr w:type="spellStart"/>
+              <w:t xml:space="preserve">Configuration parameter for the JNDI session handler factory: </w:t>
+            </w:r>
             <w:r>
               <w:rPr>
                 <w:rFonts w:ascii="Segoe UI" w:hAnsi="Segoe UI" w:cs="Segoe UI"/>
@@ -9228,9 +8619,8 @@
                 <w:szCs w:val="21"/>
                 <w:shd w:val="clear" w:color="auto" w:fill="FFFFFF"/>
               </w:rPr>
-              <w:t>lookup</w:t>
-            </w:r>
-            <w:proofErr w:type="spellEnd"/>
+              <w:t>dk.gov.oio.saml.session.database</w:t>
+            </w:r>
             <w:r>
               <w:rPr>
                 <w:rFonts w:ascii="Segoe UI" w:hAnsi="Segoe UI" w:cs="Segoe UI"/>
@@ -9239,9 +8629,8 @@
                 <w:szCs w:val="21"/>
                 <w:shd w:val="clear" w:color="auto" w:fill="FFFFFF"/>
               </w:rPr>
-              <w:t xml:space="preserve"> and log the users </w:t>
-            </w:r>
-            <w:proofErr w:type="spellStart"/>
+              <w:t>.</w:t>
+            </w:r>
             <w:r>
               <w:rPr>
                 <w:rFonts w:ascii="Segoe UI" w:hAnsi="Segoe UI" w:cs="Segoe UI"/>
@@ -9250,10 +8639,12 @@
                 <w:szCs w:val="21"/>
                 <w:shd w:val="clear" w:color="auto" w:fill="FFFFFF"/>
               </w:rPr>
-              <w:t>UserId</w:t>
-            </w:r>
-            <w:proofErr w:type="spellEnd"/>
-            <w:r>
+              <w:t>JdniSessionHandlerFactory</w:t>
+            </w:r>
+          </w:p>
+          <w:p>
+            <w:pPr>
+              <w:spacing w:after="0" w:line="240" w:lineRule="auto"/>
               <w:rPr>
                 <w:rFonts w:ascii="Segoe UI" w:hAnsi="Segoe UI" w:cs="Segoe UI"/>
                 <w:color w:val="172B4D"/>
@@ -9261,12 +8652,8 @@
                 <w:szCs w:val="21"/>
                 <w:shd w:val="clear" w:color="auto" w:fill="FFFFFF"/>
               </w:rPr>
-              <w:t xml:space="preserve"> in the SP application.</w:t>
-            </w:r>
-          </w:p>
-          <w:p>
-            <w:pPr>
-              <w:spacing w:after="0" w:line="240" w:lineRule="auto"/>
+            </w:pPr>
+            <w:r>
               <w:rPr>
                 <w:rFonts w:ascii="Segoe UI" w:hAnsi="Segoe UI" w:cs="Segoe UI"/>
                 <w:color w:val="172B4D"/>
@@ -9274,7 +8661,8 @@
                 <w:szCs w:val="21"/>
                 <w:shd w:val="clear" w:color="auto" w:fill="FFFFFF"/>
               </w:rPr>
-            </w:pPr>
+              <w:t>JNDI name for the database, v</w:t>
+            </w:r>
             <w:r>
               <w:rPr>
                 <w:rFonts w:ascii="Segoe UI" w:hAnsi="Segoe UI" w:cs="Segoe UI"/>
@@ -9283,7 +8671,17 @@
                 <w:szCs w:val="21"/>
                 <w:shd w:val="clear" w:color="auto" w:fill="FFFFFF"/>
               </w:rPr>
-              <w:t>See documentation under “Audit logging”</w:t>
+              <w:t xml:space="preserve">alue example: </w:t>
+            </w:r>
+            <w:r>
+              <w:rPr>
+                <w:rFonts w:ascii="Segoe UI" w:hAnsi="Segoe UI" w:cs="Segoe UI"/>
+                <w:color w:val="172B4D"/>
+                <w:sz w:val="21"/>
+                <w:szCs w:val="21"/>
+                <w:shd w:val="clear" w:color="auto" w:fill="FFFFFF"/>
+              </w:rPr>
+              <w:t>jdbc:h2:mem:mydb</w:t>
             </w:r>
           </w:p>
         </w:tc>
@@ -9300,11 +8698,9 @@
             <w:pPr>
               <w:spacing w:after="0" w:line="240" w:lineRule="auto"/>
             </w:pPr>
-            <w:proofErr w:type="spellStart"/>
-            <w:r>
-              <w:t>oiosaml.servlet.audit.logger.attribute.sessionId</w:t>
-            </w:r>
-            <w:proofErr w:type="spellEnd"/>
+            <w:r>
+              <w:t>oiosaml.servlet.session.handler.jdbc.url</w:t>
+            </w:r>
           </w:p>
         </w:tc>
         <w:tc>
@@ -9337,14 +8733,6 @@
                 <w:lang w:val="en-US"/>
               </w:rPr>
             </w:pPr>
-            <w:proofErr w:type="spellStart"/>
-            <w:r>
-              <w:rPr>
-                <w:lang w:val="en-US"/>
-              </w:rPr>
-              <w:t>request:sessionId</w:t>
-            </w:r>
-            <w:proofErr w:type="spellEnd"/>
           </w:p>
         </w:tc>
         <w:tc>
@@ -9370,9 +8758,8 @@
                 <w:szCs w:val="21"/>
                 <w:shd w:val="clear" w:color="auto" w:fill="FFFFFF"/>
               </w:rPr>
-              <w:t xml:space="preserve">Used in Audit logging to </w:t>
-            </w:r>
-            <w:proofErr w:type="spellStart"/>
+              <w:t xml:space="preserve">Configuration parameter for the </w:t>
+            </w:r>
             <w:r>
               <w:rPr>
                 <w:rFonts w:ascii="Segoe UI" w:hAnsi="Segoe UI" w:cs="Segoe UI"/>
@@ -9381,9 +8768,8 @@
                 <w:szCs w:val="21"/>
                 <w:shd w:val="clear" w:color="auto" w:fill="FFFFFF"/>
               </w:rPr>
-              <w:t>lookup</w:t>
-            </w:r>
-            <w:proofErr w:type="spellEnd"/>
+              <w:t>JDBC</w:t>
+            </w:r>
             <w:r>
               <w:rPr>
                 <w:rFonts w:ascii="Segoe UI" w:hAnsi="Segoe UI" w:cs="Segoe UI"/>
@@ -9392,9 +8778,8 @@
                 <w:szCs w:val="21"/>
                 <w:shd w:val="clear" w:color="auto" w:fill="FFFFFF"/>
               </w:rPr>
-              <w:t xml:space="preserve"> and log the users </w:t>
-            </w:r>
-            <w:proofErr w:type="spellStart"/>
+              <w:t xml:space="preserve"> session handler factory: </w:t>
+            </w:r>
             <w:r>
               <w:rPr>
                 <w:rFonts w:ascii="Segoe UI" w:hAnsi="Segoe UI" w:cs="Segoe UI"/>
@@ -9403,9 +8788,8 @@
                 <w:szCs w:val="21"/>
                 <w:shd w:val="clear" w:color="auto" w:fill="FFFFFF"/>
               </w:rPr>
-              <w:t>SessionId</w:t>
-            </w:r>
-            <w:proofErr w:type="spellEnd"/>
+              <w:t>dk.gov.oio.saml.session.database</w:t>
+            </w:r>
             <w:r>
               <w:rPr>
                 <w:rFonts w:ascii="Segoe UI" w:hAnsi="Segoe UI" w:cs="Segoe UI"/>
@@ -9414,12 +8798,9 @@
                 <w:szCs w:val="21"/>
                 <w:shd w:val="clear" w:color="auto" w:fill="FFFFFF"/>
               </w:rPr>
-              <w:t xml:space="preserve"> in the SP application.</w:t>
-            </w:r>
-          </w:p>
-          <w:p>
-            <w:pPr>
-              <w:spacing w:after="0" w:line="240" w:lineRule="auto"/>
+              <w:t>.</w:t>
+            </w:r>
+            <w:r>
               <w:rPr>
                 <w:rFonts w:ascii="Segoe UI" w:hAnsi="Segoe UI" w:cs="Segoe UI"/>
                 <w:color w:val="172B4D"/>
@@ -9427,8 +8808,12 @@
                 <w:szCs w:val="21"/>
                 <w:shd w:val="clear" w:color="auto" w:fill="FFFFFF"/>
               </w:rPr>
-            </w:pPr>
-            <w:r>
+              <w:t>JdbcSessionHandlerFactory</w:t>
+            </w:r>
+          </w:p>
+          <w:p>
+            <w:pPr>
+              <w:spacing w:after="0" w:line="240" w:lineRule="auto"/>
               <w:rPr>
                 <w:rFonts w:ascii="Segoe UI" w:hAnsi="Segoe UI" w:cs="Segoe UI"/>
                 <w:color w:val="172B4D"/>
@@ -9436,7 +8821,26 @@
                 <w:szCs w:val="21"/>
                 <w:shd w:val="clear" w:color="auto" w:fill="FFFFFF"/>
               </w:rPr>
-              <w:t>See documentation under “Audit logging”</w:t>
+            </w:pPr>
+            <w:r>
+              <w:rPr>
+                <w:rFonts w:ascii="Segoe UI" w:hAnsi="Segoe UI" w:cs="Segoe UI"/>
+                <w:color w:val="172B4D"/>
+                <w:sz w:val="21"/>
+                <w:szCs w:val="21"/>
+                <w:shd w:val="clear" w:color="auto" w:fill="FFFFFF"/>
+              </w:rPr>
+              <w:t xml:space="preserve">JDBC Connection URL for the database, value example: </w:t>
+            </w:r>
+            <w:r>
+              <w:rPr>
+                <w:rFonts w:ascii="Segoe UI" w:hAnsi="Segoe UI" w:cs="Segoe UI"/>
+                <w:color w:val="172B4D"/>
+                <w:sz w:val="21"/>
+                <w:szCs w:val="21"/>
+                <w:shd w:val="clear" w:color="auto" w:fill="FFFFFF"/>
+              </w:rPr>
+              <w:t>jdbc:mysql://@localhost:3306/oiosaml</w:t>
             </w:r>
           </w:p>
         </w:tc>
@@ -9453,12 +8857,9 @@
             <w:pPr>
               <w:spacing w:after="0" w:line="240" w:lineRule="auto"/>
             </w:pPr>
-            <w:proofErr w:type="spellStart"/>
-            <w:r>
-              <w:lastRenderedPageBreak/>
-              <w:t>oiosaml.servlet.session.handler.factory</w:t>
-            </w:r>
-            <w:proofErr w:type="spellEnd"/>
+            <w:r>
+              <w:t>oiosaml.servlet.session.handler.jdbc.username</w:t>
+            </w:r>
           </w:p>
         </w:tc>
         <w:tc>
@@ -9487,12 +8888,10 @@
           <w:p>
             <w:pPr>
               <w:spacing w:after="0" w:line="240" w:lineRule="auto"/>
-            </w:pPr>
-            <w:proofErr w:type="spellStart"/>
-            <w:r>
-              <w:t>dk.gov.oio.saml.session.inmemory.InMemorySessionHandlerFactory</w:t>
-            </w:r>
-            <w:proofErr w:type="spellEnd"/>
+              <w:rPr>
+                <w:lang w:val="en-US"/>
+              </w:rPr>
+            </w:pPr>
           </w:p>
         </w:tc>
         <w:tc>
@@ -9518,9 +8917,8 @@
                 <w:szCs w:val="21"/>
                 <w:shd w:val="clear" w:color="auto" w:fill="FFFFFF"/>
               </w:rPr>
-              <w:t xml:space="preserve">Class reference for the </w:t>
-            </w:r>
-            <w:proofErr w:type="spellStart"/>
+              <w:t xml:space="preserve">Configuration parameter for the </w:t>
+            </w:r>
             <w:r>
               <w:rPr>
                 <w:rFonts w:ascii="Segoe UI" w:hAnsi="Segoe UI" w:cs="Segoe UI"/>
@@ -9529,9 +8927,8 @@
                 <w:szCs w:val="21"/>
                 <w:shd w:val="clear" w:color="auto" w:fill="FFFFFF"/>
               </w:rPr>
-              <w:t>SessionHandlerFactory</w:t>
-            </w:r>
-            <w:proofErr w:type="spellEnd"/>
+              <w:t xml:space="preserve">JDBC </w:t>
+            </w:r>
             <w:r>
               <w:rPr>
                 <w:rFonts w:ascii="Segoe UI" w:hAnsi="Segoe UI" w:cs="Segoe UI"/>
@@ -9540,12 +8937,9 @@
                 <w:szCs w:val="21"/>
                 <w:shd w:val="clear" w:color="auto" w:fill="FFFFFF"/>
               </w:rPr>
-              <w:t xml:space="preserve"> used when handling sessions in the OIOSAML project.</w:t>
-            </w:r>
-          </w:p>
-          <w:p>
-            <w:pPr>
-              <w:spacing w:after="0" w:line="240" w:lineRule="auto"/>
+              <w:t xml:space="preserve">session handler factory: </w:t>
+            </w:r>
+            <w:r>
               <w:rPr>
                 <w:rFonts w:ascii="Segoe UI" w:hAnsi="Segoe UI" w:cs="Segoe UI"/>
                 <w:color w:val="172B4D"/>
@@ -9553,7 +8947,8 @@
                 <w:szCs w:val="21"/>
                 <w:shd w:val="clear" w:color="auto" w:fill="FFFFFF"/>
               </w:rPr>
-            </w:pPr>
+              <w:t>dk.gov.oio.saml.session.database</w:t>
+            </w:r>
             <w:r>
               <w:rPr>
                 <w:rFonts w:ascii="Segoe UI" w:hAnsi="Segoe UI" w:cs="Segoe UI"/>
@@ -9562,17 +8957,9 @@
                 <w:szCs w:val="21"/>
                 <w:shd w:val="clear" w:color="auto" w:fill="FFFFFF"/>
               </w:rPr>
-              <w:t>Following session handler factories already exists in the OIOSAML project:</w:t>
-            </w:r>
-          </w:p>
-          <w:p>
-            <w:pPr>
-              <w:pStyle w:val="ListParagraph"/>
-              <w:numPr>
-                <w:ilvl w:val="0"/>
-                <w:numId w:val="5"/>
-              </w:numPr>
-              <w:spacing w:after="0" w:line="240" w:lineRule="auto"/>
+              <w:t>.</w:t>
+            </w:r>
+            <w:r>
               <w:rPr>
                 <w:rFonts w:ascii="Segoe UI" w:hAnsi="Segoe UI" w:cs="Segoe UI"/>
                 <w:color w:val="172B4D"/>
@@ -9580,9 +8967,12 @@
                 <w:szCs w:val="21"/>
                 <w:shd w:val="clear" w:color="auto" w:fill="FFFFFF"/>
               </w:rPr>
-            </w:pPr>
-            <w:proofErr w:type="spellStart"/>
-            <w:r>
+              <w:t>JdbcSessionHandlerFactory</w:t>
+            </w:r>
+          </w:p>
+          <w:p>
+            <w:pPr>
+              <w:spacing w:after="0" w:line="240" w:lineRule="auto"/>
               <w:rPr>
                 <w:rFonts w:ascii="Segoe UI" w:hAnsi="Segoe UI" w:cs="Segoe UI"/>
                 <w:color w:val="172B4D"/>
@@ -9590,8 +8980,7 @@
                 <w:szCs w:val="21"/>
                 <w:shd w:val="clear" w:color="auto" w:fill="FFFFFF"/>
               </w:rPr>
-              <w:t>dk.gov.oio.saml.session.database</w:t>
-            </w:r>
+            </w:pPr>
             <w:r>
               <w:rPr>
                 <w:rFonts w:ascii="Segoe UI" w:hAnsi="Segoe UI" w:cs="Segoe UI"/>
@@ -9600,9 +8989,67 @@
                 <w:szCs w:val="21"/>
                 <w:shd w:val="clear" w:color="auto" w:fill="FFFFFF"/>
               </w:rPr>
-              <w:t>.</w:t>
-            </w:r>
-            <w:r>
+              <w:t>JDBC Connection logon username, example value: username</w:t>
+            </w:r>
+          </w:p>
+        </w:tc>
+      </w:tr>
+      <w:tr>
+        <w:trPr>
+          <w:trHeight w:val="247"/>
+        </w:trPr>
+        <w:tc>
+          <w:tcPr>
+            <w:tcW w:w="4248" w:type="dxa"/>
+          </w:tcPr>
+          <w:p>
+            <w:pPr>
+              <w:spacing w:after="0" w:line="240" w:lineRule="auto"/>
+            </w:pPr>
+            <w:r>
+              <w:t>oiosaml.servlet.session.handler.jdbc.password</w:t>
+            </w:r>
+          </w:p>
+        </w:tc>
+        <w:tc>
+          <w:tcPr>
+            <w:tcW w:w="1276" w:type="dxa"/>
+          </w:tcPr>
+          <w:p>
+            <w:pPr>
+              <w:spacing w:after="0" w:line="240" w:lineRule="auto"/>
+              <w:rPr>
+                <w:lang w:val="en-US"/>
+              </w:rPr>
+            </w:pPr>
+            <w:r>
+              <w:rPr>
+                <w:lang w:val="en-US"/>
+              </w:rPr>
+              <w:t>No</w:t>
+            </w:r>
+          </w:p>
+        </w:tc>
+        <w:tc>
+          <w:tcPr>
+            <w:tcW w:w="3543" w:type="dxa"/>
+          </w:tcPr>
+          <w:p>
+            <w:pPr>
+              <w:spacing w:after="0" w:line="240" w:lineRule="auto"/>
+              <w:rPr>
+                <w:lang w:val="en-US"/>
+              </w:rPr>
+            </w:pPr>
+          </w:p>
+        </w:tc>
+        <w:tc>
+          <w:tcPr>
+            <w:tcW w:w="4881" w:type="dxa"/>
+          </w:tcPr>
+          <w:p>
+            <w:pPr>
+              <w:spacing w:after="0" w:line="240" w:lineRule="auto"/>
               <w:rPr>
                 <w:rFonts w:ascii="Segoe UI" w:hAnsi="Segoe UI" w:cs="Segoe UI"/>
                 <w:color w:val="172B4D"/>
@@ -9610,18 +9057,8 @@
                 <w:szCs w:val="21"/>
                 <w:shd w:val="clear" w:color="auto" w:fill="FFFFFF"/>
               </w:rPr>
-              <w:t>JdniSessionHandlerFactory</w:t>
-            </w:r>
-            <w:proofErr w:type="spellEnd"/>
-          </w:p>
-          <w:p>
-            <w:pPr>
-              <w:pStyle w:val="ListParagraph"/>
-              <w:numPr>
-                <w:ilvl w:val="0"/>
-                <w:numId w:val="5"/>
-              </w:numPr>
-              <w:spacing w:after="0" w:line="240" w:lineRule="auto"/>
+            </w:pPr>
+            <w:r>
               <w:rPr>
                 <w:rFonts w:ascii="Segoe UI" w:hAnsi="Segoe UI" w:cs="Segoe UI"/>
                 <w:color w:val="172B4D"/>
@@ -9629,8 +9066,8 @@
                 <w:szCs w:val="21"/>
                 <w:shd w:val="clear" w:color="auto" w:fill="FFFFFF"/>
               </w:rPr>
-            </w:pPr>
-            <w:proofErr w:type="spellStart"/>
+              <w:t xml:space="preserve">Configuration parameter for the </w:t>
+            </w:r>
             <w:r>
               <w:rPr>
                 <w:rFonts w:ascii="Segoe UI" w:hAnsi="Segoe UI" w:cs="Segoe UI"/>
@@ -9639,7 +9076,7 @@
                 <w:szCs w:val="21"/>
                 <w:shd w:val="clear" w:color="auto" w:fill="FFFFFF"/>
               </w:rPr>
-              <w:t>dk.gov.oio.saml.session.database</w:t>
+              <w:t xml:space="preserve">JDBC </w:t>
             </w:r>
             <w:r>
               <w:rPr>
@@ -9649,7 +9086,7 @@
                 <w:szCs w:val="21"/>
                 <w:shd w:val="clear" w:color="auto" w:fill="FFFFFF"/>
               </w:rPr>
-              <w:t>.</w:t>
+              <w:t xml:space="preserve">session handler factory: </w:t>
             </w:r>
             <w:r>
               <w:rPr>
@@ -9659,18 +9096,10 @@
                 <w:szCs w:val="21"/>
                 <w:shd w:val="clear" w:color="auto" w:fill="FFFFFF"/>
               </w:rPr>
-              <w:t>JdbcSessionHandlerFactory</w:t>
-            </w:r>
-            <w:proofErr w:type="spellEnd"/>
-          </w:p>
-          <w:p>
-            <w:pPr>
-              <w:pStyle w:val="ListParagraph"/>
-              <w:numPr>
-                <w:ilvl w:val="0"/>
-                <w:numId w:val="5"/>
-              </w:numPr>
-              <w:spacing w:after="0" w:line="240" w:lineRule="auto"/>
+              <w:lastRenderedPageBreak/>
+              <w:t>dk.gov.oio.saml.session.database</w:t>
+            </w:r>
+            <w:r>
               <w:rPr>
                 <w:rFonts w:ascii="Segoe UI" w:hAnsi="Segoe UI" w:cs="Segoe UI"/>
                 <w:color w:val="172B4D"/>
@@ -9678,12 +9107,40 @@
                 <w:szCs w:val="21"/>
                 <w:shd w:val="clear" w:color="auto" w:fill="FFFFFF"/>
               </w:rPr>
-            </w:pPr>
-            <w:proofErr w:type="spellStart"/>
-            <w:r>
-              <w:t>dk.gov.oio.saml.session.inmemory.InMemorySessionHandlerFactory</w:t>
-            </w:r>
-            <w:proofErr w:type="spellEnd"/>
+              <w:t>.</w:t>
+            </w:r>
+            <w:r>
+              <w:rPr>
+                <w:rFonts w:ascii="Segoe UI" w:hAnsi="Segoe UI" w:cs="Segoe UI"/>
+                <w:color w:val="172B4D"/>
+                <w:sz w:val="21"/>
+                <w:szCs w:val="21"/>
+                <w:shd w:val="clear" w:color="auto" w:fill="FFFFFF"/>
+              </w:rPr>
+              <w:t>JdbcSessionHandlerFactory</w:t>
+            </w:r>
+          </w:p>
+          <w:p>
+            <w:pPr>
+              <w:spacing w:after="0" w:line="240" w:lineRule="auto"/>
+              <w:rPr>
+                <w:rFonts w:ascii="Segoe UI" w:hAnsi="Segoe UI" w:cs="Segoe UI"/>
+                <w:color w:val="172B4D"/>
+                <w:sz w:val="21"/>
+                <w:szCs w:val="21"/>
+                <w:shd w:val="clear" w:color="auto" w:fill="FFFFFF"/>
+              </w:rPr>
+            </w:pPr>
+            <w:r>
+              <w:rPr>
+                <w:rFonts w:ascii="Segoe UI" w:hAnsi="Segoe UI" w:cs="Segoe UI"/>
+                <w:color w:val="172B4D"/>
+                <w:sz w:val="21"/>
+                <w:szCs w:val="21"/>
+                <w:shd w:val="clear" w:color="auto" w:fill="FFFFFF"/>
+              </w:rPr>
+              <w:t>JDBC Connection logon password, example value: password</w:t>
+            </w:r>
           </w:p>
         </w:tc>
       </w:tr>
@@ -9700,7 +9157,8 @@
               <w:spacing w:after="0" w:line="240" w:lineRule="auto"/>
             </w:pPr>
             <w:r>
-              <w:t>oiosaml.servlet.session.handler.jdni.name</w:t>
+              <w:lastRenderedPageBreak/>
+              <w:t>oiosaml.servlet.session.handler.jdbc.driver.classname</w:t>
             </w:r>
           </w:p>
         </w:tc>
@@ -9759,9 +9217,8 @@
                 <w:szCs w:val="21"/>
                 <w:shd w:val="clear" w:color="auto" w:fill="FFFFFF"/>
               </w:rPr>
-              <w:t xml:space="preserve">Configuration parameter for the JNDI session handler factory: </w:t>
-            </w:r>
-            <w:proofErr w:type="spellStart"/>
+              <w:t xml:space="preserve">Configuration parameter for the </w:t>
+            </w:r>
             <w:r>
               <w:rPr>
                 <w:rFonts w:ascii="Segoe UI" w:hAnsi="Segoe UI" w:cs="Segoe UI"/>
@@ -9770,7 +9227,7 @@
                 <w:szCs w:val="21"/>
                 <w:shd w:val="clear" w:color="auto" w:fill="FFFFFF"/>
               </w:rPr>
-              <w:t>dk.gov.oio.saml.session.database</w:t>
+              <w:t xml:space="preserve">JDBC </w:t>
             </w:r>
             <w:r>
               <w:rPr>
@@ -9780,7 +9237,7 @@
                 <w:szCs w:val="21"/>
                 <w:shd w:val="clear" w:color="auto" w:fill="FFFFFF"/>
               </w:rPr>
-              <w:t>.</w:t>
+              <w:t xml:space="preserve">session handler factory: </w:t>
             </w:r>
             <w:r>
               <w:rPr>
@@ -9790,13 +9247,9 @@
                 <w:szCs w:val="21"/>
                 <w:shd w:val="clear" w:color="auto" w:fill="FFFFFF"/>
               </w:rPr>
-              <w:t>JdniSessionHandlerFactory</w:t>
-            </w:r>
-            <w:proofErr w:type="spellEnd"/>
-          </w:p>
-          <w:p>
-            <w:pPr>
-              <w:spacing w:after="0" w:line="240" w:lineRule="auto"/>
+              <w:t>dk.gov.oio.saml.session.database</w:t>
+            </w:r>
+            <w:r>
               <w:rPr>
                 <w:rFonts w:ascii="Segoe UI" w:hAnsi="Segoe UI" w:cs="Segoe UI"/>
                 <w:color w:val="172B4D"/>
@@ -9804,7 +9257,8 @@
                 <w:szCs w:val="21"/>
                 <w:shd w:val="clear" w:color="auto" w:fill="FFFFFF"/>
               </w:rPr>
-            </w:pPr>
+              <w:t>.</w:t>
+            </w:r>
             <w:r>
               <w:rPr>
                 <w:rFonts w:ascii="Segoe UI" w:hAnsi="Segoe UI" w:cs="Segoe UI"/>
@@ -9813,9 +9267,12 @@
                 <w:szCs w:val="21"/>
                 <w:shd w:val="clear" w:color="auto" w:fill="FFFFFF"/>
               </w:rPr>
-              <w:t>JNDI name for the database, v</w:t>
-            </w:r>
-            <w:r>
+              <w:t>JdbcSessionHandlerFactory</w:t>
+            </w:r>
+          </w:p>
+          <w:p>
+            <w:pPr>
+              <w:spacing w:after="0" w:line="240" w:lineRule="auto"/>
               <w:rPr>
                 <w:rFonts w:ascii="Segoe UI" w:hAnsi="Segoe UI" w:cs="Segoe UI"/>
                 <w:color w:val="172B4D"/>
@@ -9823,8 +9280,7 @@
                 <w:szCs w:val="21"/>
                 <w:shd w:val="clear" w:color="auto" w:fill="FFFFFF"/>
               </w:rPr>
-              <w:t xml:space="preserve">alue example: </w:t>
-            </w:r>
+            </w:pPr>
             <w:r>
               <w:rPr>
                 <w:rFonts w:ascii="Segoe UI" w:hAnsi="Segoe UI" w:cs="Segoe UI"/>
@@ -9833,7 +9289,39 @@
                 <w:szCs w:val="21"/>
                 <w:shd w:val="clear" w:color="auto" w:fill="FFFFFF"/>
               </w:rPr>
-              <w:t>jdbc:h2:mem:mydb</w:t>
+              <w:t xml:space="preserve">JDBC java driver class name for the connection, example value for mysql: </w:t>
+            </w:r>
+            <w:r>
+              <w:rPr>
+                <w:rFonts w:ascii="Segoe UI" w:hAnsi="Segoe UI" w:cs="Segoe UI"/>
+                <w:color w:val="172B4D"/>
+                <w:sz w:val="21"/>
+                <w:szCs w:val="21"/>
+                <w:shd w:val="clear" w:color="auto" w:fill="FFFFFF"/>
+              </w:rPr>
+              <w:t>com.mysql.cj.jdbc.Driver</w:t>
+            </w:r>
+          </w:p>
+          <w:p>
+            <w:pPr>
+              <w:spacing w:after="0" w:line="240" w:lineRule="auto"/>
+              <w:rPr>
+                <w:rFonts w:ascii="Segoe UI" w:hAnsi="Segoe UI" w:cs="Segoe UI"/>
+                <w:color w:val="172B4D"/>
+                <w:sz w:val="21"/>
+                <w:szCs w:val="21"/>
+                <w:shd w:val="clear" w:color="auto" w:fill="FFFFFF"/>
+              </w:rPr>
+            </w:pPr>
+            <w:r>
+              <w:rPr>
+                <w:rFonts w:ascii="Segoe UI" w:hAnsi="Segoe UI" w:cs="Segoe UI"/>
+                <w:color w:val="172B4D"/>
+                <w:sz w:val="21"/>
+                <w:szCs w:val="21"/>
+                <w:shd w:val="clear" w:color="auto" w:fill="FFFFFF"/>
+              </w:rPr>
+              <w:t>Remember to add dependencies in POM.</w:t>
             </w:r>
           </w:p>
         </w:tc>
@@ -9851,7 +9339,7 @@
               <w:spacing w:after="0" w:line="240" w:lineRule="auto"/>
             </w:pPr>
             <w:r>
-              <w:t>oiosaml.servlet.session.handler.jdbc.url</w:t>
+              <w:t>oiosaml.servlet.session.handler.inmemory.max.tracked.assertionids</w:t>
             </w:r>
           </w:p>
         </w:tc>
@@ -9885,6 +9373,12 @@
                 <w:lang w:val="en-US"/>
               </w:rPr>
             </w:pPr>
+            <w:r>
+              <w:rPr>
+                <w:lang w:val="en-US"/>
+              </w:rPr>
+              <w:t>10000</w:t>
+            </w:r>
           </w:p>
         </w:tc>
         <w:tc>
@@ -9894,6 +9388,8 @@
           <w:p>
             <w:pPr>
               <w:spacing w:after="0" w:line="240" w:lineRule="auto"/>
+            </w:pPr>
+            <w:r>
               <w:rPr>
                 <w:rFonts w:ascii="Segoe UI" w:hAnsi="Segoe UI" w:cs="Segoe UI"/>
                 <w:color w:val="172B4D"/>
@@ -9901,7 +9397,8 @@
                 <w:szCs w:val="21"/>
                 <w:shd w:val="clear" w:color="auto" w:fill="FFFFFF"/>
               </w:rPr>
-            </w:pPr>
+              <w:t xml:space="preserve">Configuration parameter for the </w:t>
+            </w:r>
             <w:r>
               <w:rPr>
                 <w:rFonts w:ascii="Segoe UI" w:hAnsi="Segoe UI" w:cs="Segoe UI"/>
@@ -9910,7 +9407,7 @@
                 <w:szCs w:val="21"/>
                 <w:shd w:val="clear" w:color="auto" w:fill="FFFFFF"/>
               </w:rPr>
-              <w:t xml:space="preserve">Configuration parameter for the </w:t>
+              <w:t>in memory</w:t>
             </w:r>
             <w:r>
               <w:rPr>
@@ -9920,8 +9417,16 @@
                 <w:szCs w:val="21"/>
                 <w:shd w:val="clear" w:color="auto" w:fill="FFFFFF"/>
               </w:rPr>
-              <w:t>JDBC</w:t>
-            </w:r>
+              <w:t xml:space="preserve"> session handler factory: </w:t>
+            </w:r>
+            <w:r>
+              <w:t>dk.gov.oio.saml.session.inmemory.InMemorySessionHandlerFactory</w:t>
+            </w:r>
+          </w:p>
+          <w:p>
+            <w:pPr>
+              <w:spacing w:after="0" w:line="240" w:lineRule="auto"/>
+            </w:pPr>
             <w:r>
               <w:rPr>
                 <w:rFonts w:ascii="Segoe UI" w:hAnsi="Segoe UI" w:cs="Segoe UI"/>
@@ -9930,715 +9435,6 @@
                 <w:szCs w:val="21"/>
                 <w:shd w:val="clear" w:color="auto" w:fill="FFFFFF"/>
               </w:rPr>
-              <w:t xml:space="preserve"> session handler factory: </w:t>
-            </w:r>
-            <w:proofErr w:type="spellStart"/>
-            <w:r>
-              <w:rPr>
-                <w:rFonts w:ascii="Segoe UI" w:hAnsi="Segoe UI" w:cs="Segoe UI"/>
-                <w:color w:val="172B4D"/>
-                <w:sz w:val="21"/>
-                <w:szCs w:val="21"/>
-                <w:shd w:val="clear" w:color="auto" w:fill="FFFFFF"/>
-              </w:rPr>
-              <w:t>dk.gov.oio.saml.session.database</w:t>
-            </w:r>
-            <w:r>
-              <w:rPr>
-                <w:rFonts w:ascii="Segoe UI" w:hAnsi="Segoe UI" w:cs="Segoe UI"/>
-                <w:color w:val="172B4D"/>
-                <w:sz w:val="21"/>
-                <w:szCs w:val="21"/>
-                <w:shd w:val="clear" w:color="auto" w:fill="FFFFFF"/>
-              </w:rPr>
-              <w:t>.</w:t>
-            </w:r>
-            <w:r>
-              <w:rPr>
-                <w:rFonts w:ascii="Segoe UI" w:hAnsi="Segoe UI" w:cs="Segoe UI"/>
-                <w:color w:val="172B4D"/>
-                <w:sz w:val="21"/>
-                <w:szCs w:val="21"/>
-                <w:shd w:val="clear" w:color="auto" w:fill="FFFFFF"/>
-              </w:rPr>
-              <w:t>JdbcSessionHandlerFactory</w:t>
-            </w:r>
-            <w:proofErr w:type="spellEnd"/>
-          </w:p>
-          <w:p>
-            <w:pPr>
-              <w:spacing w:after="0" w:line="240" w:lineRule="auto"/>
-              <w:rPr>
-                <w:rFonts w:ascii="Segoe UI" w:hAnsi="Segoe UI" w:cs="Segoe UI"/>
-                <w:color w:val="172B4D"/>
-                <w:sz w:val="21"/>
-                <w:szCs w:val="21"/>
-                <w:shd w:val="clear" w:color="auto" w:fill="FFFFFF"/>
-              </w:rPr>
-            </w:pPr>
-            <w:r>
-              <w:rPr>
-                <w:rFonts w:ascii="Segoe UI" w:hAnsi="Segoe UI" w:cs="Segoe UI"/>
-                <w:color w:val="172B4D"/>
-                <w:sz w:val="21"/>
-                <w:szCs w:val="21"/>
-                <w:shd w:val="clear" w:color="auto" w:fill="FFFFFF"/>
-              </w:rPr>
-              <w:t xml:space="preserve">JDBC Connection URL for the database, value example: </w:t>
-            </w:r>
-            <w:proofErr w:type="spellStart"/>
-            <w:r>
-              <w:rPr>
-                <w:rFonts w:ascii="Segoe UI" w:hAnsi="Segoe UI" w:cs="Segoe UI"/>
-                <w:color w:val="172B4D"/>
-                <w:sz w:val="21"/>
-                <w:szCs w:val="21"/>
-                <w:shd w:val="clear" w:color="auto" w:fill="FFFFFF"/>
-              </w:rPr>
-              <w:t>jdbc:mysql</w:t>
-            </w:r>
-            <w:proofErr w:type="spellEnd"/>
-            <w:r>
-              <w:rPr>
-                <w:rFonts w:ascii="Segoe UI" w:hAnsi="Segoe UI" w:cs="Segoe UI"/>
-                <w:color w:val="172B4D"/>
-                <w:sz w:val="21"/>
-                <w:szCs w:val="21"/>
-                <w:shd w:val="clear" w:color="auto" w:fill="FFFFFF"/>
-              </w:rPr>
-              <w:t>://@localhost:3306/oiosaml</w:t>
-            </w:r>
-          </w:p>
-        </w:tc>
-      </w:tr>
-      <w:tr>
-        <w:trPr>
-          <w:trHeight w:val="247"/>
-        </w:trPr>
-        <w:tc>
-          <w:tcPr>
-            <w:tcW w:w="4248" w:type="dxa"/>
-          </w:tcPr>
-          <w:p>
-            <w:pPr>
-              <w:spacing w:after="0" w:line="240" w:lineRule="auto"/>
-            </w:pPr>
-            <w:proofErr w:type="spellStart"/>
-            <w:r>
-              <w:t>oiosaml.servlet.session.handler.jdbc.username</w:t>
-            </w:r>
-            <w:proofErr w:type="spellEnd"/>
-          </w:p>
-        </w:tc>
-        <w:tc>
-          <w:tcPr>
-            <w:tcW w:w="1276" w:type="dxa"/>
-          </w:tcPr>
-          <w:p>
-            <w:pPr>
-              <w:spacing w:after="0" w:line="240" w:lineRule="auto"/>
-              <w:rPr>
-                <w:lang w:val="en-US"/>
-              </w:rPr>
-            </w:pPr>
-            <w:r>
-              <w:rPr>
-                <w:lang w:val="en-US"/>
-              </w:rPr>
-              <w:t>No</w:t>
-            </w:r>
-          </w:p>
-        </w:tc>
-        <w:tc>
-          <w:tcPr>
-            <w:tcW w:w="3543" w:type="dxa"/>
-          </w:tcPr>
-          <w:p>
-            <w:pPr>
-              <w:spacing w:after="0" w:line="240" w:lineRule="auto"/>
-              <w:rPr>
-                <w:lang w:val="en-US"/>
-              </w:rPr>
-            </w:pPr>
-          </w:p>
-        </w:tc>
-        <w:tc>
-          <w:tcPr>
-            <w:tcW w:w="4881" w:type="dxa"/>
-          </w:tcPr>
-          <w:p>
-            <w:pPr>
-              <w:spacing w:after="0" w:line="240" w:lineRule="auto"/>
-              <w:rPr>
-                <w:rFonts w:ascii="Segoe UI" w:hAnsi="Segoe UI" w:cs="Segoe UI"/>
-                <w:color w:val="172B4D"/>
-                <w:sz w:val="21"/>
-                <w:szCs w:val="21"/>
-                <w:shd w:val="clear" w:color="auto" w:fill="FFFFFF"/>
-              </w:rPr>
-            </w:pPr>
-            <w:r>
-              <w:rPr>
-                <w:rFonts w:ascii="Segoe UI" w:hAnsi="Segoe UI" w:cs="Segoe UI"/>
-                <w:color w:val="172B4D"/>
-                <w:sz w:val="21"/>
-                <w:szCs w:val="21"/>
-                <w:shd w:val="clear" w:color="auto" w:fill="FFFFFF"/>
-              </w:rPr>
-              <w:t xml:space="preserve">Configuration parameter for the </w:t>
-            </w:r>
-            <w:r>
-              <w:rPr>
-                <w:rFonts w:ascii="Segoe UI" w:hAnsi="Segoe UI" w:cs="Segoe UI"/>
-                <w:color w:val="172B4D"/>
-                <w:sz w:val="21"/>
-                <w:szCs w:val="21"/>
-                <w:shd w:val="clear" w:color="auto" w:fill="FFFFFF"/>
-              </w:rPr>
-              <w:t xml:space="preserve">JDBC </w:t>
-            </w:r>
-            <w:r>
-              <w:rPr>
-                <w:rFonts w:ascii="Segoe UI" w:hAnsi="Segoe UI" w:cs="Segoe UI"/>
-                <w:color w:val="172B4D"/>
-                <w:sz w:val="21"/>
-                <w:szCs w:val="21"/>
-                <w:shd w:val="clear" w:color="auto" w:fill="FFFFFF"/>
-              </w:rPr>
-              <w:t xml:space="preserve">session handler factory: </w:t>
-            </w:r>
-            <w:proofErr w:type="spellStart"/>
-            <w:r>
-              <w:rPr>
-                <w:rFonts w:ascii="Segoe UI" w:hAnsi="Segoe UI" w:cs="Segoe UI"/>
-                <w:color w:val="172B4D"/>
-                <w:sz w:val="21"/>
-                <w:szCs w:val="21"/>
-                <w:shd w:val="clear" w:color="auto" w:fill="FFFFFF"/>
-              </w:rPr>
-              <w:t>dk.gov.oio.saml.session.database</w:t>
-            </w:r>
-            <w:r>
-              <w:rPr>
-                <w:rFonts w:ascii="Segoe UI" w:hAnsi="Segoe UI" w:cs="Segoe UI"/>
-                <w:color w:val="172B4D"/>
-                <w:sz w:val="21"/>
-                <w:szCs w:val="21"/>
-                <w:shd w:val="clear" w:color="auto" w:fill="FFFFFF"/>
-              </w:rPr>
-              <w:t>.</w:t>
-            </w:r>
-            <w:r>
-              <w:rPr>
-                <w:rFonts w:ascii="Segoe UI" w:hAnsi="Segoe UI" w:cs="Segoe UI"/>
-                <w:color w:val="172B4D"/>
-                <w:sz w:val="21"/>
-                <w:szCs w:val="21"/>
-                <w:shd w:val="clear" w:color="auto" w:fill="FFFFFF"/>
-              </w:rPr>
-              <w:t>JdbcSessionHandlerFactory</w:t>
-            </w:r>
-            <w:proofErr w:type="spellEnd"/>
-          </w:p>
-          <w:p>
-            <w:pPr>
-              <w:spacing w:after="0" w:line="240" w:lineRule="auto"/>
-              <w:rPr>
-                <w:rFonts w:ascii="Segoe UI" w:hAnsi="Segoe UI" w:cs="Segoe UI"/>
-                <w:color w:val="172B4D"/>
-                <w:sz w:val="21"/>
-                <w:szCs w:val="21"/>
-                <w:shd w:val="clear" w:color="auto" w:fill="FFFFFF"/>
-              </w:rPr>
-            </w:pPr>
-            <w:r>
-              <w:rPr>
-                <w:rFonts w:ascii="Segoe UI" w:hAnsi="Segoe UI" w:cs="Segoe UI"/>
-                <w:color w:val="172B4D"/>
-                <w:sz w:val="21"/>
-                <w:szCs w:val="21"/>
-                <w:shd w:val="clear" w:color="auto" w:fill="FFFFFF"/>
-              </w:rPr>
-              <w:t>JDBC Connection logon username, example value: username</w:t>
-            </w:r>
-          </w:p>
-        </w:tc>
-      </w:tr>
-      <w:tr>
-        <w:trPr>
-          <w:trHeight w:val="247"/>
-        </w:trPr>
-        <w:tc>
-          <w:tcPr>
-            <w:tcW w:w="4248" w:type="dxa"/>
-          </w:tcPr>
-          <w:p>
-            <w:pPr>
-              <w:spacing w:after="0" w:line="240" w:lineRule="auto"/>
-            </w:pPr>
-            <w:proofErr w:type="spellStart"/>
-            <w:r>
-              <w:t>oiosaml.servlet.session.handler.jdbc.password</w:t>
-            </w:r>
-            <w:proofErr w:type="spellEnd"/>
-          </w:p>
-        </w:tc>
-        <w:tc>
-          <w:tcPr>
-            <w:tcW w:w="1276" w:type="dxa"/>
-          </w:tcPr>
-          <w:p>
-            <w:pPr>
-              <w:spacing w:after="0" w:line="240" w:lineRule="auto"/>
-              <w:rPr>
-                <w:lang w:val="en-US"/>
-              </w:rPr>
-            </w:pPr>
-            <w:r>
-              <w:rPr>
-                <w:lang w:val="en-US"/>
-              </w:rPr>
-              <w:t>No</w:t>
-            </w:r>
-          </w:p>
-        </w:tc>
-        <w:tc>
-          <w:tcPr>
-            <w:tcW w:w="3543" w:type="dxa"/>
-          </w:tcPr>
-          <w:p>
-            <w:pPr>
-              <w:spacing w:after="0" w:line="240" w:lineRule="auto"/>
-              <w:rPr>
-                <w:lang w:val="en-US"/>
-              </w:rPr>
-            </w:pPr>
-          </w:p>
-        </w:tc>
-        <w:tc>
-          <w:tcPr>
-            <w:tcW w:w="4881" w:type="dxa"/>
-          </w:tcPr>
-          <w:p>
-            <w:pPr>
-              <w:spacing w:after="0" w:line="240" w:lineRule="auto"/>
-              <w:rPr>
-                <w:rFonts w:ascii="Segoe UI" w:hAnsi="Segoe UI" w:cs="Segoe UI"/>
-                <w:color w:val="172B4D"/>
-                <w:sz w:val="21"/>
-                <w:szCs w:val="21"/>
-                <w:shd w:val="clear" w:color="auto" w:fill="FFFFFF"/>
-              </w:rPr>
-            </w:pPr>
-            <w:r>
-              <w:rPr>
-                <w:rFonts w:ascii="Segoe UI" w:hAnsi="Segoe UI" w:cs="Segoe UI"/>
-                <w:color w:val="172B4D"/>
-                <w:sz w:val="21"/>
-                <w:szCs w:val="21"/>
-                <w:shd w:val="clear" w:color="auto" w:fill="FFFFFF"/>
-              </w:rPr>
-              <w:t xml:space="preserve">Configuration parameter for the </w:t>
-            </w:r>
-            <w:r>
-              <w:rPr>
-                <w:rFonts w:ascii="Segoe UI" w:hAnsi="Segoe UI" w:cs="Segoe UI"/>
-                <w:color w:val="172B4D"/>
-                <w:sz w:val="21"/>
-                <w:szCs w:val="21"/>
-                <w:shd w:val="clear" w:color="auto" w:fill="FFFFFF"/>
-              </w:rPr>
-              <w:t xml:space="preserve">JDBC </w:t>
-            </w:r>
-            <w:r>
-              <w:rPr>
-                <w:rFonts w:ascii="Segoe UI" w:hAnsi="Segoe UI" w:cs="Segoe UI"/>
-                <w:color w:val="172B4D"/>
-                <w:sz w:val="21"/>
-                <w:szCs w:val="21"/>
-                <w:shd w:val="clear" w:color="auto" w:fill="FFFFFF"/>
-              </w:rPr>
-              <w:t xml:space="preserve">session handler factory: </w:t>
-            </w:r>
-            <w:proofErr w:type="spellStart"/>
-            <w:r>
-              <w:rPr>
-                <w:rFonts w:ascii="Segoe UI" w:hAnsi="Segoe UI" w:cs="Segoe UI"/>
-                <w:color w:val="172B4D"/>
-                <w:sz w:val="21"/>
-                <w:szCs w:val="21"/>
-                <w:shd w:val="clear" w:color="auto" w:fill="FFFFFF"/>
-              </w:rPr>
-              <w:lastRenderedPageBreak/>
-              <w:t>dk.gov.oio.saml.session.database</w:t>
-            </w:r>
-            <w:r>
-              <w:rPr>
-                <w:rFonts w:ascii="Segoe UI" w:hAnsi="Segoe UI" w:cs="Segoe UI"/>
-                <w:color w:val="172B4D"/>
-                <w:sz w:val="21"/>
-                <w:szCs w:val="21"/>
-                <w:shd w:val="clear" w:color="auto" w:fill="FFFFFF"/>
-              </w:rPr>
-              <w:t>.</w:t>
-            </w:r>
-            <w:r>
-              <w:rPr>
-                <w:rFonts w:ascii="Segoe UI" w:hAnsi="Segoe UI" w:cs="Segoe UI"/>
-                <w:color w:val="172B4D"/>
-                <w:sz w:val="21"/>
-                <w:szCs w:val="21"/>
-                <w:shd w:val="clear" w:color="auto" w:fill="FFFFFF"/>
-              </w:rPr>
-              <w:t>JdbcSessionHandlerFactory</w:t>
-            </w:r>
-            <w:proofErr w:type="spellEnd"/>
-          </w:p>
-          <w:p>
-            <w:pPr>
-              <w:spacing w:after="0" w:line="240" w:lineRule="auto"/>
-              <w:rPr>
-                <w:rFonts w:ascii="Segoe UI" w:hAnsi="Segoe UI" w:cs="Segoe UI"/>
-                <w:color w:val="172B4D"/>
-                <w:sz w:val="21"/>
-                <w:szCs w:val="21"/>
-                <w:shd w:val="clear" w:color="auto" w:fill="FFFFFF"/>
-              </w:rPr>
-            </w:pPr>
-            <w:r>
-              <w:rPr>
-                <w:rFonts w:ascii="Segoe UI" w:hAnsi="Segoe UI" w:cs="Segoe UI"/>
-                <w:color w:val="172B4D"/>
-                <w:sz w:val="21"/>
-                <w:szCs w:val="21"/>
-                <w:shd w:val="clear" w:color="auto" w:fill="FFFFFF"/>
-              </w:rPr>
-              <w:t>JDBC Connection logon password, example value: password</w:t>
-            </w:r>
-          </w:p>
-        </w:tc>
-      </w:tr>
-      <w:tr>
-        <w:trPr>
-          <w:trHeight w:val="247"/>
-        </w:trPr>
-        <w:tc>
-          <w:tcPr>
-            <w:tcW w:w="4248" w:type="dxa"/>
-          </w:tcPr>
-          <w:p>
-            <w:pPr>
-              <w:spacing w:after="0" w:line="240" w:lineRule="auto"/>
-            </w:pPr>
-            <w:proofErr w:type="spellStart"/>
-            <w:r>
-              <w:lastRenderedPageBreak/>
-              <w:t>oiosaml.servlet.session.handler.jdbc.driver.classname</w:t>
-            </w:r>
-            <w:proofErr w:type="spellEnd"/>
-          </w:p>
-        </w:tc>
-        <w:tc>
-          <w:tcPr>
-            <w:tcW w:w="1276" w:type="dxa"/>
-          </w:tcPr>
-          <w:p>
-            <w:pPr>
-              <w:spacing w:after="0" w:line="240" w:lineRule="auto"/>
-              <w:rPr>
-                <w:lang w:val="en-US"/>
-              </w:rPr>
-            </w:pPr>
-            <w:r>
-              <w:rPr>
-                <w:lang w:val="en-US"/>
-              </w:rPr>
-              <w:t>No</w:t>
-            </w:r>
-          </w:p>
-        </w:tc>
-        <w:tc>
-          <w:tcPr>
-            <w:tcW w:w="3543" w:type="dxa"/>
-          </w:tcPr>
-          <w:p>
-            <w:pPr>
-              <w:spacing w:after="0" w:line="240" w:lineRule="auto"/>
-              <w:rPr>
-                <w:lang w:val="en-US"/>
-              </w:rPr>
-            </w:pPr>
-          </w:p>
-        </w:tc>
-        <w:tc>
-          <w:tcPr>
-            <w:tcW w:w="4881" w:type="dxa"/>
-          </w:tcPr>
-          <w:p>
-            <w:pPr>
-              <w:spacing w:after="0" w:line="240" w:lineRule="auto"/>
-              <w:rPr>
-                <w:rFonts w:ascii="Segoe UI" w:hAnsi="Segoe UI" w:cs="Segoe UI"/>
-                <w:color w:val="172B4D"/>
-                <w:sz w:val="21"/>
-                <w:szCs w:val="21"/>
-                <w:shd w:val="clear" w:color="auto" w:fill="FFFFFF"/>
-              </w:rPr>
-            </w:pPr>
-            <w:r>
-              <w:rPr>
-                <w:rFonts w:ascii="Segoe UI" w:hAnsi="Segoe UI" w:cs="Segoe UI"/>
-                <w:color w:val="172B4D"/>
-                <w:sz w:val="21"/>
-                <w:szCs w:val="21"/>
-                <w:shd w:val="clear" w:color="auto" w:fill="FFFFFF"/>
-              </w:rPr>
-              <w:t xml:space="preserve">Configuration parameter for the </w:t>
-            </w:r>
-            <w:r>
-              <w:rPr>
-                <w:rFonts w:ascii="Segoe UI" w:hAnsi="Segoe UI" w:cs="Segoe UI"/>
-                <w:color w:val="172B4D"/>
-                <w:sz w:val="21"/>
-                <w:szCs w:val="21"/>
-                <w:shd w:val="clear" w:color="auto" w:fill="FFFFFF"/>
-              </w:rPr>
-              <w:t xml:space="preserve">JDBC </w:t>
-            </w:r>
-            <w:r>
-              <w:rPr>
-                <w:rFonts w:ascii="Segoe UI" w:hAnsi="Segoe UI" w:cs="Segoe UI"/>
-                <w:color w:val="172B4D"/>
-                <w:sz w:val="21"/>
-                <w:szCs w:val="21"/>
-                <w:shd w:val="clear" w:color="auto" w:fill="FFFFFF"/>
-              </w:rPr>
-              <w:t xml:space="preserve">session handler factory: </w:t>
-            </w:r>
-            <w:proofErr w:type="spellStart"/>
-            <w:r>
-              <w:rPr>
-                <w:rFonts w:ascii="Segoe UI" w:hAnsi="Segoe UI" w:cs="Segoe UI"/>
-                <w:color w:val="172B4D"/>
-                <w:sz w:val="21"/>
-                <w:szCs w:val="21"/>
-                <w:shd w:val="clear" w:color="auto" w:fill="FFFFFF"/>
-              </w:rPr>
-              <w:t>dk.gov.oio.saml.session.database</w:t>
-            </w:r>
-            <w:r>
-              <w:rPr>
-                <w:rFonts w:ascii="Segoe UI" w:hAnsi="Segoe UI" w:cs="Segoe UI"/>
-                <w:color w:val="172B4D"/>
-                <w:sz w:val="21"/>
-                <w:szCs w:val="21"/>
-                <w:shd w:val="clear" w:color="auto" w:fill="FFFFFF"/>
-              </w:rPr>
-              <w:t>.</w:t>
-            </w:r>
-            <w:r>
-              <w:rPr>
-                <w:rFonts w:ascii="Segoe UI" w:hAnsi="Segoe UI" w:cs="Segoe UI"/>
-                <w:color w:val="172B4D"/>
-                <w:sz w:val="21"/>
-                <w:szCs w:val="21"/>
-                <w:shd w:val="clear" w:color="auto" w:fill="FFFFFF"/>
-              </w:rPr>
-              <w:t>JdbcSessionHandlerFactory</w:t>
-            </w:r>
-            <w:proofErr w:type="spellEnd"/>
-          </w:p>
-          <w:p>
-            <w:pPr>
-              <w:spacing w:after="0" w:line="240" w:lineRule="auto"/>
-              <w:rPr>
-                <w:rFonts w:ascii="Segoe UI" w:hAnsi="Segoe UI" w:cs="Segoe UI"/>
-                <w:color w:val="172B4D"/>
-                <w:sz w:val="21"/>
-                <w:szCs w:val="21"/>
-                <w:shd w:val="clear" w:color="auto" w:fill="FFFFFF"/>
-              </w:rPr>
-            </w:pPr>
-            <w:r>
-              <w:rPr>
-                <w:rFonts w:ascii="Segoe UI" w:hAnsi="Segoe UI" w:cs="Segoe UI"/>
-                <w:color w:val="172B4D"/>
-                <w:sz w:val="21"/>
-                <w:szCs w:val="21"/>
-                <w:shd w:val="clear" w:color="auto" w:fill="FFFFFF"/>
-              </w:rPr>
-              <w:t xml:space="preserve">JDBC java driver class name for the connection, example value for </w:t>
-            </w:r>
-            <w:proofErr w:type="spellStart"/>
-            <w:r>
-              <w:rPr>
-                <w:rFonts w:ascii="Segoe UI" w:hAnsi="Segoe UI" w:cs="Segoe UI"/>
-                <w:color w:val="172B4D"/>
-                <w:sz w:val="21"/>
-                <w:szCs w:val="21"/>
-                <w:shd w:val="clear" w:color="auto" w:fill="FFFFFF"/>
-              </w:rPr>
-              <w:t>mysql</w:t>
-            </w:r>
-            <w:proofErr w:type="spellEnd"/>
-            <w:r>
-              <w:rPr>
-                <w:rFonts w:ascii="Segoe UI" w:hAnsi="Segoe UI" w:cs="Segoe UI"/>
-                <w:color w:val="172B4D"/>
-                <w:sz w:val="21"/>
-                <w:szCs w:val="21"/>
-                <w:shd w:val="clear" w:color="auto" w:fill="FFFFFF"/>
-              </w:rPr>
-              <w:t xml:space="preserve">: </w:t>
-            </w:r>
-            <w:proofErr w:type="spellStart"/>
-            <w:r>
-              <w:rPr>
-                <w:rFonts w:ascii="Segoe UI" w:hAnsi="Segoe UI" w:cs="Segoe UI"/>
-                <w:color w:val="172B4D"/>
-                <w:sz w:val="21"/>
-                <w:szCs w:val="21"/>
-                <w:shd w:val="clear" w:color="auto" w:fill="FFFFFF"/>
-              </w:rPr>
-              <w:t>com.mysql.cj.jdbc.Driver</w:t>
-            </w:r>
-            <w:proofErr w:type="spellEnd"/>
-          </w:p>
-          <w:p>
-            <w:pPr>
-              <w:spacing w:after="0" w:line="240" w:lineRule="auto"/>
-              <w:rPr>
-                <w:rFonts w:ascii="Segoe UI" w:hAnsi="Segoe UI" w:cs="Segoe UI"/>
-                <w:color w:val="172B4D"/>
-                <w:sz w:val="21"/>
-                <w:szCs w:val="21"/>
-                <w:shd w:val="clear" w:color="auto" w:fill="FFFFFF"/>
-              </w:rPr>
-            </w:pPr>
-            <w:r>
-              <w:rPr>
-                <w:rFonts w:ascii="Segoe UI" w:hAnsi="Segoe UI" w:cs="Segoe UI"/>
-                <w:color w:val="172B4D"/>
-                <w:sz w:val="21"/>
-                <w:szCs w:val="21"/>
-                <w:shd w:val="clear" w:color="auto" w:fill="FFFFFF"/>
-              </w:rPr>
-              <w:t>Remember to add dependencies in POM.</w:t>
-            </w:r>
-          </w:p>
-        </w:tc>
-      </w:tr>
-      <w:tr>
-        <w:trPr>
-          <w:trHeight w:val="247"/>
-        </w:trPr>
-        <w:tc>
-          <w:tcPr>
-            <w:tcW w:w="4248" w:type="dxa"/>
-          </w:tcPr>
-          <w:p>
-            <w:pPr>
-              <w:spacing w:after="0" w:line="240" w:lineRule="auto"/>
-            </w:pPr>
-            <w:r>
-              <w:t>oiosaml.servlet.session.handler.inmemory.max.tracked.assertionids</w:t>
-            </w:r>
-          </w:p>
-        </w:tc>
-        <w:tc>
-          <w:tcPr>
-            <w:tcW w:w="1276" w:type="dxa"/>
-          </w:tcPr>
-          <w:p>
-            <w:pPr>
-              <w:spacing w:after="0" w:line="240" w:lineRule="auto"/>
-              <w:rPr>
-                <w:lang w:val="en-US"/>
-              </w:rPr>
-            </w:pPr>
-            <w:r>
-              <w:rPr>
-                <w:lang w:val="en-US"/>
-              </w:rPr>
-              <w:t>No</w:t>
-            </w:r>
-          </w:p>
-        </w:tc>
-        <w:tc>
-          <w:tcPr>
-            <w:tcW w:w="3543" w:type="dxa"/>
-          </w:tcPr>
-          <w:p>
-            <w:pPr>
-              <w:spacing w:after="0" w:line="240" w:lineRule="auto"/>
-              <w:rPr>
-                <w:lang w:val="en-US"/>
-              </w:rPr>
-            </w:pPr>
-            <w:r>
-              <w:rPr>
-                <w:lang w:val="en-US"/>
-              </w:rPr>
-              <w:t>10000</w:t>
-            </w:r>
-          </w:p>
-        </w:tc>
-        <w:tc>
-          <w:tcPr>
-            <w:tcW w:w="4881" w:type="dxa"/>
-          </w:tcPr>
-          <w:p>
-            <w:pPr>
-              <w:spacing w:after="0" w:line="240" w:lineRule="auto"/>
-            </w:pPr>
-            <w:r>
-              <w:rPr>
-                <w:rFonts w:ascii="Segoe UI" w:hAnsi="Segoe UI" w:cs="Segoe UI"/>
-                <w:color w:val="172B4D"/>
-                <w:sz w:val="21"/>
-                <w:szCs w:val="21"/>
-                <w:shd w:val="clear" w:color="auto" w:fill="FFFFFF"/>
-              </w:rPr>
-              <w:t xml:space="preserve">Configuration parameter for the </w:t>
-            </w:r>
-            <w:r>
-              <w:rPr>
-                <w:rFonts w:ascii="Segoe UI" w:hAnsi="Segoe UI" w:cs="Segoe UI"/>
-                <w:color w:val="172B4D"/>
-                <w:sz w:val="21"/>
-                <w:szCs w:val="21"/>
-                <w:shd w:val="clear" w:color="auto" w:fill="FFFFFF"/>
-              </w:rPr>
-              <w:t>in memory</w:t>
-            </w:r>
-            <w:r>
-              <w:rPr>
-                <w:rFonts w:ascii="Segoe UI" w:hAnsi="Segoe UI" w:cs="Segoe UI"/>
-                <w:color w:val="172B4D"/>
-                <w:sz w:val="21"/>
-                <w:szCs w:val="21"/>
-                <w:shd w:val="clear" w:color="auto" w:fill="FFFFFF"/>
-              </w:rPr>
-              <w:t xml:space="preserve"> session handler factory: </w:t>
-            </w:r>
-            <w:proofErr w:type="spellStart"/>
-            <w:r>
-              <w:t>dk.gov.oio.saml.session.inmemory.InMemorySessionHandlerFactory</w:t>
-            </w:r>
-            <w:proofErr w:type="spellEnd"/>
-          </w:p>
-          <w:p>
-            <w:pPr>
-              <w:spacing w:after="0" w:line="240" w:lineRule="auto"/>
-            </w:pPr>
-            <w:r>
-              <w:rPr>
-                <w:rFonts w:ascii="Segoe UI" w:hAnsi="Segoe UI" w:cs="Segoe UI"/>
-                <w:color w:val="172B4D"/>
-                <w:sz w:val="21"/>
-                <w:szCs w:val="21"/>
-                <w:shd w:val="clear" w:color="auto" w:fill="FFFFFF"/>
-              </w:rPr>
               <w:t>The maximum number of tracked Assertion IDs used to ensure that we are not replaying requests. Old elements will be removed first.</w:t>
             </w:r>
           </w:p>
@@ -10664,17 +9460,9 @@
         <w:rPr>
           <w:lang w:val="en-US"/>
         </w:rPr>
-        <w:t xml:space="preserve">4.2 </w:t>
-      </w:r>
-      <w:proofErr w:type="spellStart"/>
-      <w:r>
-        <w:rPr>
-          <w:lang w:val="en-US"/>
-        </w:rPr>
-        <w:t>AuthenticatedFilter</w:t>
+        <w:t>4.2 AuthenticatedFilter</w:t>
       </w:r>
       <w:bookmarkEnd w:id="11"/>
-      <w:proofErr w:type="spellEnd"/>
     </w:p>
     <w:tbl>
       <w:tblPr>
@@ -10800,11 +9588,9 @@
                 <w:lang w:val="en-US"/>
               </w:rPr>
             </w:pPr>
-            <w:proofErr w:type="spellStart"/>
             <w:r>
               <w:t>oiosaml.filter.ispassive.enabled</w:t>
             </w:r>
-            <w:proofErr w:type="spellEnd"/>
           </w:p>
         </w:tc>
         <w:tc>
@@ -10860,35 +9646,7 @@
               <w:rPr>
                 <w:lang w:val="en-US"/>
               </w:rPr>
-              <w:t xml:space="preserve">If the filter should send </w:t>
-            </w:r>
-            <w:proofErr w:type="spellStart"/>
-            <w:r>
-              <w:rPr>
-                <w:lang w:val="en-US"/>
-              </w:rPr>
-              <w:t>AuthnRequests</w:t>
-            </w:r>
-            <w:proofErr w:type="spellEnd"/>
-            <w:r>
-              <w:rPr>
-                <w:lang w:val="en-US"/>
-              </w:rPr>
-              <w:t xml:space="preserve"> with </w:t>
-            </w:r>
-            <w:proofErr w:type="spellStart"/>
-            <w:r>
-              <w:rPr>
-                <w:lang w:val="en-US"/>
-              </w:rPr>
-              <w:t>isPassive</w:t>
-            </w:r>
-            <w:proofErr w:type="spellEnd"/>
-            <w:r>
-              <w:rPr>
-                <w:lang w:val="en-US"/>
-              </w:rPr>
-              <w:t>=true, set this value to “true”</w:t>
+              <w:t>If the filter should send AuthnRequests with isPassive=true, set this value to “true”</w:t>
             </w:r>
           </w:p>
         </w:tc>
@@ -10908,14 +9666,12 @@
                 <w:lang w:val="en-US"/>
               </w:rPr>
             </w:pPr>
-            <w:proofErr w:type="spellStart"/>
             <w:r>
               <w:rPr>
                 <w:lang w:val="en-US"/>
               </w:rPr>
               <w:t>oiosaml.filter.forceauthn.enabled</w:t>
             </w:r>
-            <w:proofErr w:type="spellEnd"/>
           </w:p>
         </w:tc>
         <w:tc>
@@ -10971,35 +9727,7 @@
               <w:rPr>
                 <w:lang w:val="en-US"/>
               </w:rPr>
-              <w:t xml:space="preserve">If the filter should send </w:t>
-            </w:r>
-            <w:proofErr w:type="spellStart"/>
-            <w:r>
-              <w:rPr>
-                <w:lang w:val="en-US"/>
-              </w:rPr>
-              <w:t>AuthnRequests</w:t>
-            </w:r>
-            <w:proofErr w:type="spellEnd"/>
-            <w:r>
-              <w:rPr>
-                <w:lang w:val="en-US"/>
-              </w:rPr>
-              <w:t xml:space="preserve"> with </w:t>
-            </w:r>
-            <w:proofErr w:type="spellStart"/>
-            <w:r>
-              <w:rPr>
-                <w:lang w:val="en-US"/>
-              </w:rPr>
-              <w:t>forceAuthn</w:t>
-            </w:r>
-            <w:proofErr w:type="spellEnd"/>
-            <w:r>
-              <w:rPr>
-                <w:lang w:val="en-US"/>
-              </w:rPr>
-              <w:t>=true, set this value to “true”</w:t>
+              <w:t>If the filter should send AuthnRequests with forceAuthn=true, set this value to “true”</w:t>
             </w:r>
           </w:p>
         </w:tc>
@@ -11019,11 +9747,9 @@
                 <w:lang w:val="en-US"/>
               </w:rPr>
             </w:pPr>
-            <w:proofErr w:type="spellStart"/>
             <w:r>
               <w:t>oiosaml.filter.nsis.required</w:t>
             </w:r>
-            <w:proofErr w:type="spellEnd"/>
           </w:p>
         </w:tc>
         <w:tc>
@@ -11166,21 +9892,7 @@
               <w:rPr>
                 <w:lang w:val="en-US"/>
               </w:rPr>
-              <w:t xml:space="preserve">And the filter will generate an </w:t>
-            </w:r>
-            <w:proofErr w:type="spellStart"/>
-            <w:r>
-              <w:rPr>
-                <w:lang w:val="en-US"/>
-              </w:rPr>
-              <w:t>AuthnRequest</w:t>
-            </w:r>
-            <w:proofErr w:type="spellEnd"/>
-            <w:r>
-              <w:rPr>
-                <w:lang w:val="en-US"/>
-              </w:rPr>
-              <w:t xml:space="preserve"> that contains the required value and will validate that the issued Assertion contains at least this value.</w:t>
+              <w:t>And the filter will generate an AuthnRequest that contains the required value and will validate that the issued Assertion contains at least this value.</w:t>
             </w:r>
           </w:p>
           <w:p>
@@ -11201,27 +9913,7 @@
                 <w:szCs w:val="21"/>
                 <w:lang w:eastAsia="en-GB"/>
               </w:rPr>
-              <w:t xml:space="preserve">When set to NONE, an issued Assertion with </w:t>
-            </w:r>
-            <w:proofErr w:type="spellStart"/>
-            <w:r>
-              <w:rPr>
-                <w:rFonts w:ascii="Segoe UI" w:eastAsia="Times New Roman" w:hAnsi="Segoe UI" w:cs="Segoe UI"/>
-                <w:sz w:val="21"/>
-                <w:szCs w:val="21"/>
-                <w:lang w:eastAsia="en-GB"/>
-              </w:rPr>
-              <w:t>AssuranceLevel</w:t>
-            </w:r>
-            <w:proofErr w:type="spellEnd"/>
-            <w:r>
-              <w:rPr>
-                <w:rFonts w:ascii="Segoe UI" w:eastAsia="Times New Roman" w:hAnsi="Segoe UI" w:cs="Segoe UI"/>
-                <w:sz w:val="21"/>
-                <w:szCs w:val="21"/>
-                <w:lang w:eastAsia="en-GB"/>
-              </w:rPr>
-              <w:t xml:space="preserve"> is implicitly accepted</w:t>
+              <w:t>When set to NONE, an issued Assertion with AssuranceLevel is implicitly accepted</w:t>
             </w:r>
             <w:r>
               <w:rPr>
@@ -11250,12 +9942,10 @@
                 <w:lang w:val="en-US"/>
               </w:rPr>
             </w:pPr>
-            <w:proofErr w:type="spellStart"/>
             <w:r>
               <w:lastRenderedPageBreak/>
               <w:t>oiosaml.filter.attribute.profile</w:t>
             </w:r>
-            <w:proofErr w:type="spellEnd"/>
           </w:p>
         </w:tc>
         <w:tc>
@@ -11379,21 +10069,7 @@
               <w:rPr>
                 <w:lang w:val="en-US"/>
               </w:rPr>
-              <w:t xml:space="preserve">And the filter will generate an </w:t>
-            </w:r>
-            <w:proofErr w:type="spellStart"/>
-            <w:r>
-              <w:rPr>
-                <w:lang w:val="en-US"/>
-              </w:rPr>
-              <w:t>AuthnRequest</w:t>
-            </w:r>
-            <w:proofErr w:type="spellEnd"/>
-            <w:r>
-              <w:rPr>
-                <w:lang w:val="en-US"/>
-              </w:rPr>
-              <w:t xml:space="preserve"> with the requested </w:t>
+              <w:t xml:space="preserve">And the filter will generate an AuthnRequest with the requested </w:t>
             </w:r>
             <w:r>
               <w:rPr>
@@ -11438,21 +10114,7 @@
         <w:rPr>
           <w:lang w:val="en-US"/>
         </w:rPr>
-        <w:t xml:space="preserve">4.3 </w:t>
-      </w:r>
-      <w:proofErr w:type="spellStart"/>
-      <w:r>
-        <w:rPr>
-          <w:lang w:val="en-US"/>
-        </w:rPr>
-        <w:t>DispatcherServlet</w:t>
-      </w:r>
-      <w:proofErr w:type="spellEnd"/>
-      <w:r>
-        <w:rPr>
-          <w:lang w:val="en-US"/>
-        </w:rPr>
-        <w:t xml:space="preserve"> Configuration from File</w:t>
+        <w:t>4.3 DispatcherServlet Configuration from File</w:t>
       </w:r>
       <w:bookmarkEnd w:id="12"/>
     </w:p>
@@ -11466,66 +10128,29 @@
         <w:rPr>
           <w:lang w:val="en-US"/>
         </w:rPr>
-        <w:t>If the “</w:t>
-      </w:r>
-      <w:proofErr w:type="spellStart"/>
-      <w:r>
-        <w:rPr>
-          <w:lang w:val="en-US"/>
-        </w:rPr>
-        <w:t>oiosaml.servlet.configurationfile</w:t>
-      </w:r>
-      <w:proofErr w:type="spellEnd"/>
-      <w:r>
-        <w:rPr>
-          <w:lang w:val="en-US"/>
-        </w:rPr>
-        <w:t xml:space="preserve">” setting is supplied to the </w:t>
-      </w:r>
-      <w:proofErr w:type="spellStart"/>
-      <w:r>
-        <w:rPr>
-          <w:lang w:val="en-US"/>
-        </w:rPr>
-        <w:t>DispatcherServlet</w:t>
-      </w:r>
-      <w:proofErr w:type="spellEnd"/>
-      <w:r>
-        <w:rPr>
-          <w:lang w:val="en-US"/>
-        </w:rPr>
-        <w:t>, it will read its configuration from the supplied file instead. This file should be an ordinary property file, supplying properties as key/value pairs like the example below</w:t>
-      </w:r>
-    </w:p>
-    <w:p>
-      <w:pPr>
-        <w:rPr>
-          <w:lang w:val="en-US"/>
-        </w:rPr>
-      </w:pPr>
-    </w:p>
-    <w:p>
-      <w:pPr>
-        <w:rPr>
-          <w:rFonts w:ascii="Courier New" w:hAnsi="Courier New" w:cs="Courier New"/>
-          <w:lang w:val="en-US"/>
-        </w:rPr>
-      </w:pPr>
-      <w:proofErr w:type="spellStart"/>
-      <w:r>
-        <w:rPr>
-          <w:rFonts w:ascii="Courier New" w:hAnsi="Courier New" w:cs="Courier New"/>
-          <w:lang w:val="en-US"/>
-        </w:rPr>
-        <w:t>oiosaml.servlet.idp.entityid</w:t>
-      </w:r>
-      <w:proofErr w:type="spellEnd"/>
-      <w:r>
-        <w:rPr>
-          <w:rFonts w:ascii="Courier New" w:hAnsi="Courier New" w:cs="Courier New"/>
-          <w:lang w:val="en-US"/>
-        </w:rPr>
-        <w:t>=https://saml.test-nemlog-in.dk/</w:t>
+        <w:t>If the “oiosaml.servlet.configurationfile” setting is supplied to the DispatcherServlet, it will read its configuration from the supplied file instead. This file should be an ordinary property file, supplying properties as key/value pairs like the example below</w:t>
+      </w:r>
+    </w:p>
+    <w:p>
+      <w:pPr>
+        <w:rPr>
+          <w:lang w:val="en-US"/>
+        </w:rPr>
+      </w:pPr>
+    </w:p>
+    <w:p>
+      <w:pPr>
+        <w:rPr>
+          <w:rFonts w:ascii="Courier New" w:hAnsi="Courier New" w:cs="Courier New"/>
+          <w:lang w:val="en-US"/>
+        </w:rPr>
+      </w:pPr>
+      <w:r>
+        <w:rPr>
+          <w:rFonts w:ascii="Courier New" w:hAnsi="Courier New" w:cs="Courier New"/>
+          <w:lang w:val="en-US"/>
+        </w:rPr>
+        <w:t>oiosaml.servlet.idp.entityid=https://saml.test-nemlog-in.dk/</w:t>
       </w:r>
     </w:p>
     <w:p>
@@ -11562,21 +10187,7 @@
         <w:rPr>
           <w:lang w:val="en-US"/>
         </w:rPr>
-        <w:t xml:space="preserve">4.4 Multiple </w:t>
-      </w:r>
-      <w:proofErr w:type="spellStart"/>
-      <w:r>
-        <w:rPr>
-          <w:lang w:val="en-US"/>
-        </w:rPr>
-        <w:t>AuthenticatedFilters</w:t>
-      </w:r>
-      <w:proofErr w:type="spellEnd"/>
-      <w:r>
-        <w:rPr>
-          <w:lang w:val="en-US"/>
-        </w:rPr>
-        <w:t xml:space="preserve"> and Step-Up</w:t>
+        <w:t>4.4 Multiple AuthenticatedFilters and Step-Up</w:t>
       </w:r>
       <w:bookmarkEnd w:id="13"/>
     </w:p>
@@ -11590,21 +10201,7 @@
         <w:rPr>
           <w:lang w:val="en-US"/>
         </w:rPr>
-        <w:t xml:space="preserve">It is possible to configure multiple </w:t>
-      </w:r>
-      <w:proofErr w:type="spellStart"/>
-      <w:r>
-        <w:rPr>
-          <w:lang w:val="en-US"/>
-        </w:rPr>
-        <w:t>AuthenticatedFilters</w:t>
-      </w:r>
-      <w:proofErr w:type="spellEnd"/>
-      <w:r>
-        <w:rPr>
-          <w:lang w:val="en-US"/>
-        </w:rPr>
-        <w:t>, each with its own configuration. One common use-case for this, is requiring different NSIS levels for different resources in the application.</w:t>
+        <w:t>It is possible to configure multiple AuthenticatedFilters, each with its own configuration. One common use-case for this, is requiring different NSIS levels for different resources in the application.</w:t>
       </w:r>
     </w:p>
     <w:p>
@@ -11618,21 +10215,7 @@
           <w:lang w:val="en-US"/>
         </w:rPr>
         <w:lastRenderedPageBreak/>
-        <w:t xml:space="preserve">If both a LOW and a SUBSTANTIAL filter is configured, and the user tries to access a resource protected by the LOW filter, then the </w:t>
-      </w:r>
-      <w:proofErr w:type="spellStart"/>
-      <w:r>
-        <w:rPr>
-          <w:lang w:val="en-US"/>
-        </w:rPr>
-        <w:t>AuthnRequest</w:t>
-      </w:r>
-      <w:proofErr w:type="spellEnd"/>
-      <w:r>
-        <w:rPr>
-          <w:lang w:val="en-US"/>
-        </w:rPr>
-        <w:t xml:space="preserve"> will inform the Identity Provider that the user only needs to perform a NSIS LOW login. If the user then later tries to access a resource protected by the SUBSTANTIAL filter, it will perform a step-up, and ask the Identity Provider to increase the NSIS level by performing additional authentication processes with the user.</w:t>
+        <w:t>If both a LOW and a SUBSTANTIAL filter is configured, and the user tries to access a resource protected by the LOW filter, then the AuthnRequest will inform the Identity Provider that the user only needs to perform a NSIS LOW login. If the user then later tries to access a resource protected by the SUBSTANTIAL filter, it will perform a step-up, and ask the Identity Provider to increase the NSIS level by performing additional authentication processes with the user.</w:t>
       </w:r>
     </w:p>
     <w:p>
@@ -11657,55 +10240,27 @@
         <w:rPr>
           <w:lang w:val="en-US"/>
         </w:rPr>
-        <w:t xml:space="preserve">4.5 </w:t>
-      </w:r>
-      <w:proofErr w:type="spellStart"/>
-      <w:r>
-        <w:rPr>
-          <w:lang w:val="en-US"/>
-        </w:rPr>
-        <w:t>AppSwitch</w:t>
-      </w:r>
-      <w:proofErr w:type="spellEnd"/>
-      <w:r>
-        <w:rPr>
-          <w:lang w:val="en-US"/>
-        </w:rPr>
-        <w:t xml:space="preserve"> Extension</w:t>
-      </w:r>
-    </w:p>
-    <w:p>
-      <w:pPr>
-        <w:rPr>
-          <w:lang w:val="en-US"/>
-        </w:rPr>
-      </w:pPr>
-    </w:p>
-    <w:p>
-      <w:pPr>
-        <w:rPr>
-          <w:lang w:val="en-US"/>
-        </w:rPr>
-      </w:pPr>
-      <w:r>
-        <w:rPr>
-          <w:lang w:val="en-US"/>
-        </w:rPr>
-        <w:t xml:space="preserve">When using the </w:t>
-      </w:r>
-      <w:proofErr w:type="spellStart"/>
-      <w:r>
-        <w:rPr>
-          <w:lang w:val="en-US"/>
-        </w:rPr>
-        <w:t>AppSwitch</w:t>
-      </w:r>
-      <w:proofErr w:type="spellEnd"/>
-      <w:r>
-        <w:rPr>
-          <w:lang w:val="en-US"/>
-        </w:rPr>
-        <w:t xml:space="preserve"> extension for a</w:t>
+        <w:t>4.5 AppSwitch Extension</w:t>
+      </w:r>
+    </w:p>
+    <w:p>
+      <w:pPr>
+        <w:rPr>
+          <w:lang w:val="en-US"/>
+        </w:rPr>
+      </w:pPr>
+    </w:p>
+    <w:p>
+      <w:pPr>
+        <w:rPr>
+          <w:lang w:val="en-US"/>
+        </w:rPr>
+      </w:pPr>
+      <w:r>
+        <w:rPr>
+          <w:lang w:val="en-US"/>
+        </w:rPr>
+        <w:t>When using the AppSwitch extension for a</w:t>
       </w:r>
       <w:r>
         <w:rPr>
@@ -11857,7 +10412,6 @@
                 <w:lang w:val="en-US"/>
               </w:rPr>
             </w:pPr>
-            <w:proofErr w:type="spellStart"/>
             <w:r>
               <w:rPr>
                 <w:lang w:val="en-US"/>
@@ -11870,7 +10424,6 @@
               </w:rPr>
               <w:t>d</w:t>
             </w:r>
-            <w:proofErr w:type="spellEnd"/>
           </w:p>
         </w:tc>
         <w:tc>
@@ -11964,7 +10517,6 @@
                 <w:lang w:val="en-US"/>
               </w:rPr>
             </w:pPr>
-            <w:proofErr w:type="spellStart"/>
             <w:r>
               <w:rPr>
                 <w:lang w:val="en-US"/>
@@ -11977,7 +10529,6 @@
               </w:rPr>
               <w:t>ios</w:t>
             </w:r>
-            <w:proofErr w:type="spellEnd"/>
           </w:p>
         </w:tc>
         <w:tc>
@@ -12051,23 +10602,7 @@
         </w:sectPr>
       </w:pPr>
       <w:r>
-        <w:t xml:space="preserve">Triggering the </w:t>
-      </w:r>
-      <w:proofErr w:type="spellStart"/>
-      <w:r>
-        <w:t>AppSwitch</w:t>
-      </w:r>
-      <w:proofErr w:type="spellEnd"/>
-      <w:r>
-        <w:t xml:space="preserve"> extension is done by adding the “</w:t>
-      </w:r>
-      <w:proofErr w:type="spellStart"/>
-      <w:r>
-        <w:t>appSwitchPlatform</w:t>
-      </w:r>
-      <w:proofErr w:type="spellEnd"/>
-      <w:r>
-        <w:t xml:space="preserve">=&lt;PLATFORM&gt;” parameter to the URL when starting an authentication flow. Where </w:t>
+        <w:t xml:space="preserve">Triggering the AppSwitch extension is done by adding the “appSwitchPlatform=&lt;PLATFORM&gt;” parameter to the URL when starting an authentication flow. Where </w:t>
       </w:r>
       <w:r>
         <w:t>&lt;</w:t>
@@ -12082,15 +10617,7 @@
         <w:t>is either Android or iOS.</w:t>
       </w:r>
       <w:r>
-        <w:t xml:space="preserve"> The </w:t>
-      </w:r>
-      <w:proofErr w:type="spellStart"/>
-      <w:r>
-        <w:t>appSwitchPlatform</w:t>
-      </w:r>
-      <w:proofErr w:type="spellEnd"/>
-      <w:r>
-        <w:t xml:space="preserve"> parameter is case-insensitive. </w:t>
+        <w:t xml:space="preserve"> The appSwitchPlatform parameter is case-insensitive. </w:t>
       </w:r>
     </w:p>
     <w:p>
@@ -12133,48 +10660,20 @@
         <w:rPr>
           <w:lang w:val="en-US"/>
         </w:rPr>
-        <w:t xml:space="preserve">One solution is to ensure that the </w:t>
-      </w:r>
-      <w:proofErr w:type="spellStart"/>
-      <w:r>
-        <w:rPr>
-          <w:lang w:val="en-US"/>
-        </w:rPr>
-        <w:t>SameSite</w:t>
-      </w:r>
-      <w:proofErr w:type="spellEnd"/>
-      <w:r>
-        <w:rPr>
-          <w:lang w:val="en-US"/>
-        </w:rPr>
-        <w:t xml:space="preserve"> attribute is set to None when issuing sessions. If this can be done in a controlled fashion from the application itself, that is fine.</w:t>
-      </w:r>
-    </w:p>
-    <w:p>
-      <w:pPr>
-        <w:rPr>
-          <w:lang w:val="en-US"/>
-        </w:rPr>
-      </w:pPr>
-      <w:r>
-        <w:rPr>
-          <w:lang w:val="en-US"/>
-        </w:rPr>
-        <w:t xml:space="preserve">If not, the OIOSAML framework supplies a Filter that can be used for setting the </w:t>
-      </w:r>
-      <w:proofErr w:type="spellStart"/>
-      <w:r>
-        <w:rPr>
-          <w:lang w:val="en-US"/>
-        </w:rPr>
-        <w:t>SameSite</w:t>
-      </w:r>
-      <w:proofErr w:type="spellEnd"/>
-      <w:r>
-        <w:rPr>
-          <w:lang w:val="en-US"/>
-        </w:rPr>
-        <w:t xml:space="preserve"> attribute to True on all issued cookies.</w:t>
+        <w:t>One solution is to ensure that the SameSite attribute is set to None when issuing sessions. If this can be done in a controlled fashion from the application itself, that is fine.</w:t>
+      </w:r>
+    </w:p>
+    <w:p>
+      <w:pPr>
+        <w:rPr>
+          <w:lang w:val="en-US"/>
+        </w:rPr>
+      </w:pPr>
+      <w:r>
+        <w:rPr>
+          <w:lang w:val="en-US"/>
+        </w:rPr>
+        <w:t>If not, the OIOSAML framework supplies a Filter that can be used for setting the SameSite attribute to True on all issued cookies.</w:t>
       </w:r>
     </w:p>
     <w:p>
@@ -12204,90 +10703,20 @@
         <w:rPr>
           <w:lang w:val="en-US"/>
         </w:rPr>
-        <w:t xml:space="preserve">If the </w:t>
-      </w:r>
-      <w:proofErr w:type="spellStart"/>
-      <w:r>
-        <w:rPr>
-          <w:lang w:val="en-US"/>
-        </w:rPr>
-        <w:t>SameSite</w:t>
-      </w:r>
-      <w:proofErr w:type="spellEnd"/>
-      <w:r>
-        <w:rPr>
-          <w:lang w:val="en-US"/>
-        </w:rPr>
-        <w:t xml:space="preserve"> attribute is already set to some value, the Filter will NOT modify the attribute. It will only set the </w:t>
-      </w:r>
-      <w:proofErr w:type="spellStart"/>
-      <w:r>
-        <w:rPr>
-          <w:lang w:val="en-US"/>
-        </w:rPr>
-        <w:t>SameSite</w:t>
-      </w:r>
-      <w:proofErr w:type="spellEnd"/>
-      <w:r>
-        <w:rPr>
-          <w:lang w:val="en-US"/>
-        </w:rPr>
-        <w:t xml:space="preserve"> attribute on cookies that do not already have that attribute.</w:t>
-      </w:r>
-    </w:p>
-    <w:p>
-      <w:pPr>
-        <w:rPr>
-          <w:lang w:val="en-US"/>
-        </w:rPr>
-      </w:pPr>
-      <w:r>
-        <w:rPr>
-          <w:lang w:val="en-US"/>
-        </w:rPr>
-        <w:t xml:space="preserve">The </w:t>
-      </w:r>
-      <w:proofErr w:type="spellStart"/>
-      <w:r>
-        <w:rPr>
-          <w:lang w:val="en-US"/>
-        </w:rPr>
-        <w:t>SameSite</w:t>
-      </w:r>
-      <w:proofErr w:type="spellEnd"/>
-      <w:r>
-        <w:rPr>
-          <w:lang w:val="en-US"/>
-        </w:rPr>
-        <w:t xml:space="preserve"> filter must be configured to run before any other filters that may create sessions. When using web.xml as a deployment mechanism, this is done by placing the </w:t>
-      </w:r>
-      <w:proofErr w:type="spellStart"/>
-      <w:r>
-        <w:rPr>
-          <w:lang w:val="en-US"/>
-        </w:rPr>
-        <w:t>SameSite</w:t>
-      </w:r>
-      <w:proofErr w:type="spellEnd"/>
-      <w:r>
-        <w:rPr>
-          <w:lang w:val="en-US"/>
-        </w:rPr>
-        <w:t xml:space="preserve"> filter before the other filters (e.g. above the </w:t>
-      </w:r>
-      <w:proofErr w:type="spellStart"/>
-      <w:r>
-        <w:rPr>
-          <w:lang w:val="en-US"/>
-        </w:rPr>
-        <w:t>AuthenticatedFilter</w:t>
-      </w:r>
-      <w:proofErr w:type="spellEnd"/>
-      <w:r>
-        <w:rPr>
-          <w:lang w:val="en-US"/>
-        </w:rPr>
-        <w:t xml:space="preserve"> in web.xml)</w:t>
+        <w:t>If the SameSite attribute is already set to some value, the Filter will NOT modify the attribute. It will only set the SameSite attribute on cookies that do not already have that attribute.</w:t>
+      </w:r>
+    </w:p>
+    <w:p>
+      <w:pPr>
+        <w:rPr>
+          <w:lang w:val="en-US"/>
+        </w:rPr>
+      </w:pPr>
+      <w:r>
+        <w:rPr>
+          <w:lang w:val="en-US"/>
+        </w:rPr>
+        <w:t>The SameSite filter must be configured to run before any other filters that may create sessions. When using web.xml as a deployment mechanism, this is done by placing the SameSite filter before the other filters (e.g. above the AuthenticatedFilter in web.xml)</w:t>
       </w:r>
     </w:p>
     <w:p>
@@ -12339,23 +10768,7 @@
           <w:rFonts w:ascii="Courier New" w:hAnsi="Courier New" w:cs="Courier New"/>
           <w:lang w:val="en-US"/>
         </w:rPr>
-        <w:t xml:space="preserve">        &lt;filter-name&gt;</w:t>
-      </w:r>
-      <w:proofErr w:type="spellStart"/>
-      <w:r>
-        <w:rPr>
-          <w:rFonts w:ascii="Courier New" w:hAnsi="Courier New" w:cs="Courier New"/>
-          <w:lang w:val="en-US"/>
-        </w:rPr>
-        <w:t>SameSiteFilter</w:t>
-      </w:r>
-      <w:proofErr w:type="spellEnd"/>
-      <w:r>
-        <w:rPr>
-          <w:rFonts w:ascii="Courier New" w:hAnsi="Courier New" w:cs="Courier New"/>
-          <w:lang w:val="en-US"/>
-        </w:rPr>
-        <w:t>&lt;/filter-name&gt;</w:t>
+        <w:t xml:space="preserve">        &lt;filter-name&gt;SameSiteFilter&lt;/filter-name&gt;</w:t>
       </w:r>
     </w:p>
     <w:p>
@@ -12387,17 +10800,8 @@
           <w:rFonts w:ascii="Courier New" w:hAnsi="Courier New" w:cs="Courier New"/>
           <w:lang w:val="en-US"/>
         </w:rPr>
-        <w:t xml:space="preserve">            </w:t>
-      </w:r>
-      <w:proofErr w:type="spellStart"/>
-      <w:r>
-        <w:rPr>
-          <w:rFonts w:ascii="Courier New" w:hAnsi="Courier New" w:cs="Courier New"/>
-          <w:lang w:val="en-US"/>
-        </w:rPr>
-        <w:t>dk.gov.oio.saml.filter.SameSiteFilter</w:t>
-      </w:r>
-      <w:proofErr w:type="spellEnd"/>
+        <w:t xml:space="preserve">            dk.gov.oio.saml.filter.SameSiteFilter</w:t>
+      </w:r>
     </w:p>
     <w:p>
       <w:pPr>
@@ -12469,23 +10873,7 @@
           <w:rFonts w:ascii="Courier New" w:hAnsi="Courier New" w:cs="Courier New"/>
           <w:lang w:val="en-US"/>
         </w:rPr>
-        <w:t xml:space="preserve">        &lt;filter-name&gt;</w:t>
-      </w:r>
-      <w:proofErr w:type="spellStart"/>
-      <w:r>
-        <w:rPr>
-          <w:rFonts w:ascii="Courier New" w:hAnsi="Courier New" w:cs="Courier New"/>
-          <w:lang w:val="en-US"/>
-        </w:rPr>
-        <w:t>SameSiteFilter</w:t>
-      </w:r>
-      <w:proofErr w:type="spellEnd"/>
-      <w:r>
-        <w:rPr>
-          <w:rFonts w:ascii="Courier New" w:hAnsi="Courier New" w:cs="Courier New"/>
-          <w:lang w:val="en-US"/>
-        </w:rPr>
-        <w:t>&lt;/filter-name&gt;</w:t>
+        <w:t xml:space="preserve">        &lt;filter-name&gt;SameSiteFilter&lt;/filter-name&gt;</w:t>
       </w:r>
     </w:p>
     <w:p>
@@ -12501,39 +10889,7 @@
           <w:rFonts w:ascii="Courier New" w:hAnsi="Courier New" w:cs="Courier New"/>
           <w:lang w:val="en-US"/>
         </w:rPr>
-        <w:t xml:space="preserve">        &lt;</w:t>
-      </w:r>
-      <w:proofErr w:type="spellStart"/>
-      <w:r>
-        <w:rPr>
-          <w:rFonts w:ascii="Courier New" w:hAnsi="Courier New" w:cs="Courier New"/>
-          <w:lang w:val="en-US"/>
-        </w:rPr>
-        <w:t>url</w:t>
-      </w:r>
-      <w:proofErr w:type="spellEnd"/>
-      <w:r>
-        <w:rPr>
-          <w:rFonts w:ascii="Courier New" w:hAnsi="Courier New" w:cs="Courier New"/>
-          <w:lang w:val="en-US"/>
-        </w:rPr>
-        <w:t>-pattern&gt;/*&lt;/</w:t>
-      </w:r>
-      <w:proofErr w:type="spellStart"/>
-      <w:r>
-        <w:rPr>
-          <w:rFonts w:ascii="Courier New" w:hAnsi="Courier New" w:cs="Courier New"/>
-          <w:lang w:val="en-US"/>
-        </w:rPr>
-        <w:t>url</w:t>
-      </w:r>
-      <w:proofErr w:type="spellEnd"/>
-      <w:r>
-        <w:rPr>
-          <w:rFonts w:ascii="Courier New" w:hAnsi="Courier New" w:cs="Courier New"/>
-          <w:lang w:val="en-US"/>
-        </w:rPr>
-        <w:t>-pattern&gt;</w:t>
+        <w:t xml:space="preserve">        &lt;url-pattern&gt;/*&lt;/url-pattern&gt;</w:t>
       </w:r>
     </w:p>
     <w:p>
@@ -12621,55 +10977,7 @@
           <w:lang w:val="en-US"/>
         </w:rPr>
         <w:tab/>
-        <w:t>&lt;</w:t>
-      </w:r>
-      <w:proofErr w:type="spellStart"/>
-      <w:r>
-        <w:rPr>
-          <w:rFonts w:ascii="Courier New" w:hAnsi="Courier New" w:cs="Courier New"/>
-          <w:lang w:val="en-US"/>
-        </w:rPr>
-        <w:t>groupId</w:t>
-      </w:r>
-      <w:proofErr w:type="spellEnd"/>
-      <w:r>
-        <w:rPr>
-          <w:rFonts w:ascii="Courier New" w:hAnsi="Courier New" w:cs="Courier New"/>
-          <w:lang w:val="en-US"/>
-        </w:rPr>
-        <w:t>&gt;</w:t>
-      </w:r>
-      <w:proofErr w:type="spellStart"/>
-      <w:r>
-        <w:rPr>
-          <w:rFonts w:ascii="Courier New" w:hAnsi="Courier New" w:cs="Courier New"/>
-          <w:lang w:val="en-US"/>
-        </w:rPr>
-        <w:t>dk.digst</w:t>
-      </w:r>
-      <w:proofErr w:type="spellEnd"/>
-      <w:r>
-        <w:rPr>
-          <w:rFonts w:ascii="Courier New" w:hAnsi="Courier New" w:cs="Courier New"/>
-          <w:lang w:val="en-US"/>
-        </w:rPr>
-        <w:t>&lt;/</w:t>
-      </w:r>
-      <w:proofErr w:type="spellStart"/>
-      <w:r>
-        <w:rPr>
-          <w:rFonts w:ascii="Courier New" w:hAnsi="Courier New" w:cs="Courier New"/>
-          <w:lang w:val="en-US"/>
-        </w:rPr>
-        <w:t>groupId</w:t>
-      </w:r>
-      <w:proofErr w:type="spellEnd"/>
-      <w:r>
-        <w:rPr>
-          <w:rFonts w:ascii="Courier New" w:hAnsi="Courier New" w:cs="Courier New"/>
-          <w:lang w:val="en-US"/>
-        </w:rPr>
-        <w:t>&gt;</w:t>
+        <w:t>&lt;groupId&gt;dk.digst&lt;/groupId&gt;</w:t>
       </w:r>
     </w:p>
     <w:p>
@@ -12685,39 +10993,7 @@
           <w:lang w:val="en-US"/>
         </w:rPr>
         <w:tab/>
-        <w:t>&lt;</w:t>
-      </w:r>
-      <w:proofErr w:type="spellStart"/>
-      <w:r>
-        <w:rPr>
-          <w:rFonts w:ascii="Courier New" w:hAnsi="Courier New" w:cs="Courier New"/>
-          <w:lang w:val="en-US"/>
-        </w:rPr>
-        <w:t>artifactId</w:t>
-      </w:r>
-      <w:proofErr w:type="spellEnd"/>
-      <w:r>
-        <w:rPr>
-          <w:rFonts w:ascii="Courier New" w:hAnsi="Courier New" w:cs="Courier New"/>
-          <w:lang w:val="en-US"/>
-        </w:rPr>
-        <w:t>&gt;oiosaml3.java&lt;/</w:t>
-      </w:r>
-      <w:proofErr w:type="spellStart"/>
-      <w:r>
-        <w:rPr>
-          <w:rFonts w:ascii="Courier New" w:hAnsi="Courier New" w:cs="Courier New"/>
-          <w:lang w:val="en-US"/>
-        </w:rPr>
-        <w:t>artifactId</w:t>
-      </w:r>
-      <w:proofErr w:type="spellEnd"/>
-      <w:r>
-        <w:rPr>
-          <w:rFonts w:ascii="Courier New" w:hAnsi="Courier New" w:cs="Courier New"/>
-          <w:lang w:val="en-US"/>
-        </w:rPr>
-        <w:t>&gt;</w:t>
+        <w:t>&lt;artifactId&gt;oiosaml3.java&lt;/artifactId&gt;</w:t>
       </w:r>
     </w:p>
     <w:p>
@@ -12824,17 +11100,8 @@
           <w:rFonts w:ascii="Courier New" w:hAnsi="Courier New" w:cs="Courier New"/>
           <w:lang w:val="en-US"/>
         </w:rPr>
-        <w:t xml:space="preserve">│   ├── </w:t>
-      </w:r>
-      <w:proofErr w:type="spellStart"/>
-      <w:r>
-        <w:rPr>
-          <w:rFonts w:ascii="Courier New" w:hAnsi="Courier New" w:cs="Courier New"/>
-          <w:lang w:val="en-US"/>
-        </w:rPr>
-        <w:t>keystore.pfx</w:t>
-      </w:r>
-      <w:proofErr w:type="spellEnd"/>
+        <w:t>│   ├── keystore.pfx</w:t>
+      </w:r>
     </w:p>
     <w:p>
       <w:pPr>
@@ -12849,17 +11116,8 @@
           <w:rFonts w:ascii="Courier New" w:hAnsi="Courier New" w:cs="Courier New"/>
           <w:lang w:val="en-US"/>
         </w:rPr>
-        <w:t xml:space="preserve">│   └── </w:t>
-      </w:r>
-      <w:proofErr w:type="spellStart"/>
-      <w:r>
-        <w:rPr>
-          <w:rFonts w:ascii="Courier New" w:hAnsi="Courier New" w:cs="Courier New"/>
-          <w:lang w:val="en-US"/>
-        </w:rPr>
-        <w:t>ssl-demo.pfx</w:t>
-      </w:r>
-      <w:proofErr w:type="spellEnd"/>
+        <w:t>│   └── ssl-demo.pfx</w:t>
+      </w:r>
     </w:p>
     <w:p>
       <w:pPr>
@@ -12890,17 +11148,8 @@
           <w:rFonts w:ascii="Courier New" w:hAnsi="Courier New" w:cs="Courier New"/>
           <w:lang w:val="en-US"/>
         </w:rPr>
-        <w:t xml:space="preserve">├── </w:t>
-      </w:r>
-      <w:proofErr w:type="spellStart"/>
-      <w:r>
-        <w:rPr>
-          <w:rFonts w:ascii="Courier New" w:hAnsi="Courier New" w:cs="Courier New"/>
-          <w:lang w:val="en-US"/>
-        </w:rPr>
-        <w:t>src</w:t>
-      </w:r>
-      <w:proofErr w:type="spellEnd"/>
+        <w:t>├── src</w:t>
+      </w:r>
     </w:p>
     <w:p>
       <w:pPr>
@@ -12977,17 +11226,8 @@
           <w:rFonts w:ascii="Courier New" w:hAnsi="Courier New" w:cs="Courier New"/>
           <w:lang w:val="en-US"/>
         </w:rPr>
-        <w:t xml:space="preserve">│       │   ├── </w:t>
-      </w:r>
-      <w:proofErr w:type="spellStart"/>
-      <w:r>
-        <w:rPr>
-          <w:rFonts w:ascii="Courier New" w:hAnsi="Courier New" w:cs="Courier New"/>
-          <w:lang w:val="en-US"/>
-        </w:rPr>
-        <w:t>oiosaml.properties</w:t>
-      </w:r>
-      <w:proofErr w:type="spellEnd"/>
+        <w:t>│       │   ├── oiosaml.properties</w:t>
+      </w:r>
     </w:p>
     <w:p>
       <w:pPr>
@@ -13034,17 +11274,8 @@
           <w:rFonts w:ascii="Courier New" w:hAnsi="Courier New" w:cs="Courier New"/>
           <w:lang w:val="en-US"/>
         </w:rPr>
-        <w:t xml:space="preserve">│           ├── </w:t>
-      </w:r>
-      <w:proofErr w:type="spellStart"/>
-      <w:r>
-        <w:rPr>
-          <w:rFonts w:ascii="Courier New" w:hAnsi="Courier New" w:cs="Courier New"/>
-          <w:lang w:val="en-US"/>
-        </w:rPr>
-        <w:t>error.jsp</w:t>
-      </w:r>
-      <w:proofErr w:type="spellEnd"/>
+        <w:t>│           ├── error.jsp</w:t>
+      </w:r>
     </w:p>
     <w:p>
       <w:pPr>
@@ -13059,17 +11290,8 @@
           <w:rFonts w:ascii="Courier New" w:hAnsi="Courier New" w:cs="Courier New"/>
           <w:lang w:val="en-US"/>
         </w:rPr>
-        <w:t xml:space="preserve">│           ├── </w:t>
-      </w:r>
-      <w:proofErr w:type="spellStart"/>
-      <w:r>
-        <w:rPr>
-          <w:rFonts w:ascii="Courier New" w:hAnsi="Courier New" w:cs="Courier New"/>
-          <w:lang w:val="en-US"/>
-        </w:rPr>
-        <w:t>index.jsp</w:t>
-      </w:r>
-      <w:proofErr w:type="spellEnd"/>
+        <w:t>│           ├── index.jsp</w:t>
+      </w:r>
     </w:p>
     <w:p>
       <w:pPr>
@@ -13100,17 +11322,8 @@
           <w:rFonts w:ascii="Courier New" w:hAnsi="Courier New" w:cs="Courier New"/>
           <w:lang w:val="en-US"/>
         </w:rPr>
-        <w:t xml:space="preserve">│           │   └── </w:t>
-      </w:r>
-      <w:proofErr w:type="spellStart"/>
-      <w:r>
-        <w:rPr>
-          <w:rFonts w:ascii="Courier New" w:hAnsi="Courier New" w:cs="Courier New"/>
-          <w:lang w:val="en-US"/>
-        </w:rPr>
-        <w:t>private.jsp</w:t>
-      </w:r>
-      <w:proofErr w:type="spellEnd"/>
+        <w:t>│           │   └── private.jsp</w:t>
+      </w:r>
     </w:p>
     <w:p>
       <w:pPr>
@@ -13125,17 +11338,8 @@
           <w:rFonts w:ascii="Courier New" w:hAnsi="Courier New" w:cs="Courier New"/>
           <w:lang w:val="en-US"/>
         </w:rPr>
-        <w:t xml:space="preserve">│           ├── </w:t>
-      </w:r>
-      <w:proofErr w:type="spellStart"/>
-      <w:r>
-        <w:rPr>
-          <w:rFonts w:ascii="Courier New" w:hAnsi="Courier New" w:cs="Courier New"/>
-          <w:lang w:val="en-US"/>
-        </w:rPr>
-        <w:t>nonsis</w:t>
-      </w:r>
-      <w:proofErr w:type="spellEnd"/>
+        <w:t>│           ├── nonsis</w:t>
+      </w:r>
     </w:p>
     <w:p>
       <w:pPr>
@@ -13150,17 +11354,8 @@
           <w:rFonts w:ascii="Courier New" w:hAnsi="Courier New" w:cs="Courier New"/>
           <w:lang w:val="en-US"/>
         </w:rPr>
-        <w:t xml:space="preserve">│           │   └── </w:t>
-      </w:r>
-      <w:proofErr w:type="spellStart"/>
-      <w:r>
-        <w:rPr>
-          <w:rFonts w:ascii="Courier New" w:hAnsi="Courier New" w:cs="Courier New"/>
-          <w:lang w:val="en-US"/>
-        </w:rPr>
-        <w:t>private.jsp</w:t>
-      </w:r>
-      <w:proofErr w:type="spellEnd"/>
+        <w:t>│           │   └── private.jsp</w:t>
+      </w:r>
     </w:p>
     <w:p>
       <w:pPr>
@@ -13191,17 +11386,8 @@
           <w:rFonts w:ascii="Courier New" w:hAnsi="Courier New" w:cs="Courier New"/>
           <w:lang w:val="en-US"/>
         </w:rPr>
-        <w:t xml:space="preserve">│           │   └── </w:t>
-      </w:r>
-      <w:proofErr w:type="spellStart"/>
-      <w:r>
-        <w:rPr>
-          <w:rFonts w:ascii="Courier New" w:hAnsi="Courier New" w:cs="Courier New"/>
-          <w:lang w:val="en-US"/>
-        </w:rPr>
-        <w:t>private.jsp</w:t>
-      </w:r>
-      <w:proofErr w:type="spellEnd"/>
+        <w:t>│           │   └── private.jsp</w:t>
+      </w:r>
     </w:p>
     <w:p>
       <w:pPr>
@@ -13264,21 +11450,7 @@
         <w:rPr>
           <w:lang w:val="en-US"/>
         </w:rPr>
-        <w:t xml:space="preserve">The </w:t>
-      </w:r>
-      <w:proofErr w:type="spellStart"/>
-      <w:r>
-        <w:rPr>
-          <w:lang w:val="en-US"/>
-        </w:rPr>
-        <w:t>src</w:t>
-      </w:r>
-      <w:proofErr w:type="spellEnd"/>
-      <w:r>
-        <w:rPr>
-          <w:lang w:val="en-US"/>
-        </w:rPr>
-        <w:t xml:space="preserve"> folder contains everything else, with the following files being relevant.</w:t>
+        <w:t>The src folder contains everything else, with the following files being relevant.</w:t>
       </w:r>
     </w:p>
     <w:p>
@@ -13293,43 +11465,21 @@
         <w:rPr>
           <w:lang w:val="en-US"/>
         </w:rPr>
-        <w:t xml:space="preserve">7.1 </w:t>
-      </w:r>
-      <w:proofErr w:type="spellStart"/>
-      <w:r>
-        <w:rPr>
-          <w:lang w:val="en-US"/>
-        </w:rPr>
-        <w:t>oiosaml.properties</w:t>
+        <w:t>7.1 oiosaml.properties</w:t>
       </w:r>
       <w:bookmarkEnd w:id="17"/>
-      <w:proofErr w:type="spellEnd"/>
-    </w:p>
-    <w:p>
-      <w:pPr>
-        <w:rPr>
-          <w:lang w:val="en-US"/>
-        </w:rPr>
-      </w:pPr>
-      <w:r>
-        <w:rPr>
-          <w:lang w:val="en-US"/>
-        </w:rPr>
-        <w:t xml:space="preserve">The demo application uses an external file for configuring the </w:t>
-      </w:r>
-      <w:proofErr w:type="spellStart"/>
-      <w:r>
-        <w:rPr>
-          <w:lang w:val="en-US"/>
-        </w:rPr>
-        <w:t>DispatcherServlet</w:t>
-      </w:r>
-      <w:proofErr w:type="spellEnd"/>
-      <w:r>
-        <w:rPr>
-          <w:lang w:val="en-US"/>
-        </w:rPr>
-        <w:t>, and the configuration can be found here.</w:t>
+    </w:p>
+    <w:p>
+      <w:pPr>
+        <w:rPr>
+          <w:lang w:val="en-US"/>
+        </w:rPr>
+      </w:pPr>
+      <w:r>
+        <w:rPr>
+          <w:lang w:val="en-US"/>
+        </w:rPr>
+        <w:t>The demo application uses an external file for configuring the DispatcherServlet, and the configuration can be found here.</w:t>
       </w:r>
     </w:p>
     <w:p>
@@ -13358,35 +11508,7 @@
         <w:rPr>
           <w:lang w:val="en-US"/>
         </w:rPr>
-        <w:t xml:space="preserve">The demo application shows how to configure the </w:t>
-      </w:r>
-      <w:proofErr w:type="spellStart"/>
-      <w:r>
-        <w:rPr>
-          <w:lang w:val="en-US"/>
-        </w:rPr>
-        <w:t>DispatcherServlet</w:t>
-      </w:r>
-      <w:proofErr w:type="spellEnd"/>
-      <w:r>
-        <w:rPr>
-          <w:lang w:val="en-US"/>
-        </w:rPr>
-        <w:t xml:space="preserve"> and </w:t>
-      </w:r>
-      <w:proofErr w:type="spellStart"/>
-      <w:r>
-        <w:rPr>
-          <w:lang w:val="en-US"/>
-        </w:rPr>
-        <w:t>AuthenticatedFilter</w:t>
-      </w:r>
-      <w:proofErr w:type="spellEnd"/>
-      <w:r>
-        <w:rPr>
-          <w:lang w:val="en-US"/>
-        </w:rPr>
-        <w:t xml:space="preserve"> (with step-up) in the web.xml file</w:t>
+        <w:t>The demo application shows how to configure the DispatcherServlet and AuthenticatedFilter (with step-up) in the web.xml file</w:t>
       </w:r>
     </w:p>
     <w:p>
@@ -13401,43 +11523,21 @@
         <w:rPr>
           <w:lang w:val="en-US"/>
         </w:rPr>
-        <w:t xml:space="preserve">7.3 </w:t>
-      </w:r>
-      <w:proofErr w:type="spellStart"/>
-      <w:r>
-        <w:rPr>
-          <w:lang w:val="en-US"/>
-        </w:rPr>
-        <w:t>private.jsp</w:t>
+        <w:t>7.3 private.jsp</w:t>
       </w:r>
       <w:bookmarkEnd w:id="19"/>
-      <w:proofErr w:type="spellEnd"/>
-    </w:p>
-    <w:p>
-      <w:pPr>
-        <w:rPr>
-          <w:lang w:val="en-US"/>
-        </w:rPr>
-      </w:pPr>
-      <w:r>
-        <w:rPr>
-          <w:lang w:val="en-US"/>
-        </w:rPr>
-        <w:t xml:space="preserve">Finally, there are three folders, each containing identical JSP files. These files are protected by the </w:t>
-      </w:r>
-      <w:proofErr w:type="spellStart"/>
-      <w:r>
-        <w:rPr>
-          <w:lang w:val="en-US"/>
-        </w:rPr>
-        <w:t>AuthenticatedFilter</w:t>
-      </w:r>
-      <w:proofErr w:type="spellEnd"/>
-      <w:r>
-        <w:rPr>
-          <w:lang w:val="en-US"/>
-        </w:rPr>
-        <w:t xml:space="preserve"> by various NSIS level requirements and will show the content of the issued SAML assertion.</w:t>
+    </w:p>
+    <w:p>
+      <w:pPr>
+        <w:rPr>
+          <w:lang w:val="en-US"/>
+        </w:rPr>
+      </w:pPr>
+      <w:r>
+        <w:rPr>
+          <w:lang w:val="en-US"/>
+        </w:rPr>
+        <w:t>Finally, there are three folders, each containing identical JSP files. These files are protected by the AuthenticatedFilter by various NSIS level requirements and will show the content of the issued SAML assertion.</w:t>
       </w:r>
     </w:p>
     <w:p>
@@ -13481,23 +11581,7 @@
           <w:rFonts w:ascii="Courier New" w:hAnsi="Courier New" w:cs="Courier New"/>
           <w:lang w:val="en-US"/>
         </w:rPr>
-        <w:t xml:space="preserve">$ </w:t>
-      </w:r>
-      <w:proofErr w:type="spellStart"/>
-      <w:r>
-        <w:rPr>
-          <w:rFonts w:ascii="Courier New" w:hAnsi="Courier New" w:cs="Courier New"/>
-          <w:lang w:val="en-US"/>
-        </w:rPr>
-        <w:t>mvn</w:t>
-      </w:r>
-      <w:proofErr w:type="spellEnd"/>
-      <w:r>
-        <w:rPr>
-          <w:rFonts w:ascii="Courier New" w:hAnsi="Courier New" w:cs="Courier New"/>
-          <w:lang w:val="en-US"/>
-        </w:rPr>
-        <w:t xml:space="preserve"> clean install tomcat7:run-war</w:t>
+        <w:t>$ mvn clean install tomcat7:run-war</w:t>
       </w:r>
     </w:p>
     <w:p>
@@ -13724,70 +11808,14 @@
           <w:rFonts w:ascii="Courier New" w:hAnsi="Courier New" w:cs="Courier New"/>
         </w:rPr>
         <w:br/>
-        <w:t xml:space="preserve">    &lt;</w:t>
-      </w:r>
-      <w:proofErr w:type="spellStart"/>
-      <w:r>
-        <w:rPr>
-          <w:rFonts w:ascii="Courier New" w:hAnsi="Courier New" w:cs="Courier New"/>
-        </w:rPr>
-        <w:t>groupId</w:t>
-      </w:r>
-      <w:proofErr w:type="spellEnd"/>
-      <w:r>
-        <w:rPr>
-          <w:rFonts w:ascii="Courier New" w:hAnsi="Courier New" w:cs="Courier New"/>
-        </w:rPr>
-        <w:t>&gt;org.slf4j&lt;/</w:t>
-      </w:r>
-      <w:proofErr w:type="spellStart"/>
-      <w:r>
-        <w:rPr>
-          <w:rFonts w:ascii="Courier New" w:hAnsi="Courier New" w:cs="Courier New"/>
-        </w:rPr>
-        <w:t>groupId</w:t>
-      </w:r>
-      <w:proofErr w:type="spellEnd"/>
-      <w:r>
-        <w:rPr>
-          <w:rFonts w:ascii="Courier New" w:hAnsi="Courier New" w:cs="Courier New"/>
-        </w:rPr>
-        <w:t>&gt;</w:t>
+        <w:t xml:space="preserve">    &lt;groupId&gt;org.slf4j&lt;/groupId&gt;</w:t>
       </w:r>
       <w:r>
         <w:rPr>
           <w:rFonts w:ascii="Courier New" w:hAnsi="Courier New" w:cs="Courier New"/>
         </w:rPr>
         <w:br/>
-        <w:t xml:space="preserve">    &lt;</w:t>
-      </w:r>
-      <w:proofErr w:type="spellStart"/>
-      <w:r>
-        <w:rPr>
-          <w:rFonts w:ascii="Courier New" w:hAnsi="Courier New" w:cs="Courier New"/>
-        </w:rPr>
-        <w:t>artifactId</w:t>
-      </w:r>
-      <w:proofErr w:type="spellEnd"/>
-      <w:r>
-        <w:rPr>
-          <w:rFonts w:ascii="Courier New" w:hAnsi="Courier New" w:cs="Courier New"/>
-        </w:rPr>
-        <w:t>&gt;slf4j-api&lt;/</w:t>
-      </w:r>
-      <w:proofErr w:type="spellStart"/>
-      <w:r>
-        <w:rPr>
-          <w:rFonts w:ascii="Courier New" w:hAnsi="Courier New" w:cs="Courier New"/>
-        </w:rPr>
-        <w:t>artifactId</w:t>
-      </w:r>
-      <w:proofErr w:type="spellEnd"/>
-      <w:r>
-        <w:rPr>
-          <w:rFonts w:ascii="Courier New" w:hAnsi="Courier New" w:cs="Courier New"/>
-        </w:rPr>
-        <w:t>&gt;</w:t>
+        <w:t xml:space="preserve">    &lt;artifactId&gt;slf4j-api&lt;/artifactId&gt;</w:t>
       </w:r>
       <w:r>
         <w:rPr>
@@ -13821,70 +11849,14 @@
           <w:rFonts w:ascii="Courier New" w:hAnsi="Courier New" w:cs="Courier New"/>
         </w:rPr>
         <w:br/>
-        <w:t xml:space="preserve">    &lt;</w:t>
-      </w:r>
-      <w:proofErr w:type="spellStart"/>
-      <w:r>
-        <w:rPr>
-          <w:rFonts w:ascii="Courier New" w:hAnsi="Courier New" w:cs="Courier New"/>
-        </w:rPr>
-        <w:t>groupId</w:t>
-      </w:r>
-      <w:proofErr w:type="spellEnd"/>
-      <w:r>
-        <w:rPr>
-          <w:rFonts w:ascii="Courier New" w:hAnsi="Courier New" w:cs="Courier New"/>
-        </w:rPr>
-        <w:t>&gt;org.slf4j&lt;/</w:t>
-      </w:r>
-      <w:proofErr w:type="spellStart"/>
-      <w:r>
-        <w:rPr>
-          <w:rFonts w:ascii="Courier New" w:hAnsi="Courier New" w:cs="Courier New"/>
-        </w:rPr>
-        <w:t>groupId</w:t>
-      </w:r>
-      <w:proofErr w:type="spellEnd"/>
-      <w:r>
-        <w:rPr>
-          <w:rFonts w:ascii="Courier New" w:hAnsi="Courier New" w:cs="Courier New"/>
-        </w:rPr>
-        <w:t>&gt;</w:t>
+        <w:t xml:space="preserve">    &lt;groupId&gt;org.slf4j&lt;/groupId&gt;</w:t>
       </w:r>
       <w:r>
         <w:rPr>
           <w:rFonts w:ascii="Courier New" w:hAnsi="Courier New" w:cs="Courier New"/>
         </w:rPr>
         <w:br/>
-        <w:t xml:space="preserve">    &lt;</w:t>
-      </w:r>
-      <w:proofErr w:type="spellStart"/>
-      <w:r>
-        <w:rPr>
-          <w:rFonts w:ascii="Courier New" w:hAnsi="Courier New" w:cs="Courier New"/>
-        </w:rPr>
-        <w:t>artifactId</w:t>
-      </w:r>
-      <w:proofErr w:type="spellEnd"/>
-      <w:r>
-        <w:rPr>
-          <w:rFonts w:ascii="Courier New" w:hAnsi="Courier New" w:cs="Courier New"/>
-        </w:rPr>
-        <w:t>&gt;jcl-over-slf4j&lt;/</w:t>
-      </w:r>
-      <w:proofErr w:type="spellStart"/>
-      <w:r>
-        <w:rPr>
-          <w:rFonts w:ascii="Courier New" w:hAnsi="Courier New" w:cs="Courier New"/>
-        </w:rPr>
-        <w:t>artifactId</w:t>
-      </w:r>
-      <w:proofErr w:type="spellEnd"/>
-      <w:r>
-        <w:rPr>
-          <w:rFonts w:ascii="Courier New" w:hAnsi="Courier New" w:cs="Courier New"/>
-        </w:rPr>
-        <w:t>&gt;</w:t>
+        <w:t xml:space="preserve">    &lt;artifactId&gt;jcl-over-slf4j&lt;/artifactId&gt;</w:t>
       </w:r>
       <w:r>
         <w:rPr>
@@ -13918,70 +11890,14 @@
           <w:rFonts w:ascii="Courier New" w:hAnsi="Courier New" w:cs="Courier New"/>
         </w:rPr>
         <w:br/>
-        <w:t xml:space="preserve">    &lt;</w:t>
-      </w:r>
-      <w:proofErr w:type="spellStart"/>
-      <w:r>
-        <w:rPr>
-          <w:rFonts w:ascii="Courier New" w:hAnsi="Courier New" w:cs="Courier New"/>
-        </w:rPr>
-        <w:t>groupId</w:t>
-      </w:r>
-      <w:proofErr w:type="spellEnd"/>
-      <w:r>
-        <w:rPr>
-          <w:rFonts w:ascii="Courier New" w:hAnsi="Courier New" w:cs="Courier New"/>
-        </w:rPr>
-        <w:t>&gt;org.slf4j&lt;/</w:t>
-      </w:r>
-      <w:proofErr w:type="spellStart"/>
-      <w:r>
-        <w:rPr>
-          <w:rFonts w:ascii="Courier New" w:hAnsi="Courier New" w:cs="Courier New"/>
-        </w:rPr>
-        <w:t>groupId</w:t>
-      </w:r>
-      <w:proofErr w:type="spellEnd"/>
-      <w:r>
-        <w:rPr>
-          <w:rFonts w:ascii="Courier New" w:hAnsi="Courier New" w:cs="Courier New"/>
-        </w:rPr>
-        <w:t>&gt;</w:t>
+        <w:t xml:space="preserve">    &lt;groupId&gt;org.slf4j&lt;/groupId&gt;</w:t>
       </w:r>
       <w:r>
         <w:rPr>
           <w:rFonts w:ascii="Courier New" w:hAnsi="Courier New" w:cs="Courier New"/>
         </w:rPr>
         <w:br/>
-        <w:t xml:space="preserve">    &lt;</w:t>
-      </w:r>
-      <w:proofErr w:type="spellStart"/>
-      <w:r>
-        <w:rPr>
-          <w:rFonts w:ascii="Courier New" w:hAnsi="Courier New" w:cs="Courier New"/>
-        </w:rPr>
-        <w:t>artifactId</w:t>
-      </w:r>
-      <w:proofErr w:type="spellEnd"/>
-      <w:r>
-        <w:rPr>
-          <w:rFonts w:ascii="Courier New" w:hAnsi="Courier New" w:cs="Courier New"/>
-        </w:rPr>
-        <w:t>&gt;log4j-over-slf4j&lt;/</w:t>
-      </w:r>
-      <w:proofErr w:type="spellStart"/>
-      <w:r>
-        <w:rPr>
-          <w:rFonts w:ascii="Courier New" w:hAnsi="Courier New" w:cs="Courier New"/>
-        </w:rPr>
-        <w:t>artifactId</w:t>
-      </w:r>
-      <w:proofErr w:type="spellEnd"/>
-      <w:r>
-        <w:rPr>
-          <w:rFonts w:ascii="Courier New" w:hAnsi="Courier New" w:cs="Courier New"/>
-        </w:rPr>
-        <w:t>&gt;</w:t>
+        <w:t xml:space="preserve">    &lt;artifactId&gt;log4j-over-slf4j&lt;/artifactId&gt;</w:t>
       </w:r>
       <w:r>
         <w:rPr>
@@ -14041,23 +11957,8 @@
         <w:rPr>
           <w:lang w:val="en-US"/>
         </w:rPr>
-        <w:t xml:space="preserve"> and write your own implementation of </w:t>
-      </w:r>
-      <w:proofErr w:type="spellStart"/>
-      <w:r>
-        <w:rPr>
-          <w:lang w:val="en-US"/>
-        </w:rPr>
-        <w:t>SimpleLogger</w:t>
-      </w:r>
-      <w:proofErr w:type="spellEnd"/>
-      <w:r>
-        <w:rPr>
-          <w:lang w:val="en-US"/>
-        </w:rPr>
-        <w:t xml:space="preserve"> (look at </w:t>
-      </w:r>
-      <w:proofErr w:type="spellStart"/>
+        <w:t xml:space="preserve"> and write your own implementation of SimpleLogger (look at </w:t>
+      </w:r>
       <w:r>
         <w:rPr>
           <w:rStyle w:val="pl-token"/>
@@ -14067,7 +11968,6 @@
         </w:rPr>
         <w:t>innerHandleNormalizedLoggingCall</w:t>
       </w:r>
-      <w:proofErr w:type="spellEnd"/>
       <w:r>
         <w:rPr>
           <w:rFonts w:ascii="Consolas" w:hAnsi="Consolas"/>
@@ -14117,70 +12017,14 @@
           <w:rFonts w:ascii="Courier New" w:hAnsi="Courier New" w:cs="Courier New"/>
         </w:rPr>
         <w:br/>
-        <w:t xml:space="preserve">    &lt;</w:t>
-      </w:r>
-      <w:proofErr w:type="spellStart"/>
-      <w:r>
-        <w:rPr>
-          <w:rFonts w:ascii="Courier New" w:hAnsi="Courier New" w:cs="Courier New"/>
-        </w:rPr>
-        <w:t>groupId</w:t>
-      </w:r>
-      <w:proofErr w:type="spellEnd"/>
-      <w:r>
-        <w:rPr>
-          <w:rFonts w:ascii="Courier New" w:hAnsi="Courier New" w:cs="Courier New"/>
-        </w:rPr>
-        <w:t>&gt;org.apache.logging.log4j&lt;/</w:t>
-      </w:r>
-      <w:proofErr w:type="spellStart"/>
-      <w:r>
-        <w:rPr>
-          <w:rFonts w:ascii="Courier New" w:hAnsi="Courier New" w:cs="Courier New"/>
-        </w:rPr>
-        <w:t>groupId</w:t>
-      </w:r>
-      <w:proofErr w:type="spellEnd"/>
-      <w:r>
-        <w:rPr>
-          <w:rFonts w:ascii="Courier New" w:hAnsi="Courier New" w:cs="Courier New"/>
-        </w:rPr>
-        <w:t>&gt;</w:t>
+        <w:t xml:space="preserve">    &lt;groupId&gt;org.apache.logging.log4j&lt;/groupId&gt;</w:t>
       </w:r>
       <w:r>
         <w:rPr>
           <w:rFonts w:ascii="Courier New" w:hAnsi="Courier New" w:cs="Courier New"/>
         </w:rPr>
         <w:br/>
-        <w:t xml:space="preserve">    &lt;</w:t>
-      </w:r>
-      <w:proofErr w:type="spellStart"/>
-      <w:r>
-        <w:rPr>
-          <w:rFonts w:ascii="Courier New" w:hAnsi="Courier New" w:cs="Courier New"/>
-        </w:rPr>
-        <w:t>artifactId</w:t>
-      </w:r>
-      <w:proofErr w:type="spellEnd"/>
-      <w:r>
-        <w:rPr>
-          <w:rFonts w:ascii="Courier New" w:hAnsi="Courier New" w:cs="Courier New"/>
-        </w:rPr>
-        <w:t>&gt;log4j-slf4j-impl&lt;/</w:t>
-      </w:r>
-      <w:proofErr w:type="spellStart"/>
-      <w:r>
-        <w:rPr>
-          <w:rFonts w:ascii="Courier New" w:hAnsi="Courier New" w:cs="Courier New"/>
-        </w:rPr>
-        <w:t>artifactId</w:t>
-      </w:r>
-      <w:proofErr w:type="spellEnd"/>
-      <w:r>
-        <w:rPr>
-          <w:rFonts w:ascii="Courier New" w:hAnsi="Courier New" w:cs="Courier New"/>
-        </w:rPr>
-        <w:t>&gt;</w:t>
+        <w:t xml:space="preserve">    &lt;artifactId&gt;log4j-slf4j-impl&lt;/artifactId&gt;</w:t>
       </w:r>
       <w:r>
         <w:rPr>
@@ -14280,30 +12124,14 @@
         <w:rPr>
           <w:lang w:val="en-US"/>
         </w:rPr>
-        <w:t xml:space="preserve">The audit log is channeled through the </w:t>
-      </w:r>
-      <w:proofErr w:type="spellStart"/>
-      <w:r>
-        <w:rPr>
-          <w:lang w:val="en-US"/>
-        </w:rPr>
-        <w:t>AuditLogger</w:t>
-      </w:r>
-      <w:proofErr w:type="spellEnd"/>
-      <w:r>
-        <w:rPr>
-          <w:lang w:val="en-US"/>
-        </w:rPr>
-        <w:t xml:space="preserve"> interface which could be overwritten in configuration by providing you own implementation via the configuration property “</w:t>
-      </w:r>
-      <w:proofErr w:type="spellStart"/>
+        <w:t>The audit log is channeled through the AuditLogger interface which could be overwritten in configuration by providing you own implementation via the configuration property “</w:t>
+      </w:r>
       <w:r>
         <w:rPr>
           <w:lang w:val="en-US"/>
         </w:rPr>
         <w:t>oiosaml.servlet.audit.logger.classname</w:t>
       </w:r>
-      <w:proofErr w:type="spellEnd"/>
       <w:r>
         <w:rPr>
           <w:lang w:val="en-US"/>
@@ -14355,45 +12183,22 @@
         <w:rPr>
           <w:lang w:val="en-US"/>
         </w:rPr>
-        <w:t xml:space="preserve">9.1 Implementing custom </w:t>
-      </w:r>
-      <w:proofErr w:type="spellStart"/>
-      <w:r>
-        <w:rPr>
-          <w:lang w:val="en-US"/>
-        </w:rPr>
-        <w:t>AuditLogger</w:t>
+        <w:t>9.1 Implementing custom AuditLogger</w:t>
       </w:r>
       <w:bookmarkEnd w:id="23"/>
-      <w:proofErr w:type="spellEnd"/>
-    </w:p>
-    <w:p>
-      <w:pPr>
-        <w:rPr>
-          <w:lang w:val="en-US"/>
-        </w:rPr>
-      </w:pPr>
-      <w:r>
-        <w:rPr>
-          <w:lang w:val="en-US"/>
-        </w:rPr>
-        <w:t xml:space="preserve">To replace the default SLF4J audit logger you can implement your own </w:t>
-      </w:r>
-      <w:proofErr w:type="spellStart"/>
-      <w:r>
-        <w:rPr>
-          <w:lang w:val="en-US"/>
-        </w:rPr>
-        <w:t>AuditLogger</w:t>
-      </w:r>
-      <w:proofErr w:type="spellEnd"/>
-      <w:r>
-        <w:rPr>
-          <w:lang w:val="en-US"/>
-        </w:rPr>
-        <w:t xml:space="preserve"> by providing an implementation of “</w:t>
-      </w:r>
-      <w:proofErr w:type="spellStart"/>
+    </w:p>
+    <w:p>
+      <w:pPr>
+        <w:rPr>
+          <w:lang w:val="en-US"/>
+        </w:rPr>
+      </w:pPr>
+      <w:r>
+        <w:rPr>
+          <w:lang w:val="en-US"/>
+        </w:rPr>
+        <w:t>To replace the default SLF4J audit logger you can implement your own AuditLogger by providing an implementation of “</w:t>
+      </w:r>
       <w:r>
         <w:rPr>
           <w:lang w:val="en-US"/>
@@ -14404,14 +12209,7 @@
         <w:rPr>
           <w:lang w:val="en-US"/>
         </w:rPr>
-        <w:t>AuditLogger</w:t>
-      </w:r>
-      <w:proofErr w:type="spellEnd"/>
-      <w:r>
-        <w:rPr>
-          <w:lang w:val="en-US"/>
-        </w:rPr>
-        <w:t>” in the configuration like this:</w:t>
+        <w:t>AuditLogger” in the configuration like this:</w:t>
       </w:r>
     </w:p>
     <w:p>
@@ -14483,35 +12281,7 @@
         <w:rPr>
           <w:lang w:val="en-US"/>
         </w:rPr>
-        <w:t xml:space="preserve">You can customize content in the audit logging to your application for a few attributes: IP, Port, </w:t>
-      </w:r>
-      <w:proofErr w:type="spellStart"/>
-      <w:r>
-        <w:rPr>
-          <w:lang w:val="en-US"/>
-        </w:rPr>
-        <w:t>UserId</w:t>
-      </w:r>
-      <w:proofErr w:type="spellEnd"/>
-      <w:r>
-        <w:rPr>
-          <w:lang w:val="en-US"/>
-        </w:rPr>
-        <w:t xml:space="preserve"> and </w:t>
-      </w:r>
-      <w:proofErr w:type="spellStart"/>
-      <w:r>
-        <w:rPr>
-          <w:lang w:val="en-US"/>
-        </w:rPr>
-        <w:t>SessionId</w:t>
-      </w:r>
-      <w:proofErr w:type="spellEnd"/>
-      <w:r>
-        <w:rPr>
-          <w:lang w:val="en-US"/>
-        </w:rPr>
-        <w:t>.</w:t>
+        <w:t>You can customize content in the audit logging to your application for a few attributes: IP, Port, UserId and SessionId.</w:t>
       </w:r>
     </w:p>
     <w:p>
@@ -14536,34 +12306,32 @@
           <w:szCs w:val="16"/>
         </w:rPr>
       </w:pPr>
-      <w:proofErr w:type="spellStart"/>
       <w:r>
         <w:rPr>
           <w:rFonts w:ascii="Courier New" w:hAnsi="Courier New" w:cs="Courier New"/>
           <w:sz w:val="16"/>
           <w:szCs w:val="16"/>
         </w:rPr>
-        <w:t>oiosaml.servlet.audit.logger.attribute.ip</w:t>
-      </w:r>
-      <w:proofErr w:type="spellEnd"/>
-      <w:r>
+        <w:t>oiosaml.servlet.audit.logger.attribute.ip=request:remoteAddr</w:t>
+      </w:r>
+    </w:p>
+    <w:p>
+      <w:pPr>
+        <w:ind w:left="720"/>
         <w:rPr>
           <w:rFonts w:ascii="Courier New" w:hAnsi="Courier New" w:cs="Courier New"/>
           <w:sz w:val="16"/>
           <w:szCs w:val="16"/>
         </w:rPr>
-        <w:t>=</w:t>
-      </w:r>
-      <w:proofErr w:type="spellStart"/>
+      </w:pPr>
       <w:r>
         <w:rPr>
           <w:rFonts w:ascii="Courier New" w:hAnsi="Courier New" w:cs="Courier New"/>
           <w:sz w:val="16"/>
           <w:szCs w:val="16"/>
         </w:rPr>
-        <w:t>request:remoteAddr</w:t>
-      </w:r>
-      <w:proofErr w:type="spellEnd"/>
+        <w:t>oiosaml.servlet.audit.logger.attribute.port=request:remotePort</w:t>
+      </w:r>
     </w:p>
     <w:p>
       <w:pPr>
@@ -14574,34 +12342,45 @@
           <w:szCs w:val="16"/>
         </w:rPr>
       </w:pPr>
-      <w:proofErr w:type="spellStart"/>
       <w:r>
         <w:rPr>
           <w:rFonts w:ascii="Courier New" w:hAnsi="Courier New" w:cs="Courier New"/>
           <w:sz w:val="16"/>
           <w:szCs w:val="16"/>
         </w:rPr>
-        <w:t>oiosaml.servlet.audit.logger.attribute.port</w:t>
-      </w:r>
-      <w:proofErr w:type="spellEnd"/>
-      <w:r>
+        <w:t>oiosaml.servlet.audit.logger.attribute.userid=request:remoteUser</w:t>
+      </w:r>
+    </w:p>
+    <w:p>
+      <w:pPr>
+        <w:ind w:left="720"/>
         <w:rPr>
           <w:rFonts w:ascii="Courier New" w:hAnsi="Courier New" w:cs="Courier New"/>
           <w:sz w:val="16"/>
           <w:szCs w:val="16"/>
         </w:rPr>
-        <w:t>=</w:t>
-      </w:r>
-      <w:proofErr w:type="spellStart"/>
+      </w:pPr>
       <w:r>
         <w:rPr>
           <w:rFonts w:ascii="Courier New" w:hAnsi="Courier New" w:cs="Courier New"/>
           <w:sz w:val="16"/>
           <w:szCs w:val="16"/>
         </w:rPr>
-        <w:t>request:remotePort</w:t>
-      </w:r>
-      <w:proofErr w:type="spellEnd"/>
+        <w:t>oiosaml.servlet.audit.logger.attribute.sessionId=request:sessionId</w:t>
+      </w:r>
+    </w:p>
+    <w:p>
+      <w:pPr>
+        <w:rPr>
+          <w:lang w:val="en-US"/>
+        </w:rPr>
+      </w:pPr>
+      <w:r>
+        <w:rPr>
+          <w:lang w:val="en-US"/>
+        </w:rPr>
+        <w:t>The configuration values conform to the following EBNF syntax:</w:t>
+      </w:r>
     </w:p>
     <w:p>
       <w:pPr>
@@ -14610,78 +12389,65 @@
           <w:rFonts w:ascii="Courier New" w:hAnsi="Courier New" w:cs="Courier New"/>
           <w:sz w:val="16"/>
           <w:szCs w:val="16"/>
-        </w:rPr>
-      </w:pPr>
-      <w:proofErr w:type="spellStart"/>
+          <w:lang w:val="en-US"/>
+        </w:rPr>
+      </w:pPr>
       <w:r>
         <w:rPr>
           <w:rFonts w:ascii="Courier New" w:hAnsi="Courier New" w:cs="Courier New"/>
           <w:sz w:val="16"/>
           <w:szCs w:val="16"/>
-        </w:rPr>
-        <w:t>oiosaml.servlet.audit.logger.attribute.userid</w:t>
-      </w:r>
-      <w:proofErr w:type="spellEnd"/>
+          <w:lang w:val="en-US"/>
+        </w:rPr>
+        <w:t>&lt;</w:t>
+      </w:r>
       <w:r>
         <w:rPr>
           <w:rFonts w:ascii="Courier New" w:hAnsi="Courier New" w:cs="Courier New"/>
           <w:sz w:val="16"/>
           <w:szCs w:val="16"/>
-        </w:rPr>
-        <w:t>=</w:t>
-      </w:r>
-      <w:proofErr w:type="spellStart"/>
+          <w:lang w:val="en-US"/>
+        </w:rPr>
+        <w:t>value</w:t>
+      </w:r>
       <w:r>
         <w:rPr>
           <w:rFonts w:ascii="Courier New" w:hAnsi="Courier New" w:cs="Courier New"/>
           <w:sz w:val="16"/>
           <w:szCs w:val="16"/>
-        </w:rPr>
-        <w:t>request:remoteUser</w:t>
-      </w:r>
-      <w:proofErr w:type="spellEnd"/>
-    </w:p>
-    <w:p>
-      <w:pPr>
-        <w:ind w:left="720"/>
+          <w:lang w:val="en-US"/>
+        </w:rPr>
+        <w:t>&gt;</w:t>
+      </w:r>
+      <w:r>
         <w:rPr>
           <w:rFonts w:ascii="Courier New" w:hAnsi="Courier New" w:cs="Courier New"/>
           <w:sz w:val="16"/>
           <w:szCs w:val="16"/>
-        </w:rPr>
-      </w:pPr>
+          <w:lang w:val="en-US"/>
+        </w:rPr>
+        <w:tab/>
+      </w:r>
       <w:r>
         <w:rPr>
           <w:rFonts w:ascii="Courier New" w:hAnsi="Courier New" w:cs="Courier New"/>
           <w:sz w:val="16"/>
           <w:szCs w:val="16"/>
-        </w:rPr>
-        <w:t>oiosaml.servlet.audit.logger.attribute.sessionId=request:sessionId</w:t>
-      </w:r>
-    </w:p>
-    <w:p>
-      <w:pPr>
-        <w:rPr>
-          <w:lang w:val="en-US"/>
-        </w:rPr>
-      </w:pPr>
-      <w:r>
-        <w:rPr>
-          <w:lang w:val="en-US"/>
-        </w:rPr>
-        <w:t>The configuration values conform to the following EBNF syntax:</w:t>
-      </w:r>
-    </w:p>
-    <w:p>
-      <w:pPr>
-        <w:ind w:left="720"/>
+          <w:lang w:val="en-US"/>
+        </w:rPr>
+        <w:tab/>
+        <w:t>::=</w:t>
+      </w:r>
+      <w:r>
         <w:rPr>
           <w:rFonts w:ascii="Courier New" w:hAnsi="Courier New" w:cs="Courier New"/>
           <w:sz w:val="16"/>
           <w:szCs w:val="16"/>
           <w:lang w:val="en-US"/>
         </w:rPr>
-      </w:pPr>
+        <w:tab/>
+        <w:t>&lt;</w:t>
+      </w:r>
       <w:r>
         <w:rPr>
           <w:rFonts w:ascii="Courier New" w:hAnsi="Courier New" w:cs="Courier New"/>
@@ -14689,7 +12455,7 @@
           <w:szCs w:val="16"/>
           <w:lang w:val="en-US"/>
         </w:rPr>
-        <w:t>&lt;</w:t>
+        <w:t>protocol</w:t>
       </w:r>
       <w:r>
         <w:rPr>
@@ -14698,7 +12464,7 @@
           <w:szCs w:val="16"/>
           <w:lang w:val="en-US"/>
         </w:rPr>
-        <w:t>value</w:t>
+        <w:t>&gt;:&lt;</w:t>
       </w:r>
       <w:r>
         <w:rPr>
@@ -14707,7 +12473,7 @@
           <w:szCs w:val="16"/>
           <w:lang w:val="en-US"/>
         </w:rPr>
-        <w:t>&gt;</w:t>
+        <w:t>attribute</w:t>
       </w:r>
       <w:r>
         <w:rPr>
@@ -14716,15 +12482,53 @@
           <w:szCs w:val="16"/>
           <w:lang w:val="en-US"/>
         </w:rPr>
-        <w:tab/>
-      </w:r>
-      <w:r>
+        <w:t>&gt;</w:t>
+      </w:r>
+    </w:p>
+    <w:p>
+      <w:pPr>
+        <w:ind w:left="720"/>
         <w:rPr>
           <w:rFonts w:ascii="Courier New" w:hAnsi="Courier New" w:cs="Courier New"/>
           <w:sz w:val="16"/>
           <w:szCs w:val="16"/>
           <w:lang w:val="en-US"/>
         </w:rPr>
+      </w:pPr>
+      <w:r>
+        <w:rPr>
+          <w:rFonts w:ascii="Courier New" w:hAnsi="Courier New" w:cs="Courier New"/>
+          <w:sz w:val="16"/>
+          <w:szCs w:val="16"/>
+          <w:lang w:val="en-US"/>
+        </w:rPr>
+        <w:t>&lt;</w:t>
+      </w:r>
+      <w:r>
+        <w:rPr>
+          <w:rFonts w:ascii="Courier New" w:hAnsi="Courier New" w:cs="Courier New"/>
+          <w:sz w:val="16"/>
+          <w:szCs w:val="16"/>
+          <w:lang w:val="en-US"/>
+        </w:rPr>
+        <w:t>protocol</w:t>
+      </w:r>
+      <w:r>
+        <w:rPr>
+          <w:rFonts w:ascii="Courier New" w:hAnsi="Courier New" w:cs="Courier New"/>
+          <w:sz w:val="16"/>
+          <w:szCs w:val="16"/>
+          <w:lang w:val="en-US"/>
+        </w:rPr>
+        <w:t>&gt;</w:t>
+      </w:r>
+      <w:r>
+        <w:rPr>
+          <w:rFonts w:ascii="Courier New" w:hAnsi="Courier New" w:cs="Courier New"/>
+          <w:sz w:val="16"/>
+          <w:szCs w:val="16"/>
+          <w:lang w:val="en-US"/>
+        </w:rPr>
         <w:tab/>
         <w:t>::=</w:t>
       </w:r>
@@ -14736,7 +12540,6 @@
           <w:lang w:val="en-US"/>
         </w:rPr>
         <w:tab/>
-        <w:t>&lt;</w:t>
       </w:r>
       <w:r>
         <w:rPr>
@@ -14745,17 +12548,19 @@
           <w:szCs w:val="16"/>
           <w:lang w:val="en-US"/>
         </w:rPr>
-        <w:t>protocol</w:t>
-      </w:r>
-      <w:r>
+        <w:t>&lt;query&gt; | &lt;header&gt; | &lt;cookie&gt; | &lt;session&gt; | &lt;request&gt;</w:t>
+      </w:r>
+    </w:p>
+    <w:p>
+      <w:pPr>
+        <w:ind w:left="720"/>
         <w:rPr>
           <w:rFonts w:ascii="Courier New" w:hAnsi="Courier New" w:cs="Courier New"/>
           <w:sz w:val="16"/>
           <w:szCs w:val="16"/>
           <w:lang w:val="en-US"/>
         </w:rPr>
-        <w:t>&gt;:&lt;</w:t>
-      </w:r>
+      </w:pPr>
       <w:r>
         <w:rPr>
           <w:rFonts w:ascii="Courier New" w:hAnsi="Courier New" w:cs="Courier New"/>
@@ -14763,7 +12568,7 @@
           <w:szCs w:val="16"/>
           <w:lang w:val="en-US"/>
         </w:rPr>
-        <w:t>attribute</w:t>
+        <w:t>&lt;attribute&gt;</w:t>
       </w:r>
       <w:r>
         <w:rPr>
@@ -14772,28 +12577,30 @@
           <w:szCs w:val="16"/>
           <w:lang w:val="en-US"/>
         </w:rPr>
-        <w:t>&gt;</w:t>
-      </w:r>
-    </w:p>
-    <w:p>
-      <w:pPr>
-        <w:ind w:left="720"/>
+        <w:tab/>
+        <w:t>::=</w:t>
+      </w:r>
+      <w:r>
         <w:rPr>
           <w:rFonts w:ascii="Courier New" w:hAnsi="Courier New" w:cs="Courier New"/>
           <w:sz w:val="16"/>
           <w:szCs w:val="16"/>
           <w:lang w:val="en-US"/>
         </w:rPr>
-      </w:pPr>
-      <w:r>
+        <w:tab/>
+        <w:t>Name of an attribute accessible from the selected protocol.</w:t>
+      </w:r>
+    </w:p>
+    <w:p>
+      <w:pPr>
+        <w:ind w:left="720"/>
         <w:rPr>
           <w:rFonts w:ascii="Courier New" w:hAnsi="Courier New" w:cs="Courier New"/>
           <w:sz w:val="16"/>
           <w:szCs w:val="16"/>
           <w:lang w:val="en-US"/>
         </w:rPr>
-        <w:t>&lt;</w:t>
-      </w:r>
+      </w:pPr>
       <w:r>
         <w:rPr>
           <w:rFonts w:ascii="Courier New" w:hAnsi="Courier New" w:cs="Courier New"/>
@@ -14801,7 +12608,7 @@
           <w:szCs w:val="16"/>
           <w:lang w:val="en-US"/>
         </w:rPr>
-        <w:t>protocol</w:t>
+        <w:t>&lt;query&gt;</w:t>
       </w:r>
       <w:r>
         <w:rPr>
@@ -14810,7 +12617,7 @@
           <w:szCs w:val="16"/>
           <w:lang w:val="en-US"/>
         </w:rPr>
-        <w:t>&gt;</w:t>
+        <w:tab/>
       </w:r>
       <w:r>
         <w:rPr>
@@ -14820,7 +12627,6 @@
           <w:lang w:val="en-US"/>
         </w:rPr>
         <w:tab/>
-        <w:t>::=</w:t>
       </w:r>
       <w:r>
         <w:rPr>
@@ -14829,7 +12635,7 @@
           <w:szCs w:val="16"/>
           <w:lang w:val="en-US"/>
         </w:rPr>
-        <w:tab/>
+        <w:t>::=</w:t>
       </w:r>
       <w:r>
         <w:rPr>
@@ -14838,7 +12644,8 @@
           <w:szCs w:val="16"/>
           <w:lang w:val="en-US"/>
         </w:rPr>
-        <w:t>&lt;query&gt; | &lt;header&gt; | &lt;cookie&gt; | &lt;session&gt; | &lt;request&gt;</w:t>
+        <w:tab/>
+        <w:t>Access to GET and Form POST query parameters/attributes.</w:t>
       </w:r>
     </w:p>
     <w:p>
@@ -14858,7 +12665,7 @@
           <w:szCs w:val="16"/>
           <w:lang w:val="en-US"/>
         </w:rPr>
-        <w:t>&lt;attribute&gt;</w:t>
+        <w:t>&lt;header&gt;</w:t>
       </w:r>
       <w:r>
         <w:rPr>
@@ -14878,19 +12685,17 @@
           <w:lang w:val="en-US"/>
         </w:rPr>
         <w:tab/>
-        <w:t>Name of an attribute accessible from the selected protocol.</w:t>
-      </w:r>
-    </w:p>
-    <w:p>
-      <w:pPr>
-        <w:ind w:left="720"/>
+        <w:t xml:space="preserve">Access to request Header </w:t>
+      </w:r>
+      <w:r>
         <w:rPr>
           <w:rFonts w:ascii="Courier New" w:hAnsi="Courier New" w:cs="Courier New"/>
           <w:sz w:val="16"/>
           <w:szCs w:val="16"/>
           <w:lang w:val="en-US"/>
         </w:rPr>
-      </w:pPr>
+        <w:t xml:space="preserve">names, as </w:t>
+      </w:r>
       <w:r>
         <w:rPr>
           <w:rFonts w:ascii="Courier New" w:hAnsi="Courier New" w:cs="Courier New"/>
@@ -14898,17 +12703,19 @@
           <w:szCs w:val="16"/>
           <w:lang w:val="en-US"/>
         </w:rPr>
-        <w:t>&lt;query&gt;</w:t>
-      </w:r>
-      <w:r>
+        <w:t>parameters/attributes.</w:t>
+      </w:r>
+    </w:p>
+    <w:p>
+      <w:pPr>
+        <w:ind w:left="720"/>
         <w:rPr>
           <w:rFonts w:ascii="Courier New" w:hAnsi="Courier New" w:cs="Courier New"/>
           <w:sz w:val="16"/>
           <w:szCs w:val="16"/>
           <w:lang w:val="en-US"/>
         </w:rPr>
-        <w:tab/>
-      </w:r>
+      </w:pPr>
       <w:r>
         <w:rPr>
           <w:rFonts w:ascii="Courier New" w:hAnsi="Courier New" w:cs="Courier New"/>
@@ -14916,7 +12723,8 @@
           <w:szCs w:val="16"/>
           <w:lang w:val="en-US"/>
         </w:rPr>
-        <w:tab/>
+        <w:lastRenderedPageBreak/>
+        <w:t>&lt;cookie&gt;</w:t>
       </w:r>
       <w:r>
         <w:rPr>
@@ -14925,6 +12733,7 @@
           <w:szCs w:val="16"/>
           <w:lang w:val="en-US"/>
         </w:rPr>
+        <w:tab/>
         <w:t>::=</w:t>
       </w:r>
       <w:r>
@@ -14935,28 +12744,28 @@
           <w:lang w:val="en-US"/>
         </w:rPr>
         <w:tab/>
-        <w:t>Access to GET and Form POST query parameters/attributes.</w:t>
-      </w:r>
-    </w:p>
-    <w:p>
-      <w:pPr>
-        <w:ind w:left="720"/>
+        <w:t>Access to request Cookie</w:t>
+      </w:r>
+      <w:r>
         <w:rPr>
           <w:rFonts w:ascii="Courier New" w:hAnsi="Courier New" w:cs="Courier New"/>
           <w:sz w:val="16"/>
           <w:szCs w:val="16"/>
           <w:lang w:val="en-US"/>
         </w:rPr>
-      </w:pPr>
-      <w:r>
+        <w:t xml:space="preserve"> names, as parameters/attributes.</w:t>
+      </w:r>
+    </w:p>
+    <w:p>
+      <w:pPr>
+        <w:ind w:left="720"/>
         <w:rPr>
           <w:rFonts w:ascii="Courier New" w:hAnsi="Courier New" w:cs="Courier New"/>
           <w:sz w:val="16"/>
           <w:szCs w:val="16"/>
           <w:lang w:val="en-US"/>
         </w:rPr>
-        <w:t>&lt;header&gt;</w:t>
-      </w:r>
+      </w:pPr>
       <w:r>
         <w:rPr>
           <w:rFonts w:ascii="Courier New" w:hAnsi="Courier New" w:cs="Courier New"/>
@@ -14964,6 +12773,15 @@
           <w:szCs w:val="16"/>
           <w:lang w:val="en-US"/>
         </w:rPr>
+        <w:t>&lt;session&gt;</w:t>
+      </w:r>
+      <w:r>
+        <w:rPr>
+          <w:rFonts w:ascii="Courier New" w:hAnsi="Courier New" w:cs="Courier New"/>
+          <w:sz w:val="16"/>
+          <w:szCs w:val="16"/>
+          <w:lang w:val="en-US"/>
+        </w:rPr>
         <w:tab/>
         <w:t>::=</w:t>
       </w:r>
@@ -14975,17 +12793,19 @@
           <w:lang w:val="en-US"/>
         </w:rPr>
         <w:tab/>
-        <w:t xml:space="preserve">Access to request Header </w:t>
-      </w:r>
-      <w:r>
+        <w:t>Access to session values i.e. to access SessionId for logging.</w:t>
+      </w:r>
+    </w:p>
+    <w:p>
+      <w:pPr>
+        <w:ind w:left="720"/>
         <w:rPr>
           <w:rFonts w:ascii="Courier New" w:hAnsi="Courier New" w:cs="Courier New"/>
           <w:sz w:val="16"/>
           <w:szCs w:val="16"/>
           <w:lang w:val="en-US"/>
         </w:rPr>
-        <w:t xml:space="preserve">names, as </w:t>
-      </w:r>
+      </w:pPr>
       <w:r>
         <w:rPr>
           <w:rFonts w:ascii="Courier New" w:hAnsi="Courier New" w:cs="Courier New"/>
@@ -14993,19 +12813,18 @@
           <w:szCs w:val="16"/>
           <w:lang w:val="en-US"/>
         </w:rPr>
-        <w:t>parameters/attributes.</w:t>
-      </w:r>
-    </w:p>
-    <w:p>
-      <w:pPr>
-        <w:ind w:left="720"/>
+        <w:t>&lt;request&gt;</w:t>
+      </w:r>
+      <w:r>
         <w:rPr>
           <w:rFonts w:ascii="Courier New" w:hAnsi="Courier New" w:cs="Courier New"/>
           <w:sz w:val="16"/>
           <w:szCs w:val="16"/>
           <w:lang w:val="en-US"/>
         </w:rPr>
-      </w:pPr>
+        <w:tab/>
+        <w:t>::=</w:t>
+      </w:r>
       <w:r>
         <w:rPr>
           <w:rFonts w:ascii="Courier New" w:hAnsi="Courier New" w:cs="Courier New"/>
@@ -15013,19 +12832,20 @@
           <w:szCs w:val="16"/>
           <w:lang w:val="en-US"/>
         </w:rPr>
-        <w:lastRenderedPageBreak/>
-        <w:t>&lt;cookie&gt;</w:t>
-      </w:r>
-      <w:r>
+        <w:tab/>
+        <w:t>remoteHost | remoteAddr | remotePort | remoteUser</w:t>
+      </w:r>
+    </w:p>
+    <w:p>
+      <w:pPr>
+        <w:ind w:left="2880"/>
         <w:rPr>
           <w:rFonts w:ascii="Courier New" w:hAnsi="Courier New" w:cs="Courier New"/>
           <w:sz w:val="16"/>
           <w:szCs w:val="16"/>
           <w:lang w:val="en-US"/>
         </w:rPr>
-        <w:tab/>
-        <w:t>::=</w:t>
-      </w:r>
+      </w:pPr>
       <w:r>
         <w:rPr>
           <w:rFonts w:ascii="Courier New" w:hAnsi="Courier New" w:cs="Courier New"/>
@@ -15033,289 +12853,75 @@
           <w:szCs w:val="16"/>
           <w:lang w:val="en-US"/>
         </w:rPr>
-        <w:tab/>
-        <w:t>Access to request Cookie</w:t>
-      </w:r>
-      <w:r>
+        <w:t>(From the Servlet request)</w:t>
+      </w:r>
+    </w:p>
+    <w:p>
+      <w:pPr>
+        <w:rPr>
+          <w:lang w:val="en-US"/>
+        </w:rPr>
+      </w:pPr>
+      <w:r>
+        <w:rPr>
+          <w:lang w:val="en-US"/>
+        </w:rPr>
+        <w:t xml:space="preserve">To use the </w:t>
+      </w:r>
+      <w:r>
+        <w:rPr>
+          <w:lang w:val="en-US"/>
+        </w:rPr>
+        <w:t>JSESSIONID</w:t>
+      </w:r>
+      <w:r>
+        <w:rPr>
+          <w:lang w:val="en-US"/>
+        </w:rPr>
+        <w:t xml:space="preserve"> cookie as SessionId in the Audit log add the following to your OIOSAML configuration:</w:t>
+      </w:r>
+    </w:p>
+    <w:p>
+      <w:pPr>
+        <w:ind w:left="720"/>
         <w:rPr>
           <w:rFonts w:ascii="Courier New" w:hAnsi="Courier New" w:cs="Courier New"/>
           <w:sz w:val="16"/>
           <w:szCs w:val="16"/>
-          <w:lang w:val="en-US"/>
-        </w:rPr>
-        <w:t xml:space="preserve"> names, as parameters/attributes.</w:t>
-      </w:r>
-    </w:p>
-    <w:p>
-      <w:pPr>
-        <w:ind w:left="720"/>
+        </w:rPr>
+      </w:pPr>
+      <w:r>
         <w:rPr>
           <w:rFonts w:ascii="Courier New" w:hAnsi="Courier New" w:cs="Courier New"/>
           <w:sz w:val="16"/>
           <w:szCs w:val="16"/>
-          <w:lang w:val="en-US"/>
-        </w:rPr>
-      </w:pPr>
+        </w:rPr>
+        <w:t>oiosaml.servlet.audit.logger.attribute.sessionId=</w:t>
+      </w:r>
       <w:r>
         <w:rPr>
           <w:rFonts w:ascii="Courier New" w:hAnsi="Courier New" w:cs="Courier New"/>
           <w:sz w:val="16"/>
           <w:szCs w:val="16"/>
-          <w:lang w:val="en-US"/>
-        </w:rPr>
-        <w:t>&lt;session&gt;</w:t>
+        </w:rPr>
+        <w:t>cookie</w:t>
       </w:r>
       <w:r>
         <w:rPr>
           <w:rFonts w:ascii="Courier New" w:hAnsi="Courier New" w:cs="Courier New"/>
           <w:sz w:val="16"/>
           <w:szCs w:val="16"/>
-          <w:lang w:val="en-US"/>
-        </w:rPr>
-        <w:tab/>
-        <w:t>::=</w:t>
+        </w:rPr>
+        <w:t>:</w:t>
       </w:r>
       <w:r>
         <w:rPr>
           <w:rFonts w:ascii="Courier New" w:hAnsi="Courier New" w:cs="Courier New"/>
           <w:sz w:val="16"/>
           <w:szCs w:val="16"/>
-          <w:lang w:val="en-US"/>
-        </w:rPr>
-        <w:tab/>
-        <w:t xml:space="preserve">Access to session values i.e. to access </w:t>
-      </w:r>
-      <w:proofErr w:type="spellStart"/>
-      <w:r>
-        <w:rPr>
-          <w:rFonts w:ascii="Courier New" w:hAnsi="Courier New" w:cs="Courier New"/>
-          <w:sz w:val="16"/>
-          <w:szCs w:val="16"/>
-          <w:lang w:val="en-US"/>
-        </w:rPr>
-        <w:t>SessionId</w:t>
-      </w:r>
-      <w:proofErr w:type="spellEnd"/>
-      <w:r>
-        <w:rPr>
-          <w:rFonts w:ascii="Courier New" w:hAnsi="Courier New" w:cs="Courier New"/>
-          <w:sz w:val="16"/>
-          <w:szCs w:val="16"/>
-          <w:lang w:val="en-US"/>
-        </w:rPr>
-        <w:t xml:space="preserve"> for logging.</w:t>
-      </w:r>
-    </w:p>
-    <w:p>
-      <w:pPr>
-        <w:ind w:left="720"/>
-        <w:rPr>
-          <w:rFonts w:ascii="Courier New" w:hAnsi="Courier New" w:cs="Courier New"/>
-          <w:sz w:val="16"/>
-          <w:szCs w:val="16"/>
-          <w:lang w:val="en-US"/>
-        </w:rPr>
-      </w:pPr>
-      <w:r>
-        <w:rPr>
-          <w:rFonts w:ascii="Courier New" w:hAnsi="Courier New" w:cs="Courier New"/>
-          <w:sz w:val="16"/>
-          <w:szCs w:val="16"/>
-          <w:lang w:val="en-US"/>
-        </w:rPr>
-        <w:t>&lt;request&gt;</w:t>
-      </w:r>
-      <w:r>
-        <w:rPr>
-          <w:rFonts w:ascii="Courier New" w:hAnsi="Courier New" w:cs="Courier New"/>
-          <w:sz w:val="16"/>
-          <w:szCs w:val="16"/>
-          <w:lang w:val="en-US"/>
-        </w:rPr>
-        <w:tab/>
-        <w:t>::=</w:t>
-      </w:r>
-      <w:r>
-        <w:rPr>
-          <w:rFonts w:ascii="Courier New" w:hAnsi="Courier New" w:cs="Courier New"/>
-          <w:sz w:val="16"/>
-          <w:szCs w:val="16"/>
-          <w:lang w:val="en-US"/>
-        </w:rPr>
-        <w:tab/>
-      </w:r>
-      <w:proofErr w:type="spellStart"/>
-      <w:r>
-        <w:rPr>
-          <w:rFonts w:ascii="Courier New" w:hAnsi="Courier New" w:cs="Courier New"/>
-          <w:sz w:val="16"/>
-          <w:szCs w:val="16"/>
-          <w:lang w:val="en-US"/>
-        </w:rPr>
-        <w:t>remoteHost</w:t>
-      </w:r>
-      <w:proofErr w:type="spellEnd"/>
-      <w:r>
-        <w:rPr>
-          <w:rFonts w:ascii="Courier New" w:hAnsi="Courier New" w:cs="Courier New"/>
-          <w:sz w:val="16"/>
-          <w:szCs w:val="16"/>
-          <w:lang w:val="en-US"/>
-        </w:rPr>
-        <w:t xml:space="preserve"> | </w:t>
-      </w:r>
-      <w:proofErr w:type="spellStart"/>
-      <w:r>
-        <w:rPr>
-          <w:rFonts w:ascii="Courier New" w:hAnsi="Courier New" w:cs="Courier New"/>
-          <w:sz w:val="16"/>
-          <w:szCs w:val="16"/>
-          <w:lang w:val="en-US"/>
-        </w:rPr>
-        <w:t>remoteAddr</w:t>
-      </w:r>
-      <w:proofErr w:type="spellEnd"/>
-      <w:r>
-        <w:rPr>
-          <w:rFonts w:ascii="Courier New" w:hAnsi="Courier New" w:cs="Courier New"/>
-          <w:sz w:val="16"/>
-          <w:szCs w:val="16"/>
-          <w:lang w:val="en-US"/>
-        </w:rPr>
-        <w:t xml:space="preserve"> | </w:t>
-      </w:r>
-      <w:proofErr w:type="spellStart"/>
-      <w:r>
-        <w:rPr>
-          <w:rFonts w:ascii="Courier New" w:hAnsi="Courier New" w:cs="Courier New"/>
-          <w:sz w:val="16"/>
-          <w:szCs w:val="16"/>
-          <w:lang w:val="en-US"/>
-        </w:rPr>
-        <w:t>remotePort</w:t>
-      </w:r>
-      <w:proofErr w:type="spellEnd"/>
-      <w:r>
-        <w:rPr>
-          <w:rFonts w:ascii="Courier New" w:hAnsi="Courier New" w:cs="Courier New"/>
-          <w:sz w:val="16"/>
-          <w:szCs w:val="16"/>
-          <w:lang w:val="en-US"/>
-        </w:rPr>
-        <w:t xml:space="preserve"> | </w:t>
-      </w:r>
-      <w:proofErr w:type="spellStart"/>
-      <w:r>
-        <w:rPr>
-          <w:rFonts w:ascii="Courier New" w:hAnsi="Courier New" w:cs="Courier New"/>
-          <w:sz w:val="16"/>
-          <w:szCs w:val="16"/>
-          <w:lang w:val="en-US"/>
-        </w:rPr>
-        <w:t>remoteUser</w:t>
-      </w:r>
-      <w:proofErr w:type="spellEnd"/>
-    </w:p>
-    <w:p>
-      <w:pPr>
-        <w:ind w:left="2880"/>
-        <w:rPr>
-          <w:rFonts w:ascii="Courier New" w:hAnsi="Courier New" w:cs="Courier New"/>
-          <w:sz w:val="16"/>
-          <w:szCs w:val="16"/>
-          <w:lang w:val="en-US"/>
-        </w:rPr>
-      </w:pPr>
-      <w:r>
-        <w:rPr>
-          <w:rFonts w:ascii="Courier New" w:hAnsi="Courier New" w:cs="Courier New"/>
-          <w:sz w:val="16"/>
-          <w:szCs w:val="16"/>
-          <w:lang w:val="en-US"/>
-        </w:rPr>
-        <w:t>(From the Servlet request)</w:t>
-      </w:r>
-    </w:p>
-    <w:p>
-      <w:pPr>
-        <w:rPr>
-          <w:lang w:val="en-US"/>
-        </w:rPr>
-      </w:pPr>
-      <w:r>
-        <w:rPr>
-          <w:lang w:val="en-US"/>
-        </w:rPr>
-        <w:t xml:space="preserve">To use the </w:t>
-      </w:r>
-      <w:r>
-        <w:rPr>
-          <w:lang w:val="en-US"/>
         </w:rPr>
         <w:t>JSESSIONID</w:t>
       </w:r>
-      <w:r>
-        <w:rPr>
-          <w:lang w:val="en-US"/>
-        </w:rPr>
-        <w:t xml:space="preserve"> cookie as </w:t>
-      </w:r>
-      <w:proofErr w:type="spellStart"/>
-      <w:r>
-        <w:rPr>
-          <w:lang w:val="en-US"/>
-        </w:rPr>
-        <w:t>SessionId</w:t>
-      </w:r>
-      <w:proofErr w:type="spellEnd"/>
-      <w:r>
-        <w:rPr>
-          <w:lang w:val="en-US"/>
-        </w:rPr>
-        <w:t xml:space="preserve"> in the Audit log add the following to your OIOSAML configuration:</w:t>
-      </w:r>
-    </w:p>
-    <w:p>
-      <w:pPr>
-        <w:ind w:left="720"/>
-        <w:rPr>
-          <w:rFonts w:ascii="Courier New" w:hAnsi="Courier New" w:cs="Courier New"/>
-          <w:sz w:val="16"/>
-          <w:szCs w:val="16"/>
-        </w:rPr>
-      </w:pPr>
-      <w:r>
-        <w:rPr>
-          <w:rFonts w:ascii="Courier New" w:hAnsi="Courier New" w:cs="Courier New"/>
-          <w:sz w:val="16"/>
-          <w:szCs w:val="16"/>
-        </w:rPr>
-        <w:t>oiosaml.servlet.audit.logger.attribute.sessionId=</w:t>
-      </w:r>
-      <w:r>
-        <w:rPr>
-          <w:rFonts w:ascii="Courier New" w:hAnsi="Courier New" w:cs="Courier New"/>
-          <w:sz w:val="16"/>
-          <w:szCs w:val="16"/>
-        </w:rPr>
-        <w:t>cookie</w:t>
-      </w:r>
-      <w:r>
-        <w:rPr>
-          <w:rFonts w:ascii="Courier New" w:hAnsi="Courier New" w:cs="Courier New"/>
-          <w:sz w:val="16"/>
-          <w:szCs w:val="16"/>
-        </w:rPr>
-        <w:t>:</w:t>
-      </w:r>
-      <w:r>
-        <w:rPr>
-          <w:rFonts w:ascii="Courier New" w:hAnsi="Courier New" w:cs="Courier New"/>
-          <w:sz w:val="16"/>
-          <w:szCs w:val="16"/>
-        </w:rPr>
-        <w:t>JSESSIONID</w:t>
-      </w:r>
     </w:p>
     <w:p>
       <w:pPr>
@@ -15349,21 +12955,7 @@
         <w:rPr>
           <w:lang w:val="en-US"/>
         </w:rPr>
-        <w:t>Session handling in OIOSAML is configured in “</w:t>
-      </w:r>
-      <w:proofErr w:type="spellStart"/>
-      <w:r>
-        <w:rPr>
-          <w:lang w:val="en-US"/>
-        </w:rPr>
-        <w:t>oiosaml.properties</w:t>
-      </w:r>
-      <w:proofErr w:type="spellEnd"/>
-      <w:r>
-        <w:rPr>
-          <w:lang w:val="en-US"/>
-        </w:rPr>
-        <w:t>” by providing a factory for creating the session handler and its configuration.</w:t>
+        <w:t>Session handling in OIOSAML is configured in “oiosaml.properties” by providing a factory for creating the session handler and its configuration.</w:t>
       </w:r>
     </w:p>
     <w:p>
@@ -15390,14 +12982,12 @@
           <w:lang w:val="en-US"/>
         </w:rPr>
       </w:pPr>
-      <w:proofErr w:type="spellStart"/>
       <w:r>
         <w:rPr>
           <w:lang w:val="en-US"/>
         </w:rPr>
         <w:t>oiosaml.servlet.session.handler.factory</w:t>
       </w:r>
-      <w:proofErr w:type="spellEnd"/>
     </w:p>
     <w:p>
       <w:pPr>
@@ -15435,14 +13025,12 @@
           <w:lang w:val="en-US"/>
         </w:rPr>
       </w:pPr>
-      <w:proofErr w:type="spellStart"/>
       <w:r>
         <w:rPr>
           <w:lang w:val="en-US"/>
         </w:rPr>
         <w:t>InMemorySessionHandlerFactory</w:t>
       </w:r>
-      <w:proofErr w:type="spellEnd"/>
     </w:p>
     <w:p>
       <w:pPr>
@@ -15455,14 +13043,12 @@
           <w:lang w:val="en-US"/>
         </w:rPr>
       </w:pPr>
-      <w:proofErr w:type="spellStart"/>
       <w:r>
         <w:rPr>
           <w:lang w:val="en-US"/>
         </w:rPr>
         <w:t>JdbcSessionHandlerFactory</w:t>
       </w:r>
-      <w:proofErr w:type="spellEnd"/>
     </w:p>
     <w:p>
       <w:pPr>
@@ -15475,40 +13061,24 @@
           <w:lang w:val="en-US"/>
         </w:rPr>
       </w:pPr>
-      <w:proofErr w:type="spellStart"/>
       <w:r>
         <w:rPr>
           <w:lang w:val="en-US"/>
         </w:rPr>
         <w:t>JdniSessionHandlerFactory</w:t>
       </w:r>
-      <w:proofErr w:type="spellEnd"/>
-    </w:p>
-    <w:p>
-      <w:pPr>
-        <w:rPr>
-          <w:lang w:val="en-US"/>
-        </w:rPr>
-      </w:pPr>
-      <w:r>
-        <w:rPr>
-          <w:lang w:val="en-US"/>
-        </w:rPr>
-        <w:t xml:space="preserve">You can provide your own implementation based on the </w:t>
-      </w:r>
-      <w:proofErr w:type="spellStart"/>
-      <w:r>
-        <w:rPr>
-          <w:lang w:val="en-US"/>
-        </w:rPr>
-        <w:t>SessionHandlerFactory</w:t>
-      </w:r>
-      <w:proofErr w:type="spellEnd"/>
-      <w:r>
-        <w:rPr>
-          <w:lang w:val="en-US"/>
-        </w:rPr>
-        <w:t xml:space="preserve"> interface:</w:t>
+    </w:p>
+    <w:p>
+      <w:pPr>
+        <w:rPr>
+          <w:lang w:val="en-US"/>
+        </w:rPr>
+      </w:pPr>
+      <w:r>
+        <w:rPr>
+          <w:lang w:val="en-US"/>
+        </w:rPr>
+        <w:t>You can provide your own implementation based on the SessionHandlerFactory interface:</w:t>
       </w:r>
     </w:p>
     <w:p>
@@ -15529,19 +13099,20 @@
           <w:szCs w:val="20"/>
           <w:lang w:val="en-US"/>
         </w:rPr>
-        <w:t xml:space="preserve">public interface </w:t>
-      </w:r>
-      <w:proofErr w:type="spellStart"/>
-      <w:r>
+        <w:t>public interface SessionHandlerFactory {</w:t>
+      </w:r>
+    </w:p>
+    <w:p>
+      <w:pPr>
+        <w:pStyle w:val="Caption"/>
+        <w:ind w:left="720"/>
         <w:rPr>
           <w:rFonts w:ascii="Courier New" w:hAnsi="Courier New" w:cs="Courier New"/>
           <w:sz w:val="20"/>
           <w:szCs w:val="20"/>
           <w:lang w:val="en-US"/>
         </w:rPr>
-        <w:t>SessionHandlerFactory</w:t>
-      </w:r>
-      <w:proofErr w:type="spellEnd"/>
+      </w:pPr>
       <w:r>
         <w:rPr>
           <w:rFonts w:ascii="Courier New" w:hAnsi="Courier New" w:cs="Courier New"/>
@@ -15549,7 +13120,7 @@
           <w:szCs w:val="20"/>
           <w:lang w:val="en-US"/>
         </w:rPr>
-        <w:t xml:space="preserve"> {</w:t>
+        <w:t xml:space="preserve">  void configure(Configuration config);</w:t>
       </w:r>
     </w:p>
     <w:p>
@@ -15570,7 +13141,7 @@
           <w:szCs w:val="20"/>
           <w:lang w:val="en-US"/>
         </w:rPr>
-        <w:t xml:space="preserve">  void configure(Configuration config);</w:t>
+        <w:t xml:space="preserve">  SessionHandler getHandler();</w:t>
       </w:r>
     </w:p>
     <w:p>
@@ -15591,19 +13162,20 @@
           <w:szCs w:val="20"/>
           <w:lang w:val="en-US"/>
         </w:rPr>
-        <w:t xml:space="preserve">  </w:t>
-      </w:r>
-      <w:proofErr w:type="spellStart"/>
-      <w:r>
+        <w:t xml:space="preserve">  void close();</w:t>
+      </w:r>
+    </w:p>
+    <w:p>
+      <w:pPr>
+        <w:pStyle w:val="Caption"/>
+        <w:ind w:left="720"/>
         <w:rPr>
           <w:rFonts w:ascii="Courier New" w:hAnsi="Courier New" w:cs="Courier New"/>
           <w:sz w:val="20"/>
           <w:szCs w:val="20"/>
           <w:lang w:val="en-US"/>
         </w:rPr>
-        <w:t>SessionHandler</w:t>
-      </w:r>
-      <w:proofErr w:type="spellEnd"/>
+      </w:pPr>
       <w:r>
         <w:rPr>
           <w:rFonts w:ascii="Courier New" w:hAnsi="Courier New" w:cs="Courier New"/>
@@ -15611,68 +13183,6 @@
           <w:szCs w:val="20"/>
           <w:lang w:val="en-US"/>
         </w:rPr>
-        <w:t xml:space="preserve"> </w:t>
-      </w:r>
-      <w:proofErr w:type="spellStart"/>
-      <w:r>
-        <w:rPr>
-          <w:rFonts w:ascii="Courier New" w:hAnsi="Courier New" w:cs="Courier New"/>
-          <w:sz w:val="20"/>
-          <w:szCs w:val="20"/>
-          <w:lang w:val="en-US"/>
-        </w:rPr>
-        <w:t>getHandler</w:t>
-      </w:r>
-      <w:proofErr w:type="spellEnd"/>
-      <w:r>
-        <w:rPr>
-          <w:rFonts w:ascii="Courier New" w:hAnsi="Courier New" w:cs="Courier New"/>
-          <w:sz w:val="20"/>
-          <w:szCs w:val="20"/>
-          <w:lang w:val="en-US"/>
-        </w:rPr>
-        <w:t>();</w:t>
-      </w:r>
-    </w:p>
-    <w:p>
-      <w:pPr>
-        <w:pStyle w:val="Caption"/>
-        <w:ind w:left="720"/>
-        <w:rPr>
-          <w:rFonts w:ascii="Courier New" w:hAnsi="Courier New" w:cs="Courier New"/>
-          <w:sz w:val="20"/>
-          <w:szCs w:val="20"/>
-          <w:lang w:val="en-US"/>
-        </w:rPr>
-      </w:pPr>
-      <w:r>
-        <w:rPr>
-          <w:rFonts w:ascii="Courier New" w:hAnsi="Courier New" w:cs="Courier New"/>
-          <w:sz w:val="20"/>
-          <w:szCs w:val="20"/>
-          <w:lang w:val="en-US"/>
-        </w:rPr>
-        <w:t xml:space="preserve">  void close();</w:t>
-      </w:r>
-    </w:p>
-    <w:p>
-      <w:pPr>
-        <w:pStyle w:val="Caption"/>
-        <w:ind w:left="720"/>
-        <w:rPr>
-          <w:rFonts w:ascii="Courier New" w:hAnsi="Courier New" w:cs="Courier New"/>
-          <w:sz w:val="20"/>
-          <w:szCs w:val="20"/>
-          <w:lang w:val="en-US"/>
-        </w:rPr>
-      </w:pPr>
-      <w:r>
-        <w:rPr>
-          <w:rFonts w:ascii="Courier New" w:hAnsi="Courier New" w:cs="Courier New"/>
-          <w:sz w:val="20"/>
-          <w:szCs w:val="20"/>
-          <w:lang w:val="en-US"/>
-        </w:rPr>
         <w:t>}</w:t>
       </w:r>
     </w:p>
@@ -15735,21 +13245,7 @@
         <w:rPr>
           <w:lang w:val="en-US"/>
         </w:rPr>
-        <w:t xml:space="preserve">The </w:t>
-      </w:r>
-      <w:proofErr w:type="spellStart"/>
-      <w:r>
-        <w:rPr>
-          <w:lang w:val="en-US"/>
-        </w:rPr>
-        <w:t>InMemory</w:t>
-      </w:r>
-      <w:proofErr w:type="spellEnd"/>
-      <w:r>
-        <w:rPr>
-          <w:lang w:val="en-US"/>
-        </w:rPr>
-        <w:t xml:space="preserve"> session handler is a simple implementation that stores all values on the HTTP session, only configuration property is:</w:t>
+        <w:t>The InMemory session handler is a simple implementation that stores all values on the HTTP session, only configuration property is:</w:t>
       </w:r>
     </w:p>
     <w:p>
@@ -15816,21 +13312,11 @@
     </w:p>
     <w:p>
       <w:r>
-        <w:t>Initializing the database to use the OIOSAML database session handler is done by executing the DDL script included in the /</w:t>
-      </w:r>
-      <w:proofErr w:type="spellStart"/>
-      <w:r>
-        <w:t>misc</w:t>
-      </w:r>
-      <w:proofErr w:type="spellEnd"/>
-      <w:r>
-        <w:t xml:space="preserve"> folder (</w:t>
-      </w:r>
-      <w:proofErr w:type="spellStart"/>
+        <w:t>Initializing the database to use the OIOSAML database session handler is done by executing the DDL script included in the /misc folder (</w:t>
+      </w:r>
       <w:r>
         <w:t>database_session_handler.sql</w:t>
       </w:r>
-      <w:proofErr w:type="spellEnd"/>
       <w:r>
         <w:t>).</w:t>
       </w:r>
@@ -15855,24 +13341,17 @@
         <w:t xml:space="preserve">configuration </w:t>
       </w:r>
       <w:r>
-        <w:t xml:space="preserve">below can be used on a default installation of </w:t>
-      </w:r>
-      <w:proofErr w:type="spellStart"/>
-      <w:r>
-        <w:t>mysql</w:t>
-      </w:r>
-      <w:proofErr w:type="spellEnd"/>
+        <w:t>below can be used on a default installation of mysql</w:t>
+      </w:r>
       <w:r>
         <w:t xml:space="preserve">, </w:t>
       </w:r>
       <w:r>
         <w:t>if you start by executing the “</w:t>
       </w:r>
-      <w:proofErr w:type="spellStart"/>
       <w:r>
         <w:t>database_session_handler.sql</w:t>
       </w:r>
-      <w:proofErr w:type="spellEnd"/>
       <w:r>
         <w:t>” script on the database (set passwords and create application users</w:t>
       </w:r>
@@ -16031,67 +13510,47 @@
           <w:szCs w:val="16"/>
         </w:rPr>
       </w:pPr>
-      <w:proofErr w:type="spellStart"/>
       <w:r>
         <w:rPr>
           <w:rFonts w:ascii="Courier New" w:hAnsi="Courier New" w:cs="Courier New"/>
           <w:sz w:val="16"/>
           <w:szCs w:val="16"/>
         </w:rPr>
-        <w:t>oiosaml.servlet.session.handler.jdbc.username</w:t>
-      </w:r>
-      <w:proofErr w:type="spellEnd"/>
-      <w:r>
+        <w:t>oiosaml.servlet.session.handler.jdbc.username=root</w:t>
+      </w:r>
+    </w:p>
+    <w:p>
+      <w:pPr>
+        <w:spacing w:after="0"/>
         <w:rPr>
           <w:rFonts w:ascii="Courier New" w:hAnsi="Courier New" w:cs="Courier New"/>
           <w:sz w:val="16"/>
           <w:szCs w:val="16"/>
         </w:rPr>
-        <w:t>=root</w:t>
-      </w:r>
-    </w:p>
-    <w:p>
-      <w:pPr>
-        <w:spacing w:after="0"/>
+      </w:pPr>
+      <w:r>
         <w:rPr>
           <w:rFonts w:ascii="Courier New" w:hAnsi="Courier New" w:cs="Courier New"/>
           <w:sz w:val="16"/>
           <w:szCs w:val="16"/>
         </w:rPr>
-      </w:pPr>
-      <w:proofErr w:type="spellStart"/>
-      <w:r>
-        <w:rPr>
-          <w:rFonts w:ascii="Courier New" w:hAnsi="Courier New" w:cs="Courier New"/>
+        <w:t>oiosaml.servlet.session.handler.jdbc.password=</w:t>
+      </w:r>
+    </w:p>
+    <w:p>
+      <w:pPr>
+        <w:spacing w:after="0"/>
+        <w:rPr>
           <w:sz w:val="16"/>
           <w:szCs w:val="16"/>
         </w:rPr>
-        <w:t>oiosaml.servlet.session.handler.jdbc.password</w:t>
-      </w:r>
-      <w:proofErr w:type="spellEnd"/>
+      </w:pPr>
       <w:r>
         <w:rPr>
           <w:rFonts w:ascii="Courier New" w:hAnsi="Courier New" w:cs="Courier New"/>
           <w:sz w:val="16"/>
           <w:szCs w:val="16"/>
         </w:rPr>
-        <w:t>=</w:t>
-      </w:r>
-    </w:p>
-    <w:p>
-      <w:pPr>
-        <w:spacing w:after="0"/>
-        <w:rPr>
-          <w:sz w:val="16"/>
-          <w:szCs w:val="16"/>
-        </w:rPr>
-      </w:pPr>
-      <w:r>
-        <w:rPr>
-          <w:rFonts w:ascii="Courier New" w:hAnsi="Courier New" w:cs="Courier New"/>
-          <w:sz w:val="16"/>
-          <w:szCs w:val="16"/>
-        </w:rPr>
         <w:t>oiosaml.servlet.session.handler.jdbc.driver.classname=com.mysql.cj.jdbc.Driver</w:t>
       </w:r>
     </w:p>
@@ -16148,14 +13607,12 @@
         </w:rPr>
         <w:t xml:space="preserve">, but the </w:t>
       </w:r>
-      <w:proofErr w:type="spellStart"/>
       <w:r>
         <w:rPr>
           <w:lang w:val="en-US"/>
         </w:rPr>
         <w:t>SessionDestroyListener</w:t>
       </w:r>
-      <w:proofErr w:type="spellEnd"/>
       <w:r>
         <w:rPr>
           <w:lang w:val="en-US"/>
@@ -16231,7 +13688,6 @@
           <w:rFonts w:ascii="Courier New" w:hAnsi="Courier New" w:cs="Courier New"/>
           <w:sz w:val="20"/>
           <w:szCs w:val="20"/>
-          <w:lang w:val="da-DK"/>
         </w:rPr>
       </w:pPr>
       <w:r>
@@ -16242,17 +13698,14 @@
         </w:rPr>
         <w:t xml:space="preserve">    </w:t>
       </w:r>
-      <w:proofErr w:type="spellStart"/>
       <w:r>
         <w:rPr>
           <w:rFonts w:ascii="Courier New" w:hAnsi="Courier New" w:cs="Courier New"/>
           <w:sz w:val="20"/>
           <w:szCs w:val="20"/>
-          <w:lang w:val="da-DK"/>
         </w:rPr>
         <w:t>dk.gov.oio.saml.session.SessionDestroyListener</w:t>
       </w:r>
-      <w:proofErr w:type="spellEnd"/>
     </w:p>
     <w:p>
       <w:pPr>
@@ -16270,7 +13723,6 @@
           <w:rFonts w:ascii="Courier New" w:hAnsi="Courier New" w:cs="Courier New"/>
           <w:sz w:val="20"/>
           <w:szCs w:val="20"/>
-          <w:lang w:val="da-DK"/>
         </w:rPr>
         <w:t xml:space="preserve">  </w:t>
       </w:r>
@@ -16312,14 +13764,12 @@
       <w:r>
         <w:t xml:space="preserve">you are unable to use this </w:t>
       </w:r>
-      <w:proofErr w:type="spellStart"/>
       <w:r>
         <w:rPr>
           <w:lang w:val="en-US"/>
         </w:rPr>
         <w:t>SessionDestroyListener</w:t>
       </w:r>
-      <w:proofErr w:type="spellEnd"/>
       <w:r>
         <w:rPr>
           <w:lang w:val="en-US"/>
@@ -16371,14 +13821,7 @@
         <w:rPr>
           <w:lang w:val="en-US"/>
         </w:rPr>
-        <w:t xml:space="preserve">A test Identity Provider is supplied with the </w:t>
-      </w:r>
-      <w:proofErr w:type="spellStart"/>
-      <w:r>
-        <w:rPr>
-          <w:lang w:val="en-US"/>
-        </w:rPr>
-        <w:t>OIOSAML.</w:t>
+        <w:t>A test Identity Provider is supplied with the OIOSAML.</w:t>
       </w:r>
       <w:r>
         <w:rPr>
@@ -16390,21 +13833,7 @@
         <w:rPr>
           <w:lang w:val="en-US"/>
         </w:rPr>
-        <w:t>ava</w:t>
-      </w:r>
-      <w:proofErr w:type="spellEnd"/>
-      <w:r>
-        <w:rPr>
-          <w:lang w:val="en-US"/>
-        </w:rPr>
-        <w:t xml:space="preserve"> source code. It is primarily used for manual testing when developing the </w:t>
-      </w:r>
-      <w:proofErr w:type="spellStart"/>
-      <w:r>
-        <w:rPr>
-          <w:lang w:val="en-US"/>
-        </w:rPr>
-        <w:t>OIOSAML.</w:t>
+        <w:t>ava source code. It is primarily used for manual testing when developing the OIOSAML.</w:t>
       </w:r>
       <w:r>
         <w:rPr>
@@ -16416,41 +13845,20 @@
         <w:rPr>
           <w:lang w:val="en-US"/>
         </w:rPr>
-        <w:t>ava</w:t>
-      </w:r>
-      <w:proofErr w:type="spellEnd"/>
-      <w:r>
-        <w:rPr>
-          <w:lang w:val="en-US"/>
-        </w:rPr>
-        <w:t xml:space="preserve"> framework and should not be considered a production ready Identity Provider.</w:t>
-      </w:r>
-    </w:p>
-    <w:p>
-      <w:pPr>
-        <w:rPr>
-          <w:lang w:val="en-US"/>
-        </w:rPr>
-      </w:pPr>
-      <w:r>
-        <w:rPr>
-          <w:lang w:val="en-US"/>
-        </w:rPr>
-        <w:t xml:space="preserve">The Demo application can be used with the test Identity Provider by modifying the </w:t>
-      </w:r>
-      <w:proofErr w:type="spellStart"/>
-      <w:r>
-        <w:rPr>
-          <w:lang w:val="en-US"/>
-        </w:rPr>
-        <w:t>oiosaml.properties</w:t>
-      </w:r>
-      <w:proofErr w:type="spellEnd"/>
-      <w:r>
-        <w:rPr>
-          <w:lang w:val="en-US"/>
-        </w:rPr>
-        <w:t xml:space="preserve"> file in the demo application to point to the test Identity Provider. Commented out configuration should be available for easy access.</w:t>
+        <w:t>ava framework and should not be considered a production ready Identity Provider.</w:t>
+      </w:r>
+    </w:p>
+    <w:p>
+      <w:pPr>
+        <w:rPr>
+          <w:lang w:val="en-US"/>
+        </w:rPr>
+      </w:pPr>
+      <w:r>
+        <w:rPr>
+          <w:lang w:val="en-US"/>
+        </w:rPr>
+        <w:t>The Demo application can be used with the test Identity Provider by modifying the oiosaml.properties file in the demo application to point to the test Identity Provider. Commented out configuration should be available for easy access.</w:t>
       </w:r>
     </w:p>
     <w:p>
@@ -16491,21 +13899,7 @@
         <w:rPr>
           <w:lang w:val="en-US"/>
         </w:rPr>
-        <w:t xml:space="preserve">In the config folder found in the IdP module, there is an </w:t>
-      </w:r>
-      <w:proofErr w:type="spellStart"/>
-      <w:r>
-        <w:rPr>
-          <w:lang w:val="en-US"/>
-        </w:rPr>
-        <w:t>application.properties</w:t>
-      </w:r>
-      <w:proofErr w:type="spellEnd"/>
-      <w:r>
-        <w:rPr>
-          <w:lang w:val="en-US"/>
-        </w:rPr>
-        <w:t xml:space="preserve"> file, containing the various settings for the IdP.</w:t>
+        <w:t>In the config folder found in the IdP module, there is an application.properties file, containing the various settings for the IdP.</w:t>
       </w:r>
     </w:p>
     <w:p>
@@ -16575,23 +13969,7 @@
           <w:lang w:val="en-US"/>
         </w:rPr>
         <w:lastRenderedPageBreak/>
-        <w:t xml:space="preserve">$ </w:t>
-      </w:r>
-      <w:proofErr w:type="spellStart"/>
-      <w:r>
-        <w:rPr>
-          <w:rFonts w:ascii="Courier New" w:hAnsi="Courier New" w:cs="Courier New"/>
-          <w:lang w:val="en-US"/>
-        </w:rPr>
-        <w:t>mvn</w:t>
-      </w:r>
-      <w:proofErr w:type="spellEnd"/>
-      <w:r>
-        <w:rPr>
-          <w:rFonts w:ascii="Courier New" w:hAnsi="Courier New" w:cs="Courier New"/>
-          <w:lang w:val="en-US"/>
-        </w:rPr>
-        <w:t xml:space="preserve"> clean install</w:t>
+        <w:t>$ mvn clean install</w:t>
       </w:r>
     </w:p>
     <w:p>
@@ -16647,59 +14025,20 @@
           <w:rFonts w:ascii="Courier New" w:hAnsi="Courier New" w:cs="Courier New"/>
           <w:lang w:val="en-US"/>
         </w:rPr>
-        <w:t xml:space="preserve">$ </w:t>
-      </w:r>
-      <w:proofErr w:type="spellStart"/>
-      <w:r>
-        <w:rPr>
-          <w:rFonts w:ascii="Courier New" w:hAnsi="Courier New" w:cs="Courier New"/>
-          <w:lang w:val="en-US"/>
-        </w:rPr>
-        <w:t>mvn</w:t>
-      </w:r>
-      <w:proofErr w:type="spellEnd"/>
-      <w:r>
-        <w:rPr>
-          <w:rFonts w:ascii="Courier New" w:hAnsi="Courier New" w:cs="Courier New"/>
-          <w:lang w:val="en-US"/>
-        </w:rPr>
-        <w:t xml:space="preserve"> </w:t>
-      </w:r>
-      <w:proofErr w:type="spellStart"/>
-      <w:r>
-        <w:rPr>
-          <w:rFonts w:ascii="Courier New" w:hAnsi="Courier New" w:cs="Courier New"/>
-          <w:lang w:val="en-US"/>
-        </w:rPr>
-        <w:t>spring-boot:run</w:t>
-      </w:r>
-      <w:proofErr w:type="spellEnd"/>
-    </w:p>
-    <w:p>
-      <w:pPr>
-        <w:rPr>
-          <w:lang w:val="en-US"/>
-        </w:rPr>
-      </w:pPr>
-      <w:r>
-        <w:rPr>
-          <w:lang w:val="en-US"/>
-        </w:rPr>
-        <w:t xml:space="preserve">When running, the IdP is available on port 7080 (the port can be changed in </w:t>
-      </w:r>
-      <w:proofErr w:type="spellStart"/>
-      <w:r>
-        <w:rPr>
-          <w:lang w:val="en-US"/>
-        </w:rPr>
-        <w:t>application.properties</w:t>
-      </w:r>
-      <w:proofErr w:type="spellEnd"/>
-      <w:r>
-        <w:rPr>
-          <w:lang w:val="en-US"/>
-        </w:rPr>
-        <w:t>).</w:t>
+        <w:t>$ mvn spring-boot:run</w:t>
+      </w:r>
+    </w:p>
+    <w:p>
+      <w:pPr>
+        <w:rPr>
+          <w:lang w:val="en-US"/>
+        </w:rPr>
+      </w:pPr>
+      <w:r>
+        <w:rPr>
+          <w:lang w:val="en-US"/>
+        </w:rPr>
+        <w:t>When running, the IdP is available on port 7080 (the port can be changed in application.properties).</w:t>
       </w:r>
     </w:p>
     <w:p>
@@ -16727,7 +14066,7 @@
 </file>
 
 <file path=word/endnotes.xml><?xml version="1.0" encoding="utf-8"?>
-<w:endnotes xmlns:wpc="http://schemas.microsoft.com/office/word/2010/wordprocessingCanvas" xmlns:cx="http://schemas.microsoft.com/office/drawing/2014/chartex" xmlns:cx1="http://schemas.microsoft.com/office/drawing/2015/9/8/chartex" xmlns:cx2="http://schemas.microsoft.com/office/drawing/2015/10/21/chartex" xmlns:cx3="http://schemas.microsoft.com/office/drawing/2016/5/9/chartex" xmlns:cx4="http://schemas.microsoft.com/office/drawing/2016/5/10/chartex" xmlns:cx5="http://schemas.microsoft.com/office/drawing/2016/5/11/chartex" xmlns:cx6="http://schemas.microsoft.com/office/drawing/2016/5/12/chartex" xmlns:cx7="http://schemas.microsoft.com/office/drawing/2016/5/13/chartex" xmlns:cx8="http://schemas.microsoft.com/office/drawing/2016/5/14/chartex" xmlns:mc="http://schemas.openxmlformats.org/markup-compatibility/2006" xmlns:aink="http://schemas.microsoft.com/office/drawing/2016/ink" xmlns:am3d="http://schemas.microsoft.com/office/drawing/2017/model3d" xmlns:o="urn:schemas-microsoft-com:office:office" xmlns:r="http://schemas.openxmlformats.org/officeDocument/2006/relationships" xmlns:m="http://schemas.openxmlformats.org/officeDocument/2006/math" xmlns:v="urn:schemas-microsoft-com:vml" xmlns:wp14="http://schemas.microsoft.com/office/word/2010/wordprocessingDrawing" xmlns:wp="http://schemas.openxmlformats.org/drawingml/2006/wordprocessingDrawing" xmlns:w10="urn:schemas-microsoft-com:office:word" xmlns:w="http://schemas.openxmlformats.org/wordprocessingml/2006/main" xmlns:w14="http://schemas.microsoft.com/office/word/2010/wordml" xmlns:w15="http://schemas.microsoft.com/office/word/2012/wordml" xmlns:w16cex="http://schemas.microsoft.com/office/word/2018/wordml/cex" xmlns:w16cid="http://schemas.microsoft.com/office/word/2016/wordml/cid" xmlns:w16="http://schemas.microsoft.com/office/word/2018/wordml" xmlns:w16sdtdh="http://schemas.microsoft.com/office/word/2020/wordml/sdtdatahash" xmlns:w16se="http://schemas.microsoft.com/office/word/2015/wordml/symex" xmlns:wpg="http://schemas.microsoft.com/office/word/2010/wordprocessingGroup" xmlns:wpi="http://schemas.microsoft.com/office/word/2010/wordprocessingInk" xmlns:wne="http://schemas.microsoft.com/office/word/2006/wordml" xmlns:wps="http://schemas.microsoft.com/office/word/2010/wordprocessingShape" mc:Ignorable="w14 w15 w16se w16cid w16 w16cex w16sdtdh wp14">
+<w:endnotes xmlns:wpc="http://schemas.microsoft.com/office/word/2010/wordprocessingCanvas" xmlns:cx="http://schemas.microsoft.com/office/drawing/2014/chartex" xmlns:cx1="http://schemas.microsoft.com/office/drawing/2015/9/8/chartex" xmlns:cx2="http://schemas.microsoft.com/office/drawing/2015/10/21/chartex" xmlns:cx3="http://schemas.microsoft.com/office/drawing/2016/5/9/chartex" xmlns:cx4="http://schemas.microsoft.com/office/drawing/2016/5/10/chartex" xmlns:cx5="http://schemas.microsoft.com/office/drawing/2016/5/11/chartex" xmlns:cx6="http://schemas.microsoft.com/office/drawing/2016/5/12/chartex" xmlns:cx7="http://schemas.microsoft.com/office/drawing/2016/5/13/chartex" xmlns:cx8="http://schemas.microsoft.com/office/drawing/2016/5/14/chartex" xmlns:mc="http://schemas.openxmlformats.org/markup-compatibility/2006" xmlns:aink="http://schemas.microsoft.com/office/drawing/2016/ink" xmlns:am3d="http://schemas.microsoft.com/office/drawing/2017/model3d" xmlns:o="urn:schemas-microsoft-com:office:office" xmlns:oel="http://schemas.microsoft.com/office/2019/extlst" xmlns:r="http://schemas.openxmlformats.org/officeDocument/2006/relationships" xmlns:m="http://schemas.openxmlformats.org/officeDocument/2006/math" xmlns:v="urn:schemas-microsoft-com:vml" xmlns:wp14="http://schemas.microsoft.com/office/word/2010/wordprocessingDrawing" xmlns:wp="http://schemas.openxmlformats.org/drawingml/2006/wordprocessingDrawing" xmlns:w10="urn:schemas-microsoft-com:office:word" xmlns:w="http://schemas.openxmlformats.org/wordprocessingml/2006/main" xmlns:w14="http://schemas.microsoft.com/office/word/2010/wordml" xmlns:w15="http://schemas.microsoft.com/office/word/2012/wordml" xmlns:w16cex="http://schemas.microsoft.com/office/word/2018/wordml/cex" xmlns:w16cid="http://schemas.microsoft.com/office/word/2016/wordml/cid" xmlns:w16="http://schemas.microsoft.com/office/word/2018/wordml" xmlns:w16du="http://schemas.microsoft.com/office/word/2023/wordml/word16du" xmlns:w16sdtdh="http://schemas.microsoft.com/office/word/2020/wordml/sdtdatahash" xmlns:w16sdtfl="http://schemas.microsoft.com/office/word/2024/wordml/sdtformatlock" xmlns:w16se="http://schemas.microsoft.com/office/word/2015/wordml/symex" xmlns:wpg="http://schemas.microsoft.com/office/word/2010/wordprocessingGroup" xmlns:wpi="http://schemas.microsoft.com/office/word/2010/wordprocessingInk" xmlns:wne="http://schemas.microsoft.com/office/word/2006/wordml" xmlns:wps="http://schemas.microsoft.com/office/word/2010/wordprocessingShape" mc:Ignorable="w14 w15 w16se w16cid w16 w16cex w16sdtdh w16sdtfl w16du wp14">
   <w:endnote w:type="separator" w:id="-1">
     <w:p>
       <w:pPr>
@@ -16752,7 +14091,7 @@
 </file>
 
 <file path=word/footer1.xml><?xml version="1.0" encoding="utf-8"?>
-<w:ftr xmlns:wpc="http://schemas.microsoft.com/office/word/2010/wordprocessingCanvas" xmlns:cx="http://schemas.microsoft.com/office/drawing/2014/chartex" xmlns:cx1="http://schemas.microsoft.com/office/drawing/2015/9/8/chartex" xmlns:cx2="http://schemas.microsoft.com/office/drawing/2015/10/21/chartex" xmlns:cx3="http://schemas.microsoft.com/office/drawing/2016/5/9/chartex" xmlns:cx4="http://schemas.microsoft.com/office/drawing/2016/5/10/chartex" xmlns:cx5="http://schemas.microsoft.com/office/drawing/2016/5/11/chartex" xmlns:cx6="http://schemas.microsoft.com/office/drawing/2016/5/12/chartex" xmlns:cx7="http://schemas.microsoft.com/office/drawing/2016/5/13/chartex" xmlns:cx8="http://schemas.microsoft.com/office/drawing/2016/5/14/chartex" xmlns:mc="http://schemas.openxmlformats.org/markup-compatibility/2006" xmlns:aink="http://schemas.microsoft.com/office/drawing/2016/ink" xmlns:am3d="http://schemas.microsoft.com/office/drawing/2017/model3d" xmlns:o="urn:schemas-microsoft-com:office:office" xmlns:r="http://schemas.openxmlformats.org/officeDocument/2006/relationships" xmlns:m="http://schemas.openxmlformats.org/officeDocument/2006/math" xmlns:v="urn:schemas-microsoft-com:vml" xmlns:wp14="http://schemas.microsoft.com/office/word/2010/wordprocessingDrawing" xmlns:wp="http://schemas.openxmlformats.org/drawingml/2006/wordprocessingDrawing" xmlns:w10="urn:schemas-microsoft-com:office:word" xmlns:w="http://schemas.openxmlformats.org/wordprocessingml/2006/main" xmlns:w14="http://schemas.microsoft.com/office/word/2010/wordml" xmlns:w15="http://schemas.microsoft.com/office/word/2012/wordml" xmlns:w16cex="http://schemas.microsoft.com/office/word/2018/wordml/cex" xmlns:w16cid="http://schemas.microsoft.com/office/word/2016/wordml/cid" xmlns:w16="http://schemas.microsoft.com/office/word/2018/wordml" xmlns:w16sdtdh="http://schemas.microsoft.com/office/word/2020/wordml/sdtdatahash" xmlns:w16se="http://schemas.microsoft.com/office/word/2015/wordml/symex" xmlns:wpg="http://schemas.microsoft.com/office/word/2010/wordprocessingGroup" xmlns:wpi="http://schemas.microsoft.com/office/word/2010/wordprocessingInk" xmlns:wne="http://schemas.microsoft.com/office/word/2006/wordml" xmlns:wps="http://schemas.microsoft.com/office/word/2010/wordprocessingShape" mc:Ignorable="w14 w15 w16se w16cid w16 w16cex w16sdtdh wp14">
+<w:ftr xmlns:wpc="http://schemas.microsoft.com/office/word/2010/wordprocessingCanvas" xmlns:cx="http://schemas.microsoft.com/office/drawing/2014/chartex" xmlns:cx1="http://schemas.microsoft.com/office/drawing/2015/9/8/chartex" xmlns:cx2="http://schemas.microsoft.com/office/drawing/2015/10/21/chartex" xmlns:cx3="http://schemas.microsoft.com/office/drawing/2016/5/9/chartex" xmlns:cx4="http://schemas.microsoft.com/office/drawing/2016/5/10/chartex" xmlns:cx5="http://schemas.microsoft.com/office/drawing/2016/5/11/chartex" xmlns:cx6="http://schemas.microsoft.com/office/drawing/2016/5/12/chartex" xmlns:cx7="http://schemas.microsoft.com/office/drawing/2016/5/13/chartex" xmlns:cx8="http://schemas.microsoft.com/office/drawing/2016/5/14/chartex" xmlns:mc="http://schemas.openxmlformats.org/markup-compatibility/2006" xmlns:aink="http://schemas.microsoft.com/office/drawing/2016/ink" xmlns:am3d="http://schemas.microsoft.com/office/drawing/2017/model3d" xmlns:o="urn:schemas-microsoft-com:office:office" xmlns:oel="http://schemas.microsoft.com/office/2019/extlst" xmlns:r="http://schemas.openxmlformats.org/officeDocument/2006/relationships" xmlns:m="http://schemas.openxmlformats.org/officeDocument/2006/math" xmlns:v="urn:schemas-microsoft-com:vml" xmlns:wp14="http://schemas.microsoft.com/office/word/2010/wordprocessingDrawing" xmlns:wp="http://schemas.openxmlformats.org/drawingml/2006/wordprocessingDrawing" xmlns:w10="urn:schemas-microsoft-com:office:word" xmlns:w="http://schemas.openxmlformats.org/wordprocessingml/2006/main" xmlns:w14="http://schemas.microsoft.com/office/word/2010/wordml" xmlns:w15="http://schemas.microsoft.com/office/word/2012/wordml" xmlns:w16cex="http://schemas.microsoft.com/office/word/2018/wordml/cex" xmlns:w16cid="http://schemas.microsoft.com/office/word/2016/wordml/cid" xmlns:w16="http://schemas.microsoft.com/office/word/2018/wordml" xmlns:w16du="http://schemas.microsoft.com/office/word/2023/wordml/word16du" xmlns:w16sdtdh="http://schemas.microsoft.com/office/word/2020/wordml/sdtdatahash" xmlns:w16sdtfl="http://schemas.microsoft.com/office/word/2024/wordml/sdtformatlock" xmlns:w16se="http://schemas.microsoft.com/office/word/2015/wordml/symex" xmlns:wpg="http://schemas.microsoft.com/office/word/2010/wordprocessingGroup" xmlns:wpi="http://schemas.microsoft.com/office/word/2010/wordprocessingInk" xmlns:wne="http://schemas.microsoft.com/office/word/2006/wordml" xmlns:wps="http://schemas.microsoft.com/office/word/2010/wordprocessingShape" mc:Ignorable="w14 w15 w16se w16cid w16 w16cex w16sdtdh w16sdtfl w16du wp14">
   <w:p>
     <w:pPr>
       <w:pStyle w:val="Footer"/>
@@ -16762,7 +14101,7 @@
 </file>
 
 <file path=word/footer2.xml><?xml version="1.0" encoding="utf-8"?>
-<w:ftr xmlns:wpc="http://schemas.microsoft.com/office/word/2010/wordprocessingCanvas" xmlns:cx="http://schemas.microsoft.com/office/drawing/2014/chartex" xmlns:cx1="http://schemas.microsoft.com/office/drawing/2015/9/8/chartex" xmlns:cx2="http://schemas.microsoft.com/office/drawing/2015/10/21/chartex" xmlns:cx3="http://schemas.microsoft.com/office/drawing/2016/5/9/chartex" xmlns:cx4="http://schemas.microsoft.com/office/drawing/2016/5/10/chartex" xmlns:cx5="http://schemas.microsoft.com/office/drawing/2016/5/11/chartex" xmlns:cx6="http://schemas.microsoft.com/office/drawing/2016/5/12/chartex" xmlns:cx7="http://schemas.microsoft.com/office/drawing/2016/5/13/chartex" xmlns:cx8="http://schemas.microsoft.com/office/drawing/2016/5/14/chartex" xmlns:mc="http://schemas.openxmlformats.org/markup-compatibility/2006" xmlns:aink="http://schemas.microsoft.com/office/drawing/2016/ink" xmlns:am3d="http://schemas.microsoft.com/office/drawing/2017/model3d" xmlns:o="urn:schemas-microsoft-com:office:office" xmlns:r="http://schemas.openxmlformats.org/officeDocument/2006/relationships" xmlns:m="http://schemas.openxmlformats.org/officeDocument/2006/math" xmlns:v="urn:schemas-microsoft-com:vml" xmlns:wp14="http://schemas.microsoft.com/office/word/2010/wordprocessingDrawing" xmlns:wp="http://schemas.openxmlformats.org/drawingml/2006/wordprocessingDrawing" xmlns:w10="urn:schemas-microsoft-com:office:word" xmlns:w="http://schemas.openxmlformats.org/wordprocessingml/2006/main" xmlns:w14="http://schemas.microsoft.com/office/word/2010/wordml" xmlns:w15="http://schemas.microsoft.com/office/word/2012/wordml" xmlns:w16cex="http://schemas.microsoft.com/office/word/2018/wordml/cex" xmlns:w16cid="http://schemas.microsoft.com/office/word/2016/wordml/cid" xmlns:w16="http://schemas.microsoft.com/office/word/2018/wordml" xmlns:w16sdtdh="http://schemas.microsoft.com/office/word/2020/wordml/sdtdatahash" xmlns:w16se="http://schemas.microsoft.com/office/word/2015/wordml/symex" xmlns:wpg="http://schemas.microsoft.com/office/word/2010/wordprocessingGroup" xmlns:wpi="http://schemas.microsoft.com/office/word/2010/wordprocessingInk" xmlns:wne="http://schemas.microsoft.com/office/word/2006/wordml" xmlns:wps="http://schemas.microsoft.com/office/word/2010/wordprocessingShape" mc:Ignorable="w14 w15 w16se w16cid w16 w16cex w16sdtdh wp14">
+<w:ftr xmlns:wpc="http://schemas.microsoft.com/office/word/2010/wordprocessingCanvas" xmlns:cx="http://schemas.microsoft.com/office/drawing/2014/chartex" xmlns:cx1="http://schemas.microsoft.com/office/drawing/2015/9/8/chartex" xmlns:cx2="http://schemas.microsoft.com/office/drawing/2015/10/21/chartex" xmlns:cx3="http://schemas.microsoft.com/office/drawing/2016/5/9/chartex" xmlns:cx4="http://schemas.microsoft.com/office/drawing/2016/5/10/chartex" xmlns:cx5="http://schemas.microsoft.com/office/drawing/2016/5/11/chartex" xmlns:cx6="http://schemas.microsoft.com/office/drawing/2016/5/12/chartex" xmlns:cx7="http://schemas.microsoft.com/office/drawing/2016/5/13/chartex" xmlns:cx8="http://schemas.microsoft.com/office/drawing/2016/5/14/chartex" xmlns:mc="http://schemas.openxmlformats.org/markup-compatibility/2006" xmlns:aink="http://schemas.microsoft.com/office/drawing/2016/ink" xmlns:am3d="http://schemas.microsoft.com/office/drawing/2017/model3d" xmlns:o="urn:schemas-microsoft-com:office:office" xmlns:oel="http://schemas.microsoft.com/office/2019/extlst" xmlns:r="http://schemas.openxmlformats.org/officeDocument/2006/relationships" xmlns:m="http://schemas.openxmlformats.org/officeDocument/2006/math" xmlns:v="urn:schemas-microsoft-com:vml" xmlns:wp14="http://schemas.microsoft.com/office/word/2010/wordprocessingDrawing" xmlns:wp="http://schemas.openxmlformats.org/drawingml/2006/wordprocessingDrawing" xmlns:w10="urn:schemas-microsoft-com:office:word" xmlns:w="http://schemas.openxmlformats.org/wordprocessingml/2006/main" xmlns:w14="http://schemas.microsoft.com/office/word/2010/wordml" xmlns:w15="http://schemas.microsoft.com/office/word/2012/wordml" xmlns:w16cex="http://schemas.microsoft.com/office/word/2018/wordml/cex" xmlns:w16cid="http://schemas.microsoft.com/office/word/2016/wordml/cid" xmlns:w16="http://schemas.microsoft.com/office/word/2018/wordml" xmlns:w16du="http://schemas.microsoft.com/office/word/2023/wordml/word16du" xmlns:w16sdtdh="http://schemas.microsoft.com/office/word/2020/wordml/sdtdatahash" xmlns:w16sdtfl="http://schemas.microsoft.com/office/word/2024/wordml/sdtformatlock" xmlns:w16se="http://schemas.microsoft.com/office/word/2015/wordml/symex" xmlns:wpg="http://schemas.microsoft.com/office/word/2010/wordprocessingGroup" xmlns:wpi="http://schemas.microsoft.com/office/word/2010/wordprocessingInk" xmlns:wne="http://schemas.microsoft.com/office/word/2006/wordml" xmlns:wps="http://schemas.microsoft.com/office/word/2010/wordprocessingShape" mc:Ignorable="w14 w15 w16se w16cid w16 w16cex w16sdtdh w16sdtfl w16du wp14">
   <w:p>
     <w:pPr>
       <w:pStyle w:val="Footer"/>
@@ -16772,7 +14111,7 @@
 </file>
 
 <file path=word/footer3.xml><?xml version="1.0" encoding="utf-8"?>
-<w:ftr xmlns:wpc="http://schemas.microsoft.com/office/word/2010/wordprocessingCanvas" xmlns:cx="http://schemas.microsoft.com/office/drawing/2014/chartex" xmlns:cx1="http://schemas.microsoft.com/office/drawing/2015/9/8/chartex" xmlns:cx2="http://schemas.microsoft.com/office/drawing/2015/10/21/chartex" xmlns:cx3="http://schemas.microsoft.com/office/drawing/2016/5/9/chartex" xmlns:cx4="http://schemas.microsoft.com/office/drawing/2016/5/10/chartex" xmlns:cx5="http://schemas.microsoft.com/office/drawing/2016/5/11/chartex" xmlns:cx6="http://schemas.microsoft.com/office/drawing/2016/5/12/chartex" xmlns:cx7="http://schemas.microsoft.com/office/drawing/2016/5/13/chartex" xmlns:cx8="http://schemas.microsoft.com/office/drawing/2016/5/14/chartex" xmlns:mc="http://schemas.openxmlformats.org/markup-compatibility/2006" xmlns:aink="http://schemas.microsoft.com/office/drawing/2016/ink" xmlns:am3d="http://schemas.microsoft.com/office/drawing/2017/model3d" xmlns:o="urn:schemas-microsoft-com:office:office" xmlns:r="http://schemas.openxmlformats.org/officeDocument/2006/relationships" xmlns:m="http://schemas.openxmlformats.org/officeDocument/2006/math" xmlns:v="urn:schemas-microsoft-com:vml" xmlns:wp14="http://schemas.microsoft.com/office/word/2010/wordprocessingDrawing" xmlns:wp="http://schemas.openxmlformats.org/drawingml/2006/wordprocessingDrawing" xmlns:w10="urn:schemas-microsoft-com:office:word" xmlns:w="http://schemas.openxmlformats.org/wordprocessingml/2006/main" xmlns:w14="http://schemas.microsoft.com/office/word/2010/wordml" xmlns:w15="http://schemas.microsoft.com/office/word/2012/wordml" xmlns:w16cex="http://schemas.microsoft.com/office/word/2018/wordml/cex" xmlns:w16cid="http://schemas.microsoft.com/office/word/2016/wordml/cid" xmlns:w16="http://schemas.microsoft.com/office/word/2018/wordml" xmlns:w16sdtdh="http://schemas.microsoft.com/office/word/2020/wordml/sdtdatahash" xmlns:w16se="http://schemas.microsoft.com/office/word/2015/wordml/symex" xmlns:wpg="http://schemas.microsoft.com/office/word/2010/wordprocessingGroup" xmlns:wpi="http://schemas.microsoft.com/office/word/2010/wordprocessingInk" xmlns:wne="http://schemas.microsoft.com/office/word/2006/wordml" xmlns:wps="http://schemas.microsoft.com/office/word/2010/wordprocessingShape" mc:Ignorable="w14 w15 w16se w16cid w16 w16cex w16sdtdh wp14">
+<w:ftr xmlns:wpc="http://schemas.microsoft.com/office/word/2010/wordprocessingCanvas" xmlns:cx="http://schemas.microsoft.com/office/drawing/2014/chartex" xmlns:cx1="http://schemas.microsoft.com/office/drawing/2015/9/8/chartex" xmlns:cx2="http://schemas.microsoft.com/office/drawing/2015/10/21/chartex" xmlns:cx3="http://schemas.microsoft.com/office/drawing/2016/5/9/chartex" xmlns:cx4="http://schemas.microsoft.com/office/drawing/2016/5/10/chartex" xmlns:cx5="http://schemas.microsoft.com/office/drawing/2016/5/11/chartex" xmlns:cx6="http://schemas.microsoft.com/office/drawing/2016/5/12/chartex" xmlns:cx7="http://schemas.microsoft.com/office/drawing/2016/5/13/chartex" xmlns:cx8="http://schemas.microsoft.com/office/drawing/2016/5/14/chartex" xmlns:mc="http://schemas.openxmlformats.org/markup-compatibility/2006" xmlns:aink="http://schemas.microsoft.com/office/drawing/2016/ink" xmlns:am3d="http://schemas.microsoft.com/office/drawing/2017/model3d" xmlns:o="urn:schemas-microsoft-com:office:office" xmlns:oel="http://schemas.microsoft.com/office/2019/extlst" xmlns:r="http://schemas.openxmlformats.org/officeDocument/2006/relationships" xmlns:m="http://schemas.openxmlformats.org/officeDocument/2006/math" xmlns:v="urn:schemas-microsoft-com:vml" xmlns:wp14="http://schemas.microsoft.com/office/word/2010/wordprocessingDrawing" xmlns:wp="http://schemas.openxmlformats.org/drawingml/2006/wordprocessingDrawing" xmlns:w10="urn:schemas-microsoft-com:office:word" xmlns:w="http://schemas.openxmlformats.org/wordprocessingml/2006/main" xmlns:w14="http://schemas.microsoft.com/office/word/2010/wordml" xmlns:w15="http://schemas.microsoft.com/office/word/2012/wordml" xmlns:w16cex="http://schemas.microsoft.com/office/word/2018/wordml/cex" xmlns:w16cid="http://schemas.microsoft.com/office/word/2016/wordml/cid" xmlns:w16="http://schemas.microsoft.com/office/word/2018/wordml" xmlns:w16du="http://schemas.microsoft.com/office/word/2023/wordml/word16du" xmlns:w16sdtdh="http://schemas.microsoft.com/office/word/2020/wordml/sdtdatahash" xmlns:w16sdtfl="http://schemas.microsoft.com/office/word/2024/wordml/sdtformatlock" xmlns:w16se="http://schemas.microsoft.com/office/word/2015/wordml/symex" xmlns:wpg="http://schemas.microsoft.com/office/word/2010/wordprocessingGroup" xmlns:wpi="http://schemas.microsoft.com/office/word/2010/wordprocessingInk" xmlns:wne="http://schemas.microsoft.com/office/word/2006/wordml" xmlns:wps="http://schemas.microsoft.com/office/word/2010/wordprocessingShape" mc:Ignorable="w14 w15 w16se w16cid w16 w16cex w16sdtdh w16sdtfl w16du wp14">
   <w:p>
     <w:pPr>
       <w:pStyle w:val="Footer"/>
@@ -16782,7 +14121,7 @@
 </file>
 
 <file path=word/footer4.xml><?xml version="1.0" encoding="utf-8"?>
-<w:ftr xmlns:wpc="http://schemas.microsoft.com/office/word/2010/wordprocessingCanvas" xmlns:cx="http://schemas.microsoft.com/office/drawing/2014/chartex" xmlns:cx1="http://schemas.microsoft.com/office/drawing/2015/9/8/chartex" xmlns:cx2="http://schemas.microsoft.com/office/drawing/2015/10/21/chartex" xmlns:cx3="http://schemas.microsoft.com/office/drawing/2016/5/9/chartex" xmlns:cx4="http://schemas.microsoft.com/office/drawing/2016/5/10/chartex" xmlns:cx5="http://schemas.microsoft.com/office/drawing/2016/5/11/chartex" xmlns:cx6="http://schemas.microsoft.com/office/drawing/2016/5/12/chartex" xmlns:cx7="http://schemas.microsoft.com/office/drawing/2016/5/13/chartex" xmlns:cx8="http://schemas.microsoft.com/office/drawing/2016/5/14/chartex" xmlns:mc="http://schemas.openxmlformats.org/markup-compatibility/2006" xmlns:aink="http://schemas.microsoft.com/office/drawing/2016/ink" xmlns:am3d="http://schemas.microsoft.com/office/drawing/2017/model3d" xmlns:o="urn:schemas-microsoft-com:office:office" xmlns:r="http://schemas.openxmlformats.org/officeDocument/2006/relationships" xmlns:m="http://schemas.openxmlformats.org/officeDocument/2006/math" xmlns:v="urn:schemas-microsoft-com:vml" xmlns:wp14="http://schemas.microsoft.com/office/word/2010/wordprocessingDrawing" xmlns:wp="http://schemas.openxmlformats.org/drawingml/2006/wordprocessingDrawing" xmlns:w10="urn:schemas-microsoft-com:office:word" xmlns:w="http://schemas.openxmlformats.org/wordprocessingml/2006/main" xmlns:w14="http://schemas.microsoft.com/office/word/2010/wordml" xmlns:w15="http://schemas.microsoft.com/office/word/2012/wordml" xmlns:w16cex="http://schemas.microsoft.com/office/word/2018/wordml/cex" xmlns:w16cid="http://schemas.microsoft.com/office/word/2016/wordml/cid" xmlns:w16="http://schemas.microsoft.com/office/word/2018/wordml" xmlns:w16sdtdh="http://schemas.microsoft.com/office/word/2020/wordml/sdtdatahash" xmlns:w16se="http://schemas.microsoft.com/office/word/2015/wordml/symex" xmlns:wpg="http://schemas.microsoft.com/office/word/2010/wordprocessingGroup" xmlns:wpi="http://schemas.microsoft.com/office/word/2010/wordprocessingInk" xmlns:wne="http://schemas.microsoft.com/office/word/2006/wordml" xmlns:wps="http://schemas.microsoft.com/office/word/2010/wordprocessingShape" mc:Ignorable="w14 w15 w16se w16cid w16 w16cex w16sdtdh wp14">
+<w:ftr xmlns:wpc="http://schemas.microsoft.com/office/word/2010/wordprocessingCanvas" xmlns:cx="http://schemas.microsoft.com/office/drawing/2014/chartex" xmlns:cx1="http://schemas.microsoft.com/office/drawing/2015/9/8/chartex" xmlns:cx2="http://schemas.microsoft.com/office/drawing/2015/10/21/chartex" xmlns:cx3="http://schemas.microsoft.com/office/drawing/2016/5/9/chartex" xmlns:cx4="http://schemas.microsoft.com/office/drawing/2016/5/10/chartex" xmlns:cx5="http://schemas.microsoft.com/office/drawing/2016/5/11/chartex" xmlns:cx6="http://schemas.microsoft.com/office/drawing/2016/5/12/chartex" xmlns:cx7="http://schemas.microsoft.com/office/drawing/2016/5/13/chartex" xmlns:cx8="http://schemas.microsoft.com/office/drawing/2016/5/14/chartex" xmlns:mc="http://schemas.openxmlformats.org/markup-compatibility/2006" xmlns:aink="http://schemas.microsoft.com/office/drawing/2016/ink" xmlns:am3d="http://schemas.microsoft.com/office/drawing/2017/model3d" xmlns:o="urn:schemas-microsoft-com:office:office" xmlns:oel="http://schemas.microsoft.com/office/2019/extlst" xmlns:r="http://schemas.openxmlformats.org/officeDocument/2006/relationships" xmlns:m="http://schemas.openxmlformats.org/officeDocument/2006/math" xmlns:v="urn:schemas-microsoft-com:vml" xmlns:wp14="http://schemas.microsoft.com/office/word/2010/wordprocessingDrawing" xmlns:wp="http://schemas.openxmlformats.org/drawingml/2006/wordprocessingDrawing" xmlns:w10="urn:schemas-microsoft-com:office:word" xmlns:w="http://schemas.openxmlformats.org/wordprocessingml/2006/main" xmlns:w14="http://schemas.microsoft.com/office/word/2010/wordml" xmlns:w15="http://schemas.microsoft.com/office/word/2012/wordml" xmlns:w16cex="http://schemas.microsoft.com/office/word/2018/wordml/cex" xmlns:w16cid="http://schemas.microsoft.com/office/word/2016/wordml/cid" xmlns:w16="http://schemas.microsoft.com/office/word/2018/wordml" xmlns:w16du="http://schemas.microsoft.com/office/word/2023/wordml/word16du" xmlns:w16sdtdh="http://schemas.microsoft.com/office/word/2020/wordml/sdtdatahash" xmlns:w16sdtfl="http://schemas.microsoft.com/office/word/2024/wordml/sdtformatlock" xmlns:w16se="http://schemas.microsoft.com/office/word/2015/wordml/symex" xmlns:wpg="http://schemas.microsoft.com/office/word/2010/wordprocessingGroup" xmlns:wpi="http://schemas.microsoft.com/office/word/2010/wordprocessingInk" xmlns:wne="http://schemas.microsoft.com/office/word/2006/wordml" xmlns:wps="http://schemas.microsoft.com/office/word/2010/wordprocessingShape" mc:Ignorable="w14 w15 w16se w16cid w16 w16cex w16sdtdh w16sdtfl w16du wp14">
   <w:p>
     <w:pPr>
       <w:pStyle w:val="Footer"/>
@@ -16792,7 +14131,7 @@
 </file>
 
 <file path=word/footer5.xml><?xml version="1.0" encoding="utf-8"?>
-<w:ftr xmlns:wpc="http://schemas.microsoft.com/office/word/2010/wordprocessingCanvas" xmlns:cx="http://schemas.microsoft.com/office/drawing/2014/chartex" xmlns:cx1="http://schemas.microsoft.com/office/drawing/2015/9/8/chartex" xmlns:cx2="http://schemas.microsoft.com/office/drawing/2015/10/21/chartex" xmlns:cx3="http://schemas.microsoft.com/office/drawing/2016/5/9/chartex" xmlns:cx4="http://schemas.microsoft.com/office/drawing/2016/5/10/chartex" xmlns:cx5="http://schemas.microsoft.com/office/drawing/2016/5/11/chartex" xmlns:cx6="http://schemas.microsoft.com/office/drawing/2016/5/12/chartex" xmlns:cx7="http://schemas.microsoft.com/office/drawing/2016/5/13/chartex" xmlns:cx8="http://schemas.microsoft.com/office/drawing/2016/5/14/chartex" xmlns:mc="http://schemas.openxmlformats.org/markup-compatibility/2006" xmlns:aink="http://schemas.microsoft.com/office/drawing/2016/ink" xmlns:am3d="http://schemas.microsoft.com/office/drawing/2017/model3d" xmlns:o="urn:schemas-microsoft-com:office:office" xmlns:r="http://schemas.openxmlformats.org/officeDocument/2006/relationships" xmlns:m="http://schemas.openxmlformats.org/officeDocument/2006/math" xmlns:v="urn:schemas-microsoft-com:vml" xmlns:wp14="http://schemas.microsoft.com/office/word/2010/wordprocessingDrawing" xmlns:wp="http://schemas.openxmlformats.org/drawingml/2006/wordprocessingDrawing" xmlns:w10="urn:schemas-microsoft-com:office:word" xmlns:w="http://schemas.openxmlformats.org/wordprocessingml/2006/main" xmlns:w14="http://schemas.microsoft.com/office/word/2010/wordml" xmlns:w15="http://schemas.microsoft.com/office/word/2012/wordml" xmlns:w16cex="http://schemas.microsoft.com/office/word/2018/wordml/cex" xmlns:w16cid="http://schemas.microsoft.com/office/word/2016/wordml/cid" xmlns:w16="http://schemas.microsoft.com/office/word/2018/wordml" xmlns:w16sdtdh="http://schemas.microsoft.com/office/word/2020/wordml/sdtdatahash" xmlns:w16se="http://schemas.microsoft.com/office/word/2015/wordml/symex" xmlns:wpg="http://schemas.microsoft.com/office/word/2010/wordprocessingGroup" xmlns:wpi="http://schemas.microsoft.com/office/word/2010/wordprocessingInk" xmlns:wne="http://schemas.microsoft.com/office/word/2006/wordml" xmlns:wps="http://schemas.microsoft.com/office/word/2010/wordprocessingShape" mc:Ignorable="w14 w15 w16se w16cid w16 w16cex w16sdtdh wp14">
+<w:ftr xmlns:wpc="http://schemas.microsoft.com/office/word/2010/wordprocessingCanvas" xmlns:cx="http://schemas.microsoft.com/office/drawing/2014/chartex" xmlns:cx1="http://schemas.microsoft.com/office/drawing/2015/9/8/chartex" xmlns:cx2="http://schemas.microsoft.com/office/drawing/2015/10/21/chartex" xmlns:cx3="http://schemas.microsoft.com/office/drawing/2016/5/9/chartex" xmlns:cx4="http://schemas.microsoft.com/office/drawing/2016/5/10/chartex" xmlns:cx5="http://schemas.microsoft.com/office/drawing/2016/5/11/chartex" xmlns:cx6="http://schemas.microsoft.com/office/drawing/2016/5/12/chartex" xmlns:cx7="http://schemas.microsoft.com/office/drawing/2016/5/13/chartex" xmlns:cx8="http://schemas.microsoft.com/office/drawing/2016/5/14/chartex" xmlns:mc="http://schemas.openxmlformats.org/markup-compatibility/2006" xmlns:aink="http://schemas.microsoft.com/office/drawing/2016/ink" xmlns:am3d="http://schemas.microsoft.com/office/drawing/2017/model3d" xmlns:o="urn:schemas-microsoft-com:office:office" xmlns:oel="http://schemas.microsoft.com/office/2019/extlst" xmlns:r="http://schemas.openxmlformats.org/officeDocument/2006/relationships" xmlns:m="http://schemas.openxmlformats.org/officeDocument/2006/math" xmlns:v="urn:schemas-microsoft-com:vml" xmlns:wp14="http://schemas.microsoft.com/office/word/2010/wordprocessingDrawing" xmlns:wp="http://schemas.openxmlformats.org/drawingml/2006/wordprocessingDrawing" xmlns:w10="urn:schemas-microsoft-com:office:word" xmlns:w="http://schemas.openxmlformats.org/wordprocessingml/2006/main" xmlns:w14="http://schemas.microsoft.com/office/word/2010/wordml" xmlns:w15="http://schemas.microsoft.com/office/word/2012/wordml" xmlns:w16cex="http://schemas.microsoft.com/office/word/2018/wordml/cex" xmlns:w16cid="http://schemas.microsoft.com/office/word/2016/wordml/cid" xmlns:w16="http://schemas.microsoft.com/office/word/2018/wordml" xmlns:w16du="http://schemas.microsoft.com/office/word/2023/wordml/word16du" xmlns:w16sdtdh="http://schemas.microsoft.com/office/word/2020/wordml/sdtdatahash" xmlns:w16sdtfl="http://schemas.microsoft.com/office/word/2024/wordml/sdtformatlock" xmlns:w16se="http://schemas.microsoft.com/office/word/2015/wordml/symex" xmlns:wpg="http://schemas.microsoft.com/office/word/2010/wordprocessingGroup" xmlns:wpi="http://schemas.microsoft.com/office/word/2010/wordprocessingInk" xmlns:wne="http://schemas.microsoft.com/office/word/2006/wordml" xmlns:wps="http://schemas.microsoft.com/office/word/2010/wordprocessingShape" mc:Ignorable="w14 w15 w16se w16cid w16 w16cex w16sdtdh w16sdtfl w16du wp14">
   <w:p>
     <w:pPr>
       <w:pStyle w:val="Footer"/>
@@ -16802,7 +14141,7 @@
 </file>
 
 <file path=word/footer6.xml><?xml version="1.0" encoding="utf-8"?>
-<w:ftr xmlns:wpc="http://schemas.microsoft.com/office/word/2010/wordprocessingCanvas" xmlns:cx="http://schemas.microsoft.com/office/drawing/2014/chartex" xmlns:cx1="http://schemas.microsoft.com/office/drawing/2015/9/8/chartex" xmlns:cx2="http://schemas.microsoft.com/office/drawing/2015/10/21/chartex" xmlns:cx3="http://schemas.microsoft.com/office/drawing/2016/5/9/chartex" xmlns:cx4="http://schemas.microsoft.com/office/drawing/2016/5/10/chartex" xmlns:cx5="http://schemas.microsoft.com/office/drawing/2016/5/11/chartex" xmlns:cx6="http://schemas.microsoft.com/office/drawing/2016/5/12/chartex" xmlns:cx7="http://schemas.microsoft.com/office/drawing/2016/5/13/chartex" xmlns:cx8="http://schemas.microsoft.com/office/drawing/2016/5/14/chartex" xmlns:mc="http://schemas.openxmlformats.org/markup-compatibility/2006" xmlns:aink="http://schemas.microsoft.com/office/drawing/2016/ink" xmlns:am3d="http://schemas.microsoft.com/office/drawing/2017/model3d" xmlns:o="urn:schemas-microsoft-com:office:office" xmlns:r="http://schemas.openxmlformats.org/officeDocument/2006/relationships" xmlns:m="http://schemas.openxmlformats.org/officeDocument/2006/math" xmlns:v="urn:schemas-microsoft-com:vml" xmlns:wp14="http://schemas.microsoft.com/office/word/2010/wordprocessingDrawing" xmlns:wp="http://schemas.openxmlformats.org/drawingml/2006/wordprocessingDrawing" xmlns:w10="urn:schemas-microsoft-com:office:word" xmlns:w="http://schemas.openxmlformats.org/wordprocessingml/2006/main" xmlns:w14="http://schemas.microsoft.com/office/word/2010/wordml" xmlns:w15="http://schemas.microsoft.com/office/word/2012/wordml" xmlns:w16cex="http://schemas.microsoft.com/office/word/2018/wordml/cex" xmlns:w16cid="http://schemas.microsoft.com/office/word/2016/wordml/cid" xmlns:w16="http://schemas.microsoft.com/office/word/2018/wordml" xmlns:w16sdtdh="http://schemas.microsoft.com/office/word/2020/wordml/sdtdatahash" xmlns:w16se="http://schemas.microsoft.com/office/word/2015/wordml/symex" xmlns:wpg="http://schemas.microsoft.com/office/word/2010/wordprocessingGroup" xmlns:wpi="http://schemas.microsoft.com/office/word/2010/wordprocessingInk" xmlns:wne="http://schemas.microsoft.com/office/word/2006/wordml" xmlns:wps="http://schemas.microsoft.com/office/word/2010/wordprocessingShape" mc:Ignorable="w14 w15 w16se w16cid w16 w16cex w16sdtdh wp14">
+<w:ftr xmlns:wpc="http://schemas.microsoft.com/office/word/2010/wordprocessingCanvas" xmlns:cx="http://schemas.microsoft.com/office/drawing/2014/chartex" xmlns:cx1="http://schemas.microsoft.com/office/drawing/2015/9/8/chartex" xmlns:cx2="http://schemas.microsoft.com/office/drawing/2015/10/21/chartex" xmlns:cx3="http://schemas.microsoft.com/office/drawing/2016/5/9/chartex" xmlns:cx4="http://schemas.microsoft.com/office/drawing/2016/5/10/chartex" xmlns:cx5="http://schemas.microsoft.com/office/drawing/2016/5/11/chartex" xmlns:cx6="http://schemas.microsoft.com/office/drawing/2016/5/12/chartex" xmlns:cx7="http://schemas.microsoft.com/office/drawing/2016/5/13/chartex" xmlns:cx8="http://schemas.microsoft.com/office/drawing/2016/5/14/chartex" xmlns:mc="http://schemas.openxmlformats.org/markup-compatibility/2006" xmlns:aink="http://schemas.microsoft.com/office/drawing/2016/ink" xmlns:am3d="http://schemas.microsoft.com/office/drawing/2017/model3d" xmlns:o="urn:schemas-microsoft-com:office:office" xmlns:oel="http://schemas.microsoft.com/office/2019/extlst" xmlns:r="http://schemas.openxmlformats.org/officeDocument/2006/relationships" xmlns:m="http://schemas.openxmlformats.org/officeDocument/2006/math" xmlns:v="urn:schemas-microsoft-com:vml" xmlns:wp14="http://schemas.microsoft.com/office/word/2010/wordprocessingDrawing" xmlns:wp="http://schemas.openxmlformats.org/drawingml/2006/wordprocessingDrawing" xmlns:w10="urn:schemas-microsoft-com:office:word" xmlns:w="http://schemas.openxmlformats.org/wordprocessingml/2006/main" xmlns:w14="http://schemas.microsoft.com/office/word/2010/wordml" xmlns:w15="http://schemas.microsoft.com/office/word/2012/wordml" xmlns:w16cex="http://schemas.microsoft.com/office/word/2018/wordml/cex" xmlns:w16cid="http://schemas.microsoft.com/office/word/2016/wordml/cid" xmlns:w16="http://schemas.microsoft.com/office/word/2018/wordml" xmlns:w16du="http://schemas.microsoft.com/office/word/2023/wordml/word16du" xmlns:w16sdtdh="http://schemas.microsoft.com/office/word/2020/wordml/sdtdatahash" xmlns:w16sdtfl="http://schemas.microsoft.com/office/word/2024/wordml/sdtformatlock" xmlns:w16se="http://schemas.microsoft.com/office/word/2015/wordml/symex" xmlns:wpg="http://schemas.microsoft.com/office/word/2010/wordprocessingGroup" xmlns:wpi="http://schemas.microsoft.com/office/word/2010/wordprocessingInk" xmlns:wne="http://schemas.microsoft.com/office/word/2006/wordml" xmlns:wps="http://schemas.microsoft.com/office/word/2010/wordprocessingShape" mc:Ignorable="w14 w15 w16se w16cid w16 w16cex w16sdtdh w16sdtfl w16du wp14">
   <w:p>
     <w:pPr>
       <w:pStyle w:val="Footer"/>
@@ -16812,7 +14151,7 @@
 </file>
 
 <file path=word/footnotes.xml><?xml version="1.0" encoding="utf-8"?>
-<w:footnotes xmlns:wpc="http://schemas.microsoft.com/office/word/2010/wordprocessingCanvas" xmlns:cx="http://schemas.microsoft.com/office/drawing/2014/chartex" xmlns:cx1="http://schemas.microsoft.com/office/drawing/2015/9/8/chartex" xmlns:cx2="http://schemas.microsoft.com/office/drawing/2015/10/21/chartex" xmlns:cx3="http://schemas.microsoft.com/office/drawing/2016/5/9/chartex" xmlns:cx4="http://schemas.microsoft.com/office/drawing/2016/5/10/chartex" xmlns:cx5="http://schemas.microsoft.com/office/drawing/2016/5/11/chartex" xmlns:cx6="http://schemas.microsoft.com/office/drawing/2016/5/12/chartex" xmlns:cx7="http://schemas.microsoft.com/office/drawing/2016/5/13/chartex" xmlns:cx8="http://schemas.microsoft.com/office/drawing/2016/5/14/chartex" xmlns:mc="http://schemas.openxmlformats.org/markup-compatibility/2006" xmlns:aink="http://schemas.microsoft.com/office/drawing/2016/ink" xmlns:am3d="http://schemas.microsoft.com/office/drawing/2017/model3d" xmlns:o="urn:schemas-microsoft-com:office:office" xmlns:r="http://schemas.openxmlformats.org/officeDocument/2006/relationships" xmlns:m="http://schemas.openxmlformats.org/officeDocument/2006/math" xmlns:v="urn:schemas-microsoft-com:vml" xmlns:wp14="http://schemas.microsoft.com/office/word/2010/wordprocessingDrawing" xmlns:wp="http://schemas.openxmlformats.org/drawingml/2006/wordprocessingDrawing" xmlns:w10="urn:schemas-microsoft-com:office:word" xmlns:w="http://schemas.openxmlformats.org/wordprocessingml/2006/main" xmlns:w14="http://schemas.microsoft.com/office/word/2010/wordml" xmlns:w15="http://schemas.microsoft.com/office/word/2012/wordml" xmlns:w16cex="http://schemas.microsoft.com/office/word/2018/wordml/cex" xmlns:w16cid="http://schemas.microsoft.com/office/word/2016/wordml/cid" xmlns:w16="http://schemas.microsoft.com/office/word/2018/wordml" xmlns:w16sdtdh="http://schemas.microsoft.com/office/word/2020/wordml/sdtdatahash" xmlns:w16se="http://schemas.microsoft.com/office/word/2015/wordml/symex" xmlns:wpg="http://schemas.microsoft.com/office/word/2010/wordprocessingGroup" xmlns:wpi="http://schemas.microsoft.com/office/word/2010/wordprocessingInk" xmlns:wne="http://schemas.microsoft.com/office/word/2006/wordml" xmlns:wps="http://schemas.microsoft.com/office/word/2010/wordprocessingShape" mc:Ignorable="w14 w15 w16se w16cid w16 w16cex w16sdtdh wp14">
+<w:footnotes xmlns:wpc="http://schemas.microsoft.com/office/word/2010/wordprocessingCanvas" xmlns:cx="http://schemas.microsoft.com/office/drawing/2014/chartex" xmlns:cx1="http://schemas.microsoft.com/office/drawing/2015/9/8/chartex" xmlns:cx2="http://schemas.microsoft.com/office/drawing/2015/10/21/chartex" xmlns:cx3="http://schemas.microsoft.com/office/drawing/2016/5/9/chartex" xmlns:cx4="http://schemas.microsoft.com/office/drawing/2016/5/10/chartex" xmlns:cx5="http://schemas.microsoft.com/office/drawing/2016/5/11/chartex" xmlns:cx6="http://schemas.microsoft.com/office/drawing/2016/5/12/chartex" xmlns:cx7="http://schemas.microsoft.com/office/drawing/2016/5/13/chartex" xmlns:cx8="http://schemas.microsoft.com/office/drawing/2016/5/14/chartex" xmlns:mc="http://schemas.openxmlformats.org/markup-compatibility/2006" xmlns:aink="http://schemas.microsoft.com/office/drawing/2016/ink" xmlns:am3d="http://schemas.microsoft.com/office/drawing/2017/model3d" xmlns:o="urn:schemas-microsoft-com:office:office" xmlns:oel="http://schemas.microsoft.com/office/2019/extlst" xmlns:r="http://schemas.openxmlformats.org/officeDocument/2006/relationships" xmlns:m="http://schemas.openxmlformats.org/officeDocument/2006/math" xmlns:v="urn:schemas-microsoft-com:vml" xmlns:wp14="http://schemas.microsoft.com/office/word/2010/wordprocessingDrawing" xmlns:wp="http://schemas.openxmlformats.org/drawingml/2006/wordprocessingDrawing" xmlns:w10="urn:schemas-microsoft-com:office:word" xmlns:w="http://schemas.openxmlformats.org/wordprocessingml/2006/main" xmlns:w14="http://schemas.microsoft.com/office/word/2010/wordml" xmlns:w15="http://schemas.microsoft.com/office/word/2012/wordml" xmlns:w16cex="http://schemas.microsoft.com/office/word/2018/wordml/cex" xmlns:w16cid="http://schemas.microsoft.com/office/word/2016/wordml/cid" xmlns:w16="http://schemas.microsoft.com/office/word/2018/wordml" xmlns:w16du="http://schemas.microsoft.com/office/word/2023/wordml/word16du" xmlns:w16sdtdh="http://schemas.microsoft.com/office/word/2020/wordml/sdtdatahash" xmlns:w16sdtfl="http://schemas.microsoft.com/office/word/2024/wordml/sdtformatlock" xmlns:w16se="http://schemas.microsoft.com/office/word/2015/wordml/symex" xmlns:wpg="http://schemas.microsoft.com/office/word/2010/wordprocessingGroup" xmlns:wpi="http://schemas.microsoft.com/office/word/2010/wordprocessingInk" xmlns:wne="http://schemas.microsoft.com/office/word/2006/wordml" xmlns:wps="http://schemas.microsoft.com/office/word/2010/wordprocessingShape" mc:Ignorable="w14 w15 w16se w16cid w16 w16cex w16sdtdh w16sdtfl w16du wp14">
   <w:footnote w:type="separator" w:id="-1">
     <w:p>
       <w:pPr>
@@ -16837,7 +14176,7 @@
 </file>
 
 <file path=word/header1.xml><?xml version="1.0" encoding="utf-8"?>
-<w:hdr xmlns:wpc="http://schemas.microsoft.com/office/word/2010/wordprocessingCanvas" xmlns:cx="http://schemas.microsoft.com/office/drawing/2014/chartex" xmlns:cx1="http://schemas.microsoft.com/office/drawing/2015/9/8/chartex" xmlns:cx2="http://schemas.microsoft.com/office/drawing/2015/10/21/chartex" xmlns:cx3="http://schemas.microsoft.com/office/drawing/2016/5/9/chartex" xmlns:cx4="http://schemas.microsoft.com/office/drawing/2016/5/10/chartex" xmlns:cx5="http://schemas.microsoft.com/office/drawing/2016/5/11/chartex" xmlns:cx6="http://schemas.microsoft.com/office/drawing/2016/5/12/chartex" xmlns:cx7="http://schemas.microsoft.com/office/drawing/2016/5/13/chartex" xmlns:cx8="http://schemas.microsoft.com/office/drawing/2016/5/14/chartex" xmlns:mc="http://schemas.openxmlformats.org/markup-compatibility/2006" xmlns:aink="http://schemas.microsoft.com/office/drawing/2016/ink" xmlns:am3d="http://schemas.microsoft.com/office/drawing/2017/model3d" xmlns:o="urn:schemas-microsoft-com:office:office" xmlns:r="http://schemas.openxmlformats.org/officeDocument/2006/relationships" xmlns:m="http://schemas.openxmlformats.org/officeDocument/2006/math" xmlns:v="urn:schemas-microsoft-com:vml" xmlns:wp14="http://schemas.microsoft.com/office/word/2010/wordprocessingDrawing" xmlns:wp="http://schemas.openxmlformats.org/drawingml/2006/wordprocessingDrawing" xmlns:w10="urn:schemas-microsoft-com:office:word" xmlns:w="http://schemas.openxmlformats.org/wordprocessingml/2006/main" xmlns:w14="http://schemas.microsoft.com/office/word/2010/wordml" xmlns:w15="http://schemas.microsoft.com/office/word/2012/wordml" xmlns:w16cex="http://schemas.microsoft.com/office/word/2018/wordml/cex" xmlns:w16cid="http://schemas.microsoft.com/office/word/2016/wordml/cid" xmlns:w16="http://schemas.microsoft.com/office/word/2018/wordml" xmlns:w16sdtdh="http://schemas.microsoft.com/office/word/2020/wordml/sdtdatahash" xmlns:w16se="http://schemas.microsoft.com/office/word/2015/wordml/symex" xmlns:wpg="http://schemas.microsoft.com/office/word/2010/wordprocessingGroup" xmlns:wpi="http://schemas.microsoft.com/office/word/2010/wordprocessingInk" xmlns:wne="http://schemas.microsoft.com/office/word/2006/wordml" xmlns:wps="http://schemas.microsoft.com/office/word/2010/wordprocessingShape" mc:Ignorable="w14 w15 w16se w16cid w16 w16cex w16sdtdh wp14">
+<w:hdr xmlns:wpc="http://schemas.microsoft.com/office/word/2010/wordprocessingCanvas" xmlns:cx="http://schemas.microsoft.com/office/drawing/2014/chartex" xmlns:cx1="http://schemas.microsoft.com/office/drawing/2015/9/8/chartex" xmlns:cx2="http://schemas.microsoft.com/office/drawing/2015/10/21/chartex" xmlns:cx3="http://schemas.microsoft.com/office/drawing/2016/5/9/chartex" xmlns:cx4="http://schemas.microsoft.com/office/drawing/2016/5/10/chartex" xmlns:cx5="http://schemas.microsoft.com/office/drawing/2016/5/11/chartex" xmlns:cx6="http://schemas.microsoft.com/office/drawing/2016/5/12/chartex" xmlns:cx7="http://schemas.microsoft.com/office/drawing/2016/5/13/chartex" xmlns:cx8="http://schemas.microsoft.com/office/drawing/2016/5/14/chartex" xmlns:mc="http://schemas.openxmlformats.org/markup-compatibility/2006" xmlns:aink="http://schemas.microsoft.com/office/drawing/2016/ink" xmlns:am3d="http://schemas.microsoft.com/office/drawing/2017/model3d" xmlns:o="urn:schemas-microsoft-com:office:office" xmlns:oel="http://schemas.microsoft.com/office/2019/extlst" xmlns:r="http://schemas.openxmlformats.org/officeDocument/2006/relationships" xmlns:m="http://schemas.openxmlformats.org/officeDocument/2006/math" xmlns:v="urn:schemas-microsoft-com:vml" xmlns:wp14="http://schemas.microsoft.com/office/word/2010/wordprocessingDrawing" xmlns:wp="http://schemas.openxmlformats.org/drawingml/2006/wordprocessingDrawing" xmlns:w10="urn:schemas-microsoft-com:office:word" xmlns:w="http://schemas.openxmlformats.org/wordprocessingml/2006/main" xmlns:w14="http://schemas.microsoft.com/office/word/2010/wordml" xmlns:w15="http://schemas.microsoft.com/office/word/2012/wordml" xmlns:w16cex="http://schemas.microsoft.com/office/word/2018/wordml/cex" xmlns:w16cid="http://schemas.microsoft.com/office/word/2016/wordml/cid" xmlns:w16="http://schemas.microsoft.com/office/word/2018/wordml" xmlns:w16du="http://schemas.microsoft.com/office/word/2023/wordml/word16du" xmlns:w16sdtdh="http://schemas.microsoft.com/office/word/2020/wordml/sdtdatahash" xmlns:w16sdtfl="http://schemas.microsoft.com/office/word/2024/wordml/sdtformatlock" xmlns:w16se="http://schemas.microsoft.com/office/word/2015/wordml/symex" xmlns:wpg="http://schemas.microsoft.com/office/word/2010/wordprocessingGroup" xmlns:wpi="http://schemas.microsoft.com/office/word/2010/wordprocessingInk" xmlns:wne="http://schemas.microsoft.com/office/word/2006/wordml" xmlns:wps="http://schemas.microsoft.com/office/word/2010/wordprocessingShape" mc:Ignorable="w14 w15 w16se w16cid w16 w16cex w16sdtdh w16sdtfl w16du wp14">
   <w:p>
     <w:pPr>
       <w:pStyle w:val="Header"/>
@@ -16847,7 +14186,7 @@
 </file>
 
 <file path=word/header2.xml><?xml version="1.0" encoding="utf-8"?>
-<w:hdr xmlns:wpc="http://schemas.microsoft.com/office/word/2010/wordprocessingCanvas" xmlns:cx="http://schemas.microsoft.com/office/drawing/2014/chartex" xmlns:cx1="http://schemas.microsoft.com/office/drawing/2015/9/8/chartex" xmlns:cx2="http://schemas.microsoft.com/office/drawing/2015/10/21/chartex" xmlns:cx3="http://schemas.microsoft.com/office/drawing/2016/5/9/chartex" xmlns:cx4="http://schemas.microsoft.com/office/drawing/2016/5/10/chartex" xmlns:cx5="http://schemas.microsoft.com/office/drawing/2016/5/11/chartex" xmlns:cx6="http://schemas.microsoft.com/office/drawing/2016/5/12/chartex" xmlns:cx7="http://schemas.microsoft.com/office/drawing/2016/5/13/chartex" xmlns:cx8="http://schemas.microsoft.com/office/drawing/2016/5/14/chartex" xmlns:mc="http://schemas.openxmlformats.org/markup-compatibility/2006" xmlns:aink="http://schemas.microsoft.com/office/drawing/2016/ink" xmlns:am3d="http://schemas.microsoft.com/office/drawing/2017/model3d" xmlns:o="urn:schemas-microsoft-com:office:office" xmlns:r="http://schemas.openxmlformats.org/officeDocument/2006/relationships" xmlns:m="http://schemas.openxmlformats.org/officeDocument/2006/math" xmlns:v="urn:schemas-microsoft-com:vml" xmlns:wp14="http://schemas.microsoft.com/office/word/2010/wordprocessingDrawing" xmlns:wp="http://schemas.openxmlformats.org/drawingml/2006/wordprocessingDrawing" xmlns:w10="urn:schemas-microsoft-com:office:word" xmlns:w="http://schemas.openxmlformats.org/wordprocessingml/2006/main" xmlns:w14="http://schemas.microsoft.com/office/word/2010/wordml" xmlns:w15="http://schemas.microsoft.com/office/word/2012/wordml" xmlns:w16cex="http://schemas.microsoft.com/office/word/2018/wordml/cex" xmlns:w16cid="http://schemas.microsoft.com/office/word/2016/wordml/cid" xmlns:w16="http://schemas.microsoft.com/office/word/2018/wordml" xmlns:w16sdtdh="http://schemas.microsoft.com/office/word/2020/wordml/sdtdatahash" xmlns:w16se="http://schemas.microsoft.com/office/word/2015/wordml/symex" xmlns:wpg="http://schemas.microsoft.com/office/word/2010/wordprocessingGroup" xmlns:wpi="http://schemas.microsoft.com/office/word/2010/wordprocessingInk" xmlns:wne="http://schemas.microsoft.com/office/word/2006/wordml" xmlns:wps="http://schemas.microsoft.com/office/word/2010/wordprocessingShape" mc:Ignorable="w14 w15 w16se w16cid w16 w16cex w16sdtdh wp14">
+<w:hdr xmlns:wpc="http://schemas.microsoft.com/office/word/2010/wordprocessingCanvas" xmlns:cx="http://schemas.microsoft.com/office/drawing/2014/chartex" xmlns:cx1="http://schemas.microsoft.com/office/drawing/2015/9/8/chartex" xmlns:cx2="http://schemas.microsoft.com/office/drawing/2015/10/21/chartex" xmlns:cx3="http://schemas.microsoft.com/office/drawing/2016/5/9/chartex" xmlns:cx4="http://schemas.microsoft.com/office/drawing/2016/5/10/chartex" xmlns:cx5="http://schemas.microsoft.com/office/drawing/2016/5/11/chartex" xmlns:cx6="http://schemas.microsoft.com/office/drawing/2016/5/12/chartex" xmlns:cx7="http://schemas.microsoft.com/office/drawing/2016/5/13/chartex" xmlns:cx8="http://schemas.microsoft.com/office/drawing/2016/5/14/chartex" xmlns:mc="http://schemas.openxmlformats.org/markup-compatibility/2006" xmlns:aink="http://schemas.microsoft.com/office/drawing/2016/ink" xmlns:am3d="http://schemas.microsoft.com/office/drawing/2017/model3d" xmlns:o="urn:schemas-microsoft-com:office:office" xmlns:oel="http://schemas.microsoft.com/office/2019/extlst" xmlns:r="http://schemas.openxmlformats.org/officeDocument/2006/relationships" xmlns:m="http://schemas.openxmlformats.org/officeDocument/2006/math" xmlns:v="urn:schemas-microsoft-com:vml" xmlns:wp14="http://schemas.microsoft.com/office/word/2010/wordprocessingDrawing" xmlns:wp="http://schemas.openxmlformats.org/drawingml/2006/wordprocessingDrawing" xmlns:w10="urn:schemas-microsoft-com:office:word" xmlns:w="http://schemas.openxmlformats.org/wordprocessingml/2006/main" xmlns:w14="http://schemas.microsoft.com/office/word/2010/wordml" xmlns:w15="http://schemas.microsoft.com/office/word/2012/wordml" xmlns:w16cex="http://schemas.microsoft.com/office/word/2018/wordml/cex" xmlns:w16cid="http://schemas.microsoft.com/office/word/2016/wordml/cid" xmlns:w16="http://schemas.microsoft.com/office/word/2018/wordml" xmlns:w16du="http://schemas.microsoft.com/office/word/2023/wordml/word16du" xmlns:w16sdtdh="http://schemas.microsoft.com/office/word/2020/wordml/sdtdatahash" xmlns:w16sdtfl="http://schemas.microsoft.com/office/word/2024/wordml/sdtformatlock" xmlns:w16se="http://schemas.microsoft.com/office/word/2015/wordml/symex" xmlns:wpg="http://schemas.microsoft.com/office/word/2010/wordprocessingGroup" xmlns:wpi="http://schemas.microsoft.com/office/word/2010/wordprocessingInk" xmlns:wne="http://schemas.microsoft.com/office/word/2006/wordml" xmlns:wps="http://schemas.microsoft.com/office/word/2010/wordprocessingShape" mc:Ignorable="w14 w15 w16se w16cid w16 w16cex w16sdtdh w16sdtfl w16du wp14">
   <w:p>
     <w:pPr>
       <w:pStyle w:val="Header"/>
@@ -16857,7 +14196,7 @@
 </file>
 
 <file path=word/header3.xml><?xml version="1.0" encoding="utf-8"?>
-<w:hdr xmlns:wpc="http://schemas.microsoft.com/office/word/2010/wordprocessingCanvas" xmlns:cx="http://schemas.microsoft.com/office/drawing/2014/chartex" xmlns:cx1="http://schemas.microsoft.com/office/drawing/2015/9/8/chartex" xmlns:cx2="http://schemas.microsoft.com/office/drawing/2015/10/21/chartex" xmlns:cx3="http://schemas.microsoft.com/office/drawing/2016/5/9/chartex" xmlns:cx4="http://schemas.microsoft.com/office/drawing/2016/5/10/chartex" xmlns:cx5="http://schemas.microsoft.com/office/drawing/2016/5/11/chartex" xmlns:cx6="http://schemas.microsoft.com/office/drawing/2016/5/12/chartex" xmlns:cx7="http://schemas.microsoft.com/office/drawing/2016/5/13/chartex" xmlns:cx8="http://schemas.microsoft.com/office/drawing/2016/5/14/chartex" xmlns:mc="http://schemas.openxmlformats.org/markup-compatibility/2006" xmlns:aink="http://schemas.microsoft.com/office/drawing/2016/ink" xmlns:am3d="http://schemas.microsoft.com/office/drawing/2017/model3d" xmlns:o="urn:schemas-microsoft-com:office:office" xmlns:r="http://schemas.openxmlformats.org/officeDocument/2006/relationships" xmlns:m="http://schemas.openxmlformats.org/officeDocument/2006/math" xmlns:v="urn:schemas-microsoft-com:vml" xmlns:wp14="http://schemas.microsoft.com/office/word/2010/wordprocessingDrawing" xmlns:wp="http://schemas.openxmlformats.org/drawingml/2006/wordprocessingDrawing" xmlns:w10="urn:schemas-microsoft-com:office:word" xmlns:w="http://schemas.openxmlformats.org/wordprocessingml/2006/main" xmlns:w14="http://schemas.microsoft.com/office/word/2010/wordml" xmlns:w15="http://schemas.microsoft.com/office/word/2012/wordml" xmlns:w16cex="http://schemas.microsoft.com/office/word/2018/wordml/cex" xmlns:w16cid="http://schemas.microsoft.com/office/word/2016/wordml/cid" xmlns:w16="http://schemas.microsoft.com/office/word/2018/wordml" xmlns:w16sdtdh="http://schemas.microsoft.com/office/word/2020/wordml/sdtdatahash" xmlns:w16se="http://schemas.microsoft.com/office/word/2015/wordml/symex" xmlns:wpg="http://schemas.microsoft.com/office/word/2010/wordprocessingGroup" xmlns:wpi="http://schemas.microsoft.com/office/word/2010/wordprocessingInk" xmlns:wne="http://schemas.microsoft.com/office/word/2006/wordml" xmlns:wps="http://schemas.microsoft.com/office/word/2010/wordprocessingShape" mc:Ignorable="w14 w15 w16se w16cid w16 w16cex w16sdtdh wp14">
+<w:hdr xmlns:wpc="http://schemas.microsoft.com/office/word/2010/wordprocessingCanvas" xmlns:cx="http://schemas.microsoft.com/office/drawing/2014/chartex" xmlns:cx1="http://schemas.microsoft.com/office/drawing/2015/9/8/chartex" xmlns:cx2="http://schemas.microsoft.com/office/drawing/2015/10/21/chartex" xmlns:cx3="http://schemas.microsoft.com/office/drawing/2016/5/9/chartex" xmlns:cx4="http://schemas.microsoft.com/office/drawing/2016/5/10/chartex" xmlns:cx5="http://schemas.microsoft.com/office/drawing/2016/5/11/chartex" xmlns:cx6="http://schemas.microsoft.com/office/drawing/2016/5/12/chartex" xmlns:cx7="http://schemas.microsoft.com/office/drawing/2016/5/13/chartex" xmlns:cx8="http://schemas.microsoft.com/office/drawing/2016/5/14/chartex" xmlns:mc="http://schemas.openxmlformats.org/markup-compatibility/2006" xmlns:aink="http://schemas.microsoft.com/office/drawing/2016/ink" xmlns:am3d="http://schemas.microsoft.com/office/drawing/2017/model3d" xmlns:o="urn:schemas-microsoft-com:office:office" xmlns:oel="http://schemas.microsoft.com/office/2019/extlst" xmlns:r="http://schemas.openxmlformats.org/officeDocument/2006/relationships" xmlns:m="http://schemas.openxmlformats.org/officeDocument/2006/math" xmlns:v="urn:schemas-microsoft-com:vml" xmlns:wp14="http://schemas.microsoft.com/office/word/2010/wordprocessingDrawing" xmlns:wp="http://schemas.openxmlformats.org/drawingml/2006/wordprocessingDrawing" xmlns:w10="urn:schemas-microsoft-com:office:word" xmlns:w="http://schemas.openxmlformats.org/wordprocessingml/2006/main" xmlns:w14="http://schemas.microsoft.com/office/word/2010/wordml" xmlns:w15="http://schemas.microsoft.com/office/word/2012/wordml" xmlns:w16cex="http://schemas.microsoft.com/office/word/2018/wordml/cex" xmlns:w16cid="http://schemas.microsoft.com/office/word/2016/wordml/cid" xmlns:w16="http://schemas.microsoft.com/office/word/2018/wordml" xmlns:w16du="http://schemas.microsoft.com/office/word/2023/wordml/word16du" xmlns:w16sdtdh="http://schemas.microsoft.com/office/word/2020/wordml/sdtdatahash" xmlns:w16sdtfl="http://schemas.microsoft.com/office/word/2024/wordml/sdtformatlock" xmlns:w16se="http://schemas.microsoft.com/office/word/2015/wordml/symex" xmlns:wpg="http://schemas.microsoft.com/office/word/2010/wordprocessingGroup" xmlns:wpi="http://schemas.microsoft.com/office/word/2010/wordprocessingInk" xmlns:wne="http://schemas.microsoft.com/office/word/2006/wordml" xmlns:wps="http://schemas.microsoft.com/office/word/2010/wordprocessingShape" mc:Ignorable="w14 w15 w16se w16cid w16 w16cex w16sdtdh w16sdtfl w16du wp14">
   <w:p>
     <w:pPr>
       <w:pStyle w:val="Header"/>
@@ -16867,7 +14206,7 @@
 </file>
 
 <file path=word/header4.xml><?xml version="1.0" encoding="utf-8"?>
-<w:hdr xmlns:wpc="http://schemas.microsoft.com/office/word/2010/wordprocessingCanvas" xmlns:cx="http://schemas.microsoft.com/office/drawing/2014/chartex" xmlns:cx1="http://schemas.microsoft.com/office/drawing/2015/9/8/chartex" xmlns:cx2="http://schemas.microsoft.com/office/drawing/2015/10/21/chartex" xmlns:cx3="http://schemas.microsoft.com/office/drawing/2016/5/9/chartex" xmlns:cx4="http://schemas.microsoft.com/office/drawing/2016/5/10/chartex" xmlns:cx5="http://schemas.microsoft.com/office/drawing/2016/5/11/chartex" xmlns:cx6="http://schemas.microsoft.com/office/drawing/2016/5/12/chartex" xmlns:cx7="http://schemas.microsoft.com/office/drawing/2016/5/13/chartex" xmlns:cx8="http://schemas.microsoft.com/office/drawing/2016/5/14/chartex" xmlns:mc="http://schemas.openxmlformats.org/markup-compatibility/2006" xmlns:aink="http://schemas.microsoft.com/office/drawing/2016/ink" xmlns:am3d="http://schemas.microsoft.com/office/drawing/2017/model3d" xmlns:o="urn:schemas-microsoft-com:office:office" xmlns:r="http://schemas.openxmlformats.org/officeDocument/2006/relationships" xmlns:m="http://schemas.openxmlformats.org/officeDocument/2006/math" xmlns:v="urn:schemas-microsoft-com:vml" xmlns:wp14="http://schemas.microsoft.com/office/word/2010/wordprocessingDrawing" xmlns:wp="http://schemas.openxmlformats.org/drawingml/2006/wordprocessingDrawing" xmlns:w10="urn:schemas-microsoft-com:office:word" xmlns:w="http://schemas.openxmlformats.org/wordprocessingml/2006/main" xmlns:w14="http://schemas.microsoft.com/office/word/2010/wordml" xmlns:w15="http://schemas.microsoft.com/office/word/2012/wordml" xmlns:w16cex="http://schemas.microsoft.com/office/word/2018/wordml/cex" xmlns:w16cid="http://schemas.microsoft.com/office/word/2016/wordml/cid" xmlns:w16="http://schemas.microsoft.com/office/word/2018/wordml" xmlns:w16sdtdh="http://schemas.microsoft.com/office/word/2020/wordml/sdtdatahash" xmlns:w16se="http://schemas.microsoft.com/office/word/2015/wordml/symex" xmlns:wpg="http://schemas.microsoft.com/office/word/2010/wordprocessingGroup" xmlns:wpi="http://schemas.microsoft.com/office/word/2010/wordprocessingInk" xmlns:wne="http://schemas.microsoft.com/office/word/2006/wordml" xmlns:wps="http://schemas.microsoft.com/office/word/2010/wordprocessingShape" mc:Ignorable="w14 w15 w16se w16cid w16 w16cex w16sdtdh wp14">
+<w:hdr xmlns:wpc="http://schemas.microsoft.com/office/word/2010/wordprocessingCanvas" xmlns:cx="http://schemas.microsoft.com/office/drawing/2014/chartex" xmlns:cx1="http://schemas.microsoft.com/office/drawing/2015/9/8/chartex" xmlns:cx2="http://schemas.microsoft.com/office/drawing/2015/10/21/chartex" xmlns:cx3="http://schemas.microsoft.com/office/drawing/2016/5/9/chartex" xmlns:cx4="http://schemas.microsoft.com/office/drawing/2016/5/10/chartex" xmlns:cx5="http://schemas.microsoft.com/office/drawing/2016/5/11/chartex" xmlns:cx6="http://schemas.microsoft.com/office/drawing/2016/5/12/chartex" xmlns:cx7="http://schemas.microsoft.com/office/drawing/2016/5/13/chartex" xmlns:cx8="http://schemas.microsoft.com/office/drawing/2016/5/14/chartex" xmlns:mc="http://schemas.openxmlformats.org/markup-compatibility/2006" xmlns:aink="http://schemas.microsoft.com/office/drawing/2016/ink" xmlns:am3d="http://schemas.microsoft.com/office/drawing/2017/model3d" xmlns:o="urn:schemas-microsoft-com:office:office" xmlns:oel="http://schemas.microsoft.com/office/2019/extlst" xmlns:r="http://schemas.openxmlformats.org/officeDocument/2006/relationships" xmlns:m="http://schemas.openxmlformats.org/officeDocument/2006/math" xmlns:v="urn:schemas-microsoft-com:vml" xmlns:wp14="http://schemas.microsoft.com/office/word/2010/wordprocessingDrawing" xmlns:wp="http://schemas.openxmlformats.org/drawingml/2006/wordprocessingDrawing" xmlns:w10="urn:schemas-microsoft-com:office:word" xmlns:w="http://schemas.openxmlformats.org/wordprocessingml/2006/main" xmlns:w14="http://schemas.microsoft.com/office/word/2010/wordml" xmlns:w15="http://schemas.microsoft.com/office/word/2012/wordml" xmlns:w16cex="http://schemas.microsoft.com/office/word/2018/wordml/cex" xmlns:w16cid="http://schemas.microsoft.com/office/word/2016/wordml/cid" xmlns:w16="http://schemas.microsoft.com/office/word/2018/wordml" xmlns:w16du="http://schemas.microsoft.com/office/word/2023/wordml/word16du" xmlns:w16sdtdh="http://schemas.microsoft.com/office/word/2020/wordml/sdtdatahash" xmlns:w16sdtfl="http://schemas.microsoft.com/office/word/2024/wordml/sdtformatlock" xmlns:w16se="http://schemas.microsoft.com/office/word/2015/wordml/symex" xmlns:wpg="http://schemas.microsoft.com/office/word/2010/wordprocessingGroup" xmlns:wpi="http://schemas.microsoft.com/office/word/2010/wordprocessingInk" xmlns:wne="http://schemas.microsoft.com/office/word/2006/wordml" xmlns:wps="http://schemas.microsoft.com/office/word/2010/wordprocessingShape" mc:Ignorable="w14 w15 w16se w16cid w16 w16cex w16sdtdh w16sdtfl w16du wp14">
   <w:p>
     <w:pPr>
       <w:pStyle w:val="Header"/>
@@ -16877,7 +14216,7 @@
 </file>
 
 <file path=word/header5.xml><?xml version="1.0" encoding="utf-8"?>
-<w:hdr xmlns:wpc="http://schemas.microsoft.com/office/word/2010/wordprocessingCanvas" xmlns:cx="http://schemas.microsoft.com/office/drawing/2014/chartex" xmlns:cx1="http://schemas.microsoft.com/office/drawing/2015/9/8/chartex" xmlns:cx2="http://schemas.microsoft.com/office/drawing/2015/10/21/chartex" xmlns:cx3="http://schemas.microsoft.com/office/drawing/2016/5/9/chartex" xmlns:cx4="http://schemas.microsoft.com/office/drawing/2016/5/10/chartex" xmlns:cx5="http://schemas.microsoft.com/office/drawing/2016/5/11/chartex" xmlns:cx6="http://schemas.microsoft.com/office/drawing/2016/5/12/chartex" xmlns:cx7="http://schemas.microsoft.com/office/drawing/2016/5/13/chartex" xmlns:cx8="http://schemas.microsoft.com/office/drawing/2016/5/14/chartex" xmlns:mc="http://schemas.openxmlformats.org/markup-compatibility/2006" xmlns:aink="http://schemas.microsoft.com/office/drawing/2016/ink" xmlns:am3d="http://schemas.microsoft.com/office/drawing/2017/model3d" xmlns:o="urn:schemas-microsoft-com:office:office" xmlns:r="http://schemas.openxmlformats.org/officeDocument/2006/relationships" xmlns:m="http://schemas.openxmlformats.org/officeDocument/2006/math" xmlns:v="urn:schemas-microsoft-com:vml" xmlns:wp14="http://schemas.microsoft.com/office/word/2010/wordprocessingDrawing" xmlns:wp="http://schemas.openxmlformats.org/drawingml/2006/wordprocessingDrawing" xmlns:w10="urn:schemas-microsoft-com:office:word" xmlns:w="http://schemas.openxmlformats.org/wordprocessingml/2006/main" xmlns:w14="http://schemas.microsoft.com/office/word/2010/wordml" xmlns:w15="http://schemas.microsoft.com/office/word/2012/wordml" xmlns:w16cex="http://schemas.microsoft.com/office/word/2018/wordml/cex" xmlns:w16cid="http://schemas.microsoft.com/office/word/2016/wordml/cid" xmlns:w16="http://schemas.microsoft.com/office/word/2018/wordml" xmlns:w16sdtdh="http://schemas.microsoft.com/office/word/2020/wordml/sdtdatahash" xmlns:w16se="http://schemas.microsoft.com/office/word/2015/wordml/symex" xmlns:wpg="http://schemas.microsoft.com/office/word/2010/wordprocessingGroup" xmlns:wpi="http://schemas.microsoft.com/office/word/2010/wordprocessingInk" xmlns:wne="http://schemas.microsoft.com/office/word/2006/wordml" xmlns:wps="http://schemas.microsoft.com/office/word/2010/wordprocessingShape" mc:Ignorable="w14 w15 w16se w16cid w16 w16cex w16sdtdh wp14">
+<w:hdr xmlns:wpc="http://schemas.microsoft.com/office/word/2010/wordprocessingCanvas" xmlns:cx="http://schemas.microsoft.com/office/drawing/2014/chartex" xmlns:cx1="http://schemas.microsoft.com/office/drawing/2015/9/8/chartex" xmlns:cx2="http://schemas.microsoft.com/office/drawing/2015/10/21/chartex" xmlns:cx3="http://schemas.microsoft.com/office/drawing/2016/5/9/chartex" xmlns:cx4="http://schemas.microsoft.com/office/drawing/2016/5/10/chartex" xmlns:cx5="http://schemas.microsoft.com/office/drawing/2016/5/11/chartex" xmlns:cx6="http://schemas.microsoft.com/office/drawing/2016/5/12/chartex" xmlns:cx7="http://schemas.microsoft.com/office/drawing/2016/5/13/chartex" xmlns:cx8="http://schemas.microsoft.com/office/drawing/2016/5/14/chartex" xmlns:mc="http://schemas.openxmlformats.org/markup-compatibility/2006" xmlns:aink="http://schemas.microsoft.com/office/drawing/2016/ink" xmlns:am3d="http://schemas.microsoft.com/office/drawing/2017/model3d" xmlns:o="urn:schemas-microsoft-com:office:office" xmlns:oel="http://schemas.microsoft.com/office/2019/extlst" xmlns:r="http://schemas.openxmlformats.org/officeDocument/2006/relationships" xmlns:m="http://schemas.openxmlformats.org/officeDocument/2006/math" xmlns:v="urn:schemas-microsoft-com:vml" xmlns:wp14="http://schemas.microsoft.com/office/word/2010/wordprocessingDrawing" xmlns:wp="http://schemas.openxmlformats.org/drawingml/2006/wordprocessingDrawing" xmlns:w10="urn:schemas-microsoft-com:office:word" xmlns:w="http://schemas.openxmlformats.org/wordprocessingml/2006/main" xmlns:w14="http://schemas.microsoft.com/office/word/2010/wordml" xmlns:w15="http://schemas.microsoft.com/office/word/2012/wordml" xmlns:w16cex="http://schemas.microsoft.com/office/word/2018/wordml/cex" xmlns:w16cid="http://schemas.microsoft.com/office/word/2016/wordml/cid" xmlns:w16="http://schemas.microsoft.com/office/word/2018/wordml" xmlns:w16du="http://schemas.microsoft.com/office/word/2023/wordml/word16du" xmlns:w16sdtdh="http://schemas.microsoft.com/office/word/2020/wordml/sdtdatahash" xmlns:w16sdtfl="http://schemas.microsoft.com/office/word/2024/wordml/sdtformatlock" xmlns:w16se="http://schemas.microsoft.com/office/word/2015/wordml/symex" xmlns:wpg="http://schemas.microsoft.com/office/word/2010/wordprocessingGroup" xmlns:wpi="http://schemas.microsoft.com/office/word/2010/wordprocessingInk" xmlns:wne="http://schemas.microsoft.com/office/word/2006/wordml" xmlns:wps="http://schemas.microsoft.com/office/word/2010/wordprocessingShape" mc:Ignorable="w14 w15 w16se w16cid w16 w16cex w16sdtdh w16sdtfl w16du wp14">
   <w:p>
     <w:pPr>
       <w:pStyle w:val="Header"/>
@@ -16887,7 +14226,7 @@
 </file>
 
 <file path=word/header6.xml><?xml version="1.0" encoding="utf-8"?>
-<w:hdr xmlns:wpc="http://schemas.microsoft.com/office/word/2010/wordprocessingCanvas" xmlns:cx="http://schemas.microsoft.com/office/drawing/2014/chartex" xmlns:cx1="http://schemas.microsoft.com/office/drawing/2015/9/8/chartex" xmlns:cx2="http://schemas.microsoft.com/office/drawing/2015/10/21/chartex" xmlns:cx3="http://schemas.microsoft.com/office/drawing/2016/5/9/chartex" xmlns:cx4="http://schemas.microsoft.com/office/drawing/2016/5/10/chartex" xmlns:cx5="http://schemas.microsoft.com/office/drawing/2016/5/11/chartex" xmlns:cx6="http://schemas.microsoft.com/office/drawing/2016/5/12/chartex" xmlns:cx7="http://schemas.microsoft.com/office/drawing/2016/5/13/chartex" xmlns:cx8="http://schemas.microsoft.com/office/drawing/2016/5/14/chartex" xmlns:mc="http://schemas.openxmlformats.org/markup-compatibility/2006" xmlns:aink="http://schemas.microsoft.com/office/drawing/2016/ink" xmlns:am3d="http://schemas.microsoft.com/office/drawing/2017/model3d" xmlns:o="urn:schemas-microsoft-com:office:office" xmlns:r="http://schemas.openxmlformats.org/officeDocument/2006/relationships" xmlns:m="http://schemas.openxmlformats.org/officeDocument/2006/math" xmlns:v="urn:schemas-microsoft-com:vml" xmlns:wp14="http://schemas.microsoft.com/office/word/2010/wordprocessingDrawing" xmlns:wp="http://schemas.openxmlformats.org/drawingml/2006/wordprocessingDrawing" xmlns:w10="urn:schemas-microsoft-com:office:word" xmlns:w="http://schemas.openxmlformats.org/wordprocessingml/2006/main" xmlns:w14="http://schemas.microsoft.com/office/word/2010/wordml" xmlns:w15="http://schemas.microsoft.com/office/word/2012/wordml" xmlns:w16cex="http://schemas.microsoft.com/office/word/2018/wordml/cex" xmlns:w16cid="http://schemas.microsoft.com/office/word/2016/wordml/cid" xmlns:w16="http://schemas.microsoft.com/office/word/2018/wordml" xmlns:w16sdtdh="http://schemas.microsoft.com/office/word/2020/wordml/sdtdatahash" xmlns:w16se="http://schemas.microsoft.com/office/word/2015/wordml/symex" xmlns:wpg="http://schemas.microsoft.com/office/word/2010/wordprocessingGroup" xmlns:wpi="http://schemas.microsoft.com/office/word/2010/wordprocessingInk" xmlns:wne="http://schemas.microsoft.com/office/word/2006/wordml" xmlns:wps="http://schemas.microsoft.com/office/word/2010/wordprocessingShape" mc:Ignorable="w14 w15 w16se w16cid w16 w16cex w16sdtdh wp14">
+<w:hdr xmlns:wpc="http://schemas.microsoft.com/office/word/2010/wordprocessingCanvas" xmlns:cx="http://schemas.microsoft.com/office/drawing/2014/chartex" xmlns:cx1="http://schemas.microsoft.com/office/drawing/2015/9/8/chartex" xmlns:cx2="http://schemas.microsoft.com/office/drawing/2015/10/21/chartex" xmlns:cx3="http://schemas.microsoft.com/office/drawing/2016/5/9/chartex" xmlns:cx4="http://schemas.microsoft.com/office/drawing/2016/5/10/chartex" xmlns:cx5="http://schemas.microsoft.com/office/drawing/2016/5/11/chartex" xmlns:cx6="http://schemas.microsoft.com/office/drawing/2016/5/12/chartex" xmlns:cx7="http://schemas.microsoft.com/office/drawing/2016/5/13/chartex" xmlns:cx8="http://schemas.microsoft.com/office/drawing/2016/5/14/chartex" xmlns:mc="http://schemas.openxmlformats.org/markup-compatibility/2006" xmlns:aink="http://schemas.microsoft.com/office/drawing/2016/ink" xmlns:am3d="http://schemas.microsoft.com/office/drawing/2017/model3d" xmlns:o="urn:schemas-microsoft-com:office:office" xmlns:oel="http://schemas.microsoft.com/office/2019/extlst" xmlns:r="http://schemas.openxmlformats.org/officeDocument/2006/relationships" xmlns:m="http://schemas.openxmlformats.org/officeDocument/2006/math" xmlns:v="urn:schemas-microsoft-com:vml" xmlns:wp14="http://schemas.microsoft.com/office/word/2010/wordprocessingDrawing" xmlns:wp="http://schemas.openxmlformats.org/drawingml/2006/wordprocessingDrawing" xmlns:w10="urn:schemas-microsoft-com:office:word" xmlns:w="http://schemas.openxmlformats.org/wordprocessingml/2006/main" xmlns:w14="http://schemas.microsoft.com/office/word/2010/wordml" xmlns:w15="http://schemas.microsoft.com/office/word/2012/wordml" xmlns:w16cex="http://schemas.microsoft.com/office/word/2018/wordml/cex" xmlns:w16cid="http://schemas.microsoft.com/office/word/2016/wordml/cid" xmlns:w16="http://schemas.microsoft.com/office/word/2018/wordml" xmlns:w16du="http://schemas.microsoft.com/office/word/2023/wordml/word16du" xmlns:w16sdtdh="http://schemas.microsoft.com/office/word/2020/wordml/sdtdatahash" xmlns:w16sdtfl="http://schemas.microsoft.com/office/word/2024/wordml/sdtformatlock" xmlns:w16se="http://schemas.microsoft.com/office/word/2015/wordml/symex" xmlns:wpg="http://schemas.microsoft.com/office/word/2010/wordprocessingGroup" xmlns:wpi="http://schemas.microsoft.com/office/word/2010/wordprocessingInk" xmlns:wne="http://schemas.microsoft.com/office/word/2006/wordml" xmlns:wps="http://schemas.microsoft.com/office/word/2010/wordprocessingShape" mc:Ignorable="w14 w15 w16se w16cid w16 w16cex w16sdtdh w16sdtfl w16du wp14">
   <w:p>
     <w:pPr>
       <w:pStyle w:val="Header"/>
@@ -16897,7 +14236,7 @@
 </file>
 
 <file path=word/numbering.xml><?xml version="1.0" encoding="utf-8"?>
-<w:numbering xmlns:wpc="http://schemas.microsoft.com/office/word/2010/wordprocessingCanvas" xmlns:cx="http://schemas.microsoft.com/office/drawing/2014/chartex" xmlns:cx1="http://schemas.microsoft.com/office/drawing/2015/9/8/chartex" xmlns:cx2="http://schemas.microsoft.com/office/drawing/2015/10/21/chartex" xmlns:cx3="http://schemas.microsoft.com/office/drawing/2016/5/9/chartex" xmlns:cx4="http://schemas.microsoft.com/office/drawing/2016/5/10/chartex" xmlns:cx5="http://schemas.microsoft.com/office/drawing/2016/5/11/chartex" xmlns:cx6="http://schemas.microsoft.com/office/drawing/2016/5/12/chartex" xmlns:cx7="http://schemas.microsoft.com/office/drawing/2016/5/13/chartex" xmlns:cx8="http://schemas.microsoft.com/office/drawing/2016/5/14/chartex" xmlns:mc="http://schemas.openxmlformats.org/markup-compatibility/2006" xmlns:aink="http://schemas.microsoft.com/office/drawing/2016/ink" xmlns:am3d="http://schemas.microsoft.com/office/drawing/2017/model3d" xmlns:o="urn:schemas-microsoft-com:office:office" xmlns:r="http://schemas.openxmlformats.org/officeDocument/2006/relationships" xmlns:m="http://schemas.openxmlformats.org/officeDocument/2006/math" xmlns:v="urn:schemas-microsoft-com:vml" xmlns:wp14="http://schemas.microsoft.com/office/word/2010/wordprocessingDrawing" xmlns:wp="http://schemas.openxmlformats.org/drawingml/2006/wordprocessingDrawing" xmlns:w10="urn:schemas-microsoft-com:office:word" xmlns:w="http://schemas.openxmlformats.org/wordprocessingml/2006/main" xmlns:w14="http://schemas.microsoft.com/office/word/2010/wordml" xmlns:w15="http://schemas.microsoft.com/office/word/2012/wordml" xmlns:w16cex="http://schemas.microsoft.com/office/word/2018/wordml/cex" xmlns:w16cid="http://schemas.microsoft.com/office/word/2016/wordml/cid" xmlns:w16="http://schemas.microsoft.com/office/word/2018/wordml" xmlns:w16sdtdh="http://schemas.microsoft.com/office/word/2020/wordml/sdtdatahash" xmlns:w16se="http://schemas.microsoft.com/office/word/2015/wordml/symex" xmlns:wpg="http://schemas.microsoft.com/office/word/2010/wordprocessingGroup" xmlns:wpi="http://schemas.microsoft.com/office/word/2010/wordprocessingInk" xmlns:wne="http://schemas.microsoft.com/office/word/2006/wordml" xmlns:wps="http://schemas.microsoft.com/office/word/2010/wordprocessingShape" mc:Ignorable="w14 w15 w16se w16cid w16 w16cex w16sdtdh wp14">
+<w:numbering xmlns:wpc="http://schemas.microsoft.com/office/word/2010/wordprocessingCanvas" xmlns:cx="http://schemas.microsoft.com/office/drawing/2014/chartex" xmlns:cx1="http://schemas.microsoft.com/office/drawing/2015/9/8/chartex" xmlns:cx2="http://schemas.microsoft.com/office/drawing/2015/10/21/chartex" xmlns:cx3="http://schemas.microsoft.com/office/drawing/2016/5/9/chartex" xmlns:cx4="http://schemas.microsoft.com/office/drawing/2016/5/10/chartex" xmlns:cx5="http://schemas.microsoft.com/office/drawing/2016/5/11/chartex" xmlns:cx6="http://schemas.microsoft.com/office/drawing/2016/5/12/chartex" xmlns:cx7="http://schemas.microsoft.com/office/drawing/2016/5/13/chartex" xmlns:cx8="http://schemas.microsoft.com/office/drawing/2016/5/14/chartex" xmlns:mc="http://schemas.openxmlformats.org/markup-compatibility/2006" xmlns:aink="http://schemas.microsoft.com/office/drawing/2016/ink" xmlns:am3d="http://schemas.microsoft.com/office/drawing/2017/model3d" xmlns:o="urn:schemas-microsoft-com:office:office" xmlns:oel="http://schemas.microsoft.com/office/2019/extlst" xmlns:r="http://schemas.openxmlformats.org/officeDocument/2006/relationships" xmlns:m="http://schemas.openxmlformats.org/officeDocument/2006/math" xmlns:v="urn:schemas-microsoft-com:vml" xmlns:wp14="http://schemas.microsoft.com/office/word/2010/wordprocessingDrawing" xmlns:wp="http://schemas.openxmlformats.org/drawingml/2006/wordprocessingDrawing" xmlns:w10="urn:schemas-microsoft-com:office:word" xmlns:w="http://schemas.openxmlformats.org/wordprocessingml/2006/main" xmlns:w14="http://schemas.microsoft.com/office/word/2010/wordml" xmlns:w15="http://schemas.microsoft.com/office/word/2012/wordml" xmlns:w16cex="http://schemas.microsoft.com/office/word/2018/wordml/cex" xmlns:w16cid="http://schemas.microsoft.com/office/word/2016/wordml/cid" xmlns:w16="http://schemas.microsoft.com/office/word/2018/wordml" xmlns:w16du="http://schemas.microsoft.com/office/word/2023/wordml/word16du" xmlns:w16sdtdh="http://schemas.microsoft.com/office/word/2020/wordml/sdtdatahash" xmlns:w16sdtfl="http://schemas.microsoft.com/office/word/2024/wordml/sdtformatlock" xmlns:w16se="http://schemas.microsoft.com/office/word/2015/wordml/symex" xmlns:wpg="http://schemas.microsoft.com/office/word/2010/wordprocessingGroup" xmlns:wpi="http://schemas.microsoft.com/office/word/2010/wordprocessingInk" xmlns:wne="http://schemas.microsoft.com/office/word/2006/wordml" xmlns:wps="http://schemas.microsoft.com/office/word/2010/wordprocessingShape" mc:Ignorable="w14 w15 w16se w16cid w16 w16cex w16sdtdh w16sdtfl w16du wp14">
   <w:abstractNum w:abstractNumId="0" w15:restartNumberingAfterBreak="0">
     <w:nsid w:val="23105C0C"/>
     <w:multiLevelType w:val="multilevel"/>
@@ -17670,32 +15009,32 @@
       </w:rPr>
     </w:lvl>
   </w:abstractNum>
-  <w:num w:numId="1">
+  <w:num w:numId="1" w16cid:durableId="823275310">
     <w:abstractNumId w:val="4"/>
   </w:num>
-  <w:num w:numId="2">
+  <w:num w:numId="2" w16cid:durableId="377123007">
     <w:abstractNumId w:val="0"/>
   </w:num>
-  <w:num w:numId="3">
+  <w:num w:numId="3" w16cid:durableId="999309339">
     <w:abstractNumId w:val="1"/>
   </w:num>
-  <w:num w:numId="4">
+  <w:num w:numId="4" w16cid:durableId="172696457">
     <w:abstractNumId w:val="2"/>
   </w:num>
-  <w:num w:numId="5">
+  <w:num w:numId="5" w16cid:durableId="1064059471">
     <w:abstractNumId w:val="6"/>
   </w:num>
-  <w:num w:numId="6">
+  <w:num w:numId="6" w16cid:durableId="1807116319">
     <w:abstractNumId w:val="5"/>
   </w:num>
-  <w:num w:numId="7">
+  <w:num w:numId="7" w16cid:durableId="1354574671">
     <w:abstractNumId w:val="3"/>
   </w:num>
 </w:numbering>
 </file>
 
 <file path=word/styles.xml><?xml version="1.0" encoding="utf-8"?>
-<w:styles xmlns:mc="http://schemas.openxmlformats.org/markup-compatibility/2006" xmlns:r="http://schemas.openxmlformats.org/officeDocument/2006/relationships" xmlns:w="http://schemas.openxmlformats.org/wordprocessingml/2006/main" xmlns:w14="http://schemas.microsoft.com/office/word/2010/wordml" xmlns:w15="http://schemas.microsoft.com/office/word/2012/wordml" xmlns:w16cex="http://schemas.microsoft.com/office/word/2018/wordml/cex" xmlns:w16cid="http://schemas.microsoft.com/office/word/2016/wordml/cid" xmlns:w16="http://schemas.microsoft.com/office/word/2018/wordml" xmlns:w16sdtdh="http://schemas.microsoft.com/office/word/2020/wordml/sdtdatahash" xmlns:w16se="http://schemas.microsoft.com/office/word/2015/wordml/symex" mc:Ignorable="w14 w15 w16se w16cid w16 w16cex w16sdtdh">
+<w:styles xmlns:mc="http://schemas.openxmlformats.org/markup-compatibility/2006" xmlns:r="http://schemas.openxmlformats.org/officeDocument/2006/relationships" xmlns:w="http://schemas.openxmlformats.org/wordprocessingml/2006/main" xmlns:w14="http://schemas.microsoft.com/office/word/2010/wordml" xmlns:w15="http://schemas.microsoft.com/office/word/2012/wordml" xmlns:w16cex="http://schemas.microsoft.com/office/word/2018/wordml/cex" xmlns:w16cid="http://schemas.microsoft.com/office/word/2016/wordml/cid" xmlns:w16="http://schemas.microsoft.com/office/word/2018/wordml" xmlns:w16du="http://schemas.microsoft.com/office/word/2023/wordml/word16du" xmlns:w16sdtdh="http://schemas.microsoft.com/office/word/2020/wordml/sdtdatahash" xmlns:w16sdtfl="http://schemas.microsoft.com/office/word/2024/wordml/sdtformatlock" xmlns:w16se="http://schemas.microsoft.com/office/word/2015/wordml/symex" mc:Ignorable="w14 w15 w16se w16cid w16 w16cex w16sdtdh w16sdtfl w16du">
   <w:docDefaults>
     <w:rPrDefault>
       <w:rPr>
